--- a/20_oct_eric/TK2-W8-S21-R3.docx
+++ b/20_oct_eric/TK2-W8-S21-R3.docx
@@ -18,6 +18,7 @@
           <w:szCs w:val="36"/>
         </w:rPr>
       </w:pPr>
+      <w:proofErr w:type="spellStart"/>
       <w:r>
         <w:rPr>
           <w:rFonts w:ascii="Arial" w:hAnsi="Arial" w:cs="Arial"/>
@@ -25,8 +26,9 @@
           <w:sz w:val="36"/>
           <w:szCs w:val="36"/>
         </w:rPr>
-        <w:t xml:space="preserve">Tugas </w:t>
-      </w:r>
+        <w:t>Tugas</w:t>
+      </w:r>
+      <w:proofErr w:type="spellEnd"/>
       <w:r>
         <w:rPr>
           <w:rFonts w:ascii="Arial" w:hAnsi="Arial" w:cs="Arial"/>
@@ -34,8 +36,19 @@
           <w:sz w:val="36"/>
           <w:szCs w:val="36"/>
         </w:rPr>
+        <w:t xml:space="preserve"> </w:t>
+      </w:r>
+      <w:proofErr w:type="spellStart"/>
+      <w:r>
+        <w:rPr>
+          <w:rFonts w:ascii="Arial" w:hAnsi="Arial" w:cs="Arial"/>
+          <w:color w:val="auto"/>
+          <w:sz w:val="36"/>
+          <w:szCs w:val="36"/>
+        </w:rPr>
         <w:t>Kelompok</w:t>
       </w:r>
+      <w:proofErr w:type="spellEnd"/>
       <w:r>
         <w:rPr>
           <w:rFonts w:ascii="Arial" w:hAnsi="Arial" w:cs="Arial"/>
@@ -125,7 +138,21 @@
         <w:rPr>
           <w:color w:val="000000"/>
         </w:rPr>
-        <w:t>LO 2: Analyzing a program to solve problems using the C language.</w:t>
+        <w:t xml:space="preserve">LO 2: </w:t>
+      </w:r>
+      <w:proofErr w:type="spellStart"/>
+      <w:r>
+        <w:rPr>
+          <w:color w:val="000000"/>
+        </w:rPr>
+        <w:t>Analyzing</w:t>
+      </w:r>
+      <w:proofErr w:type="spellEnd"/>
+      <w:r>
+        <w:rPr>
+          <w:color w:val="000000"/>
+        </w:rPr>
+        <w:t xml:space="preserve"> a program to solve problems using the C language.</w:t>
       </w:r>
     </w:p>
     <w:p>
@@ -162,6 +189,7 @@
           <w:color w:val="000000"/>
         </w:rPr>
       </w:pPr>
+      <w:proofErr w:type="spellStart"/>
       <w:r>
         <w:rPr>
           <w:b/>
@@ -170,6 +198,7 @@
         </w:rPr>
         <w:t>Relevansi</w:t>
       </w:r>
+      <w:proofErr w:type="spellEnd"/>
     </w:p>
     <w:tbl>
       <w:tblPr>
@@ -178,9 +207,9 @@
         <w:tblLook w:val="04A0" w:firstRow="1" w:lastRow="0" w:firstColumn="1" w:lastColumn="0" w:noHBand="0" w:noVBand="1"/>
       </w:tblPr>
       <w:tblGrid>
-        <w:gridCol w:w="1093"/>
-        <w:gridCol w:w="2093"/>
-        <w:gridCol w:w="4968"/>
+        <w:gridCol w:w="1079"/>
+        <w:gridCol w:w="2054"/>
+        <w:gridCol w:w="4805"/>
       </w:tblGrid>
       <w:tr>
         <w:trPr>
@@ -267,6 +296,7 @@
                 <w:lang w:eastAsia="zh-CN"/>
               </w:rPr>
             </w:pPr>
+            <w:proofErr w:type="spellStart"/>
             <w:r>
               <w:rPr>
                 <w:rFonts w:ascii="Times New Roman" w:eastAsia="Times New Roman" w:hAnsi="Times New Roman" w:cs="Times New Roman"/>
@@ -277,6 +307,7 @@
               </w:rPr>
               <w:t>Relevansi</w:t>
             </w:r>
+            <w:proofErr w:type="spellEnd"/>
           </w:p>
         </w:tc>
       </w:tr>
@@ -365,6 +396,7 @@
                 <w:lang w:eastAsia="zh-CN"/>
               </w:rPr>
             </w:pPr>
+            <w:proofErr w:type="spellStart"/>
             <w:r>
               <w:rPr>
                 <w:rFonts w:ascii="Times New Roman" w:eastAsia="Times New Roman" w:hAnsi="Times New Roman" w:cs="Times New Roman"/>
@@ -373,8 +405,97 @@
                 <w:szCs w:val="24"/>
                 <w:lang w:eastAsia="zh-CN"/>
               </w:rPr>
-              <w:t>Digunakan untuk representasi dan manipulasi data siswa</w:t>
+              <w:t>Digunakan</w:t>
             </w:r>
+            <w:proofErr w:type="spellEnd"/>
+            <w:r>
+              <w:rPr>
+                <w:rFonts w:ascii="Times New Roman" w:eastAsia="Times New Roman" w:hAnsi="Times New Roman" w:cs="Times New Roman"/>
+                <w:color w:val="auto"/>
+                <w:sz w:val="24"/>
+                <w:szCs w:val="24"/>
+                <w:lang w:eastAsia="zh-CN"/>
+              </w:rPr>
+              <w:t xml:space="preserve"> </w:t>
+            </w:r>
+            <w:proofErr w:type="spellStart"/>
+            <w:r>
+              <w:rPr>
+                <w:rFonts w:ascii="Times New Roman" w:eastAsia="Times New Roman" w:hAnsi="Times New Roman" w:cs="Times New Roman"/>
+                <w:color w:val="auto"/>
+                <w:sz w:val="24"/>
+                <w:szCs w:val="24"/>
+                <w:lang w:eastAsia="zh-CN"/>
+              </w:rPr>
+              <w:t>untuk</w:t>
+            </w:r>
+            <w:proofErr w:type="spellEnd"/>
+            <w:r>
+              <w:rPr>
+                <w:rFonts w:ascii="Times New Roman" w:eastAsia="Times New Roman" w:hAnsi="Times New Roman" w:cs="Times New Roman"/>
+                <w:color w:val="auto"/>
+                <w:sz w:val="24"/>
+                <w:szCs w:val="24"/>
+                <w:lang w:eastAsia="zh-CN"/>
+              </w:rPr>
+              <w:t xml:space="preserve"> </w:t>
+            </w:r>
+            <w:proofErr w:type="spellStart"/>
+            <w:r>
+              <w:rPr>
+                <w:rFonts w:ascii="Times New Roman" w:eastAsia="Times New Roman" w:hAnsi="Times New Roman" w:cs="Times New Roman"/>
+                <w:color w:val="auto"/>
+                <w:sz w:val="24"/>
+                <w:szCs w:val="24"/>
+                <w:lang w:eastAsia="zh-CN"/>
+              </w:rPr>
+              <w:t>representasi</w:t>
+            </w:r>
+            <w:proofErr w:type="spellEnd"/>
+            <w:r>
+              <w:rPr>
+                <w:rFonts w:ascii="Times New Roman" w:eastAsia="Times New Roman" w:hAnsi="Times New Roman" w:cs="Times New Roman"/>
+                <w:color w:val="auto"/>
+                <w:sz w:val="24"/>
+                <w:szCs w:val="24"/>
+                <w:lang w:eastAsia="zh-CN"/>
+              </w:rPr>
+              <w:t xml:space="preserve"> dan </w:t>
+            </w:r>
+            <w:proofErr w:type="spellStart"/>
+            <w:r>
+              <w:rPr>
+                <w:rFonts w:ascii="Times New Roman" w:eastAsia="Times New Roman" w:hAnsi="Times New Roman" w:cs="Times New Roman"/>
+                <w:color w:val="auto"/>
+                <w:sz w:val="24"/>
+                <w:szCs w:val="24"/>
+                <w:lang w:eastAsia="zh-CN"/>
+              </w:rPr>
+              <w:t>manipulasi</w:t>
+            </w:r>
+            <w:proofErr w:type="spellEnd"/>
+            <w:r>
+              <w:rPr>
+                <w:rFonts w:ascii="Times New Roman" w:eastAsia="Times New Roman" w:hAnsi="Times New Roman" w:cs="Times New Roman"/>
+                <w:color w:val="auto"/>
+                <w:sz w:val="24"/>
+                <w:szCs w:val="24"/>
+                <w:lang w:eastAsia="zh-CN"/>
+              </w:rPr>
+              <w:t xml:space="preserve"> data </w:t>
+            </w:r>
+            <w:proofErr w:type="spellStart"/>
+            <w:r>
+              <w:rPr>
+                <w:rFonts w:ascii="Times New Roman" w:eastAsia="Times New Roman" w:hAnsi="Times New Roman" w:cs="Times New Roman"/>
+                <w:color w:val="auto"/>
+                <w:sz w:val="24"/>
+                <w:szCs w:val="24"/>
+                <w:lang w:eastAsia="zh-CN"/>
+              </w:rPr>
+              <w:t>siswa</w:t>
+            </w:r>
+            <w:proofErr w:type="spellEnd"/>
           </w:p>
         </w:tc>
       </w:tr>
@@ -460,6 +581,7 @@
                 <w:lang w:eastAsia="zh-CN"/>
               </w:rPr>
             </w:pPr>
+            <w:proofErr w:type="spellStart"/>
             <w:r>
               <w:rPr>
                 <w:rFonts w:ascii="Times New Roman" w:eastAsia="Times New Roman" w:hAnsi="Times New Roman" w:cs="Times New Roman"/>
@@ -470,8 +592,35 @@
                 <w:szCs w:val="24"/>
                 <w:lang w:eastAsia="zh-CN"/>
               </w:rPr>
-              <w:t>Langsung berkaitan</w:t>
+              <w:t>Langsung</w:t>
             </w:r>
+            <w:proofErr w:type="spellEnd"/>
+            <w:r>
+              <w:rPr>
+                <w:rFonts w:ascii="Times New Roman" w:eastAsia="Times New Roman" w:hAnsi="Times New Roman" w:cs="Times New Roman"/>
+                <w:b/>
+                <w:bCs/>
+                <w:color w:val="auto"/>
+                <w:sz w:val="24"/>
+                <w:szCs w:val="24"/>
+                <w:lang w:eastAsia="zh-CN"/>
+              </w:rPr>
+              <w:t xml:space="preserve"> </w:t>
+            </w:r>
+            <w:proofErr w:type="spellStart"/>
+            <w:r>
+              <w:rPr>
+                <w:rFonts w:ascii="Times New Roman" w:eastAsia="Times New Roman" w:hAnsi="Times New Roman" w:cs="Times New Roman"/>
+                <w:b/>
+                <w:bCs/>
+                <w:color w:val="auto"/>
+                <w:sz w:val="24"/>
+                <w:szCs w:val="24"/>
+                <w:lang w:eastAsia="zh-CN"/>
+              </w:rPr>
+              <w:t>berkaitan</w:t>
+            </w:r>
+            <w:proofErr w:type="spellEnd"/>
             <w:r>
               <w:rPr>
                 <w:rFonts w:ascii="Times New Roman" w:eastAsia="Times New Roman" w:hAnsi="Times New Roman" w:cs="Times New Roman"/>
@@ -480,7 +629,51 @@
                 <w:szCs w:val="24"/>
                 <w:lang w:eastAsia="zh-CN"/>
               </w:rPr>
-              <w:t xml:space="preserve"> dengan tugas </w:t>
+              <w:t xml:space="preserve"> </w:t>
+            </w:r>
+            <w:proofErr w:type="spellStart"/>
+            <w:r>
+              <w:rPr>
+                <w:rFonts w:ascii="Times New Roman" w:eastAsia="Times New Roman" w:hAnsi="Times New Roman" w:cs="Times New Roman"/>
+                <w:color w:val="auto"/>
+                <w:sz w:val="24"/>
+                <w:szCs w:val="24"/>
+                <w:lang w:eastAsia="zh-CN"/>
+              </w:rPr>
+              <w:t>dengan</w:t>
+            </w:r>
+            <w:proofErr w:type="spellEnd"/>
+            <w:r>
+              <w:rPr>
+                <w:rFonts w:ascii="Times New Roman" w:eastAsia="Times New Roman" w:hAnsi="Times New Roman" w:cs="Times New Roman"/>
+                <w:color w:val="auto"/>
+                <w:sz w:val="24"/>
+                <w:szCs w:val="24"/>
+                <w:lang w:eastAsia="zh-CN"/>
+              </w:rPr>
+              <w:t xml:space="preserve"> </w:t>
+            </w:r>
+            <w:proofErr w:type="spellStart"/>
+            <w:r>
+              <w:rPr>
+                <w:rFonts w:ascii="Times New Roman" w:eastAsia="Times New Roman" w:hAnsi="Times New Roman" w:cs="Times New Roman"/>
+                <w:color w:val="auto"/>
+                <w:sz w:val="24"/>
+                <w:szCs w:val="24"/>
+                <w:lang w:eastAsia="zh-CN"/>
+              </w:rPr>
+              <w:t>tugas</w:t>
+            </w:r>
+            <w:proofErr w:type="spellEnd"/>
+            <w:r>
+              <w:rPr>
+                <w:rFonts w:ascii="Times New Roman" w:eastAsia="Times New Roman" w:hAnsi="Times New Roman" w:cs="Times New Roman"/>
+                <w:color w:val="auto"/>
+                <w:sz w:val="24"/>
+                <w:szCs w:val="24"/>
+                <w:lang w:eastAsia="zh-CN"/>
+              </w:rPr>
+              <w:t xml:space="preserve"> </w:t>
             </w:r>
             <w:r>
               <w:rPr>
@@ -502,6 +695,7 @@
               </w:rPr>
               <w:t xml:space="preserve">2 </w:t>
             </w:r>
+            <w:proofErr w:type="spellStart"/>
             <w:r>
               <w:rPr>
                 <w:rFonts w:ascii="Times New Roman" w:eastAsia="Times New Roman" w:hAnsi="Times New Roman" w:cs="Times New Roman"/>
@@ -512,6 +706,7 @@
               </w:rPr>
               <w:t>terkait</w:t>
             </w:r>
+            <w:proofErr w:type="spellEnd"/>
             <w:r>
               <w:rPr>
                 <w:rFonts w:ascii="Times New Roman" w:eastAsia="Times New Roman" w:hAnsi="Times New Roman" w:cs="Times New Roman"/>
@@ -520,8 +715,42 @@
                 <w:szCs w:val="24"/>
                 <w:lang w:eastAsia="zh-CN"/>
               </w:rPr>
-              <w:t xml:space="preserve"> alokasi memori</w:t>
+              <w:t xml:space="preserve"> </w:t>
             </w:r>
+            <w:proofErr w:type="spellStart"/>
+            <w:r>
+              <w:rPr>
+                <w:rFonts w:ascii="Times New Roman" w:eastAsia="Times New Roman" w:hAnsi="Times New Roman" w:cs="Times New Roman"/>
+                <w:color w:val="auto"/>
+                <w:sz w:val="24"/>
+                <w:szCs w:val="24"/>
+                <w:lang w:eastAsia="zh-CN"/>
+              </w:rPr>
+              <w:t>alokasi</w:t>
+            </w:r>
+            <w:proofErr w:type="spellEnd"/>
+            <w:r>
+              <w:rPr>
+                <w:rFonts w:ascii="Times New Roman" w:eastAsia="Times New Roman" w:hAnsi="Times New Roman" w:cs="Times New Roman"/>
+                <w:color w:val="auto"/>
+                <w:sz w:val="24"/>
+                <w:szCs w:val="24"/>
+                <w:lang w:eastAsia="zh-CN"/>
+              </w:rPr>
+              <w:t xml:space="preserve"> </w:t>
+            </w:r>
+            <w:proofErr w:type="spellStart"/>
+            <w:r>
+              <w:rPr>
+                <w:rFonts w:ascii="Times New Roman" w:eastAsia="Times New Roman" w:hAnsi="Times New Roman" w:cs="Times New Roman"/>
+                <w:color w:val="auto"/>
+                <w:sz w:val="24"/>
+                <w:szCs w:val="24"/>
+                <w:lang w:eastAsia="zh-CN"/>
+              </w:rPr>
+              <w:t>memori</w:t>
+            </w:r>
+            <w:proofErr w:type="spellEnd"/>
           </w:p>
         </w:tc>
       </w:tr>
@@ -585,6 +814,7 @@
         </w:rPr>
         <w:t xml:space="preserve">Divisi </w:t>
       </w:r>
+      <w:proofErr w:type="spellStart"/>
       <w:r>
         <w:rPr>
           <w:rFonts w:ascii="Times New Roman" w:eastAsia="Times New Roman" w:hAnsi="Times New Roman" w:cs="Times New Roman"/>
@@ -595,18 +825,9 @@
           <w:szCs w:val="24"/>
           <w:lang w:eastAsia="zh-CN"/>
         </w:rPr>
-        <w:t>Algoritma dan Pemrograman Dasar</w:t>
-      </w:r>
-      <w:r>
-        <w:rPr>
-          <w:rFonts w:ascii="Times New Roman" w:eastAsia="Times New Roman" w:hAnsi="Times New Roman" w:cs="Times New Roman"/>
-          <w:color w:val="auto"/>
-          <w:sz w:val="24"/>
-          <w:szCs w:val="24"/>
-          <w:lang w:eastAsia="zh-CN"/>
-        </w:rPr>
-        <w:t xml:space="preserve"> di </w:t>
-      </w:r>
+        <w:t>Algoritma</w:t>
+      </w:r>
+      <w:proofErr w:type="spellEnd"/>
       <w:r>
         <w:rPr>
           <w:rFonts w:ascii="Times New Roman" w:eastAsia="Times New Roman" w:hAnsi="Times New Roman" w:cs="Times New Roman"/>
@@ -617,41 +838,9 @@
           <w:szCs w:val="24"/>
           <w:lang w:eastAsia="zh-CN"/>
         </w:rPr>
-        <w:t>Lembaga Pelatihan Teknologi Nusantara</w:t>
-      </w:r>
-      <w:r>
-        <w:rPr>
-          <w:rFonts w:ascii="Times New Roman" w:eastAsia="Times New Roman" w:hAnsi="Times New Roman" w:cs="Times New Roman"/>
-          <w:color w:val="auto"/>
-          <w:sz w:val="24"/>
-          <w:szCs w:val="24"/>
-          <w:lang w:eastAsia="zh-CN"/>
-        </w:rPr>
-        <w:t xml:space="preserve"> sedang mengembangkan modul simulasi manajemen database sederhana menggunakan file. Modul ini akan digunakan oleh peserta pelatihan untuk memahami bagaimana sistem akademik menyimpan dan mengelola data siswa secara aman.</w:t>
-      </w:r>
-    </w:p>
-    <w:p>
-      <w:pPr>
-        <w:shd w:val="clear" w:color="auto" w:fill="auto"/>
-        <w:spacing w:before="100" w:beforeAutospacing="1" w:after="100" w:afterAutospacing="1" w:line="360" w:lineRule="auto"/>
-        <w:rPr>
-          <w:rFonts w:ascii="Times New Roman" w:eastAsia="Times New Roman" w:hAnsi="Times New Roman" w:cs="Times New Roman"/>
-          <w:color w:val="auto"/>
-          <w:sz w:val="24"/>
-          <w:szCs w:val="24"/>
-          <w:lang w:eastAsia="zh-CN"/>
-        </w:rPr>
-      </w:pPr>
-      <w:r>
-        <w:rPr>
-          <w:rFonts w:ascii="Times New Roman" w:eastAsia="Times New Roman" w:hAnsi="Times New Roman" w:cs="Times New Roman"/>
-          <w:color w:val="auto"/>
-          <w:sz w:val="24"/>
-          <w:szCs w:val="24"/>
-          <w:lang w:eastAsia="zh-CN"/>
-        </w:rPr>
-        <w:t xml:space="preserve">Sebagai tim pengembang magang, Anda dan kelompok Anda ditugaskan untuk merancang spesifikasi program pengelolaan database siswa berbasis file dengan operasi </w:t>
-      </w:r>
+        <w:t xml:space="preserve"> dan </w:t>
+      </w:r>
+      <w:proofErr w:type="spellStart"/>
       <w:r>
         <w:rPr>
           <w:rFonts w:ascii="Times New Roman" w:eastAsia="Times New Roman" w:hAnsi="Times New Roman" w:cs="Times New Roman"/>
@@ -662,18 +851,9 @@
           <w:szCs w:val="24"/>
           <w:lang w:eastAsia="zh-CN"/>
         </w:rPr>
-        <w:t>menambah</w:t>
-      </w:r>
-      <w:r>
-        <w:rPr>
-          <w:rFonts w:ascii="Times New Roman" w:eastAsia="Times New Roman" w:hAnsi="Times New Roman" w:cs="Times New Roman"/>
-          <w:color w:val="auto"/>
-          <w:sz w:val="24"/>
-          <w:szCs w:val="24"/>
-          <w:lang w:eastAsia="zh-CN"/>
-        </w:rPr>
-        <w:t xml:space="preserve">, </w:t>
-      </w:r>
+        <w:t>Pemrograman</w:t>
+      </w:r>
+      <w:proofErr w:type="spellEnd"/>
       <w:r>
         <w:rPr>
           <w:rFonts w:ascii="Times New Roman" w:eastAsia="Times New Roman" w:hAnsi="Times New Roman" w:cs="Times New Roman"/>
@@ -684,7 +864,7 @@
           <w:szCs w:val="24"/>
           <w:lang w:eastAsia="zh-CN"/>
         </w:rPr>
-        <w:t>menghapus</w:t>
+        <w:t xml:space="preserve"> Dasar</w:t>
       </w:r>
       <w:r>
         <w:rPr>
@@ -694,7 +874,7 @@
           <w:szCs w:val="24"/>
           <w:lang w:eastAsia="zh-CN"/>
         </w:rPr>
-        <w:t xml:space="preserve">, dan </w:t>
+        <w:t xml:space="preserve"> di </w:t>
       </w:r>
       <w:r>
         <w:rPr>
@@ -706,8 +886,937 @@
           <w:szCs w:val="24"/>
           <w:lang w:eastAsia="zh-CN"/>
         </w:rPr>
+        <w:t xml:space="preserve">Lembaga </w:t>
+      </w:r>
+      <w:proofErr w:type="spellStart"/>
+      <w:r>
+        <w:rPr>
+          <w:rFonts w:ascii="Times New Roman" w:eastAsia="Times New Roman" w:hAnsi="Times New Roman" w:cs="Times New Roman"/>
+          <w:b/>
+          <w:bCs/>
+          <w:color w:val="auto"/>
+          <w:sz w:val="24"/>
+          <w:szCs w:val="24"/>
+          <w:lang w:eastAsia="zh-CN"/>
+        </w:rPr>
+        <w:t>Pelatihan</w:t>
+      </w:r>
+      <w:proofErr w:type="spellEnd"/>
+      <w:r>
+        <w:rPr>
+          <w:rFonts w:ascii="Times New Roman" w:eastAsia="Times New Roman" w:hAnsi="Times New Roman" w:cs="Times New Roman"/>
+          <w:b/>
+          <w:bCs/>
+          <w:color w:val="auto"/>
+          <w:sz w:val="24"/>
+          <w:szCs w:val="24"/>
+          <w:lang w:eastAsia="zh-CN"/>
+        </w:rPr>
+        <w:t xml:space="preserve"> </w:t>
+      </w:r>
+      <w:proofErr w:type="spellStart"/>
+      <w:r>
+        <w:rPr>
+          <w:rFonts w:ascii="Times New Roman" w:eastAsia="Times New Roman" w:hAnsi="Times New Roman" w:cs="Times New Roman"/>
+          <w:b/>
+          <w:bCs/>
+          <w:color w:val="auto"/>
+          <w:sz w:val="24"/>
+          <w:szCs w:val="24"/>
+          <w:lang w:eastAsia="zh-CN"/>
+        </w:rPr>
+        <w:t>Teknologi</w:t>
+      </w:r>
+      <w:proofErr w:type="spellEnd"/>
+      <w:r>
+        <w:rPr>
+          <w:rFonts w:ascii="Times New Roman" w:eastAsia="Times New Roman" w:hAnsi="Times New Roman" w:cs="Times New Roman"/>
+          <w:b/>
+          <w:bCs/>
+          <w:color w:val="auto"/>
+          <w:sz w:val="24"/>
+          <w:szCs w:val="24"/>
+          <w:lang w:eastAsia="zh-CN"/>
+        </w:rPr>
+        <w:t xml:space="preserve"> Nusantara</w:t>
+      </w:r>
+      <w:r>
+        <w:rPr>
+          <w:rFonts w:ascii="Times New Roman" w:eastAsia="Times New Roman" w:hAnsi="Times New Roman" w:cs="Times New Roman"/>
+          <w:color w:val="auto"/>
+          <w:sz w:val="24"/>
+          <w:szCs w:val="24"/>
+          <w:lang w:eastAsia="zh-CN"/>
+        </w:rPr>
+        <w:t xml:space="preserve"> </w:t>
+      </w:r>
+      <w:proofErr w:type="spellStart"/>
+      <w:r>
+        <w:rPr>
+          <w:rFonts w:ascii="Times New Roman" w:eastAsia="Times New Roman" w:hAnsi="Times New Roman" w:cs="Times New Roman"/>
+          <w:color w:val="auto"/>
+          <w:sz w:val="24"/>
+          <w:szCs w:val="24"/>
+          <w:lang w:eastAsia="zh-CN"/>
+        </w:rPr>
+        <w:t>sedang</w:t>
+      </w:r>
+      <w:proofErr w:type="spellEnd"/>
+      <w:r>
+        <w:rPr>
+          <w:rFonts w:ascii="Times New Roman" w:eastAsia="Times New Roman" w:hAnsi="Times New Roman" w:cs="Times New Roman"/>
+          <w:color w:val="auto"/>
+          <w:sz w:val="24"/>
+          <w:szCs w:val="24"/>
+          <w:lang w:eastAsia="zh-CN"/>
+        </w:rPr>
+        <w:t xml:space="preserve"> </w:t>
+      </w:r>
+      <w:proofErr w:type="spellStart"/>
+      <w:r>
+        <w:rPr>
+          <w:rFonts w:ascii="Times New Roman" w:eastAsia="Times New Roman" w:hAnsi="Times New Roman" w:cs="Times New Roman"/>
+          <w:color w:val="auto"/>
+          <w:sz w:val="24"/>
+          <w:szCs w:val="24"/>
+          <w:lang w:eastAsia="zh-CN"/>
+        </w:rPr>
+        <w:t>mengembangkan</w:t>
+      </w:r>
+      <w:proofErr w:type="spellEnd"/>
+      <w:r>
+        <w:rPr>
+          <w:rFonts w:ascii="Times New Roman" w:eastAsia="Times New Roman" w:hAnsi="Times New Roman" w:cs="Times New Roman"/>
+          <w:color w:val="auto"/>
+          <w:sz w:val="24"/>
+          <w:szCs w:val="24"/>
+          <w:lang w:eastAsia="zh-CN"/>
+        </w:rPr>
+        <w:t xml:space="preserve"> </w:t>
+      </w:r>
+      <w:proofErr w:type="spellStart"/>
+      <w:r>
+        <w:rPr>
+          <w:rFonts w:ascii="Times New Roman" w:eastAsia="Times New Roman" w:hAnsi="Times New Roman" w:cs="Times New Roman"/>
+          <w:color w:val="auto"/>
+          <w:sz w:val="24"/>
+          <w:szCs w:val="24"/>
+          <w:lang w:eastAsia="zh-CN"/>
+        </w:rPr>
+        <w:t>modul</w:t>
+      </w:r>
+      <w:proofErr w:type="spellEnd"/>
+      <w:r>
+        <w:rPr>
+          <w:rFonts w:ascii="Times New Roman" w:eastAsia="Times New Roman" w:hAnsi="Times New Roman" w:cs="Times New Roman"/>
+          <w:color w:val="auto"/>
+          <w:sz w:val="24"/>
+          <w:szCs w:val="24"/>
+          <w:lang w:eastAsia="zh-CN"/>
+        </w:rPr>
+        <w:t xml:space="preserve"> </w:t>
+      </w:r>
+      <w:proofErr w:type="spellStart"/>
+      <w:r>
+        <w:rPr>
+          <w:rFonts w:ascii="Times New Roman" w:eastAsia="Times New Roman" w:hAnsi="Times New Roman" w:cs="Times New Roman"/>
+          <w:color w:val="auto"/>
+          <w:sz w:val="24"/>
+          <w:szCs w:val="24"/>
+          <w:lang w:eastAsia="zh-CN"/>
+        </w:rPr>
+        <w:t>simulasi</w:t>
+      </w:r>
+      <w:proofErr w:type="spellEnd"/>
+      <w:r>
+        <w:rPr>
+          <w:rFonts w:ascii="Times New Roman" w:eastAsia="Times New Roman" w:hAnsi="Times New Roman" w:cs="Times New Roman"/>
+          <w:color w:val="auto"/>
+          <w:sz w:val="24"/>
+          <w:szCs w:val="24"/>
+          <w:lang w:eastAsia="zh-CN"/>
+        </w:rPr>
+        <w:t xml:space="preserve"> </w:t>
+      </w:r>
+      <w:proofErr w:type="spellStart"/>
+      <w:r>
+        <w:rPr>
+          <w:rFonts w:ascii="Times New Roman" w:eastAsia="Times New Roman" w:hAnsi="Times New Roman" w:cs="Times New Roman"/>
+          <w:color w:val="auto"/>
+          <w:sz w:val="24"/>
+          <w:szCs w:val="24"/>
+          <w:lang w:eastAsia="zh-CN"/>
+        </w:rPr>
+        <w:t>manajemen</w:t>
+      </w:r>
+      <w:proofErr w:type="spellEnd"/>
+      <w:r>
+        <w:rPr>
+          <w:rFonts w:ascii="Times New Roman" w:eastAsia="Times New Roman" w:hAnsi="Times New Roman" w:cs="Times New Roman"/>
+          <w:color w:val="auto"/>
+          <w:sz w:val="24"/>
+          <w:szCs w:val="24"/>
+          <w:lang w:eastAsia="zh-CN"/>
+        </w:rPr>
+        <w:t xml:space="preserve"> database </w:t>
+      </w:r>
+      <w:proofErr w:type="spellStart"/>
+      <w:r>
+        <w:rPr>
+          <w:rFonts w:ascii="Times New Roman" w:eastAsia="Times New Roman" w:hAnsi="Times New Roman" w:cs="Times New Roman"/>
+          <w:color w:val="auto"/>
+          <w:sz w:val="24"/>
+          <w:szCs w:val="24"/>
+          <w:lang w:eastAsia="zh-CN"/>
+        </w:rPr>
+        <w:t>sederhana</w:t>
+      </w:r>
+      <w:proofErr w:type="spellEnd"/>
+      <w:r>
+        <w:rPr>
+          <w:rFonts w:ascii="Times New Roman" w:eastAsia="Times New Roman" w:hAnsi="Times New Roman" w:cs="Times New Roman"/>
+          <w:color w:val="auto"/>
+          <w:sz w:val="24"/>
+          <w:szCs w:val="24"/>
+          <w:lang w:eastAsia="zh-CN"/>
+        </w:rPr>
+        <w:t xml:space="preserve"> </w:t>
+      </w:r>
+      <w:proofErr w:type="spellStart"/>
+      <w:r>
+        <w:rPr>
+          <w:rFonts w:ascii="Times New Roman" w:eastAsia="Times New Roman" w:hAnsi="Times New Roman" w:cs="Times New Roman"/>
+          <w:color w:val="auto"/>
+          <w:sz w:val="24"/>
+          <w:szCs w:val="24"/>
+          <w:lang w:eastAsia="zh-CN"/>
+        </w:rPr>
+        <w:t>menggunakan</w:t>
+      </w:r>
+      <w:proofErr w:type="spellEnd"/>
+      <w:r>
+        <w:rPr>
+          <w:rFonts w:ascii="Times New Roman" w:eastAsia="Times New Roman" w:hAnsi="Times New Roman" w:cs="Times New Roman"/>
+          <w:color w:val="auto"/>
+          <w:sz w:val="24"/>
+          <w:szCs w:val="24"/>
+          <w:lang w:eastAsia="zh-CN"/>
+        </w:rPr>
+        <w:t xml:space="preserve"> file. Modul </w:t>
+      </w:r>
+      <w:proofErr w:type="spellStart"/>
+      <w:r>
+        <w:rPr>
+          <w:rFonts w:ascii="Times New Roman" w:eastAsia="Times New Roman" w:hAnsi="Times New Roman" w:cs="Times New Roman"/>
+          <w:color w:val="auto"/>
+          <w:sz w:val="24"/>
+          <w:szCs w:val="24"/>
+          <w:lang w:eastAsia="zh-CN"/>
+        </w:rPr>
+        <w:t>ini</w:t>
+      </w:r>
+      <w:proofErr w:type="spellEnd"/>
+      <w:r>
+        <w:rPr>
+          <w:rFonts w:ascii="Times New Roman" w:eastAsia="Times New Roman" w:hAnsi="Times New Roman" w:cs="Times New Roman"/>
+          <w:color w:val="auto"/>
+          <w:sz w:val="24"/>
+          <w:szCs w:val="24"/>
+          <w:lang w:eastAsia="zh-CN"/>
+        </w:rPr>
+        <w:t xml:space="preserve"> </w:t>
+      </w:r>
+      <w:proofErr w:type="spellStart"/>
+      <w:r>
+        <w:rPr>
+          <w:rFonts w:ascii="Times New Roman" w:eastAsia="Times New Roman" w:hAnsi="Times New Roman" w:cs="Times New Roman"/>
+          <w:color w:val="auto"/>
+          <w:sz w:val="24"/>
+          <w:szCs w:val="24"/>
+          <w:lang w:eastAsia="zh-CN"/>
+        </w:rPr>
+        <w:t>akan</w:t>
+      </w:r>
+      <w:proofErr w:type="spellEnd"/>
+      <w:r>
+        <w:rPr>
+          <w:rFonts w:ascii="Times New Roman" w:eastAsia="Times New Roman" w:hAnsi="Times New Roman" w:cs="Times New Roman"/>
+          <w:color w:val="auto"/>
+          <w:sz w:val="24"/>
+          <w:szCs w:val="24"/>
+          <w:lang w:eastAsia="zh-CN"/>
+        </w:rPr>
+        <w:t xml:space="preserve"> </w:t>
+      </w:r>
+      <w:proofErr w:type="spellStart"/>
+      <w:r>
+        <w:rPr>
+          <w:rFonts w:ascii="Times New Roman" w:eastAsia="Times New Roman" w:hAnsi="Times New Roman" w:cs="Times New Roman"/>
+          <w:color w:val="auto"/>
+          <w:sz w:val="24"/>
+          <w:szCs w:val="24"/>
+          <w:lang w:eastAsia="zh-CN"/>
+        </w:rPr>
+        <w:t>digunakan</w:t>
+      </w:r>
+      <w:proofErr w:type="spellEnd"/>
+      <w:r>
+        <w:rPr>
+          <w:rFonts w:ascii="Times New Roman" w:eastAsia="Times New Roman" w:hAnsi="Times New Roman" w:cs="Times New Roman"/>
+          <w:color w:val="auto"/>
+          <w:sz w:val="24"/>
+          <w:szCs w:val="24"/>
+          <w:lang w:eastAsia="zh-CN"/>
+        </w:rPr>
+        <w:t xml:space="preserve"> oleh </w:t>
+      </w:r>
+      <w:proofErr w:type="spellStart"/>
+      <w:r>
+        <w:rPr>
+          <w:rFonts w:ascii="Times New Roman" w:eastAsia="Times New Roman" w:hAnsi="Times New Roman" w:cs="Times New Roman"/>
+          <w:color w:val="auto"/>
+          <w:sz w:val="24"/>
+          <w:szCs w:val="24"/>
+          <w:lang w:eastAsia="zh-CN"/>
+        </w:rPr>
+        <w:t>peserta</w:t>
+      </w:r>
+      <w:proofErr w:type="spellEnd"/>
+      <w:r>
+        <w:rPr>
+          <w:rFonts w:ascii="Times New Roman" w:eastAsia="Times New Roman" w:hAnsi="Times New Roman" w:cs="Times New Roman"/>
+          <w:color w:val="auto"/>
+          <w:sz w:val="24"/>
+          <w:szCs w:val="24"/>
+          <w:lang w:eastAsia="zh-CN"/>
+        </w:rPr>
+        <w:t xml:space="preserve"> </w:t>
+      </w:r>
+      <w:proofErr w:type="spellStart"/>
+      <w:r>
+        <w:rPr>
+          <w:rFonts w:ascii="Times New Roman" w:eastAsia="Times New Roman" w:hAnsi="Times New Roman" w:cs="Times New Roman"/>
+          <w:color w:val="auto"/>
+          <w:sz w:val="24"/>
+          <w:szCs w:val="24"/>
+          <w:lang w:eastAsia="zh-CN"/>
+        </w:rPr>
+        <w:t>pelatihan</w:t>
+      </w:r>
+      <w:proofErr w:type="spellEnd"/>
+      <w:r>
+        <w:rPr>
+          <w:rFonts w:ascii="Times New Roman" w:eastAsia="Times New Roman" w:hAnsi="Times New Roman" w:cs="Times New Roman"/>
+          <w:color w:val="auto"/>
+          <w:sz w:val="24"/>
+          <w:szCs w:val="24"/>
+          <w:lang w:eastAsia="zh-CN"/>
+        </w:rPr>
+        <w:t xml:space="preserve"> </w:t>
+      </w:r>
+      <w:proofErr w:type="spellStart"/>
+      <w:r>
+        <w:rPr>
+          <w:rFonts w:ascii="Times New Roman" w:eastAsia="Times New Roman" w:hAnsi="Times New Roman" w:cs="Times New Roman"/>
+          <w:color w:val="auto"/>
+          <w:sz w:val="24"/>
+          <w:szCs w:val="24"/>
+          <w:lang w:eastAsia="zh-CN"/>
+        </w:rPr>
+        <w:t>untuk</w:t>
+      </w:r>
+      <w:proofErr w:type="spellEnd"/>
+      <w:r>
+        <w:rPr>
+          <w:rFonts w:ascii="Times New Roman" w:eastAsia="Times New Roman" w:hAnsi="Times New Roman" w:cs="Times New Roman"/>
+          <w:color w:val="auto"/>
+          <w:sz w:val="24"/>
+          <w:szCs w:val="24"/>
+          <w:lang w:eastAsia="zh-CN"/>
+        </w:rPr>
+        <w:t xml:space="preserve"> </w:t>
+      </w:r>
+      <w:proofErr w:type="spellStart"/>
+      <w:r>
+        <w:rPr>
+          <w:rFonts w:ascii="Times New Roman" w:eastAsia="Times New Roman" w:hAnsi="Times New Roman" w:cs="Times New Roman"/>
+          <w:color w:val="auto"/>
+          <w:sz w:val="24"/>
+          <w:szCs w:val="24"/>
+          <w:lang w:eastAsia="zh-CN"/>
+        </w:rPr>
+        <w:t>memahami</w:t>
+      </w:r>
+      <w:proofErr w:type="spellEnd"/>
+      <w:r>
+        <w:rPr>
+          <w:rFonts w:ascii="Times New Roman" w:eastAsia="Times New Roman" w:hAnsi="Times New Roman" w:cs="Times New Roman"/>
+          <w:color w:val="auto"/>
+          <w:sz w:val="24"/>
+          <w:szCs w:val="24"/>
+          <w:lang w:eastAsia="zh-CN"/>
+        </w:rPr>
+        <w:t xml:space="preserve"> </w:t>
+      </w:r>
+      <w:proofErr w:type="spellStart"/>
+      <w:r>
+        <w:rPr>
+          <w:rFonts w:ascii="Times New Roman" w:eastAsia="Times New Roman" w:hAnsi="Times New Roman" w:cs="Times New Roman"/>
+          <w:color w:val="auto"/>
+          <w:sz w:val="24"/>
+          <w:szCs w:val="24"/>
+          <w:lang w:eastAsia="zh-CN"/>
+        </w:rPr>
+        <w:t>bagaimana</w:t>
+      </w:r>
+      <w:proofErr w:type="spellEnd"/>
+      <w:r>
+        <w:rPr>
+          <w:rFonts w:ascii="Times New Roman" w:eastAsia="Times New Roman" w:hAnsi="Times New Roman" w:cs="Times New Roman"/>
+          <w:color w:val="auto"/>
+          <w:sz w:val="24"/>
+          <w:szCs w:val="24"/>
+          <w:lang w:eastAsia="zh-CN"/>
+        </w:rPr>
+        <w:t xml:space="preserve"> </w:t>
+      </w:r>
+      <w:proofErr w:type="spellStart"/>
+      <w:r>
+        <w:rPr>
+          <w:rFonts w:ascii="Times New Roman" w:eastAsia="Times New Roman" w:hAnsi="Times New Roman" w:cs="Times New Roman"/>
+          <w:color w:val="auto"/>
+          <w:sz w:val="24"/>
+          <w:szCs w:val="24"/>
+          <w:lang w:eastAsia="zh-CN"/>
+        </w:rPr>
+        <w:t>sistem</w:t>
+      </w:r>
+      <w:proofErr w:type="spellEnd"/>
+      <w:r>
+        <w:rPr>
+          <w:rFonts w:ascii="Times New Roman" w:eastAsia="Times New Roman" w:hAnsi="Times New Roman" w:cs="Times New Roman"/>
+          <w:color w:val="auto"/>
+          <w:sz w:val="24"/>
+          <w:szCs w:val="24"/>
+          <w:lang w:eastAsia="zh-CN"/>
+        </w:rPr>
+        <w:t xml:space="preserve"> </w:t>
+      </w:r>
+      <w:proofErr w:type="spellStart"/>
+      <w:r>
+        <w:rPr>
+          <w:rFonts w:ascii="Times New Roman" w:eastAsia="Times New Roman" w:hAnsi="Times New Roman" w:cs="Times New Roman"/>
+          <w:color w:val="auto"/>
+          <w:sz w:val="24"/>
+          <w:szCs w:val="24"/>
+          <w:lang w:eastAsia="zh-CN"/>
+        </w:rPr>
+        <w:t>akademik</w:t>
+      </w:r>
+      <w:proofErr w:type="spellEnd"/>
+      <w:r>
+        <w:rPr>
+          <w:rFonts w:ascii="Times New Roman" w:eastAsia="Times New Roman" w:hAnsi="Times New Roman" w:cs="Times New Roman"/>
+          <w:color w:val="auto"/>
+          <w:sz w:val="24"/>
+          <w:szCs w:val="24"/>
+          <w:lang w:eastAsia="zh-CN"/>
+        </w:rPr>
+        <w:t xml:space="preserve"> </w:t>
+      </w:r>
+      <w:proofErr w:type="spellStart"/>
+      <w:r>
+        <w:rPr>
+          <w:rFonts w:ascii="Times New Roman" w:eastAsia="Times New Roman" w:hAnsi="Times New Roman" w:cs="Times New Roman"/>
+          <w:color w:val="auto"/>
+          <w:sz w:val="24"/>
+          <w:szCs w:val="24"/>
+          <w:lang w:eastAsia="zh-CN"/>
+        </w:rPr>
+        <w:t>menyimpan</w:t>
+      </w:r>
+      <w:proofErr w:type="spellEnd"/>
+      <w:r>
+        <w:rPr>
+          <w:rFonts w:ascii="Times New Roman" w:eastAsia="Times New Roman" w:hAnsi="Times New Roman" w:cs="Times New Roman"/>
+          <w:color w:val="auto"/>
+          <w:sz w:val="24"/>
+          <w:szCs w:val="24"/>
+          <w:lang w:eastAsia="zh-CN"/>
+        </w:rPr>
+        <w:t xml:space="preserve"> dan </w:t>
+      </w:r>
+      <w:proofErr w:type="spellStart"/>
+      <w:r>
+        <w:rPr>
+          <w:rFonts w:ascii="Times New Roman" w:eastAsia="Times New Roman" w:hAnsi="Times New Roman" w:cs="Times New Roman"/>
+          <w:color w:val="auto"/>
+          <w:sz w:val="24"/>
+          <w:szCs w:val="24"/>
+          <w:lang w:eastAsia="zh-CN"/>
+        </w:rPr>
+        <w:t>mengelola</w:t>
+      </w:r>
+      <w:proofErr w:type="spellEnd"/>
+      <w:r>
+        <w:rPr>
+          <w:rFonts w:ascii="Times New Roman" w:eastAsia="Times New Roman" w:hAnsi="Times New Roman" w:cs="Times New Roman"/>
+          <w:color w:val="auto"/>
+          <w:sz w:val="24"/>
+          <w:szCs w:val="24"/>
+          <w:lang w:eastAsia="zh-CN"/>
+        </w:rPr>
+        <w:t xml:space="preserve"> data </w:t>
+      </w:r>
+      <w:proofErr w:type="spellStart"/>
+      <w:r>
+        <w:rPr>
+          <w:rFonts w:ascii="Times New Roman" w:eastAsia="Times New Roman" w:hAnsi="Times New Roman" w:cs="Times New Roman"/>
+          <w:color w:val="auto"/>
+          <w:sz w:val="24"/>
+          <w:szCs w:val="24"/>
+          <w:lang w:eastAsia="zh-CN"/>
+        </w:rPr>
+        <w:t>siswa</w:t>
+      </w:r>
+      <w:proofErr w:type="spellEnd"/>
+      <w:r>
+        <w:rPr>
+          <w:rFonts w:ascii="Times New Roman" w:eastAsia="Times New Roman" w:hAnsi="Times New Roman" w:cs="Times New Roman"/>
+          <w:color w:val="auto"/>
+          <w:sz w:val="24"/>
+          <w:szCs w:val="24"/>
+          <w:lang w:eastAsia="zh-CN"/>
+        </w:rPr>
+        <w:t xml:space="preserve"> </w:t>
+      </w:r>
+      <w:proofErr w:type="spellStart"/>
+      <w:r>
+        <w:rPr>
+          <w:rFonts w:ascii="Times New Roman" w:eastAsia="Times New Roman" w:hAnsi="Times New Roman" w:cs="Times New Roman"/>
+          <w:color w:val="auto"/>
+          <w:sz w:val="24"/>
+          <w:szCs w:val="24"/>
+          <w:lang w:eastAsia="zh-CN"/>
+        </w:rPr>
+        <w:t>secara</w:t>
+      </w:r>
+      <w:proofErr w:type="spellEnd"/>
+      <w:r>
+        <w:rPr>
+          <w:rFonts w:ascii="Times New Roman" w:eastAsia="Times New Roman" w:hAnsi="Times New Roman" w:cs="Times New Roman"/>
+          <w:color w:val="auto"/>
+          <w:sz w:val="24"/>
+          <w:szCs w:val="24"/>
+          <w:lang w:eastAsia="zh-CN"/>
+        </w:rPr>
+        <w:t xml:space="preserve"> </w:t>
+      </w:r>
+      <w:proofErr w:type="spellStart"/>
+      <w:r>
+        <w:rPr>
+          <w:rFonts w:ascii="Times New Roman" w:eastAsia="Times New Roman" w:hAnsi="Times New Roman" w:cs="Times New Roman"/>
+          <w:color w:val="auto"/>
+          <w:sz w:val="24"/>
+          <w:szCs w:val="24"/>
+          <w:lang w:eastAsia="zh-CN"/>
+        </w:rPr>
+        <w:t>aman</w:t>
+      </w:r>
+      <w:proofErr w:type="spellEnd"/>
+      <w:r>
+        <w:rPr>
+          <w:rFonts w:ascii="Times New Roman" w:eastAsia="Times New Roman" w:hAnsi="Times New Roman" w:cs="Times New Roman"/>
+          <w:color w:val="auto"/>
+          <w:sz w:val="24"/>
+          <w:szCs w:val="24"/>
+          <w:lang w:eastAsia="zh-CN"/>
+        </w:rPr>
+        <w:t>.</w:t>
+      </w:r>
+    </w:p>
+    <w:p>
+      <w:pPr>
+        <w:shd w:val="clear" w:color="auto" w:fill="auto"/>
+        <w:spacing w:before="100" w:beforeAutospacing="1" w:after="100" w:afterAutospacing="1" w:line="360" w:lineRule="auto"/>
+        <w:rPr>
+          <w:rFonts w:ascii="Times New Roman" w:eastAsia="Times New Roman" w:hAnsi="Times New Roman" w:cs="Times New Roman"/>
+          <w:color w:val="auto"/>
+          <w:sz w:val="24"/>
+          <w:szCs w:val="24"/>
+          <w:lang w:eastAsia="zh-CN"/>
+        </w:rPr>
+      </w:pPr>
+      <w:proofErr w:type="spellStart"/>
+      <w:r>
+        <w:rPr>
+          <w:rFonts w:ascii="Times New Roman" w:eastAsia="Times New Roman" w:hAnsi="Times New Roman" w:cs="Times New Roman"/>
+          <w:color w:val="auto"/>
+          <w:sz w:val="24"/>
+          <w:szCs w:val="24"/>
+          <w:lang w:eastAsia="zh-CN"/>
+        </w:rPr>
+        <w:t>Sebagai</w:t>
+      </w:r>
+      <w:proofErr w:type="spellEnd"/>
+      <w:r>
+        <w:rPr>
+          <w:rFonts w:ascii="Times New Roman" w:eastAsia="Times New Roman" w:hAnsi="Times New Roman" w:cs="Times New Roman"/>
+          <w:color w:val="auto"/>
+          <w:sz w:val="24"/>
+          <w:szCs w:val="24"/>
+          <w:lang w:eastAsia="zh-CN"/>
+        </w:rPr>
+        <w:t xml:space="preserve"> </w:t>
+      </w:r>
+      <w:proofErr w:type="spellStart"/>
+      <w:r>
+        <w:rPr>
+          <w:rFonts w:ascii="Times New Roman" w:eastAsia="Times New Roman" w:hAnsi="Times New Roman" w:cs="Times New Roman"/>
+          <w:color w:val="auto"/>
+          <w:sz w:val="24"/>
+          <w:szCs w:val="24"/>
+          <w:lang w:eastAsia="zh-CN"/>
+        </w:rPr>
+        <w:t>tim</w:t>
+      </w:r>
+      <w:proofErr w:type="spellEnd"/>
+      <w:r>
+        <w:rPr>
+          <w:rFonts w:ascii="Times New Roman" w:eastAsia="Times New Roman" w:hAnsi="Times New Roman" w:cs="Times New Roman"/>
+          <w:color w:val="auto"/>
+          <w:sz w:val="24"/>
+          <w:szCs w:val="24"/>
+          <w:lang w:eastAsia="zh-CN"/>
+        </w:rPr>
+        <w:t xml:space="preserve"> </w:t>
+      </w:r>
+      <w:proofErr w:type="spellStart"/>
+      <w:r>
+        <w:rPr>
+          <w:rFonts w:ascii="Times New Roman" w:eastAsia="Times New Roman" w:hAnsi="Times New Roman" w:cs="Times New Roman"/>
+          <w:color w:val="auto"/>
+          <w:sz w:val="24"/>
+          <w:szCs w:val="24"/>
+          <w:lang w:eastAsia="zh-CN"/>
+        </w:rPr>
+        <w:t>pengembang</w:t>
+      </w:r>
+      <w:proofErr w:type="spellEnd"/>
+      <w:r>
+        <w:rPr>
+          <w:rFonts w:ascii="Times New Roman" w:eastAsia="Times New Roman" w:hAnsi="Times New Roman" w:cs="Times New Roman"/>
+          <w:color w:val="auto"/>
+          <w:sz w:val="24"/>
+          <w:szCs w:val="24"/>
+          <w:lang w:eastAsia="zh-CN"/>
+        </w:rPr>
+        <w:t xml:space="preserve"> </w:t>
+      </w:r>
+      <w:proofErr w:type="spellStart"/>
+      <w:r>
+        <w:rPr>
+          <w:rFonts w:ascii="Times New Roman" w:eastAsia="Times New Roman" w:hAnsi="Times New Roman" w:cs="Times New Roman"/>
+          <w:color w:val="auto"/>
+          <w:sz w:val="24"/>
+          <w:szCs w:val="24"/>
+          <w:lang w:eastAsia="zh-CN"/>
+        </w:rPr>
+        <w:t>magang</w:t>
+      </w:r>
+      <w:proofErr w:type="spellEnd"/>
+      <w:r>
+        <w:rPr>
+          <w:rFonts w:ascii="Times New Roman" w:eastAsia="Times New Roman" w:hAnsi="Times New Roman" w:cs="Times New Roman"/>
+          <w:color w:val="auto"/>
+          <w:sz w:val="24"/>
+          <w:szCs w:val="24"/>
+          <w:lang w:eastAsia="zh-CN"/>
+        </w:rPr>
+        <w:t xml:space="preserve">, Anda dan </w:t>
+      </w:r>
+      <w:proofErr w:type="spellStart"/>
+      <w:r>
+        <w:rPr>
+          <w:rFonts w:ascii="Times New Roman" w:eastAsia="Times New Roman" w:hAnsi="Times New Roman" w:cs="Times New Roman"/>
+          <w:color w:val="auto"/>
+          <w:sz w:val="24"/>
+          <w:szCs w:val="24"/>
+          <w:lang w:eastAsia="zh-CN"/>
+        </w:rPr>
+        <w:t>kelompok</w:t>
+      </w:r>
+      <w:proofErr w:type="spellEnd"/>
+      <w:r>
+        <w:rPr>
+          <w:rFonts w:ascii="Times New Roman" w:eastAsia="Times New Roman" w:hAnsi="Times New Roman" w:cs="Times New Roman"/>
+          <w:color w:val="auto"/>
+          <w:sz w:val="24"/>
+          <w:szCs w:val="24"/>
+          <w:lang w:eastAsia="zh-CN"/>
+        </w:rPr>
+        <w:t xml:space="preserve"> Anda </w:t>
+      </w:r>
+      <w:proofErr w:type="spellStart"/>
+      <w:r>
+        <w:rPr>
+          <w:rFonts w:ascii="Times New Roman" w:eastAsia="Times New Roman" w:hAnsi="Times New Roman" w:cs="Times New Roman"/>
+          <w:color w:val="auto"/>
+          <w:sz w:val="24"/>
+          <w:szCs w:val="24"/>
+          <w:lang w:eastAsia="zh-CN"/>
+        </w:rPr>
+        <w:t>ditugaskan</w:t>
+      </w:r>
+      <w:proofErr w:type="spellEnd"/>
+      <w:r>
+        <w:rPr>
+          <w:rFonts w:ascii="Times New Roman" w:eastAsia="Times New Roman" w:hAnsi="Times New Roman" w:cs="Times New Roman"/>
+          <w:color w:val="auto"/>
+          <w:sz w:val="24"/>
+          <w:szCs w:val="24"/>
+          <w:lang w:eastAsia="zh-CN"/>
+        </w:rPr>
+        <w:t xml:space="preserve"> </w:t>
+      </w:r>
+      <w:proofErr w:type="spellStart"/>
+      <w:r>
+        <w:rPr>
+          <w:rFonts w:ascii="Times New Roman" w:eastAsia="Times New Roman" w:hAnsi="Times New Roman" w:cs="Times New Roman"/>
+          <w:color w:val="auto"/>
+          <w:sz w:val="24"/>
+          <w:szCs w:val="24"/>
+          <w:lang w:eastAsia="zh-CN"/>
+        </w:rPr>
+        <w:t>untuk</w:t>
+      </w:r>
+      <w:proofErr w:type="spellEnd"/>
+      <w:r>
+        <w:rPr>
+          <w:rFonts w:ascii="Times New Roman" w:eastAsia="Times New Roman" w:hAnsi="Times New Roman" w:cs="Times New Roman"/>
+          <w:color w:val="auto"/>
+          <w:sz w:val="24"/>
+          <w:szCs w:val="24"/>
+          <w:lang w:eastAsia="zh-CN"/>
+        </w:rPr>
+        <w:t xml:space="preserve"> </w:t>
+      </w:r>
+      <w:proofErr w:type="spellStart"/>
+      <w:r>
+        <w:rPr>
+          <w:rFonts w:ascii="Times New Roman" w:eastAsia="Times New Roman" w:hAnsi="Times New Roman" w:cs="Times New Roman"/>
+          <w:color w:val="auto"/>
+          <w:sz w:val="24"/>
+          <w:szCs w:val="24"/>
+          <w:lang w:eastAsia="zh-CN"/>
+        </w:rPr>
+        <w:t>merancang</w:t>
+      </w:r>
+      <w:proofErr w:type="spellEnd"/>
+      <w:r>
+        <w:rPr>
+          <w:rFonts w:ascii="Times New Roman" w:eastAsia="Times New Roman" w:hAnsi="Times New Roman" w:cs="Times New Roman"/>
+          <w:color w:val="auto"/>
+          <w:sz w:val="24"/>
+          <w:szCs w:val="24"/>
+          <w:lang w:eastAsia="zh-CN"/>
+        </w:rPr>
+        <w:t xml:space="preserve"> </w:t>
+      </w:r>
+      <w:proofErr w:type="spellStart"/>
+      <w:r>
+        <w:rPr>
+          <w:rFonts w:ascii="Times New Roman" w:eastAsia="Times New Roman" w:hAnsi="Times New Roman" w:cs="Times New Roman"/>
+          <w:color w:val="auto"/>
+          <w:sz w:val="24"/>
+          <w:szCs w:val="24"/>
+          <w:lang w:eastAsia="zh-CN"/>
+        </w:rPr>
+        <w:t>spesifikasi</w:t>
+      </w:r>
+      <w:proofErr w:type="spellEnd"/>
+      <w:r>
+        <w:rPr>
+          <w:rFonts w:ascii="Times New Roman" w:eastAsia="Times New Roman" w:hAnsi="Times New Roman" w:cs="Times New Roman"/>
+          <w:color w:val="auto"/>
+          <w:sz w:val="24"/>
+          <w:szCs w:val="24"/>
+          <w:lang w:eastAsia="zh-CN"/>
+        </w:rPr>
+        <w:t xml:space="preserve"> program </w:t>
+      </w:r>
+      <w:proofErr w:type="spellStart"/>
+      <w:r>
+        <w:rPr>
+          <w:rFonts w:ascii="Times New Roman" w:eastAsia="Times New Roman" w:hAnsi="Times New Roman" w:cs="Times New Roman"/>
+          <w:color w:val="auto"/>
+          <w:sz w:val="24"/>
+          <w:szCs w:val="24"/>
+          <w:lang w:eastAsia="zh-CN"/>
+        </w:rPr>
+        <w:t>pengelolaan</w:t>
+      </w:r>
+      <w:proofErr w:type="spellEnd"/>
+      <w:r>
+        <w:rPr>
+          <w:rFonts w:ascii="Times New Roman" w:eastAsia="Times New Roman" w:hAnsi="Times New Roman" w:cs="Times New Roman"/>
+          <w:color w:val="auto"/>
+          <w:sz w:val="24"/>
+          <w:szCs w:val="24"/>
+          <w:lang w:eastAsia="zh-CN"/>
+        </w:rPr>
+        <w:t xml:space="preserve"> database </w:t>
+      </w:r>
+      <w:proofErr w:type="spellStart"/>
+      <w:r>
+        <w:rPr>
+          <w:rFonts w:ascii="Times New Roman" w:eastAsia="Times New Roman" w:hAnsi="Times New Roman" w:cs="Times New Roman"/>
+          <w:color w:val="auto"/>
+          <w:sz w:val="24"/>
+          <w:szCs w:val="24"/>
+          <w:lang w:eastAsia="zh-CN"/>
+        </w:rPr>
+        <w:t>siswa</w:t>
+      </w:r>
+      <w:proofErr w:type="spellEnd"/>
+      <w:r>
+        <w:rPr>
+          <w:rFonts w:ascii="Times New Roman" w:eastAsia="Times New Roman" w:hAnsi="Times New Roman" w:cs="Times New Roman"/>
+          <w:color w:val="auto"/>
+          <w:sz w:val="24"/>
+          <w:szCs w:val="24"/>
+          <w:lang w:eastAsia="zh-CN"/>
+        </w:rPr>
+        <w:t xml:space="preserve"> </w:t>
+      </w:r>
+      <w:proofErr w:type="spellStart"/>
+      <w:r>
+        <w:rPr>
+          <w:rFonts w:ascii="Times New Roman" w:eastAsia="Times New Roman" w:hAnsi="Times New Roman" w:cs="Times New Roman"/>
+          <w:color w:val="auto"/>
+          <w:sz w:val="24"/>
+          <w:szCs w:val="24"/>
+          <w:lang w:eastAsia="zh-CN"/>
+        </w:rPr>
+        <w:t>berbasis</w:t>
+      </w:r>
+      <w:proofErr w:type="spellEnd"/>
+      <w:r>
+        <w:rPr>
+          <w:rFonts w:ascii="Times New Roman" w:eastAsia="Times New Roman" w:hAnsi="Times New Roman" w:cs="Times New Roman"/>
+          <w:color w:val="auto"/>
+          <w:sz w:val="24"/>
+          <w:szCs w:val="24"/>
+          <w:lang w:eastAsia="zh-CN"/>
+        </w:rPr>
+        <w:t xml:space="preserve"> file </w:t>
+      </w:r>
+      <w:proofErr w:type="spellStart"/>
+      <w:r>
+        <w:rPr>
+          <w:rFonts w:ascii="Times New Roman" w:eastAsia="Times New Roman" w:hAnsi="Times New Roman" w:cs="Times New Roman"/>
+          <w:color w:val="auto"/>
+          <w:sz w:val="24"/>
+          <w:szCs w:val="24"/>
+          <w:lang w:eastAsia="zh-CN"/>
+        </w:rPr>
+        <w:t>dengan</w:t>
+      </w:r>
+      <w:proofErr w:type="spellEnd"/>
+      <w:r>
+        <w:rPr>
+          <w:rFonts w:ascii="Times New Roman" w:eastAsia="Times New Roman" w:hAnsi="Times New Roman" w:cs="Times New Roman"/>
+          <w:color w:val="auto"/>
+          <w:sz w:val="24"/>
+          <w:szCs w:val="24"/>
+          <w:lang w:eastAsia="zh-CN"/>
+        </w:rPr>
+        <w:t xml:space="preserve"> </w:t>
+      </w:r>
+      <w:proofErr w:type="spellStart"/>
+      <w:r>
+        <w:rPr>
+          <w:rFonts w:ascii="Times New Roman" w:eastAsia="Times New Roman" w:hAnsi="Times New Roman" w:cs="Times New Roman"/>
+          <w:color w:val="auto"/>
+          <w:sz w:val="24"/>
+          <w:szCs w:val="24"/>
+          <w:lang w:eastAsia="zh-CN"/>
+        </w:rPr>
+        <w:t>operasi</w:t>
+      </w:r>
+      <w:proofErr w:type="spellEnd"/>
+      <w:r>
+        <w:rPr>
+          <w:rFonts w:ascii="Times New Roman" w:eastAsia="Times New Roman" w:hAnsi="Times New Roman" w:cs="Times New Roman"/>
+          <w:color w:val="auto"/>
+          <w:sz w:val="24"/>
+          <w:szCs w:val="24"/>
+          <w:lang w:eastAsia="zh-CN"/>
+        </w:rPr>
+        <w:t xml:space="preserve"> </w:t>
+      </w:r>
+      <w:proofErr w:type="spellStart"/>
+      <w:r>
+        <w:rPr>
+          <w:rFonts w:ascii="Times New Roman" w:eastAsia="Times New Roman" w:hAnsi="Times New Roman" w:cs="Times New Roman"/>
+          <w:b/>
+          <w:bCs/>
+          <w:color w:val="auto"/>
+          <w:sz w:val="24"/>
+          <w:szCs w:val="24"/>
+          <w:lang w:eastAsia="zh-CN"/>
+        </w:rPr>
+        <w:t>menambah</w:t>
+      </w:r>
+      <w:proofErr w:type="spellEnd"/>
+      <w:r>
+        <w:rPr>
+          <w:rFonts w:ascii="Times New Roman" w:eastAsia="Times New Roman" w:hAnsi="Times New Roman" w:cs="Times New Roman"/>
+          <w:color w:val="auto"/>
+          <w:sz w:val="24"/>
+          <w:szCs w:val="24"/>
+          <w:lang w:eastAsia="zh-CN"/>
+        </w:rPr>
+        <w:t xml:space="preserve">, </w:t>
+      </w:r>
+      <w:proofErr w:type="spellStart"/>
+      <w:r>
+        <w:rPr>
+          <w:rFonts w:ascii="Times New Roman" w:eastAsia="Times New Roman" w:hAnsi="Times New Roman" w:cs="Times New Roman"/>
+          <w:b/>
+          <w:bCs/>
+          <w:color w:val="auto"/>
+          <w:sz w:val="24"/>
+          <w:szCs w:val="24"/>
+          <w:lang w:eastAsia="zh-CN"/>
+        </w:rPr>
+        <w:t>menghapus</w:t>
+      </w:r>
+      <w:proofErr w:type="spellEnd"/>
+      <w:r>
+        <w:rPr>
+          <w:rFonts w:ascii="Times New Roman" w:eastAsia="Times New Roman" w:hAnsi="Times New Roman" w:cs="Times New Roman"/>
+          <w:color w:val="auto"/>
+          <w:sz w:val="24"/>
+          <w:szCs w:val="24"/>
+          <w:lang w:eastAsia="zh-CN"/>
+        </w:rPr>
+        <w:t xml:space="preserve">, dan </w:t>
+      </w:r>
+      <w:proofErr w:type="spellStart"/>
+      <w:r>
+        <w:rPr>
+          <w:rFonts w:ascii="Times New Roman" w:eastAsia="Times New Roman" w:hAnsi="Times New Roman" w:cs="Times New Roman"/>
+          <w:b/>
+          <w:bCs/>
+          <w:color w:val="auto"/>
+          <w:sz w:val="24"/>
+          <w:szCs w:val="24"/>
+          <w:lang w:eastAsia="zh-CN"/>
+        </w:rPr>
         <w:t>mencari</w:t>
       </w:r>
+      <w:proofErr w:type="spellEnd"/>
       <w:r>
         <w:rPr>
           <w:rFonts w:ascii="Times New Roman" w:eastAsia="Times New Roman" w:hAnsi="Times New Roman" w:cs="Times New Roman"/>
@@ -716,7 +1825,337 @@
           <w:szCs w:val="24"/>
           <w:lang w:eastAsia="zh-CN"/>
         </w:rPr>
-        <w:t xml:space="preserve"> data. Selain itu, Anda juga diminta untuk mengevaluasi contoh implementasi pengelolaan memori untuk array dinamis yang digunakan untuk mencatat daftar nilai siswa.</w:t>
+        <w:t xml:space="preserve"> data. Selain </w:t>
+      </w:r>
+      <w:proofErr w:type="spellStart"/>
+      <w:r>
+        <w:rPr>
+          <w:rFonts w:ascii="Times New Roman" w:eastAsia="Times New Roman" w:hAnsi="Times New Roman" w:cs="Times New Roman"/>
+          <w:color w:val="auto"/>
+          <w:sz w:val="24"/>
+          <w:szCs w:val="24"/>
+          <w:lang w:eastAsia="zh-CN"/>
+        </w:rPr>
+        <w:t>itu</w:t>
+      </w:r>
+      <w:proofErr w:type="spellEnd"/>
+      <w:r>
+        <w:rPr>
+          <w:rFonts w:ascii="Times New Roman" w:eastAsia="Times New Roman" w:hAnsi="Times New Roman" w:cs="Times New Roman"/>
+          <w:color w:val="auto"/>
+          <w:sz w:val="24"/>
+          <w:szCs w:val="24"/>
+          <w:lang w:eastAsia="zh-CN"/>
+        </w:rPr>
+        <w:t xml:space="preserve">, Anda juga </w:t>
+      </w:r>
+      <w:proofErr w:type="spellStart"/>
+      <w:r>
+        <w:rPr>
+          <w:rFonts w:ascii="Times New Roman" w:eastAsia="Times New Roman" w:hAnsi="Times New Roman" w:cs="Times New Roman"/>
+          <w:color w:val="auto"/>
+          <w:sz w:val="24"/>
+          <w:szCs w:val="24"/>
+          <w:lang w:eastAsia="zh-CN"/>
+        </w:rPr>
+        <w:t>diminta</w:t>
+      </w:r>
+      <w:proofErr w:type="spellEnd"/>
+      <w:r>
+        <w:rPr>
+          <w:rFonts w:ascii="Times New Roman" w:eastAsia="Times New Roman" w:hAnsi="Times New Roman" w:cs="Times New Roman"/>
+          <w:color w:val="auto"/>
+          <w:sz w:val="24"/>
+          <w:szCs w:val="24"/>
+          <w:lang w:eastAsia="zh-CN"/>
+        </w:rPr>
+        <w:t xml:space="preserve"> </w:t>
+      </w:r>
+      <w:proofErr w:type="spellStart"/>
+      <w:r>
+        <w:rPr>
+          <w:rFonts w:ascii="Times New Roman" w:eastAsia="Times New Roman" w:hAnsi="Times New Roman" w:cs="Times New Roman"/>
+          <w:color w:val="auto"/>
+          <w:sz w:val="24"/>
+          <w:szCs w:val="24"/>
+          <w:lang w:eastAsia="zh-CN"/>
+        </w:rPr>
+        <w:t>untuk</w:t>
+      </w:r>
+      <w:proofErr w:type="spellEnd"/>
+      <w:r>
+        <w:rPr>
+          <w:rFonts w:ascii="Times New Roman" w:eastAsia="Times New Roman" w:hAnsi="Times New Roman" w:cs="Times New Roman"/>
+          <w:color w:val="auto"/>
+          <w:sz w:val="24"/>
+          <w:szCs w:val="24"/>
+          <w:lang w:eastAsia="zh-CN"/>
+        </w:rPr>
+        <w:t xml:space="preserve"> </w:t>
+      </w:r>
+      <w:proofErr w:type="spellStart"/>
+      <w:r>
+        <w:rPr>
+          <w:rFonts w:ascii="Times New Roman" w:eastAsia="Times New Roman" w:hAnsi="Times New Roman" w:cs="Times New Roman"/>
+          <w:color w:val="auto"/>
+          <w:sz w:val="24"/>
+          <w:szCs w:val="24"/>
+          <w:lang w:eastAsia="zh-CN"/>
+        </w:rPr>
+        <w:t>mengevaluasi</w:t>
+      </w:r>
+      <w:proofErr w:type="spellEnd"/>
+      <w:r>
+        <w:rPr>
+          <w:rFonts w:ascii="Times New Roman" w:eastAsia="Times New Roman" w:hAnsi="Times New Roman" w:cs="Times New Roman"/>
+          <w:color w:val="auto"/>
+          <w:sz w:val="24"/>
+          <w:szCs w:val="24"/>
+          <w:lang w:eastAsia="zh-CN"/>
+        </w:rPr>
+        <w:t xml:space="preserve"> </w:t>
+      </w:r>
+      <w:proofErr w:type="spellStart"/>
+      <w:r>
+        <w:rPr>
+          <w:rFonts w:ascii="Times New Roman" w:eastAsia="Times New Roman" w:hAnsi="Times New Roman" w:cs="Times New Roman"/>
+          <w:color w:val="auto"/>
+          <w:sz w:val="24"/>
+          <w:szCs w:val="24"/>
+          <w:lang w:eastAsia="zh-CN"/>
+        </w:rPr>
+        <w:t>contoh</w:t>
+      </w:r>
+      <w:proofErr w:type="spellEnd"/>
+      <w:r>
+        <w:rPr>
+          <w:rFonts w:ascii="Times New Roman" w:eastAsia="Times New Roman" w:hAnsi="Times New Roman" w:cs="Times New Roman"/>
+          <w:color w:val="auto"/>
+          <w:sz w:val="24"/>
+          <w:szCs w:val="24"/>
+          <w:lang w:eastAsia="zh-CN"/>
+        </w:rPr>
+        <w:t xml:space="preserve"> </w:t>
+      </w:r>
+      <w:proofErr w:type="spellStart"/>
+      <w:r>
+        <w:rPr>
+          <w:rFonts w:ascii="Times New Roman" w:eastAsia="Times New Roman" w:hAnsi="Times New Roman" w:cs="Times New Roman"/>
+          <w:color w:val="auto"/>
+          <w:sz w:val="24"/>
+          <w:szCs w:val="24"/>
+          <w:lang w:eastAsia="zh-CN"/>
+        </w:rPr>
+        <w:t>implementasi</w:t>
+      </w:r>
+      <w:proofErr w:type="spellEnd"/>
+      <w:r>
+        <w:rPr>
+          <w:rFonts w:ascii="Times New Roman" w:eastAsia="Times New Roman" w:hAnsi="Times New Roman" w:cs="Times New Roman"/>
+          <w:color w:val="auto"/>
+          <w:sz w:val="24"/>
+          <w:szCs w:val="24"/>
+          <w:lang w:eastAsia="zh-CN"/>
+        </w:rPr>
+        <w:t xml:space="preserve"> </w:t>
+      </w:r>
+      <w:proofErr w:type="spellStart"/>
+      <w:r>
+        <w:rPr>
+          <w:rFonts w:ascii="Times New Roman" w:eastAsia="Times New Roman" w:hAnsi="Times New Roman" w:cs="Times New Roman"/>
+          <w:color w:val="auto"/>
+          <w:sz w:val="24"/>
+          <w:szCs w:val="24"/>
+          <w:lang w:eastAsia="zh-CN"/>
+        </w:rPr>
+        <w:t>pengelolaan</w:t>
+      </w:r>
+      <w:proofErr w:type="spellEnd"/>
+      <w:r>
+        <w:rPr>
+          <w:rFonts w:ascii="Times New Roman" w:eastAsia="Times New Roman" w:hAnsi="Times New Roman" w:cs="Times New Roman"/>
+          <w:color w:val="auto"/>
+          <w:sz w:val="24"/>
+          <w:szCs w:val="24"/>
+          <w:lang w:eastAsia="zh-CN"/>
+        </w:rPr>
+        <w:t xml:space="preserve"> </w:t>
+      </w:r>
+      <w:proofErr w:type="spellStart"/>
+      <w:r>
+        <w:rPr>
+          <w:rFonts w:ascii="Times New Roman" w:eastAsia="Times New Roman" w:hAnsi="Times New Roman" w:cs="Times New Roman"/>
+          <w:color w:val="auto"/>
+          <w:sz w:val="24"/>
+          <w:szCs w:val="24"/>
+          <w:lang w:eastAsia="zh-CN"/>
+        </w:rPr>
+        <w:t>memori</w:t>
+      </w:r>
+      <w:proofErr w:type="spellEnd"/>
+      <w:r>
+        <w:rPr>
+          <w:rFonts w:ascii="Times New Roman" w:eastAsia="Times New Roman" w:hAnsi="Times New Roman" w:cs="Times New Roman"/>
+          <w:color w:val="auto"/>
+          <w:sz w:val="24"/>
+          <w:szCs w:val="24"/>
+          <w:lang w:eastAsia="zh-CN"/>
+        </w:rPr>
+        <w:t xml:space="preserve"> </w:t>
+      </w:r>
+      <w:proofErr w:type="spellStart"/>
+      <w:r>
+        <w:rPr>
+          <w:rFonts w:ascii="Times New Roman" w:eastAsia="Times New Roman" w:hAnsi="Times New Roman" w:cs="Times New Roman"/>
+          <w:color w:val="auto"/>
+          <w:sz w:val="24"/>
+          <w:szCs w:val="24"/>
+          <w:lang w:eastAsia="zh-CN"/>
+        </w:rPr>
+        <w:t>untuk</w:t>
+      </w:r>
+      <w:proofErr w:type="spellEnd"/>
+      <w:r>
+        <w:rPr>
+          <w:rFonts w:ascii="Times New Roman" w:eastAsia="Times New Roman" w:hAnsi="Times New Roman" w:cs="Times New Roman"/>
+          <w:color w:val="auto"/>
+          <w:sz w:val="24"/>
+          <w:szCs w:val="24"/>
+          <w:lang w:eastAsia="zh-CN"/>
+        </w:rPr>
+        <w:t xml:space="preserve"> array </w:t>
+      </w:r>
+      <w:proofErr w:type="spellStart"/>
+      <w:r>
+        <w:rPr>
+          <w:rFonts w:ascii="Times New Roman" w:eastAsia="Times New Roman" w:hAnsi="Times New Roman" w:cs="Times New Roman"/>
+          <w:color w:val="auto"/>
+          <w:sz w:val="24"/>
+          <w:szCs w:val="24"/>
+          <w:lang w:eastAsia="zh-CN"/>
+        </w:rPr>
+        <w:t>dinamis</w:t>
+      </w:r>
+      <w:proofErr w:type="spellEnd"/>
+      <w:r>
+        <w:rPr>
+          <w:rFonts w:ascii="Times New Roman" w:eastAsia="Times New Roman" w:hAnsi="Times New Roman" w:cs="Times New Roman"/>
+          <w:color w:val="auto"/>
+          <w:sz w:val="24"/>
+          <w:szCs w:val="24"/>
+          <w:lang w:eastAsia="zh-CN"/>
+        </w:rPr>
+        <w:t xml:space="preserve"> yang </w:t>
+      </w:r>
+      <w:proofErr w:type="spellStart"/>
+      <w:r>
+        <w:rPr>
+          <w:rFonts w:ascii="Times New Roman" w:eastAsia="Times New Roman" w:hAnsi="Times New Roman" w:cs="Times New Roman"/>
+          <w:color w:val="auto"/>
+          <w:sz w:val="24"/>
+          <w:szCs w:val="24"/>
+          <w:lang w:eastAsia="zh-CN"/>
+        </w:rPr>
+        <w:t>digunakan</w:t>
+      </w:r>
+      <w:proofErr w:type="spellEnd"/>
+      <w:r>
+        <w:rPr>
+          <w:rFonts w:ascii="Times New Roman" w:eastAsia="Times New Roman" w:hAnsi="Times New Roman" w:cs="Times New Roman"/>
+          <w:color w:val="auto"/>
+          <w:sz w:val="24"/>
+          <w:szCs w:val="24"/>
+          <w:lang w:eastAsia="zh-CN"/>
+        </w:rPr>
+        <w:t xml:space="preserve"> </w:t>
+      </w:r>
+      <w:proofErr w:type="spellStart"/>
+      <w:r>
+        <w:rPr>
+          <w:rFonts w:ascii="Times New Roman" w:eastAsia="Times New Roman" w:hAnsi="Times New Roman" w:cs="Times New Roman"/>
+          <w:color w:val="auto"/>
+          <w:sz w:val="24"/>
+          <w:szCs w:val="24"/>
+          <w:lang w:eastAsia="zh-CN"/>
+        </w:rPr>
+        <w:t>untuk</w:t>
+      </w:r>
+      <w:proofErr w:type="spellEnd"/>
+      <w:r>
+        <w:rPr>
+          <w:rFonts w:ascii="Times New Roman" w:eastAsia="Times New Roman" w:hAnsi="Times New Roman" w:cs="Times New Roman"/>
+          <w:color w:val="auto"/>
+          <w:sz w:val="24"/>
+          <w:szCs w:val="24"/>
+          <w:lang w:eastAsia="zh-CN"/>
+        </w:rPr>
+        <w:t xml:space="preserve"> </w:t>
+      </w:r>
+      <w:proofErr w:type="spellStart"/>
+      <w:r>
+        <w:rPr>
+          <w:rFonts w:ascii="Times New Roman" w:eastAsia="Times New Roman" w:hAnsi="Times New Roman" w:cs="Times New Roman"/>
+          <w:color w:val="auto"/>
+          <w:sz w:val="24"/>
+          <w:szCs w:val="24"/>
+          <w:lang w:eastAsia="zh-CN"/>
+        </w:rPr>
+        <w:t>mencatat</w:t>
+      </w:r>
+      <w:proofErr w:type="spellEnd"/>
+      <w:r>
+        <w:rPr>
+          <w:rFonts w:ascii="Times New Roman" w:eastAsia="Times New Roman" w:hAnsi="Times New Roman" w:cs="Times New Roman"/>
+          <w:color w:val="auto"/>
+          <w:sz w:val="24"/>
+          <w:szCs w:val="24"/>
+          <w:lang w:eastAsia="zh-CN"/>
+        </w:rPr>
+        <w:t xml:space="preserve"> daftar </w:t>
+      </w:r>
+      <w:proofErr w:type="spellStart"/>
+      <w:r>
+        <w:rPr>
+          <w:rFonts w:ascii="Times New Roman" w:eastAsia="Times New Roman" w:hAnsi="Times New Roman" w:cs="Times New Roman"/>
+          <w:color w:val="auto"/>
+          <w:sz w:val="24"/>
+          <w:szCs w:val="24"/>
+          <w:lang w:eastAsia="zh-CN"/>
+        </w:rPr>
+        <w:t>nilai</w:t>
+      </w:r>
+      <w:proofErr w:type="spellEnd"/>
+      <w:r>
+        <w:rPr>
+          <w:rFonts w:ascii="Times New Roman" w:eastAsia="Times New Roman" w:hAnsi="Times New Roman" w:cs="Times New Roman"/>
+          <w:color w:val="auto"/>
+          <w:sz w:val="24"/>
+          <w:szCs w:val="24"/>
+          <w:lang w:eastAsia="zh-CN"/>
+        </w:rPr>
+        <w:t xml:space="preserve"> </w:t>
+      </w:r>
+      <w:proofErr w:type="spellStart"/>
+      <w:r>
+        <w:rPr>
+          <w:rFonts w:ascii="Times New Roman" w:eastAsia="Times New Roman" w:hAnsi="Times New Roman" w:cs="Times New Roman"/>
+          <w:color w:val="auto"/>
+          <w:sz w:val="24"/>
+          <w:szCs w:val="24"/>
+          <w:lang w:eastAsia="zh-CN"/>
+        </w:rPr>
+        <w:t>siswa</w:t>
+      </w:r>
+      <w:proofErr w:type="spellEnd"/>
+      <w:r>
+        <w:rPr>
+          <w:rFonts w:ascii="Times New Roman" w:eastAsia="Times New Roman" w:hAnsi="Times New Roman" w:cs="Times New Roman"/>
+          <w:color w:val="auto"/>
+          <w:sz w:val="24"/>
+          <w:szCs w:val="24"/>
+          <w:lang w:eastAsia="zh-CN"/>
+        </w:rPr>
+        <w:t>.</w:t>
       </w:r>
     </w:p>
     <w:p>
@@ -761,6 +2200,7 @@
           <w:lang w:eastAsia="zh-CN"/>
         </w:rPr>
       </w:pPr>
+      <w:proofErr w:type="spellStart"/>
       <w:r>
         <w:rPr>
           <w:rFonts w:asciiTheme="majorBidi" w:eastAsia="Times New Roman" w:hAnsiTheme="majorBidi" w:cstheme="majorBidi"/>
@@ -772,8 +2212,9 @@
           <w:lang w:eastAsia="zh-CN"/>
         </w:rPr>
         <w:lastRenderedPageBreak/>
-        <w:t>Tugas 1: Analisis Kebutuhan Program untuk Manajemen File</w:t>
-      </w:r>
+        <w:t>Tugas</w:t>
+      </w:r>
+      <w:proofErr w:type="spellEnd"/>
       <w:r>
         <w:rPr>
           <w:rFonts w:asciiTheme="majorBidi" w:eastAsia="Times New Roman" w:hAnsiTheme="majorBidi" w:cstheme="majorBidi"/>
@@ -784,21 +2225,9 @@
           <w:szCs w:val="24"/>
           <w:lang w:eastAsia="zh-CN"/>
         </w:rPr>
-        <w:t xml:space="preserve"> (Bobot 60%)</w:t>
-      </w:r>
-    </w:p>
-    <w:p>
-      <w:pPr>
-        <w:shd w:val="clear" w:color="auto" w:fill="auto"/>
-        <w:spacing w:before="100" w:beforeAutospacing="1" w:after="100" w:afterAutospacing="1" w:line="360" w:lineRule="auto"/>
-        <w:rPr>
-          <w:rFonts w:asciiTheme="majorBidi" w:eastAsia="Times New Roman" w:hAnsiTheme="majorBidi" w:cstheme="majorBidi"/>
-          <w:color w:val="auto"/>
-          <w:sz w:val="24"/>
-          <w:szCs w:val="24"/>
-          <w:lang w:eastAsia="zh-CN"/>
-        </w:rPr>
-      </w:pPr>
+        <w:t xml:space="preserve"> 1: </w:t>
+      </w:r>
+      <w:proofErr w:type="spellStart"/>
       <w:r>
         <w:rPr>
           <w:rFonts w:asciiTheme="majorBidi" w:eastAsia="Times New Roman" w:hAnsiTheme="majorBidi" w:cstheme="majorBidi"/>
@@ -809,31 +2238,9 @@
           <w:szCs w:val="24"/>
           <w:lang w:eastAsia="zh-CN"/>
         </w:rPr>
-        <w:t>Deskripsi Masalah:</w:t>
-      </w:r>
-    </w:p>
-    <w:p>
-      <w:pPr>
-        <w:shd w:val="clear" w:color="auto" w:fill="auto"/>
-        <w:spacing w:before="100" w:beforeAutospacing="1" w:after="100" w:afterAutospacing="1" w:line="360" w:lineRule="auto"/>
-        <w:rPr>
-          <w:rFonts w:asciiTheme="majorBidi" w:eastAsia="Times New Roman" w:hAnsiTheme="majorBidi" w:cstheme="majorBidi"/>
-          <w:color w:val="auto"/>
-          <w:sz w:val="24"/>
-          <w:szCs w:val="24"/>
-          <w:lang w:eastAsia="zh-CN"/>
-        </w:rPr>
-      </w:pPr>
-      <w:r>
-        <w:rPr>
-          <w:rFonts w:asciiTheme="majorBidi" w:eastAsia="Times New Roman" w:hAnsiTheme="majorBidi" w:cstheme="majorBidi"/>
-          <w:color w:val="auto"/>
-          <w:sz w:val="24"/>
-          <w:szCs w:val="24"/>
-          <w:lang w:eastAsia="zh-CN"/>
-        </w:rPr>
-        <w:t xml:space="preserve">Anda harus merancang </w:t>
-      </w:r>
+        <w:t>Analisis</w:t>
+      </w:r>
+      <w:proofErr w:type="spellEnd"/>
       <w:r>
         <w:rPr>
           <w:rFonts w:asciiTheme="majorBidi" w:eastAsia="Times New Roman" w:hAnsiTheme="majorBidi" w:cstheme="majorBidi"/>
@@ -844,8 +2251,9 @@
           <w:szCs w:val="24"/>
           <w:lang w:eastAsia="zh-CN"/>
         </w:rPr>
-        <w:t xml:space="preserve">pseudo code </w:t>
-      </w:r>
+        <w:t xml:space="preserve"> </w:t>
+      </w:r>
+      <w:proofErr w:type="spellStart"/>
       <w:r>
         <w:rPr>
           <w:rFonts w:asciiTheme="majorBidi" w:eastAsia="Times New Roman" w:hAnsiTheme="majorBidi" w:cstheme="majorBidi"/>
@@ -856,8 +2264,9 @@
           <w:szCs w:val="24"/>
           <w:lang w:eastAsia="zh-CN"/>
         </w:rPr>
-        <w:t>dan</w:t>
-      </w:r>
+        <w:t>Kebutuhan</w:t>
+      </w:r>
+      <w:proofErr w:type="spellEnd"/>
       <w:r>
         <w:rPr>
           <w:rFonts w:asciiTheme="majorBidi" w:eastAsia="Times New Roman" w:hAnsiTheme="majorBidi" w:cstheme="majorBidi"/>
@@ -868,6 +2277,264 @@
           <w:szCs w:val="24"/>
           <w:lang w:eastAsia="zh-CN"/>
         </w:rPr>
+        <w:t xml:space="preserve"> Program </w:t>
+      </w:r>
+      <w:proofErr w:type="spellStart"/>
+      <w:r>
+        <w:rPr>
+          <w:rFonts w:asciiTheme="majorBidi" w:eastAsia="Times New Roman" w:hAnsiTheme="majorBidi" w:cstheme="majorBidi"/>
+          <w:b/>
+          <w:bCs/>
+          <w:color w:val="auto"/>
+          <w:sz w:val="24"/>
+          <w:szCs w:val="24"/>
+          <w:lang w:eastAsia="zh-CN"/>
+        </w:rPr>
+        <w:t>untuk</w:t>
+      </w:r>
+      <w:proofErr w:type="spellEnd"/>
+      <w:r>
+        <w:rPr>
+          <w:rFonts w:asciiTheme="majorBidi" w:eastAsia="Times New Roman" w:hAnsiTheme="majorBidi" w:cstheme="majorBidi"/>
+          <w:b/>
+          <w:bCs/>
+          <w:color w:val="auto"/>
+          <w:sz w:val="24"/>
+          <w:szCs w:val="24"/>
+          <w:lang w:eastAsia="zh-CN"/>
+        </w:rPr>
+        <w:t xml:space="preserve"> </w:t>
+      </w:r>
+      <w:proofErr w:type="spellStart"/>
+      <w:r>
+        <w:rPr>
+          <w:rFonts w:asciiTheme="majorBidi" w:eastAsia="Times New Roman" w:hAnsiTheme="majorBidi" w:cstheme="majorBidi"/>
+          <w:b/>
+          <w:bCs/>
+          <w:color w:val="auto"/>
+          <w:sz w:val="24"/>
+          <w:szCs w:val="24"/>
+          <w:lang w:eastAsia="zh-CN"/>
+        </w:rPr>
+        <w:t>Manajemen</w:t>
+      </w:r>
+      <w:proofErr w:type="spellEnd"/>
+      <w:r>
+        <w:rPr>
+          <w:rFonts w:asciiTheme="majorBidi" w:eastAsia="Times New Roman" w:hAnsiTheme="majorBidi" w:cstheme="majorBidi"/>
+          <w:b/>
+          <w:bCs/>
+          <w:color w:val="auto"/>
+          <w:sz w:val="24"/>
+          <w:szCs w:val="24"/>
+          <w:lang w:eastAsia="zh-CN"/>
+        </w:rPr>
+        <w:t xml:space="preserve"> File</w:t>
+      </w:r>
+      <w:r>
+        <w:rPr>
+          <w:rFonts w:asciiTheme="majorBidi" w:eastAsia="Times New Roman" w:hAnsiTheme="majorBidi" w:cstheme="majorBidi"/>
+          <w:b/>
+          <w:bCs/>
+          <w:color w:val="auto"/>
+          <w:sz w:val="24"/>
+          <w:szCs w:val="24"/>
+          <w:lang w:eastAsia="zh-CN"/>
+        </w:rPr>
+        <w:t xml:space="preserve"> (</w:t>
+      </w:r>
+      <w:proofErr w:type="spellStart"/>
+      <w:r>
+        <w:rPr>
+          <w:rFonts w:asciiTheme="majorBidi" w:eastAsia="Times New Roman" w:hAnsiTheme="majorBidi" w:cstheme="majorBidi"/>
+          <w:b/>
+          <w:bCs/>
+          <w:color w:val="auto"/>
+          <w:sz w:val="24"/>
+          <w:szCs w:val="24"/>
+          <w:lang w:eastAsia="zh-CN"/>
+        </w:rPr>
+        <w:t>Bobot</w:t>
+      </w:r>
+      <w:proofErr w:type="spellEnd"/>
+      <w:r>
+        <w:rPr>
+          <w:rFonts w:asciiTheme="majorBidi" w:eastAsia="Times New Roman" w:hAnsiTheme="majorBidi" w:cstheme="majorBidi"/>
+          <w:b/>
+          <w:bCs/>
+          <w:color w:val="auto"/>
+          <w:sz w:val="24"/>
+          <w:szCs w:val="24"/>
+          <w:lang w:eastAsia="zh-CN"/>
+        </w:rPr>
+        <w:t xml:space="preserve"> 60%)</w:t>
+      </w:r>
+    </w:p>
+    <w:p>
+      <w:pPr>
+        <w:shd w:val="clear" w:color="auto" w:fill="auto"/>
+        <w:spacing w:before="100" w:beforeAutospacing="1" w:after="100" w:afterAutospacing="1" w:line="360" w:lineRule="auto"/>
+        <w:rPr>
+          <w:rFonts w:asciiTheme="majorBidi" w:eastAsia="Times New Roman" w:hAnsiTheme="majorBidi" w:cstheme="majorBidi"/>
+          <w:color w:val="auto"/>
+          <w:sz w:val="24"/>
+          <w:szCs w:val="24"/>
+          <w:lang w:eastAsia="zh-CN"/>
+        </w:rPr>
+      </w:pPr>
+      <w:proofErr w:type="spellStart"/>
+      <w:r>
+        <w:rPr>
+          <w:rFonts w:asciiTheme="majorBidi" w:eastAsia="Times New Roman" w:hAnsiTheme="majorBidi" w:cstheme="majorBidi"/>
+          <w:b/>
+          <w:bCs/>
+          <w:color w:val="auto"/>
+          <w:sz w:val="24"/>
+          <w:szCs w:val="24"/>
+          <w:lang w:eastAsia="zh-CN"/>
+        </w:rPr>
+        <w:t>Deskripsi</w:t>
+      </w:r>
+      <w:proofErr w:type="spellEnd"/>
+      <w:r>
+        <w:rPr>
+          <w:rFonts w:asciiTheme="majorBidi" w:eastAsia="Times New Roman" w:hAnsiTheme="majorBidi" w:cstheme="majorBidi"/>
+          <w:b/>
+          <w:bCs/>
+          <w:color w:val="auto"/>
+          <w:sz w:val="24"/>
+          <w:szCs w:val="24"/>
+          <w:lang w:eastAsia="zh-CN"/>
+        </w:rPr>
+        <w:t xml:space="preserve"> </w:t>
+      </w:r>
+      <w:proofErr w:type="spellStart"/>
+      <w:r>
+        <w:rPr>
+          <w:rFonts w:asciiTheme="majorBidi" w:eastAsia="Times New Roman" w:hAnsiTheme="majorBidi" w:cstheme="majorBidi"/>
+          <w:b/>
+          <w:bCs/>
+          <w:color w:val="auto"/>
+          <w:sz w:val="24"/>
+          <w:szCs w:val="24"/>
+          <w:lang w:eastAsia="zh-CN"/>
+        </w:rPr>
+        <w:t>Masalah</w:t>
+      </w:r>
+      <w:proofErr w:type="spellEnd"/>
+      <w:r>
+        <w:rPr>
+          <w:rFonts w:asciiTheme="majorBidi" w:eastAsia="Times New Roman" w:hAnsiTheme="majorBidi" w:cstheme="majorBidi"/>
+          <w:b/>
+          <w:bCs/>
+          <w:color w:val="auto"/>
+          <w:sz w:val="24"/>
+          <w:szCs w:val="24"/>
+          <w:lang w:eastAsia="zh-CN"/>
+        </w:rPr>
+        <w:t>:</w:t>
+      </w:r>
+    </w:p>
+    <w:p>
+      <w:pPr>
+        <w:shd w:val="clear" w:color="auto" w:fill="auto"/>
+        <w:spacing w:before="100" w:beforeAutospacing="1" w:after="100" w:afterAutospacing="1" w:line="360" w:lineRule="auto"/>
+        <w:rPr>
+          <w:rFonts w:asciiTheme="majorBidi" w:eastAsia="Times New Roman" w:hAnsiTheme="majorBidi" w:cstheme="majorBidi"/>
+          <w:color w:val="auto"/>
+          <w:sz w:val="24"/>
+          <w:szCs w:val="24"/>
+          <w:lang w:eastAsia="zh-CN"/>
+        </w:rPr>
+      </w:pPr>
+      <w:r>
+        <w:rPr>
+          <w:rFonts w:asciiTheme="majorBidi" w:eastAsia="Times New Roman" w:hAnsiTheme="majorBidi" w:cstheme="majorBidi"/>
+          <w:color w:val="auto"/>
+          <w:sz w:val="24"/>
+          <w:szCs w:val="24"/>
+          <w:lang w:eastAsia="zh-CN"/>
+        </w:rPr>
+        <w:t xml:space="preserve">Anda </w:t>
+      </w:r>
+      <w:proofErr w:type="spellStart"/>
+      <w:r>
+        <w:rPr>
+          <w:rFonts w:asciiTheme="majorBidi" w:eastAsia="Times New Roman" w:hAnsiTheme="majorBidi" w:cstheme="majorBidi"/>
+          <w:color w:val="auto"/>
+          <w:sz w:val="24"/>
+          <w:szCs w:val="24"/>
+          <w:lang w:eastAsia="zh-CN"/>
+        </w:rPr>
+        <w:t>harus</w:t>
+      </w:r>
+      <w:proofErr w:type="spellEnd"/>
+      <w:r>
+        <w:rPr>
+          <w:rFonts w:asciiTheme="majorBidi" w:eastAsia="Times New Roman" w:hAnsiTheme="majorBidi" w:cstheme="majorBidi"/>
+          <w:color w:val="auto"/>
+          <w:sz w:val="24"/>
+          <w:szCs w:val="24"/>
+          <w:lang w:eastAsia="zh-CN"/>
+        </w:rPr>
+        <w:t xml:space="preserve"> </w:t>
+      </w:r>
+      <w:proofErr w:type="spellStart"/>
+      <w:r>
+        <w:rPr>
+          <w:rFonts w:asciiTheme="majorBidi" w:eastAsia="Times New Roman" w:hAnsiTheme="majorBidi" w:cstheme="majorBidi"/>
+          <w:color w:val="auto"/>
+          <w:sz w:val="24"/>
+          <w:szCs w:val="24"/>
+          <w:lang w:eastAsia="zh-CN"/>
+        </w:rPr>
+        <w:t>merancang</w:t>
+      </w:r>
+      <w:proofErr w:type="spellEnd"/>
+      <w:r>
+        <w:rPr>
+          <w:rFonts w:asciiTheme="majorBidi" w:eastAsia="Times New Roman" w:hAnsiTheme="majorBidi" w:cstheme="majorBidi"/>
+          <w:color w:val="auto"/>
+          <w:sz w:val="24"/>
+          <w:szCs w:val="24"/>
+          <w:lang w:eastAsia="zh-CN"/>
+        </w:rPr>
+        <w:t xml:space="preserve"> </w:t>
+      </w:r>
+      <w:r>
+        <w:rPr>
+          <w:rFonts w:asciiTheme="majorBidi" w:eastAsia="Times New Roman" w:hAnsiTheme="majorBidi" w:cstheme="majorBidi"/>
+          <w:b/>
+          <w:bCs/>
+          <w:color w:val="auto"/>
+          <w:sz w:val="24"/>
+          <w:szCs w:val="24"/>
+          <w:lang w:eastAsia="zh-CN"/>
+        </w:rPr>
+        <w:t xml:space="preserve">pseudo code </w:t>
+      </w:r>
+      <w:r>
+        <w:rPr>
+          <w:rFonts w:asciiTheme="majorBidi" w:eastAsia="Times New Roman" w:hAnsiTheme="majorBidi" w:cstheme="majorBidi"/>
+          <w:b/>
+          <w:bCs/>
+          <w:color w:val="auto"/>
+          <w:sz w:val="24"/>
+          <w:szCs w:val="24"/>
+          <w:lang w:eastAsia="zh-CN"/>
+        </w:rPr>
+        <w:t>dan</w:t>
+      </w:r>
+      <w:r>
+        <w:rPr>
+          <w:rFonts w:asciiTheme="majorBidi" w:eastAsia="Times New Roman" w:hAnsiTheme="majorBidi" w:cstheme="majorBidi"/>
+          <w:b/>
+          <w:bCs/>
+          <w:color w:val="auto"/>
+          <w:sz w:val="24"/>
+          <w:szCs w:val="24"/>
+          <w:lang w:eastAsia="zh-CN"/>
+        </w:rPr>
         <w:t xml:space="preserve"> flowchart</w:t>
       </w:r>
       <w:r>
@@ -878,7 +2545,117 @@
           <w:szCs w:val="24"/>
           <w:lang w:eastAsia="zh-CN"/>
         </w:rPr>
-        <w:t xml:space="preserve"> mendetail yang menggambarkan bagaimana sistem akan:</w:t>
+        <w:t xml:space="preserve"> </w:t>
+      </w:r>
+      <w:proofErr w:type="spellStart"/>
+      <w:r>
+        <w:rPr>
+          <w:rFonts w:asciiTheme="majorBidi" w:eastAsia="Times New Roman" w:hAnsiTheme="majorBidi" w:cstheme="majorBidi"/>
+          <w:color w:val="auto"/>
+          <w:sz w:val="24"/>
+          <w:szCs w:val="24"/>
+          <w:lang w:eastAsia="zh-CN"/>
+        </w:rPr>
+        <w:t>mendetail</w:t>
+      </w:r>
+      <w:proofErr w:type="spellEnd"/>
+      <w:r>
+        <w:rPr>
+          <w:rFonts w:asciiTheme="majorBidi" w:eastAsia="Times New Roman" w:hAnsiTheme="majorBidi" w:cstheme="majorBidi"/>
+          <w:color w:val="auto"/>
+          <w:sz w:val="24"/>
+          <w:szCs w:val="24"/>
+          <w:lang w:eastAsia="zh-CN"/>
+        </w:rPr>
+        <w:t xml:space="preserve"> yang </w:t>
+      </w:r>
+      <w:proofErr w:type="spellStart"/>
+      <w:r>
+        <w:rPr>
+          <w:rFonts w:asciiTheme="majorBidi" w:eastAsia="Times New Roman" w:hAnsiTheme="majorBidi" w:cstheme="majorBidi"/>
+          <w:color w:val="auto"/>
+          <w:sz w:val="24"/>
+          <w:szCs w:val="24"/>
+          <w:lang w:eastAsia="zh-CN"/>
+        </w:rPr>
+        <w:t>menggambarkan</w:t>
+      </w:r>
+      <w:proofErr w:type="spellEnd"/>
+      <w:r>
+        <w:rPr>
+          <w:rFonts w:asciiTheme="majorBidi" w:eastAsia="Times New Roman" w:hAnsiTheme="majorBidi" w:cstheme="majorBidi"/>
+          <w:color w:val="auto"/>
+          <w:sz w:val="24"/>
+          <w:szCs w:val="24"/>
+          <w:lang w:eastAsia="zh-CN"/>
+        </w:rPr>
+        <w:t xml:space="preserve"> </w:t>
+      </w:r>
+      <w:proofErr w:type="spellStart"/>
+      <w:r>
+        <w:rPr>
+          <w:rFonts w:asciiTheme="majorBidi" w:eastAsia="Times New Roman" w:hAnsiTheme="majorBidi" w:cstheme="majorBidi"/>
+          <w:color w:val="auto"/>
+          <w:sz w:val="24"/>
+          <w:szCs w:val="24"/>
+          <w:lang w:eastAsia="zh-CN"/>
+        </w:rPr>
+        <w:t>bagaimana</w:t>
+      </w:r>
+      <w:proofErr w:type="spellEnd"/>
+      <w:r>
+        <w:rPr>
+          <w:rFonts w:asciiTheme="majorBidi" w:eastAsia="Times New Roman" w:hAnsiTheme="majorBidi" w:cstheme="majorBidi"/>
+          <w:color w:val="auto"/>
+          <w:sz w:val="24"/>
+          <w:szCs w:val="24"/>
+          <w:lang w:eastAsia="zh-CN"/>
+        </w:rPr>
+        <w:t xml:space="preserve"> </w:t>
+      </w:r>
+      <w:proofErr w:type="spellStart"/>
+      <w:r>
+        <w:rPr>
+          <w:rFonts w:asciiTheme="majorBidi" w:eastAsia="Times New Roman" w:hAnsiTheme="majorBidi" w:cstheme="majorBidi"/>
+          <w:color w:val="auto"/>
+          <w:sz w:val="24"/>
+          <w:szCs w:val="24"/>
+          <w:lang w:eastAsia="zh-CN"/>
+        </w:rPr>
+        <w:t>sistem</w:t>
+      </w:r>
+      <w:proofErr w:type="spellEnd"/>
+      <w:r>
+        <w:rPr>
+          <w:rFonts w:asciiTheme="majorBidi" w:eastAsia="Times New Roman" w:hAnsiTheme="majorBidi" w:cstheme="majorBidi"/>
+          <w:color w:val="auto"/>
+          <w:sz w:val="24"/>
+          <w:szCs w:val="24"/>
+          <w:lang w:eastAsia="zh-CN"/>
+        </w:rPr>
+        <w:t xml:space="preserve"> </w:t>
+      </w:r>
+      <w:proofErr w:type="spellStart"/>
+      <w:r>
+        <w:rPr>
+          <w:rFonts w:asciiTheme="majorBidi" w:eastAsia="Times New Roman" w:hAnsiTheme="majorBidi" w:cstheme="majorBidi"/>
+          <w:color w:val="auto"/>
+          <w:sz w:val="24"/>
+          <w:szCs w:val="24"/>
+          <w:lang w:eastAsia="zh-CN"/>
+        </w:rPr>
+        <w:t>akan</w:t>
+      </w:r>
+      <w:proofErr w:type="spellEnd"/>
+      <w:r>
+        <w:rPr>
+          <w:rFonts w:asciiTheme="majorBidi" w:eastAsia="Times New Roman" w:hAnsiTheme="majorBidi" w:cstheme="majorBidi"/>
+          <w:color w:val="auto"/>
+          <w:sz w:val="24"/>
+          <w:szCs w:val="24"/>
+          <w:lang w:eastAsia="zh-CN"/>
+        </w:rPr>
+        <w:t>:</w:t>
       </w:r>
     </w:p>
     <w:p>
@@ -898,6 +2675,7 @@
           <w:lang w:eastAsia="zh-CN"/>
         </w:rPr>
       </w:pPr>
+      <w:proofErr w:type="spellStart"/>
       <w:r>
         <w:rPr>
           <w:rFonts w:asciiTheme="majorBidi" w:eastAsia="Times New Roman" w:hAnsiTheme="majorBidi" w:cstheme="majorBidi"/>
@@ -906,8 +2684,31 @@
           <w:szCs w:val="24"/>
           <w:lang w:eastAsia="zh-CN"/>
         </w:rPr>
-        <w:t>Menambah data siswa</w:t>
-      </w:r>
+        <w:t>Menambah</w:t>
+      </w:r>
+      <w:proofErr w:type="spellEnd"/>
+      <w:r>
+        <w:rPr>
+          <w:rFonts w:asciiTheme="majorBidi" w:eastAsia="Times New Roman" w:hAnsiTheme="majorBidi" w:cstheme="majorBidi"/>
+          <w:color w:val="auto"/>
+          <w:sz w:val="24"/>
+          <w:szCs w:val="24"/>
+          <w:lang w:eastAsia="zh-CN"/>
+        </w:rPr>
+        <w:t xml:space="preserve"> data </w:t>
+      </w:r>
+      <w:proofErr w:type="spellStart"/>
+      <w:r>
+        <w:rPr>
+          <w:rFonts w:asciiTheme="majorBidi" w:eastAsia="Times New Roman" w:hAnsiTheme="majorBidi" w:cstheme="majorBidi"/>
+          <w:color w:val="auto"/>
+          <w:sz w:val="24"/>
+          <w:szCs w:val="24"/>
+          <w:lang w:eastAsia="zh-CN"/>
+        </w:rPr>
+        <w:t>siswa</w:t>
+      </w:r>
+      <w:proofErr w:type="spellEnd"/>
     </w:p>
     <w:p>
       <w:pPr>
@@ -926,6 +2727,7 @@
           <w:lang w:eastAsia="zh-CN"/>
         </w:rPr>
       </w:pPr>
+      <w:proofErr w:type="spellStart"/>
       <w:r>
         <w:rPr>
           <w:rFonts w:asciiTheme="majorBidi" w:eastAsia="Times New Roman" w:hAnsiTheme="majorBidi" w:cstheme="majorBidi"/>
@@ -934,8 +2736,31 @@
           <w:szCs w:val="24"/>
           <w:lang w:eastAsia="zh-CN"/>
         </w:rPr>
-        <w:t>Menghapus data siswa</w:t>
-      </w:r>
+        <w:t>Menghapus</w:t>
+      </w:r>
+      <w:proofErr w:type="spellEnd"/>
+      <w:r>
+        <w:rPr>
+          <w:rFonts w:asciiTheme="majorBidi" w:eastAsia="Times New Roman" w:hAnsiTheme="majorBidi" w:cstheme="majorBidi"/>
+          <w:color w:val="auto"/>
+          <w:sz w:val="24"/>
+          <w:szCs w:val="24"/>
+          <w:lang w:eastAsia="zh-CN"/>
+        </w:rPr>
+        <w:t xml:space="preserve"> data </w:t>
+      </w:r>
+      <w:proofErr w:type="spellStart"/>
+      <w:r>
+        <w:rPr>
+          <w:rFonts w:asciiTheme="majorBidi" w:eastAsia="Times New Roman" w:hAnsiTheme="majorBidi" w:cstheme="majorBidi"/>
+          <w:color w:val="auto"/>
+          <w:sz w:val="24"/>
+          <w:szCs w:val="24"/>
+          <w:lang w:eastAsia="zh-CN"/>
+        </w:rPr>
+        <w:t>siswa</w:t>
+      </w:r>
+      <w:proofErr w:type="spellEnd"/>
     </w:p>
     <w:p>
       <w:pPr>
@@ -954,6 +2779,7 @@
           <w:lang w:eastAsia="zh-CN"/>
         </w:rPr>
       </w:pPr>
+      <w:proofErr w:type="spellStart"/>
       <w:r>
         <w:rPr>
           <w:rFonts w:asciiTheme="majorBidi" w:eastAsia="Times New Roman" w:hAnsiTheme="majorBidi" w:cstheme="majorBidi"/>
@@ -962,8 +2788,31 @@
           <w:szCs w:val="24"/>
           <w:lang w:eastAsia="zh-CN"/>
         </w:rPr>
-        <w:t>Mencari data siswa</w:t>
-      </w:r>
+        <w:t>Mencari</w:t>
+      </w:r>
+      <w:proofErr w:type="spellEnd"/>
+      <w:r>
+        <w:rPr>
+          <w:rFonts w:asciiTheme="majorBidi" w:eastAsia="Times New Roman" w:hAnsiTheme="majorBidi" w:cstheme="majorBidi"/>
+          <w:color w:val="auto"/>
+          <w:sz w:val="24"/>
+          <w:szCs w:val="24"/>
+          <w:lang w:eastAsia="zh-CN"/>
+        </w:rPr>
+        <w:t xml:space="preserve"> data </w:t>
+      </w:r>
+      <w:proofErr w:type="spellStart"/>
+      <w:r>
+        <w:rPr>
+          <w:rFonts w:asciiTheme="majorBidi" w:eastAsia="Times New Roman" w:hAnsiTheme="majorBidi" w:cstheme="majorBidi"/>
+          <w:color w:val="auto"/>
+          <w:sz w:val="24"/>
+          <w:szCs w:val="24"/>
+          <w:lang w:eastAsia="zh-CN"/>
+        </w:rPr>
+        <w:t>siswa</w:t>
+      </w:r>
+      <w:proofErr w:type="spellEnd"/>
     </w:p>
     <w:p>
       <w:pPr>
@@ -977,6 +2826,7 @@
           <w:lang w:eastAsia="zh-CN"/>
         </w:rPr>
       </w:pPr>
+      <w:proofErr w:type="spellStart"/>
       <w:r>
         <w:rPr>
           <w:rFonts w:asciiTheme="majorBidi" w:eastAsia="Times New Roman" w:hAnsiTheme="majorBidi" w:cstheme="majorBidi"/>
@@ -985,7 +2835,106 @@
           <w:szCs w:val="24"/>
           <w:lang w:eastAsia="zh-CN"/>
         </w:rPr>
-        <w:t>Setiap entri data siswa harus memuat:</w:t>
+        <w:t>Setiap</w:t>
+      </w:r>
+      <w:proofErr w:type="spellEnd"/>
+      <w:r>
+        <w:rPr>
+          <w:rFonts w:asciiTheme="majorBidi" w:eastAsia="Times New Roman" w:hAnsiTheme="majorBidi" w:cstheme="majorBidi"/>
+          <w:color w:val="auto"/>
+          <w:sz w:val="24"/>
+          <w:szCs w:val="24"/>
+          <w:lang w:eastAsia="zh-CN"/>
+        </w:rPr>
+        <w:t xml:space="preserve"> </w:t>
+      </w:r>
+      <w:proofErr w:type="spellStart"/>
+      <w:r>
+        <w:rPr>
+          <w:rFonts w:asciiTheme="majorBidi" w:eastAsia="Times New Roman" w:hAnsiTheme="majorBidi" w:cstheme="majorBidi"/>
+          <w:color w:val="auto"/>
+          <w:sz w:val="24"/>
+          <w:szCs w:val="24"/>
+          <w:lang w:eastAsia="zh-CN"/>
+        </w:rPr>
+        <w:t>entri</w:t>
+      </w:r>
+      <w:proofErr w:type="spellEnd"/>
+      <w:r>
+        <w:rPr>
+          <w:rFonts w:asciiTheme="majorBidi" w:eastAsia="Times New Roman" w:hAnsiTheme="majorBidi" w:cstheme="majorBidi"/>
+          <w:color w:val="auto"/>
+          <w:sz w:val="24"/>
+          <w:szCs w:val="24"/>
+          <w:lang w:eastAsia="zh-CN"/>
+        </w:rPr>
+        <w:t xml:space="preserve"> data </w:t>
+      </w:r>
+      <w:proofErr w:type="spellStart"/>
+      <w:r>
+        <w:rPr>
+          <w:rFonts w:asciiTheme="majorBidi" w:eastAsia="Times New Roman" w:hAnsiTheme="majorBidi" w:cstheme="majorBidi"/>
+          <w:color w:val="auto"/>
+          <w:sz w:val="24"/>
+          <w:szCs w:val="24"/>
+          <w:lang w:eastAsia="zh-CN"/>
+        </w:rPr>
+        <w:t>siswa</w:t>
+      </w:r>
+      <w:proofErr w:type="spellEnd"/>
+      <w:r>
+        <w:rPr>
+          <w:rFonts w:asciiTheme="majorBidi" w:eastAsia="Times New Roman" w:hAnsiTheme="majorBidi" w:cstheme="majorBidi"/>
+          <w:color w:val="auto"/>
+          <w:sz w:val="24"/>
+          <w:szCs w:val="24"/>
+          <w:lang w:eastAsia="zh-CN"/>
+        </w:rPr>
+        <w:t xml:space="preserve"> </w:t>
+      </w:r>
+      <w:proofErr w:type="spellStart"/>
+      <w:r>
+        <w:rPr>
+          <w:rFonts w:asciiTheme="majorBidi" w:eastAsia="Times New Roman" w:hAnsiTheme="majorBidi" w:cstheme="majorBidi"/>
+          <w:color w:val="auto"/>
+          <w:sz w:val="24"/>
+          <w:szCs w:val="24"/>
+          <w:lang w:eastAsia="zh-CN"/>
+        </w:rPr>
+        <w:t>harus</w:t>
+      </w:r>
+      <w:proofErr w:type="spellEnd"/>
+      <w:r>
+        <w:rPr>
+          <w:rFonts w:asciiTheme="majorBidi" w:eastAsia="Times New Roman" w:hAnsiTheme="majorBidi" w:cstheme="majorBidi"/>
+          <w:color w:val="auto"/>
+          <w:sz w:val="24"/>
+          <w:szCs w:val="24"/>
+          <w:lang w:eastAsia="zh-CN"/>
+        </w:rPr>
+        <w:t xml:space="preserve"> </w:t>
+      </w:r>
+      <w:proofErr w:type="spellStart"/>
+      <w:r>
+        <w:rPr>
+          <w:rFonts w:asciiTheme="majorBidi" w:eastAsia="Times New Roman" w:hAnsiTheme="majorBidi" w:cstheme="majorBidi"/>
+          <w:color w:val="auto"/>
+          <w:sz w:val="24"/>
+          <w:szCs w:val="24"/>
+          <w:lang w:eastAsia="zh-CN"/>
+        </w:rPr>
+        <w:t>memuat</w:t>
+      </w:r>
+      <w:proofErr w:type="spellEnd"/>
+      <w:r>
+        <w:rPr>
+          <w:rFonts w:asciiTheme="majorBidi" w:eastAsia="Times New Roman" w:hAnsiTheme="majorBidi" w:cstheme="majorBidi"/>
+          <w:color w:val="auto"/>
+          <w:sz w:val="24"/>
+          <w:szCs w:val="24"/>
+          <w:lang w:eastAsia="zh-CN"/>
+        </w:rPr>
+        <w:t>:</w:t>
       </w:r>
     </w:p>
     <w:p>
@@ -1031,6 +2980,7 @@
           <w:lang w:eastAsia="zh-CN"/>
         </w:rPr>
       </w:pPr>
+      <w:proofErr w:type="spellStart"/>
       <w:r>
         <w:rPr>
           <w:rFonts w:asciiTheme="majorBidi" w:eastAsia="Times New Roman" w:hAnsiTheme="majorBidi" w:cstheme="majorBidi"/>
@@ -1041,6 +2991,7 @@
         </w:rPr>
         <w:t>Umur</w:t>
       </w:r>
+      <w:proofErr w:type="spellEnd"/>
     </w:p>
     <w:p>
       <w:pPr>
@@ -1058,6 +3009,7 @@
           <w:lang w:eastAsia="zh-CN"/>
         </w:rPr>
       </w:pPr>
+      <w:proofErr w:type="spellStart"/>
       <w:r>
         <w:rPr>
           <w:rFonts w:asciiTheme="majorBidi" w:eastAsia="Times New Roman" w:hAnsiTheme="majorBidi" w:cstheme="majorBidi"/>
@@ -1066,8 +3018,31 @@
           <w:szCs w:val="24"/>
           <w:lang w:eastAsia="zh-CN"/>
         </w:rPr>
-        <w:t>Nomor Registrasi</w:t>
-      </w:r>
+        <w:t>Nomor</w:t>
+      </w:r>
+      <w:proofErr w:type="spellEnd"/>
+      <w:r>
+        <w:rPr>
+          <w:rFonts w:asciiTheme="majorBidi" w:eastAsia="Times New Roman" w:hAnsiTheme="majorBidi" w:cstheme="majorBidi"/>
+          <w:color w:val="auto"/>
+          <w:sz w:val="24"/>
+          <w:szCs w:val="24"/>
+          <w:lang w:eastAsia="zh-CN"/>
+        </w:rPr>
+        <w:t xml:space="preserve"> </w:t>
+      </w:r>
+      <w:proofErr w:type="spellStart"/>
+      <w:r>
+        <w:rPr>
+          <w:rFonts w:asciiTheme="majorBidi" w:eastAsia="Times New Roman" w:hAnsiTheme="majorBidi" w:cstheme="majorBidi"/>
+          <w:color w:val="auto"/>
+          <w:sz w:val="24"/>
+          <w:szCs w:val="24"/>
+          <w:lang w:eastAsia="zh-CN"/>
+        </w:rPr>
+        <w:t>Registrasi</w:t>
+      </w:r>
+      <w:proofErr w:type="spellEnd"/>
     </w:p>
     <w:p>
       <w:pPr>
@@ -1089,8 +3064,75 @@
           <w:szCs w:val="24"/>
           <w:lang w:eastAsia="zh-CN"/>
         </w:rPr>
-        <w:t xml:space="preserve">Selain itu, Anda harus mendeskripsikan </w:t>
-      </w:r>
+        <w:t xml:space="preserve">Selain </w:t>
+      </w:r>
+      <w:proofErr w:type="spellStart"/>
+      <w:r>
+        <w:rPr>
+          <w:rFonts w:asciiTheme="majorBidi" w:eastAsia="Times New Roman" w:hAnsiTheme="majorBidi" w:cstheme="majorBidi"/>
+          <w:color w:val="auto"/>
+          <w:sz w:val="24"/>
+          <w:szCs w:val="24"/>
+          <w:lang w:eastAsia="zh-CN"/>
+        </w:rPr>
+        <w:t>itu</w:t>
+      </w:r>
+      <w:proofErr w:type="spellEnd"/>
+      <w:r>
+        <w:rPr>
+          <w:rFonts w:asciiTheme="majorBidi" w:eastAsia="Times New Roman" w:hAnsiTheme="majorBidi" w:cstheme="majorBidi"/>
+          <w:color w:val="auto"/>
+          <w:sz w:val="24"/>
+          <w:szCs w:val="24"/>
+          <w:lang w:eastAsia="zh-CN"/>
+        </w:rPr>
+        <w:t xml:space="preserve">, Anda </w:t>
+      </w:r>
+      <w:proofErr w:type="spellStart"/>
+      <w:r>
+        <w:rPr>
+          <w:rFonts w:asciiTheme="majorBidi" w:eastAsia="Times New Roman" w:hAnsiTheme="majorBidi" w:cstheme="majorBidi"/>
+          <w:color w:val="auto"/>
+          <w:sz w:val="24"/>
+          <w:szCs w:val="24"/>
+          <w:lang w:eastAsia="zh-CN"/>
+        </w:rPr>
+        <w:t>harus</w:t>
+      </w:r>
+      <w:proofErr w:type="spellEnd"/>
+      <w:r>
+        <w:rPr>
+          <w:rFonts w:asciiTheme="majorBidi" w:eastAsia="Times New Roman" w:hAnsiTheme="majorBidi" w:cstheme="majorBidi"/>
+          <w:color w:val="auto"/>
+          <w:sz w:val="24"/>
+          <w:szCs w:val="24"/>
+          <w:lang w:eastAsia="zh-CN"/>
+        </w:rPr>
+        <w:t xml:space="preserve"> </w:t>
+      </w:r>
+      <w:proofErr w:type="spellStart"/>
+      <w:r>
+        <w:rPr>
+          <w:rFonts w:asciiTheme="majorBidi" w:eastAsia="Times New Roman" w:hAnsiTheme="majorBidi" w:cstheme="majorBidi"/>
+          <w:color w:val="auto"/>
+          <w:sz w:val="24"/>
+          <w:szCs w:val="24"/>
+          <w:lang w:eastAsia="zh-CN"/>
+        </w:rPr>
+        <w:t>mendeskripsikan</w:t>
+      </w:r>
+      <w:proofErr w:type="spellEnd"/>
+      <w:r>
+        <w:rPr>
+          <w:rFonts w:asciiTheme="majorBidi" w:eastAsia="Times New Roman" w:hAnsiTheme="majorBidi" w:cstheme="majorBidi"/>
+          <w:color w:val="auto"/>
+          <w:sz w:val="24"/>
+          <w:szCs w:val="24"/>
+          <w:lang w:eastAsia="zh-CN"/>
+        </w:rPr>
+        <w:t xml:space="preserve"> </w:t>
+      </w:r>
+      <w:proofErr w:type="spellStart"/>
       <w:r>
         <w:rPr>
           <w:rFonts w:asciiTheme="majorBidi" w:eastAsia="Times New Roman" w:hAnsiTheme="majorBidi" w:cstheme="majorBidi"/>
@@ -1101,18 +3143,9 @@
           <w:szCs w:val="24"/>
           <w:lang w:eastAsia="zh-CN"/>
         </w:rPr>
-        <w:t>struktur file</w:t>
-      </w:r>
-      <w:r>
-        <w:rPr>
-          <w:rFonts w:asciiTheme="majorBidi" w:eastAsia="Times New Roman" w:hAnsiTheme="majorBidi" w:cstheme="majorBidi"/>
-          <w:color w:val="auto"/>
-          <w:sz w:val="24"/>
-          <w:szCs w:val="24"/>
-          <w:lang w:eastAsia="zh-CN"/>
-        </w:rPr>
-        <w:t xml:space="preserve"> yang akan digunakan dan memberikan analisis </w:t>
-      </w:r>
+        <w:t>struktur</w:t>
+      </w:r>
+      <w:proofErr w:type="spellEnd"/>
       <w:r>
         <w:rPr>
           <w:rFonts w:asciiTheme="majorBidi" w:eastAsia="Times New Roman" w:hAnsiTheme="majorBidi" w:cstheme="majorBidi"/>
@@ -1123,7 +3156,7 @@
           <w:szCs w:val="24"/>
           <w:lang w:eastAsia="zh-CN"/>
         </w:rPr>
-        <w:t>pengelolaan memori</w:t>
+        <w:t xml:space="preserve"> file</w:t>
       </w:r>
       <w:r>
         <w:rPr>
@@ -1133,13 +3166,10 @@
           <w:szCs w:val="24"/>
           <w:lang w:eastAsia="zh-CN"/>
         </w:rPr>
-        <w:t xml:space="preserve"> program selama membaca dan menulis data.</w:t>
-      </w:r>
-    </w:p>
-    <w:p>
-      <w:pPr>
-        <w:shd w:val="clear" w:color="auto" w:fill="auto"/>
-        <w:spacing w:before="100" w:beforeAutospacing="1" w:after="100" w:afterAutospacing="1" w:line="360" w:lineRule="auto"/>
+        <w:t xml:space="preserve"> yang </w:t>
+      </w:r>
+      <w:proofErr w:type="spellStart"/>
+      <w:r>
         <w:rPr>
           <w:rFonts w:asciiTheme="majorBidi" w:eastAsia="Times New Roman" w:hAnsiTheme="majorBidi" w:cstheme="majorBidi"/>
           <w:color w:val="auto"/>
@@ -1147,7 +3177,86 @@
           <w:szCs w:val="24"/>
           <w:lang w:eastAsia="zh-CN"/>
         </w:rPr>
-      </w:pPr>
+        <w:t>akan</w:t>
+      </w:r>
+      <w:proofErr w:type="spellEnd"/>
+      <w:r>
+        <w:rPr>
+          <w:rFonts w:asciiTheme="majorBidi" w:eastAsia="Times New Roman" w:hAnsiTheme="majorBidi" w:cstheme="majorBidi"/>
+          <w:color w:val="auto"/>
+          <w:sz w:val="24"/>
+          <w:szCs w:val="24"/>
+          <w:lang w:eastAsia="zh-CN"/>
+        </w:rPr>
+        <w:t xml:space="preserve"> </w:t>
+      </w:r>
+      <w:proofErr w:type="spellStart"/>
+      <w:r>
+        <w:rPr>
+          <w:rFonts w:asciiTheme="majorBidi" w:eastAsia="Times New Roman" w:hAnsiTheme="majorBidi" w:cstheme="majorBidi"/>
+          <w:color w:val="auto"/>
+          <w:sz w:val="24"/>
+          <w:szCs w:val="24"/>
+          <w:lang w:eastAsia="zh-CN"/>
+        </w:rPr>
+        <w:t>digunakan</w:t>
+      </w:r>
+      <w:proofErr w:type="spellEnd"/>
+      <w:r>
+        <w:rPr>
+          <w:rFonts w:asciiTheme="majorBidi" w:eastAsia="Times New Roman" w:hAnsiTheme="majorBidi" w:cstheme="majorBidi"/>
+          <w:color w:val="auto"/>
+          <w:sz w:val="24"/>
+          <w:szCs w:val="24"/>
+          <w:lang w:eastAsia="zh-CN"/>
+        </w:rPr>
+        <w:t xml:space="preserve"> dan </w:t>
+      </w:r>
+      <w:proofErr w:type="spellStart"/>
+      <w:r>
+        <w:rPr>
+          <w:rFonts w:asciiTheme="majorBidi" w:eastAsia="Times New Roman" w:hAnsiTheme="majorBidi" w:cstheme="majorBidi"/>
+          <w:color w:val="auto"/>
+          <w:sz w:val="24"/>
+          <w:szCs w:val="24"/>
+          <w:lang w:eastAsia="zh-CN"/>
+        </w:rPr>
+        <w:t>memberikan</w:t>
+      </w:r>
+      <w:proofErr w:type="spellEnd"/>
+      <w:r>
+        <w:rPr>
+          <w:rFonts w:asciiTheme="majorBidi" w:eastAsia="Times New Roman" w:hAnsiTheme="majorBidi" w:cstheme="majorBidi"/>
+          <w:color w:val="auto"/>
+          <w:sz w:val="24"/>
+          <w:szCs w:val="24"/>
+          <w:lang w:eastAsia="zh-CN"/>
+        </w:rPr>
+        <w:t xml:space="preserve"> </w:t>
+      </w:r>
+      <w:proofErr w:type="spellStart"/>
+      <w:r>
+        <w:rPr>
+          <w:rFonts w:asciiTheme="majorBidi" w:eastAsia="Times New Roman" w:hAnsiTheme="majorBidi" w:cstheme="majorBidi"/>
+          <w:color w:val="auto"/>
+          <w:sz w:val="24"/>
+          <w:szCs w:val="24"/>
+          <w:lang w:eastAsia="zh-CN"/>
+        </w:rPr>
+        <w:t>analisis</w:t>
+      </w:r>
+      <w:proofErr w:type="spellEnd"/>
+      <w:r>
+        <w:rPr>
+          <w:rFonts w:asciiTheme="majorBidi" w:eastAsia="Times New Roman" w:hAnsiTheme="majorBidi" w:cstheme="majorBidi"/>
+          <w:color w:val="auto"/>
+          <w:sz w:val="24"/>
+          <w:szCs w:val="24"/>
+          <w:lang w:eastAsia="zh-CN"/>
+        </w:rPr>
+        <w:t xml:space="preserve"> </w:t>
+      </w:r>
+      <w:proofErr w:type="spellStart"/>
       <w:r>
         <w:rPr>
           <w:rFonts w:asciiTheme="majorBidi" w:eastAsia="Times New Roman" w:hAnsiTheme="majorBidi" w:cstheme="majorBidi"/>
@@ -1158,7 +3267,175 @@
           <w:szCs w:val="24"/>
           <w:lang w:eastAsia="zh-CN"/>
         </w:rPr>
-        <w:t>Instruksi Pengerjaan:</w:t>
+        <w:t>pengelolaan</w:t>
+      </w:r>
+      <w:proofErr w:type="spellEnd"/>
+      <w:r>
+        <w:rPr>
+          <w:rFonts w:asciiTheme="majorBidi" w:eastAsia="Times New Roman" w:hAnsiTheme="majorBidi" w:cstheme="majorBidi"/>
+          <w:b/>
+          <w:bCs/>
+          <w:color w:val="auto"/>
+          <w:sz w:val="24"/>
+          <w:szCs w:val="24"/>
+          <w:lang w:eastAsia="zh-CN"/>
+        </w:rPr>
+        <w:t xml:space="preserve"> </w:t>
+      </w:r>
+      <w:proofErr w:type="spellStart"/>
+      <w:r>
+        <w:rPr>
+          <w:rFonts w:asciiTheme="majorBidi" w:eastAsia="Times New Roman" w:hAnsiTheme="majorBidi" w:cstheme="majorBidi"/>
+          <w:b/>
+          <w:bCs/>
+          <w:color w:val="auto"/>
+          <w:sz w:val="24"/>
+          <w:szCs w:val="24"/>
+          <w:lang w:eastAsia="zh-CN"/>
+        </w:rPr>
+        <w:t>memori</w:t>
+      </w:r>
+      <w:proofErr w:type="spellEnd"/>
+      <w:r>
+        <w:rPr>
+          <w:rFonts w:asciiTheme="majorBidi" w:eastAsia="Times New Roman" w:hAnsiTheme="majorBidi" w:cstheme="majorBidi"/>
+          <w:color w:val="auto"/>
+          <w:sz w:val="24"/>
+          <w:szCs w:val="24"/>
+          <w:lang w:eastAsia="zh-CN"/>
+        </w:rPr>
+        <w:t xml:space="preserve"> program </w:t>
+      </w:r>
+      <w:proofErr w:type="spellStart"/>
+      <w:r>
+        <w:rPr>
+          <w:rFonts w:asciiTheme="majorBidi" w:eastAsia="Times New Roman" w:hAnsiTheme="majorBidi" w:cstheme="majorBidi"/>
+          <w:color w:val="auto"/>
+          <w:sz w:val="24"/>
+          <w:szCs w:val="24"/>
+          <w:lang w:eastAsia="zh-CN"/>
+        </w:rPr>
+        <w:t>selama</w:t>
+      </w:r>
+      <w:proofErr w:type="spellEnd"/>
+      <w:r>
+        <w:rPr>
+          <w:rFonts w:asciiTheme="majorBidi" w:eastAsia="Times New Roman" w:hAnsiTheme="majorBidi" w:cstheme="majorBidi"/>
+          <w:color w:val="auto"/>
+          <w:sz w:val="24"/>
+          <w:szCs w:val="24"/>
+          <w:lang w:eastAsia="zh-CN"/>
+        </w:rPr>
+        <w:t xml:space="preserve"> </w:t>
+      </w:r>
+      <w:proofErr w:type="spellStart"/>
+      <w:r>
+        <w:rPr>
+          <w:rFonts w:asciiTheme="majorBidi" w:eastAsia="Times New Roman" w:hAnsiTheme="majorBidi" w:cstheme="majorBidi"/>
+          <w:color w:val="auto"/>
+          <w:sz w:val="24"/>
+          <w:szCs w:val="24"/>
+          <w:lang w:eastAsia="zh-CN"/>
+        </w:rPr>
+        <w:t>membaca</w:t>
+      </w:r>
+      <w:proofErr w:type="spellEnd"/>
+      <w:r>
+        <w:rPr>
+          <w:rFonts w:asciiTheme="majorBidi" w:eastAsia="Times New Roman" w:hAnsiTheme="majorBidi" w:cstheme="majorBidi"/>
+          <w:color w:val="auto"/>
+          <w:sz w:val="24"/>
+          <w:szCs w:val="24"/>
+          <w:lang w:eastAsia="zh-CN"/>
+        </w:rPr>
+        <w:t xml:space="preserve"> dan </w:t>
+      </w:r>
+      <w:proofErr w:type="spellStart"/>
+      <w:r>
+        <w:rPr>
+          <w:rFonts w:asciiTheme="majorBidi" w:eastAsia="Times New Roman" w:hAnsiTheme="majorBidi" w:cstheme="majorBidi"/>
+          <w:color w:val="auto"/>
+          <w:sz w:val="24"/>
+          <w:szCs w:val="24"/>
+          <w:lang w:eastAsia="zh-CN"/>
+        </w:rPr>
+        <w:t>menulis</w:t>
+      </w:r>
+      <w:proofErr w:type="spellEnd"/>
+      <w:r>
+        <w:rPr>
+          <w:rFonts w:asciiTheme="majorBidi" w:eastAsia="Times New Roman" w:hAnsiTheme="majorBidi" w:cstheme="majorBidi"/>
+          <w:color w:val="auto"/>
+          <w:sz w:val="24"/>
+          <w:szCs w:val="24"/>
+          <w:lang w:eastAsia="zh-CN"/>
+        </w:rPr>
+        <w:t xml:space="preserve"> data.</w:t>
+      </w:r>
+    </w:p>
+    <w:p>
+      <w:pPr>
+        <w:shd w:val="clear" w:color="auto" w:fill="auto"/>
+        <w:spacing w:before="100" w:beforeAutospacing="1" w:after="100" w:afterAutospacing="1" w:line="360" w:lineRule="auto"/>
+        <w:rPr>
+          <w:rFonts w:asciiTheme="majorBidi" w:eastAsia="Times New Roman" w:hAnsiTheme="majorBidi" w:cstheme="majorBidi"/>
+          <w:color w:val="auto"/>
+          <w:sz w:val="24"/>
+          <w:szCs w:val="24"/>
+          <w:lang w:eastAsia="zh-CN"/>
+        </w:rPr>
+      </w:pPr>
+      <w:proofErr w:type="spellStart"/>
+      <w:r>
+        <w:rPr>
+          <w:rFonts w:asciiTheme="majorBidi" w:eastAsia="Times New Roman" w:hAnsiTheme="majorBidi" w:cstheme="majorBidi"/>
+          <w:b/>
+          <w:bCs/>
+          <w:color w:val="auto"/>
+          <w:sz w:val="24"/>
+          <w:szCs w:val="24"/>
+          <w:lang w:eastAsia="zh-CN"/>
+        </w:rPr>
+        <w:t>Instruksi</w:t>
+      </w:r>
+      <w:proofErr w:type="spellEnd"/>
+      <w:r>
+        <w:rPr>
+          <w:rFonts w:asciiTheme="majorBidi" w:eastAsia="Times New Roman" w:hAnsiTheme="majorBidi" w:cstheme="majorBidi"/>
+          <w:b/>
+          <w:bCs/>
+          <w:color w:val="auto"/>
+          <w:sz w:val="24"/>
+          <w:szCs w:val="24"/>
+          <w:lang w:eastAsia="zh-CN"/>
+        </w:rPr>
+        <w:t xml:space="preserve"> </w:t>
+      </w:r>
+      <w:proofErr w:type="spellStart"/>
+      <w:r>
+        <w:rPr>
+          <w:rFonts w:asciiTheme="majorBidi" w:eastAsia="Times New Roman" w:hAnsiTheme="majorBidi" w:cstheme="majorBidi"/>
+          <w:b/>
+          <w:bCs/>
+          <w:color w:val="auto"/>
+          <w:sz w:val="24"/>
+          <w:szCs w:val="24"/>
+          <w:lang w:eastAsia="zh-CN"/>
+        </w:rPr>
+        <w:t>Pengerjaan</w:t>
+      </w:r>
+      <w:proofErr w:type="spellEnd"/>
+      <w:r>
+        <w:rPr>
+          <w:rFonts w:asciiTheme="majorBidi" w:eastAsia="Times New Roman" w:hAnsiTheme="majorBidi" w:cstheme="majorBidi"/>
+          <w:b/>
+          <w:bCs/>
+          <w:color w:val="auto"/>
+          <w:sz w:val="24"/>
+          <w:szCs w:val="24"/>
+          <w:lang w:eastAsia="zh-CN"/>
+        </w:rPr>
+        <w:t>:</w:t>
       </w:r>
     </w:p>
     <w:p>
@@ -1177,6 +3454,7 @@
           <w:lang w:eastAsia="zh-CN"/>
         </w:rPr>
       </w:pPr>
+      <w:proofErr w:type="spellStart"/>
       <w:r>
         <w:rPr>
           <w:rFonts w:asciiTheme="majorBidi" w:eastAsia="Times New Roman" w:hAnsiTheme="majorBidi" w:cstheme="majorBidi"/>
@@ -1185,8 +3463,20 @@
           <w:szCs w:val="24"/>
           <w:lang w:eastAsia="zh-CN"/>
         </w:rPr>
-        <w:t xml:space="preserve">Buat pseudo code </w:t>
-      </w:r>
+        <w:t>Buat</w:t>
+      </w:r>
+      <w:proofErr w:type="spellEnd"/>
+      <w:r>
+        <w:rPr>
+          <w:rFonts w:asciiTheme="majorBidi" w:eastAsia="Times New Roman" w:hAnsiTheme="majorBidi" w:cstheme="majorBidi"/>
+          <w:color w:val="auto"/>
+          <w:sz w:val="24"/>
+          <w:szCs w:val="24"/>
+          <w:lang w:eastAsia="zh-CN"/>
+        </w:rPr>
+        <w:t xml:space="preserve"> pseudo code </w:t>
+      </w:r>
+      <w:proofErr w:type="spellStart"/>
       <w:r>
         <w:rPr>
           <w:rFonts w:asciiTheme="majorBidi" w:eastAsia="Times New Roman" w:hAnsiTheme="majorBidi" w:cstheme="majorBidi"/>
@@ -1199,6 +3489,7 @@
         </w:rPr>
         <w:t>atau</w:t>
       </w:r>
+      <w:proofErr w:type="spellEnd"/>
       <w:r>
         <w:rPr>
           <w:rFonts w:asciiTheme="majorBidi" w:eastAsia="Times New Roman" w:hAnsiTheme="majorBidi" w:cstheme="majorBidi"/>
@@ -1207,7 +3498,95 @@
           <w:szCs w:val="24"/>
           <w:lang w:eastAsia="zh-CN"/>
         </w:rPr>
-        <w:t xml:space="preserve"> flowchart untuk setiap operasi (Tambah, Hapus, Cari).</w:t>
+        <w:t xml:space="preserve"> flowchart </w:t>
+      </w:r>
+      <w:proofErr w:type="spellStart"/>
+      <w:r>
+        <w:rPr>
+          <w:rFonts w:asciiTheme="majorBidi" w:eastAsia="Times New Roman" w:hAnsiTheme="majorBidi" w:cstheme="majorBidi"/>
+          <w:color w:val="auto"/>
+          <w:sz w:val="24"/>
+          <w:szCs w:val="24"/>
+          <w:lang w:eastAsia="zh-CN"/>
+        </w:rPr>
+        <w:t>untuk</w:t>
+      </w:r>
+      <w:proofErr w:type="spellEnd"/>
+      <w:r>
+        <w:rPr>
+          <w:rFonts w:asciiTheme="majorBidi" w:eastAsia="Times New Roman" w:hAnsiTheme="majorBidi" w:cstheme="majorBidi"/>
+          <w:color w:val="auto"/>
+          <w:sz w:val="24"/>
+          <w:szCs w:val="24"/>
+          <w:lang w:eastAsia="zh-CN"/>
+        </w:rPr>
+        <w:t xml:space="preserve"> </w:t>
+      </w:r>
+      <w:proofErr w:type="spellStart"/>
+      <w:r>
+        <w:rPr>
+          <w:rFonts w:asciiTheme="majorBidi" w:eastAsia="Times New Roman" w:hAnsiTheme="majorBidi" w:cstheme="majorBidi"/>
+          <w:color w:val="auto"/>
+          <w:sz w:val="24"/>
+          <w:szCs w:val="24"/>
+          <w:lang w:eastAsia="zh-CN"/>
+        </w:rPr>
+        <w:t>setiap</w:t>
+      </w:r>
+      <w:proofErr w:type="spellEnd"/>
+      <w:r>
+        <w:rPr>
+          <w:rFonts w:asciiTheme="majorBidi" w:eastAsia="Times New Roman" w:hAnsiTheme="majorBidi" w:cstheme="majorBidi"/>
+          <w:color w:val="auto"/>
+          <w:sz w:val="24"/>
+          <w:szCs w:val="24"/>
+          <w:lang w:eastAsia="zh-CN"/>
+        </w:rPr>
+        <w:t xml:space="preserve"> </w:t>
+      </w:r>
+      <w:proofErr w:type="spellStart"/>
+      <w:r>
+        <w:rPr>
+          <w:rFonts w:asciiTheme="majorBidi" w:eastAsia="Times New Roman" w:hAnsiTheme="majorBidi" w:cstheme="majorBidi"/>
+          <w:color w:val="auto"/>
+          <w:sz w:val="24"/>
+          <w:szCs w:val="24"/>
+          <w:lang w:eastAsia="zh-CN"/>
+        </w:rPr>
+        <w:t>operasi</w:t>
+      </w:r>
+      <w:proofErr w:type="spellEnd"/>
+      <w:r>
+        <w:rPr>
+          <w:rFonts w:asciiTheme="majorBidi" w:eastAsia="Times New Roman" w:hAnsiTheme="majorBidi" w:cstheme="majorBidi"/>
+          <w:color w:val="auto"/>
+          <w:sz w:val="24"/>
+          <w:szCs w:val="24"/>
+          <w:lang w:eastAsia="zh-CN"/>
+        </w:rPr>
+        <w:t xml:space="preserve"> (</w:t>
+      </w:r>
+      <w:proofErr w:type="spellStart"/>
+      <w:r>
+        <w:rPr>
+          <w:rFonts w:asciiTheme="majorBidi" w:eastAsia="Times New Roman" w:hAnsiTheme="majorBidi" w:cstheme="majorBidi"/>
+          <w:color w:val="auto"/>
+          <w:sz w:val="24"/>
+          <w:szCs w:val="24"/>
+          <w:lang w:eastAsia="zh-CN"/>
+        </w:rPr>
+        <w:t>Tambah</w:t>
+      </w:r>
+      <w:proofErr w:type="spellEnd"/>
+      <w:r>
+        <w:rPr>
+          <w:rFonts w:asciiTheme="majorBidi" w:eastAsia="Times New Roman" w:hAnsiTheme="majorBidi" w:cstheme="majorBidi"/>
+          <w:color w:val="auto"/>
+          <w:sz w:val="24"/>
+          <w:szCs w:val="24"/>
+          <w:lang w:eastAsia="zh-CN"/>
+        </w:rPr>
+        <w:t>, Hapus, Cari).</w:t>
       </w:r>
     </w:p>
     <w:p>
@@ -1226,6 +3605,7 @@
           <w:lang w:eastAsia="zh-CN"/>
         </w:rPr>
       </w:pPr>
+      <w:proofErr w:type="spellStart"/>
       <w:r>
         <w:rPr>
           <w:rFonts w:asciiTheme="majorBidi" w:eastAsia="Times New Roman" w:hAnsiTheme="majorBidi" w:cstheme="majorBidi"/>
@@ -1234,7 +3614,84 @@
           <w:szCs w:val="24"/>
           <w:lang w:eastAsia="zh-CN"/>
         </w:rPr>
-        <w:t>Jelaskan format file yang dipakai (file teks atau biner, delimiter, format baris).</w:t>
+        <w:t>Jelaskan</w:t>
+      </w:r>
+      <w:proofErr w:type="spellEnd"/>
+      <w:r>
+        <w:rPr>
+          <w:rFonts w:asciiTheme="majorBidi" w:eastAsia="Times New Roman" w:hAnsiTheme="majorBidi" w:cstheme="majorBidi"/>
+          <w:color w:val="auto"/>
+          <w:sz w:val="24"/>
+          <w:szCs w:val="24"/>
+          <w:lang w:eastAsia="zh-CN"/>
+        </w:rPr>
+        <w:t xml:space="preserve"> format file yang </w:t>
+      </w:r>
+      <w:proofErr w:type="spellStart"/>
+      <w:r>
+        <w:rPr>
+          <w:rFonts w:asciiTheme="majorBidi" w:eastAsia="Times New Roman" w:hAnsiTheme="majorBidi" w:cstheme="majorBidi"/>
+          <w:color w:val="auto"/>
+          <w:sz w:val="24"/>
+          <w:szCs w:val="24"/>
+          <w:lang w:eastAsia="zh-CN"/>
+        </w:rPr>
+        <w:t>dipakai</w:t>
+      </w:r>
+      <w:proofErr w:type="spellEnd"/>
+      <w:r>
+        <w:rPr>
+          <w:rFonts w:asciiTheme="majorBidi" w:eastAsia="Times New Roman" w:hAnsiTheme="majorBidi" w:cstheme="majorBidi"/>
+          <w:color w:val="auto"/>
+          <w:sz w:val="24"/>
+          <w:szCs w:val="24"/>
+          <w:lang w:eastAsia="zh-CN"/>
+        </w:rPr>
+        <w:t xml:space="preserve"> (file </w:t>
+      </w:r>
+      <w:proofErr w:type="spellStart"/>
+      <w:r>
+        <w:rPr>
+          <w:rFonts w:asciiTheme="majorBidi" w:eastAsia="Times New Roman" w:hAnsiTheme="majorBidi" w:cstheme="majorBidi"/>
+          <w:color w:val="auto"/>
+          <w:sz w:val="24"/>
+          <w:szCs w:val="24"/>
+          <w:lang w:eastAsia="zh-CN"/>
+        </w:rPr>
+        <w:t>teks</w:t>
+      </w:r>
+      <w:proofErr w:type="spellEnd"/>
+      <w:r>
+        <w:rPr>
+          <w:rFonts w:asciiTheme="majorBidi" w:eastAsia="Times New Roman" w:hAnsiTheme="majorBidi" w:cstheme="majorBidi"/>
+          <w:color w:val="auto"/>
+          <w:sz w:val="24"/>
+          <w:szCs w:val="24"/>
+          <w:lang w:eastAsia="zh-CN"/>
+        </w:rPr>
+        <w:t xml:space="preserve"> </w:t>
+      </w:r>
+      <w:proofErr w:type="spellStart"/>
+      <w:r>
+        <w:rPr>
+          <w:rFonts w:asciiTheme="majorBidi" w:eastAsia="Times New Roman" w:hAnsiTheme="majorBidi" w:cstheme="majorBidi"/>
+          <w:color w:val="auto"/>
+          <w:sz w:val="24"/>
+          <w:szCs w:val="24"/>
+          <w:lang w:eastAsia="zh-CN"/>
+        </w:rPr>
+        <w:t>atau</w:t>
+      </w:r>
+      <w:proofErr w:type="spellEnd"/>
+      <w:r>
+        <w:rPr>
+          <w:rFonts w:asciiTheme="majorBidi" w:eastAsia="Times New Roman" w:hAnsiTheme="majorBidi" w:cstheme="majorBidi"/>
+          <w:color w:val="auto"/>
+          <w:sz w:val="24"/>
+          <w:szCs w:val="24"/>
+          <w:lang w:eastAsia="zh-CN"/>
+        </w:rPr>
+        <w:t xml:space="preserve"> biner, delimiter, format baris).</w:t>
       </w:r>
     </w:p>
     <w:p>
@@ -1253,6 +3710,7 @@
           <w:lang w:eastAsia="zh-CN"/>
         </w:rPr>
       </w:pPr>
+      <w:proofErr w:type="spellStart"/>
       <w:r>
         <w:rPr>
           <w:rFonts w:asciiTheme="majorBidi" w:eastAsia="Times New Roman" w:hAnsiTheme="majorBidi" w:cstheme="majorBidi"/>
@@ -1261,7 +3719,106 @@
           <w:szCs w:val="24"/>
           <w:lang w:eastAsia="zh-CN"/>
         </w:rPr>
-        <w:t>Analisis bagaimana program Anda menangani alokasi memori.</w:t>
+        <w:t>Analisis</w:t>
+      </w:r>
+      <w:proofErr w:type="spellEnd"/>
+      <w:r>
+        <w:rPr>
+          <w:rFonts w:asciiTheme="majorBidi" w:eastAsia="Times New Roman" w:hAnsiTheme="majorBidi" w:cstheme="majorBidi"/>
+          <w:color w:val="auto"/>
+          <w:sz w:val="24"/>
+          <w:szCs w:val="24"/>
+          <w:lang w:eastAsia="zh-CN"/>
+        </w:rPr>
+        <w:t xml:space="preserve"> </w:t>
+      </w:r>
+      <w:proofErr w:type="spellStart"/>
+      <w:r>
+        <w:rPr>
+          <w:rFonts w:asciiTheme="majorBidi" w:eastAsia="Times New Roman" w:hAnsiTheme="majorBidi" w:cstheme="majorBidi"/>
+          <w:color w:val="auto"/>
+          <w:sz w:val="24"/>
+          <w:szCs w:val="24"/>
+          <w:lang w:eastAsia="zh-CN"/>
+        </w:rPr>
+        <w:t>bagaimana</w:t>
+      </w:r>
+      <w:proofErr w:type="spellEnd"/>
+      <w:r>
+        <w:rPr>
+          <w:rFonts w:asciiTheme="majorBidi" w:eastAsia="Times New Roman" w:hAnsiTheme="majorBidi" w:cstheme="majorBidi"/>
+          <w:color w:val="auto"/>
+          <w:sz w:val="24"/>
+          <w:szCs w:val="24"/>
+          <w:lang w:eastAsia="zh-CN"/>
+        </w:rPr>
+        <w:t xml:space="preserve"> program Anda </w:t>
+      </w:r>
+      <w:proofErr w:type="spellStart"/>
+      <w:r>
+        <w:rPr>
+          <w:rFonts w:asciiTheme="majorBidi" w:eastAsia="Times New Roman" w:hAnsiTheme="majorBidi" w:cstheme="majorBidi"/>
+          <w:color w:val="auto"/>
+          <w:sz w:val="24"/>
+          <w:szCs w:val="24"/>
+          <w:lang w:eastAsia="zh-CN"/>
+        </w:rPr>
+        <w:t>menangani</w:t>
+      </w:r>
+      <w:proofErr w:type="spellEnd"/>
+      <w:r>
+        <w:rPr>
+          <w:rFonts w:asciiTheme="majorBidi" w:eastAsia="Times New Roman" w:hAnsiTheme="majorBidi" w:cstheme="majorBidi"/>
+          <w:color w:val="auto"/>
+          <w:sz w:val="24"/>
+          <w:szCs w:val="24"/>
+          <w:lang w:eastAsia="zh-CN"/>
+        </w:rPr>
+        <w:t xml:space="preserve"> </w:t>
+      </w:r>
+      <w:proofErr w:type="spellStart"/>
+      <w:r>
+        <w:rPr>
+          <w:rFonts w:asciiTheme="majorBidi" w:eastAsia="Times New Roman" w:hAnsiTheme="majorBidi" w:cstheme="majorBidi"/>
+          <w:color w:val="auto"/>
+          <w:sz w:val="24"/>
+          <w:szCs w:val="24"/>
+          <w:lang w:eastAsia="zh-CN"/>
+        </w:rPr>
+        <w:t>alokasi</w:t>
+      </w:r>
+      <w:proofErr w:type="spellEnd"/>
+      <w:r>
+        <w:rPr>
+          <w:rFonts w:asciiTheme="majorBidi" w:eastAsia="Times New Roman" w:hAnsiTheme="majorBidi" w:cstheme="majorBidi"/>
+          <w:color w:val="auto"/>
+          <w:sz w:val="24"/>
+          <w:szCs w:val="24"/>
+          <w:lang w:eastAsia="zh-CN"/>
+        </w:rPr>
+        <w:t xml:space="preserve"> </w:t>
+      </w:r>
+      <w:proofErr w:type="spellStart"/>
+      <w:r>
+        <w:rPr>
+          <w:rFonts w:asciiTheme="majorBidi" w:eastAsia="Times New Roman" w:hAnsiTheme="majorBidi" w:cstheme="majorBidi"/>
+          <w:color w:val="auto"/>
+          <w:sz w:val="24"/>
+          <w:szCs w:val="24"/>
+          <w:lang w:eastAsia="zh-CN"/>
+        </w:rPr>
+        <w:t>memori</w:t>
+      </w:r>
+      <w:proofErr w:type="spellEnd"/>
+      <w:r>
+        <w:rPr>
+          <w:rFonts w:asciiTheme="majorBidi" w:eastAsia="Times New Roman" w:hAnsiTheme="majorBidi" w:cstheme="majorBidi"/>
+          <w:color w:val="auto"/>
+          <w:sz w:val="24"/>
+          <w:szCs w:val="24"/>
+          <w:lang w:eastAsia="zh-CN"/>
+        </w:rPr>
+        <w:t>.</w:t>
       </w:r>
     </w:p>
     <w:p>
@@ -1280,6 +3837,7 @@
           <w:lang w:eastAsia="zh-CN"/>
         </w:rPr>
       </w:pPr>
+      <w:proofErr w:type="spellStart"/>
       <w:r>
         <w:rPr>
           <w:rFonts w:ascii="Times New Roman" w:eastAsia="Times New Roman" w:hAnsi="Times New Roman" w:cs="Times New Roman"/>
@@ -1290,8 +3848,9 @@
           <w:szCs w:val="24"/>
           <w:lang w:eastAsia="zh-CN"/>
         </w:rPr>
-        <w:t>Tugas 2: Analisis Kesalahan Program untuk Alokasi Memori</w:t>
-      </w:r>
+        <w:t>Tugas</w:t>
+      </w:r>
+      <w:proofErr w:type="spellEnd"/>
       <w:r>
         <w:rPr>
           <w:rFonts w:ascii="Times New Roman" w:eastAsia="Times New Roman" w:hAnsi="Times New Roman" w:cs="Times New Roman"/>
@@ -1302,8 +3861,9 @@
           <w:szCs w:val="24"/>
           <w:lang w:eastAsia="zh-CN"/>
         </w:rPr>
-        <w:t xml:space="preserve"> (Bobot 40</w:t>
-      </w:r>
+        <w:t xml:space="preserve"> 2: </w:t>
+      </w:r>
+      <w:proofErr w:type="spellStart"/>
       <w:r>
         <w:rPr>
           <w:rFonts w:ascii="Times New Roman" w:eastAsia="Times New Roman" w:hAnsi="Times New Roman" w:cs="Times New Roman"/>
@@ -1314,8 +3874,9 @@
           <w:szCs w:val="24"/>
           <w:lang w:eastAsia="zh-CN"/>
         </w:rPr>
-        <w:t>%</w:t>
-      </w:r>
+        <w:t>Analisis</w:t>
+      </w:r>
+      <w:proofErr w:type="spellEnd"/>
       <w:r>
         <w:rPr>
           <w:rFonts w:ascii="Times New Roman" w:eastAsia="Times New Roman" w:hAnsi="Times New Roman" w:cs="Times New Roman"/>
@@ -1326,21 +3887,9 @@
           <w:szCs w:val="24"/>
           <w:lang w:eastAsia="zh-CN"/>
         </w:rPr>
-        <w:t>)</w:t>
-      </w:r>
-    </w:p>
-    <w:p>
-      <w:pPr>
-        <w:shd w:val="clear" w:color="auto" w:fill="auto"/>
-        <w:spacing w:before="100" w:beforeAutospacing="1" w:after="100" w:afterAutospacing="1" w:line="360" w:lineRule="auto"/>
-        <w:rPr>
-          <w:rFonts w:ascii="Times New Roman" w:eastAsia="Times New Roman" w:hAnsi="Times New Roman" w:cs="Times New Roman"/>
-          <w:color w:val="auto"/>
-          <w:sz w:val="24"/>
-          <w:szCs w:val="24"/>
-          <w:lang w:eastAsia="zh-CN"/>
-        </w:rPr>
-      </w:pPr>
+        <w:t xml:space="preserve"> </w:t>
+      </w:r>
+      <w:proofErr w:type="spellStart"/>
       <w:r>
         <w:rPr>
           <w:rFonts w:ascii="Times New Roman" w:eastAsia="Times New Roman" w:hAnsi="Times New Roman" w:cs="Times New Roman"/>
@@ -1351,44 +3900,9 @@
           <w:szCs w:val="24"/>
           <w:lang w:eastAsia="zh-CN"/>
         </w:rPr>
-        <w:t>Deskripsi Masalah:</w:t>
-      </w:r>
-    </w:p>
-    <w:p>
-      <w:pPr>
-        <w:shd w:val="clear" w:color="auto" w:fill="auto"/>
-        <w:spacing w:before="100" w:beforeAutospacing="1" w:after="100" w:afterAutospacing="1" w:line="360" w:lineRule="auto"/>
-        <w:rPr>
-          <w:rFonts w:ascii="Times New Roman" w:eastAsia="Times New Roman" w:hAnsi="Times New Roman" w:cs="Times New Roman"/>
-          <w:color w:val="auto"/>
-          <w:sz w:val="24"/>
-          <w:szCs w:val="24"/>
-          <w:lang w:eastAsia="zh-CN"/>
-        </w:rPr>
-      </w:pPr>
-      <w:r>
-        <w:rPr>
-          <w:rFonts w:ascii="Times New Roman" w:eastAsia="Times New Roman" w:hAnsi="Times New Roman" w:cs="Times New Roman"/>
-          <w:color w:val="auto"/>
-          <w:sz w:val="24"/>
-          <w:szCs w:val="24"/>
-          <w:lang w:eastAsia="zh-CN"/>
-        </w:rPr>
-        <w:t>Diberikan potongan kode C yang berfungsi membuat array dinamis untuk mencatat nilai siswa, tetapi terdapat kesalahan pengelolaan memori.</w:t>
-      </w:r>
-    </w:p>
-    <w:p>
-      <w:pPr>
-        <w:shd w:val="clear" w:color="auto" w:fill="auto"/>
-        <w:spacing w:before="100" w:beforeAutospacing="1" w:after="100" w:afterAutospacing="1" w:line="360" w:lineRule="auto"/>
-        <w:rPr>
-          <w:rFonts w:ascii="Times New Roman" w:eastAsia="Times New Roman" w:hAnsi="Times New Roman" w:cs="Times New Roman"/>
-          <w:color w:val="auto"/>
-          <w:sz w:val="24"/>
-          <w:szCs w:val="24"/>
-          <w:lang w:eastAsia="zh-CN"/>
-        </w:rPr>
-      </w:pPr>
+        <w:t>Kesalahan</w:t>
+      </w:r>
+      <w:proofErr w:type="spellEnd"/>
       <w:r>
         <w:rPr>
           <w:rFonts w:ascii="Times New Roman" w:eastAsia="Times New Roman" w:hAnsi="Times New Roman" w:cs="Times New Roman"/>
@@ -1399,8 +3913,569 @@
           <w:szCs w:val="24"/>
           <w:lang w:eastAsia="zh-CN"/>
         </w:rPr>
+        <w:t xml:space="preserve"> Program </w:t>
+      </w:r>
+      <w:proofErr w:type="spellStart"/>
+      <w:r>
+        <w:rPr>
+          <w:rFonts w:ascii="Times New Roman" w:eastAsia="Times New Roman" w:hAnsi="Times New Roman" w:cs="Times New Roman"/>
+          <w:b/>
+          <w:bCs/>
+          <w:color w:val="auto"/>
+          <w:sz w:val="24"/>
+          <w:szCs w:val="24"/>
+          <w:lang w:eastAsia="zh-CN"/>
+        </w:rPr>
+        <w:t>untuk</w:t>
+      </w:r>
+      <w:proofErr w:type="spellEnd"/>
+      <w:r>
+        <w:rPr>
+          <w:rFonts w:ascii="Times New Roman" w:eastAsia="Times New Roman" w:hAnsi="Times New Roman" w:cs="Times New Roman"/>
+          <w:b/>
+          <w:bCs/>
+          <w:color w:val="auto"/>
+          <w:sz w:val="24"/>
+          <w:szCs w:val="24"/>
+          <w:lang w:eastAsia="zh-CN"/>
+        </w:rPr>
+        <w:t xml:space="preserve"> </w:t>
+      </w:r>
+      <w:proofErr w:type="spellStart"/>
+      <w:r>
+        <w:rPr>
+          <w:rFonts w:ascii="Times New Roman" w:eastAsia="Times New Roman" w:hAnsi="Times New Roman" w:cs="Times New Roman"/>
+          <w:b/>
+          <w:bCs/>
+          <w:color w:val="auto"/>
+          <w:sz w:val="24"/>
+          <w:szCs w:val="24"/>
+          <w:lang w:eastAsia="zh-CN"/>
+        </w:rPr>
+        <w:t>Alokasi</w:t>
+      </w:r>
+      <w:proofErr w:type="spellEnd"/>
+      <w:r>
+        <w:rPr>
+          <w:rFonts w:ascii="Times New Roman" w:eastAsia="Times New Roman" w:hAnsi="Times New Roman" w:cs="Times New Roman"/>
+          <w:b/>
+          <w:bCs/>
+          <w:color w:val="auto"/>
+          <w:sz w:val="24"/>
+          <w:szCs w:val="24"/>
+          <w:lang w:eastAsia="zh-CN"/>
+        </w:rPr>
+        <w:t xml:space="preserve"> Memori</w:t>
+      </w:r>
+      <w:r>
+        <w:rPr>
+          <w:rFonts w:ascii="Times New Roman" w:eastAsia="Times New Roman" w:hAnsi="Times New Roman" w:cs="Times New Roman"/>
+          <w:b/>
+          <w:bCs/>
+          <w:color w:val="auto"/>
+          <w:sz w:val="24"/>
+          <w:szCs w:val="24"/>
+          <w:lang w:eastAsia="zh-CN"/>
+        </w:rPr>
+        <w:t xml:space="preserve"> (</w:t>
+      </w:r>
+      <w:proofErr w:type="spellStart"/>
+      <w:r>
+        <w:rPr>
+          <w:rFonts w:ascii="Times New Roman" w:eastAsia="Times New Roman" w:hAnsi="Times New Roman" w:cs="Times New Roman"/>
+          <w:b/>
+          <w:bCs/>
+          <w:color w:val="auto"/>
+          <w:sz w:val="24"/>
+          <w:szCs w:val="24"/>
+          <w:lang w:eastAsia="zh-CN"/>
+        </w:rPr>
+        <w:t>Bobot</w:t>
+      </w:r>
+      <w:proofErr w:type="spellEnd"/>
+      <w:r>
+        <w:rPr>
+          <w:rFonts w:ascii="Times New Roman" w:eastAsia="Times New Roman" w:hAnsi="Times New Roman" w:cs="Times New Roman"/>
+          <w:b/>
+          <w:bCs/>
+          <w:color w:val="auto"/>
+          <w:sz w:val="24"/>
+          <w:szCs w:val="24"/>
+          <w:lang w:eastAsia="zh-CN"/>
+        </w:rPr>
+        <w:t xml:space="preserve"> 40</w:t>
+      </w:r>
+      <w:r>
+        <w:rPr>
+          <w:rFonts w:ascii="Times New Roman" w:eastAsia="Times New Roman" w:hAnsi="Times New Roman" w:cs="Times New Roman"/>
+          <w:b/>
+          <w:bCs/>
+          <w:color w:val="auto"/>
+          <w:sz w:val="24"/>
+          <w:szCs w:val="24"/>
+          <w:lang w:eastAsia="zh-CN"/>
+        </w:rPr>
+        <w:t>%</w:t>
+      </w:r>
+      <w:r>
+        <w:rPr>
+          <w:rFonts w:ascii="Times New Roman" w:eastAsia="Times New Roman" w:hAnsi="Times New Roman" w:cs="Times New Roman"/>
+          <w:b/>
+          <w:bCs/>
+          <w:color w:val="auto"/>
+          <w:sz w:val="24"/>
+          <w:szCs w:val="24"/>
+          <w:lang w:eastAsia="zh-CN"/>
+        </w:rPr>
+        <w:t>)</w:t>
+      </w:r>
+    </w:p>
+    <w:p>
+      <w:pPr>
+        <w:shd w:val="clear" w:color="auto" w:fill="auto"/>
+        <w:spacing w:before="100" w:beforeAutospacing="1" w:after="100" w:afterAutospacing="1" w:line="360" w:lineRule="auto"/>
+        <w:rPr>
+          <w:rFonts w:ascii="Times New Roman" w:eastAsia="Times New Roman" w:hAnsi="Times New Roman" w:cs="Times New Roman"/>
+          <w:color w:val="auto"/>
+          <w:sz w:val="24"/>
+          <w:szCs w:val="24"/>
+          <w:lang w:eastAsia="zh-CN"/>
+        </w:rPr>
+      </w:pPr>
+      <w:proofErr w:type="spellStart"/>
+      <w:r>
+        <w:rPr>
+          <w:rFonts w:ascii="Times New Roman" w:eastAsia="Times New Roman" w:hAnsi="Times New Roman" w:cs="Times New Roman"/>
+          <w:b/>
+          <w:bCs/>
+          <w:color w:val="auto"/>
+          <w:sz w:val="24"/>
+          <w:szCs w:val="24"/>
+          <w:lang w:eastAsia="zh-CN"/>
+        </w:rPr>
+        <w:t>Deskripsi</w:t>
+      </w:r>
+      <w:proofErr w:type="spellEnd"/>
+      <w:r>
+        <w:rPr>
+          <w:rFonts w:ascii="Times New Roman" w:eastAsia="Times New Roman" w:hAnsi="Times New Roman" w:cs="Times New Roman"/>
+          <w:b/>
+          <w:bCs/>
+          <w:color w:val="auto"/>
+          <w:sz w:val="24"/>
+          <w:szCs w:val="24"/>
+          <w:lang w:eastAsia="zh-CN"/>
+        </w:rPr>
+        <w:t xml:space="preserve"> </w:t>
+      </w:r>
+      <w:proofErr w:type="spellStart"/>
+      <w:r>
+        <w:rPr>
+          <w:rFonts w:ascii="Times New Roman" w:eastAsia="Times New Roman" w:hAnsi="Times New Roman" w:cs="Times New Roman"/>
+          <w:b/>
+          <w:bCs/>
+          <w:color w:val="auto"/>
+          <w:sz w:val="24"/>
+          <w:szCs w:val="24"/>
+          <w:lang w:eastAsia="zh-CN"/>
+        </w:rPr>
+        <w:t>Masalah</w:t>
+      </w:r>
+      <w:proofErr w:type="spellEnd"/>
+      <w:r>
+        <w:rPr>
+          <w:rFonts w:ascii="Times New Roman" w:eastAsia="Times New Roman" w:hAnsi="Times New Roman" w:cs="Times New Roman"/>
+          <w:b/>
+          <w:bCs/>
+          <w:color w:val="auto"/>
+          <w:sz w:val="24"/>
+          <w:szCs w:val="24"/>
+          <w:lang w:eastAsia="zh-CN"/>
+        </w:rPr>
+        <w:t>:</w:t>
+      </w:r>
+    </w:p>
+    <w:p>
+      <w:pPr>
+        <w:shd w:val="clear" w:color="auto" w:fill="auto"/>
+        <w:spacing w:before="100" w:beforeAutospacing="1" w:after="100" w:afterAutospacing="1" w:line="360" w:lineRule="auto"/>
+        <w:rPr>
+          <w:rFonts w:ascii="Times New Roman" w:eastAsia="Times New Roman" w:hAnsi="Times New Roman" w:cs="Times New Roman"/>
+          <w:color w:val="auto"/>
+          <w:sz w:val="24"/>
+          <w:szCs w:val="24"/>
+          <w:lang w:eastAsia="zh-CN"/>
+        </w:rPr>
+      </w:pPr>
+      <w:proofErr w:type="spellStart"/>
+      <w:r>
+        <w:rPr>
+          <w:rFonts w:ascii="Times New Roman" w:eastAsia="Times New Roman" w:hAnsi="Times New Roman" w:cs="Times New Roman"/>
+          <w:color w:val="auto"/>
+          <w:sz w:val="24"/>
+          <w:szCs w:val="24"/>
+          <w:lang w:eastAsia="zh-CN"/>
+        </w:rPr>
+        <w:t>Diberikan</w:t>
+      </w:r>
+      <w:proofErr w:type="spellEnd"/>
+      <w:r>
+        <w:rPr>
+          <w:rFonts w:ascii="Times New Roman" w:eastAsia="Times New Roman" w:hAnsi="Times New Roman" w:cs="Times New Roman"/>
+          <w:color w:val="auto"/>
+          <w:sz w:val="24"/>
+          <w:szCs w:val="24"/>
+          <w:lang w:eastAsia="zh-CN"/>
+        </w:rPr>
+        <w:t xml:space="preserve"> </w:t>
+      </w:r>
+      <w:proofErr w:type="spellStart"/>
+      <w:r>
+        <w:rPr>
+          <w:rFonts w:ascii="Times New Roman" w:eastAsia="Times New Roman" w:hAnsi="Times New Roman" w:cs="Times New Roman"/>
+          <w:color w:val="auto"/>
+          <w:sz w:val="24"/>
+          <w:szCs w:val="24"/>
+          <w:lang w:eastAsia="zh-CN"/>
+        </w:rPr>
+        <w:t>potongan</w:t>
+      </w:r>
+      <w:proofErr w:type="spellEnd"/>
+      <w:r>
+        <w:rPr>
+          <w:rFonts w:ascii="Times New Roman" w:eastAsia="Times New Roman" w:hAnsi="Times New Roman" w:cs="Times New Roman"/>
+          <w:color w:val="auto"/>
+          <w:sz w:val="24"/>
+          <w:szCs w:val="24"/>
+          <w:lang w:eastAsia="zh-CN"/>
+        </w:rPr>
+        <w:t xml:space="preserve"> </w:t>
+      </w:r>
+      <w:proofErr w:type="spellStart"/>
+      <w:r>
+        <w:rPr>
+          <w:rFonts w:ascii="Times New Roman" w:eastAsia="Times New Roman" w:hAnsi="Times New Roman" w:cs="Times New Roman"/>
+          <w:color w:val="auto"/>
+          <w:sz w:val="24"/>
+          <w:szCs w:val="24"/>
+          <w:lang w:eastAsia="zh-CN"/>
+        </w:rPr>
+        <w:t>kode</w:t>
+      </w:r>
+      <w:proofErr w:type="spellEnd"/>
+      <w:r>
+        <w:rPr>
+          <w:rFonts w:ascii="Times New Roman" w:eastAsia="Times New Roman" w:hAnsi="Times New Roman" w:cs="Times New Roman"/>
+          <w:color w:val="auto"/>
+          <w:sz w:val="24"/>
+          <w:szCs w:val="24"/>
+          <w:lang w:eastAsia="zh-CN"/>
+        </w:rPr>
+        <w:t xml:space="preserve"> C yang </w:t>
+      </w:r>
+      <w:proofErr w:type="spellStart"/>
+      <w:r>
+        <w:rPr>
+          <w:rFonts w:ascii="Times New Roman" w:eastAsia="Times New Roman" w:hAnsi="Times New Roman" w:cs="Times New Roman"/>
+          <w:color w:val="auto"/>
+          <w:sz w:val="24"/>
+          <w:szCs w:val="24"/>
+          <w:lang w:eastAsia="zh-CN"/>
+        </w:rPr>
+        <w:t>berfungsi</w:t>
+      </w:r>
+      <w:proofErr w:type="spellEnd"/>
+      <w:r>
+        <w:rPr>
+          <w:rFonts w:ascii="Times New Roman" w:eastAsia="Times New Roman" w:hAnsi="Times New Roman" w:cs="Times New Roman"/>
+          <w:color w:val="auto"/>
+          <w:sz w:val="24"/>
+          <w:szCs w:val="24"/>
+          <w:lang w:eastAsia="zh-CN"/>
+        </w:rPr>
+        <w:t xml:space="preserve"> </w:t>
+      </w:r>
+      <w:proofErr w:type="spellStart"/>
+      <w:r>
+        <w:rPr>
+          <w:rFonts w:ascii="Times New Roman" w:eastAsia="Times New Roman" w:hAnsi="Times New Roman" w:cs="Times New Roman"/>
+          <w:color w:val="auto"/>
+          <w:sz w:val="24"/>
+          <w:szCs w:val="24"/>
+          <w:lang w:eastAsia="zh-CN"/>
+        </w:rPr>
+        <w:t>membuat</w:t>
+      </w:r>
+      <w:proofErr w:type="spellEnd"/>
+      <w:r>
+        <w:rPr>
+          <w:rFonts w:ascii="Times New Roman" w:eastAsia="Times New Roman" w:hAnsi="Times New Roman" w:cs="Times New Roman"/>
+          <w:color w:val="auto"/>
+          <w:sz w:val="24"/>
+          <w:szCs w:val="24"/>
+          <w:lang w:eastAsia="zh-CN"/>
+        </w:rPr>
+        <w:t xml:space="preserve"> array </w:t>
+      </w:r>
+      <w:proofErr w:type="spellStart"/>
+      <w:r>
+        <w:rPr>
+          <w:rFonts w:ascii="Times New Roman" w:eastAsia="Times New Roman" w:hAnsi="Times New Roman" w:cs="Times New Roman"/>
+          <w:color w:val="auto"/>
+          <w:sz w:val="24"/>
+          <w:szCs w:val="24"/>
+          <w:lang w:eastAsia="zh-CN"/>
+        </w:rPr>
+        <w:t>dinamis</w:t>
+      </w:r>
+      <w:proofErr w:type="spellEnd"/>
+      <w:r>
+        <w:rPr>
+          <w:rFonts w:ascii="Times New Roman" w:eastAsia="Times New Roman" w:hAnsi="Times New Roman" w:cs="Times New Roman"/>
+          <w:color w:val="auto"/>
+          <w:sz w:val="24"/>
+          <w:szCs w:val="24"/>
+          <w:lang w:eastAsia="zh-CN"/>
+        </w:rPr>
+        <w:t xml:space="preserve"> </w:t>
+      </w:r>
+      <w:proofErr w:type="spellStart"/>
+      <w:r>
+        <w:rPr>
+          <w:rFonts w:ascii="Times New Roman" w:eastAsia="Times New Roman" w:hAnsi="Times New Roman" w:cs="Times New Roman"/>
+          <w:color w:val="auto"/>
+          <w:sz w:val="24"/>
+          <w:szCs w:val="24"/>
+          <w:lang w:eastAsia="zh-CN"/>
+        </w:rPr>
+        <w:t>untuk</w:t>
+      </w:r>
+      <w:proofErr w:type="spellEnd"/>
+      <w:r>
+        <w:rPr>
+          <w:rFonts w:ascii="Times New Roman" w:eastAsia="Times New Roman" w:hAnsi="Times New Roman" w:cs="Times New Roman"/>
+          <w:color w:val="auto"/>
+          <w:sz w:val="24"/>
+          <w:szCs w:val="24"/>
+          <w:lang w:eastAsia="zh-CN"/>
+        </w:rPr>
+        <w:t xml:space="preserve"> </w:t>
+      </w:r>
+      <w:proofErr w:type="spellStart"/>
+      <w:r>
+        <w:rPr>
+          <w:rFonts w:ascii="Times New Roman" w:eastAsia="Times New Roman" w:hAnsi="Times New Roman" w:cs="Times New Roman"/>
+          <w:color w:val="auto"/>
+          <w:sz w:val="24"/>
+          <w:szCs w:val="24"/>
+          <w:lang w:eastAsia="zh-CN"/>
+        </w:rPr>
+        <w:t>mencatat</w:t>
+      </w:r>
+      <w:proofErr w:type="spellEnd"/>
+      <w:r>
+        <w:rPr>
+          <w:rFonts w:ascii="Times New Roman" w:eastAsia="Times New Roman" w:hAnsi="Times New Roman" w:cs="Times New Roman"/>
+          <w:color w:val="auto"/>
+          <w:sz w:val="24"/>
+          <w:szCs w:val="24"/>
+          <w:lang w:eastAsia="zh-CN"/>
+        </w:rPr>
+        <w:t xml:space="preserve"> </w:t>
+      </w:r>
+      <w:proofErr w:type="spellStart"/>
+      <w:r>
+        <w:rPr>
+          <w:rFonts w:ascii="Times New Roman" w:eastAsia="Times New Roman" w:hAnsi="Times New Roman" w:cs="Times New Roman"/>
+          <w:color w:val="auto"/>
+          <w:sz w:val="24"/>
+          <w:szCs w:val="24"/>
+          <w:lang w:eastAsia="zh-CN"/>
+        </w:rPr>
+        <w:t>nilai</w:t>
+      </w:r>
+      <w:proofErr w:type="spellEnd"/>
+      <w:r>
+        <w:rPr>
+          <w:rFonts w:ascii="Times New Roman" w:eastAsia="Times New Roman" w:hAnsi="Times New Roman" w:cs="Times New Roman"/>
+          <w:color w:val="auto"/>
+          <w:sz w:val="24"/>
+          <w:szCs w:val="24"/>
+          <w:lang w:eastAsia="zh-CN"/>
+        </w:rPr>
+        <w:t xml:space="preserve"> </w:t>
+      </w:r>
+      <w:proofErr w:type="spellStart"/>
+      <w:r>
+        <w:rPr>
+          <w:rFonts w:ascii="Times New Roman" w:eastAsia="Times New Roman" w:hAnsi="Times New Roman" w:cs="Times New Roman"/>
+          <w:color w:val="auto"/>
+          <w:sz w:val="24"/>
+          <w:szCs w:val="24"/>
+          <w:lang w:eastAsia="zh-CN"/>
+        </w:rPr>
+        <w:t>siswa</w:t>
+      </w:r>
+      <w:proofErr w:type="spellEnd"/>
+      <w:r>
+        <w:rPr>
+          <w:rFonts w:ascii="Times New Roman" w:eastAsia="Times New Roman" w:hAnsi="Times New Roman" w:cs="Times New Roman"/>
+          <w:color w:val="auto"/>
+          <w:sz w:val="24"/>
+          <w:szCs w:val="24"/>
+          <w:lang w:eastAsia="zh-CN"/>
+        </w:rPr>
+        <w:t xml:space="preserve">, </w:t>
+      </w:r>
+      <w:proofErr w:type="spellStart"/>
+      <w:r>
+        <w:rPr>
+          <w:rFonts w:ascii="Times New Roman" w:eastAsia="Times New Roman" w:hAnsi="Times New Roman" w:cs="Times New Roman"/>
+          <w:color w:val="auto"/>
+          <w:sz w:val="24"/>
+          <w:szCs w:val="24"/>
+          <w:lang w:eastAsia="zh-CN"/>
+        </w:rPr>
+        <w:t>tetapi</w:t>
+      </w:r>
+      <w:proofErr w:type="spellEnd"/>
+      <w:r>
+        <w:rPr>
+          <w:rFonts w:ascii="Times New Roman" w:eastAsia="Times New Roman" w:hAnsi="Times New Roman" w:cs="Times New Roman"/>
+          <w:color w:val="auto"/>
+          <w:sz w:val="24"/>
+          <w:szCs w:val="24"/>
+          <w:lang w:eastAsia="zh-CN"/>
+        </w:rPr>
+        <w:t xml:space="preserve"> </w:t>
+      </w:r>
+      <w:proofErr w:type="spellStart"/>
+      <w:r>
+        <w:rPr>
+          <w:rFonts w:ascii="Times New Roman" w:eastAsia="Times New Roman" w:hAnsi="Times New Roman" w:cs="Times New Roman"/>
+          <w:color w:val="auto"/>
+          <w:sz w:val="24"/>
+          <w:szCs w:val="24"/>
+          <w:lang w:eastAsia="zh-CN"/>
+        </w:rPr>
+        <w:t>terdapat</w:t>
+      </w:r>
+      <w:proofErr w:type="spellEnd"/>
+      <w:r>
+        <w:rPr>
+          <w:rFonts w:ascii="Times New Roman" w:eastAsia="Times New Roman" w:hAnsi="Times New Roman" w:cs="Times New Roman"/>
+          <w:color w:val="auto"/>
+          <w:sz w:val="24"/>
+          <w:szCs w:val="24"/>
+          <w:lang w:eastAsia="zh-CN"/>
+        </w:rPr>
+        <w:t xml:space="preserve"> </w:t>
+      </w:r>
+      <w:proofErr w:type="spellStart"/>
+      <w:r>
+        <w:rPr>
+          <w:rFonts w:ascii="Times New Roman" w:eastAsia="Times New Roman" w:hAnsi="Times New Roman" w:cs="Times New Roman"/>
+          <w:color w:val="auto"/>
+          <w:sz w:val="24"/>
+          <w:szCs w:val="24"/>
+          <w:lang w:eastAsia="zh-CN"/>
+        </w:rPr>
+        <w:t>kesalahan</w:t>
+      </w:r>
+      <w:proofErr w:type="spellEnd"/>
+      <w:r>
+        <w:rPr>
+          <w:rFonts w:ascii="Times New Roman" w:eastAsia="Times New Roman" w:hAnsi="Times New Roman" w:cs="Times New Roman"/>
+          <w:color w:val="auto"/>
+          <w:sz w:val="24"/>
+          <w:szCs w:val="24"/>
+          <w:lang w:eastAsia="zh-CN"/>
+        </w:rPr>
+        <w:t xml:space="preserve"> </w:t>
+      </w:r>
+      <w:proofErr w:type="spellStart"/>
+      <w:r>
+        <w:rPr>
+          <w:rFonts w:ascii="Times New Roman" w:eastAsia="Times New Roman" w:hAnsi="Times New Roman" w:cs="Times New Roman"/>
+          <w:color w:val="auto"/>
+          <w:sz w:val="24"/>
+          <w:szCs w:val="24"/>
+          <w:lang w:eastAsia="zh-CN"/>
+        </w:rPr>
+        <w:t>pengelolaan</w:t>
+      </w:r>
+      <w:proofErr w:type="spellEnd"/>
+      <w:r>
+        <w:rPr>
+          <w:rFonts w:ascii="Times New Roman" w:eastAsia="Times New Roman" w:hAnsi="Times New Roman" w:cs="Times New Roman"/>
+          <w:color w:val="auto"/>
+          <w:sz w:val="24"/>
+          <w:szCs w:val="24"/>
+          <w:lang w:eastAsia="zh-CN"/>
+        </w:rPr>
+        <w:t xml:space="preserve"> </w:t>
+      </w:r>
+      <w:proofErr w:type="spellStart"/>
+      <w:r>
+        <w:rPr>
+          <w:rFonts w:ascii="Times New Roman" w:eastAsia="Times New Roman" w:hAnsi="Times New Roman" w:cs="Times New Roman"/>
+          <w:color w:val="auto"/>
+          <w:sz w:val="24"/>
+          <w:szCs w:val="24"/>
+          <w:lang w:eastAsia="zh-CN"/>
+        </w:rPr>
+        <w:t>memori</w:t>
+      </w:r>
+      <w:proofErr w:type="spellEnd"/>
+      <w:r>
+        <w:rPr>
+          <w:rFonts w:ascii="Times New Roman" w:eastAsia="Times New Roman" w:hAnsi="Times New Roman" w:cs="Times New Roman"/>
+          <w:color w:val="auto"/>
+          <w:sz w:val="24"/>
+          <w:szCs w:val="24"/>
+          <w:lang w:eastAsia="zh-CN"/>
+        </w:rPr>
+        <w:t>.</w:t>
+      </w:r>
+    </w:p>
+    <w:p>
+      <w:pPr>
+        <w:shd w:val="clear" w:color="auto" w:fill="auto"/>
+        <w:spacing w:before="100" w:beforeAutospacing="1" w:after="100" w:afterAutospacing="1" w:line="360" w:lineRule="auto"/>
+        <w:rPr>
+          <w:rFonts w:ascii="Times New Roman" w:eastAsia="Times New Roman" w:hAnsi="Times New Roman" w:cs="Times New Roman"/>
+          <w:color w:val="auto"/>
+          <w:sz w:val="24"/>
+          <w:szCs w:val="24"/>
+          <w:lang w:eastAsia="zh-CN"/>
+        </w:rPr>
+      </w:pPr>
+      <w:proofErr w:type="spellStart"/>
+      <w:r>
+        <w:rPr>
+          <w:rFonts w:ascii="Times New Roman" w:eastAsia="Times New Roman" w:hAnsi="Times New Roman" w:cs="Times New Roman"/>
+          <w:b/>
+          <w:bCs/>
+          <w:color w:val="auto"/>
+          <w:sz w:val="24"/>
+          <w:szCs w:val="24"/>
+          <w:lang w:eastAsia="zh-CN"/>
+        </w:rPr>
         <w:lastRenderedPageBreak/>
-        <w:t>Cuplikan Kode yang Bermasalah:</w:t>
+        <w:t>Cuplikan</w:t>
+      </w:r>
+      <w:proofErr w:type="spellEnd"/>
+      <w:r>
+        <w:rPr>
+          <w:rFonts w:ascii="Times New Roman" w:eastAsia="Times New Roman" w:hAnsi="Times New Roman" w:cs="Times New Roman"/>
+          <w:b/>
+          <w:bCs/>
+          <w:color w:val="auto"/>
+          <w:sz w:val="24"/>
+          <w:szCs w:val="24"/>
+          <w:lang w:eastAsia="zh-CN"/>
+        </w:rPr>
+        <w:t xml:space="preserve"> Kode yang Bermasalah:</w:t>
       </w:r>
     </w:p>
     <w:tbl>
@@ -1435,7 +4510,25 @@
                 <w:sz w:val="16"/>
                 <w:lang w:bidi="en-US"/>
               </w:rPr>
-              <w:t>#include &lt;stdio.h&gt;</w:t>
+              <w:t>#include &lt;</w:t>
+            </w:r>
+            <w:proofErr w:type="spellStart"/>
+            <w:r>
+              <w:rPr>
+                <w:rFonts w:ascii="Courier New" w:hAnsi="Courier New" w:cs="Courier New"/>
+                <w:sz w:val="16"/>
+                <w:lang w:bidi="en-US"/>
+              </w:rPr>
+              <w:t>stdio.h</w:t>
+            </w:r>
+            <w:proofErr w:type="spellEnd"/>
+            <w:r>
+              <w:rPr>
+                <w:rFonts w:ascii="Courier New" w:hAnsi="Courier New" w:cs="Courier New"/>
+                <w:sz w:val="16"/>
+                <w:lang w:bidi="en-US"/>
+              </w:rPr>
+              <w:t>&gt;</w:t>
             </w:r>
           </w:p>
           <w:p>
@@ -1455,7 +4548,25 @@
                 <w:sz w:val="16"/>
                 <w:lang w:bidi="en-US"/>
               </w:rPr>
-              <w:t>#include &lt;stdlib.h&gt;</w:t>
+              <w:t>#include &lt;</w:t>
+            </w:r>
+            <w:proofErr w:type="spellStart"/>
+            <w:r>
+              <w:rPr>
+                <w:rFonts w:ascii="Courier New" w:hAnsi="Courier New" w:cs="Courier New"/>
+                <w:sz w:val="16"/>
+                <w:lang w:bidi="en-US"/>
+              </w:rPr>
+              <w:t>stdlib.h</w:t>
+            </w:r>
+            <w:proofErr w:type="spellEnd"/>
+            <w:r>
+              <w:rPr>
+                <w:rFonts w:ascii="Courier New" w:hAnsi="Courier New" w:cs="Courier New"/>
+                <w:sz w:val="16"/>
+                <w:lang w:bidi="en-US"/>
+              </w:rPr>
+              <w:t>&gt;</w:t>
             </w:r>
           </w:p>
           <w:p>
@@ -1486,7 +4597,25 @@
                 <w:sz w:val="16"/>
                 <w:lang w:bidi="en-US"/>
               </w:rPr>
-              <w:t>int main() {</w:t>
+              <w:t xml:space="preserve">int </w:t>
+            </w:r>
+            <w:proofErr w:type="gramStart"/>
+            <w:r>
+              <w:rPr>
+                <w:rFonts w:ascii="Courier New" w:hAnsi="Courier New" w:cs="Courier New"/>
+                <w:sz w:val="16"/>
+                <w:lang w:bidi="en-US"/>
+              </w:rPr>
+              <w:t>main(</w:t>
+            </w:r>
+            <w:proofErr w:type="gramEnd"/>
+            <w:r>
+              <w:rPr>
+                <w:rFonts w:ascii="Courier New" w:hAnsi="Courier New" w:cs="Courier New"/>
+                <w:sz w:val="16"/>
+                <w:lang w:bidi="en-US"/>
+              </w:rPr>
+              <w:t>) {</w:t>
             </w:r>
           </w:p>
           <w:p>
@@ -1525,7 +4654,43 @@
                 <w:sz w:val="16"/>
                 <w:lang w:bidi="en-US"/>
               </w:rPr>
-              <w:t>int numStudents, i;</w:t>
+              <w:t xml:space="preserve">int </w:t>
+            </w:r>
+            <w:proofErr w:type="spellStart"/>
+            <w:r>
+              <w:rPr>
+                <w:rFonts w:ascii="Courier New" w:hAnsi="Courier New" w:cs="Courier New"/>
+                <w:sz w:val="16"/>
+                <w:lang w:bidi="en-US"/>
+              </w:rPr>
+              <w:t>numStudents</w:t>
+            </w:r>
+            <w:proofErr w:type="spellEnd"/>
+            <w:r>
+              <w:rPr>
+                <w:rFonts w:ascii="Courier New" w:hAnsi="Courier New" w:cs="Courier New"/>
+                <w:sz w:val="16"/>
+                <w:lang w:bidi="en-US"/>
+              </w:rPr>
+              <w:t xml:space="preserve">, </w:t>
+            </w:r>
+            <w:proofErr w:type="spellStart"/>
+            <w:r>
+              <w:rPr>
+                <w:rFonts w:ascii="Courier New" w:hAnsi="Courier New" w:cs="Courier New"/>
+                <w:sz w:val="16"/>
+                <w:lang w:bidi="en-US"/>
+              </w:rPr>
+              <w:t>i</w:t>
+            </w:r>
+            <w:proofErr w:type="spellEnd"/>
+            <w:r>
+              <w:rPr>
+                <w:rFonts w:ascii="Courier New" w:hAnsi="Courier New" w:cs="Courier New"/>
+                <w:sz w:val="16"/>
+                <w:lang w:bidi="en-US"/>
+              </w:rPr>
+              <w:t>;</w:t>
             </w:r>
           </w:p>
           <w:p>
@@ -1557,7 +4722,35 @@
                 <w:sz w:val="16"/>
                 <w:lang w:bidi="en-US"/>
               </w:rPr>
-              <w:t xml:space="preserve">    printf("Enter number of students: ");</w:t>
+              <w:t xml:space="preserve">    </w:t>
+            </w:r>
+            <w:proofErr w:type="spellStart"/>
+            <w:proofErr w:type="gramStart"/>
+            <w:r>
+              <w:rPr>
+                <w:rFonts w:ascii="Courier New" w:hAnsi="Courier New" w:cs="Courier New"/>
+                <w:sz w:val="16"/>
+                <w:lang w:bidi="en-US"/>
+              </w:rPr>
+              <w:t>printf</w:t>
+            </w:r>
+            <w:proofErr w:type="spellEnd"/>
+            <w:r>
+              <w:rPr>
+                <w:rFonts w:ascii="Courier New" w:hAnsi="Courier New" w:cs="Courier New"/>
+                <w:sz w:val="16"/>
+                <w:lang w:bidi="en-US"/>
+              </w:rPr>
+              <w:t>(</w:t>
+            </w:r>
+            <w:proofErr w:type="gramEnd"/>
+            <w:r>
+              <w:rPr>
+                <w:rFonts w:ascii="Courier New" w:hAnsi="Courier New" w:cs="Courier New"/>
+                <w:sz w:val="16"/>
+                <w:lang w:bidi="en-US"/>
+              </w:rPr>
+              <w:t>"Enter number of students: ");</w:t>
             </w:r>
           </w:p>
           <w:p>
@@ -1577,7 +4770,53 @@
                 <w:sz w:val="16"/>
                 <w:lang w:bidi="en-US"/>
               </w:rPr>
-              <w:t xml:space="preserve">    scanf("%d", &amp;numStudents);</w:t>
+              <w:t xml:space="preserve">    </w:t>
+            </w:r>
+            <w:proofErr w:type="spellStart"/>
+            <w:proofErr w:type="gramStart"/>
+            <w:r>
+              <w:rPr>
+                <w:rFonts w:ascii="Courier New" w:hAnsi="Courier New" w:cs="Courier New"/>
+                <w:sz w:val="16"/>
+                <w:lang w:bidi="en-US"/>
+              </w:rPr>
+              <w:t>scanf</w:t>
+            </w:r>
+            <w:proofErr w:type="spellEnd"/>
+            <w:r>
+              <w:rPr>
+                <w:rFonts w:ascii="Courier New" w:hAnsi="Courier New" w:cs="Courier New"/>
+                <w:sz w:val="16"/>
+                <w:lang w:bidi="en-US"/>
+              </w:rPr>
+              <w:t>(</w:t>
+            </w:r>
+            <w:proofErr w:type="gramEnd"/>
+            <w:r>
+              <w:rPr>
+                <w:rFonts w:ascii="Courier New" w:hAnsi="Courier New" w:cs="Courier New"/>
+                <w:sz w:val="16"/>
+                <w:lang w:bidi="en-US"/>
+              </w:rPr>
+              <w:t>"%d", &amp;</w:t>
+            </w:r>
+            <w:proofErr w:type="spellStart"/>
+            <w:r>
+              <w:rPr>
+                <w:rFonts w:ascii="Courier New" w:hAnsi="Courier New" w:cs="Courier New"/>
+                <w:sz w:val="16"/>
+                <w:lang w:bidi="en-US"/>
+              </w:rPr>
+              <w:t>numStudents</w:t>
+            </w:r>
+            <w:proofErr w:type="spellEnd"/>
+            <w:r>
+              <w:rPr>
+                <w:rFonts w:ascii="Courier New" w:hAnsi="Courier New" w:cs="Courier New"/>
+                <w:sz w:val="16"/>
+                <w:lang w:bidi="en-US"/>
+              </w:rPr>
+              <w:t>);</w:t>
             </w:r>
           </w:p>
           <w:p>
@@ -1609,7 +4848,71 @@
                 <w:sz w:val="16"/>
                 <w:lang w:bidi="en-US"/>
               </w:rPr>
-              <w:t>grades = malloc(numStudents * sizeof(int));  // Memory allocation</w:t>
+              <w:t xml:space="preserve">grades = </w:t>
+            </w:r>
+            <w:proofErr w:type="gramStart"/>
+            <w:r>
+              <w:rPr>
+                <w:rFonts w:ascii="Courier New" w:hAnsi="Courier New" w:cs="Courier New"/>
+                <w:sz w:val="16"/>
+                <w:lang w:bidi="en-US"/>
+              </w:rPr>
+              <w:t>malloc(</w:t>
+            </w:r>
+            <w:proofErr w:type="spellStart"/>
+            <w:proofErr w:type="gramEnd"/>
+            <w:r>
+              <w:rPr>
+                <w:rFonts w:ascii="Courier New" w:hAnsi="Courier New" w:cs="Courier New"/>
+                <w:sz w:val="16"/>
+                <w:lang w:bidi="en-US"/>
+              </w:rPr>
+              <w:t>numStudents</w:t>
+            </w:r>
+            <w:proofErr w:type="spellEnd"/>
+            <w:r>
+              <w:rPr>
+                <w:rFonts w:ascii="Courier New" w:hAnsi="Courier New" w:cs="Courier New"/>
+                <w:sz w:val="16"/>
+                <w:lang w:bidi="en-US"/>
+              </w:rPr>
+              <w:t xml:space="preserve"> * </w:t>
+            </w:r>
+            <w:proofErr w:type="spellStart"/>
+            <w:r>
+              <w:rPr>
+                <w:rFonts w:ascii="Courier New" w:hAnsi="Courier New" w:cs="Courier New"/>
+                <w:sz w:val="16"/>
+                <w:lang w:bidi="en-US"/>
+              </w:rPr>
+              <w:t>sizeof</w:t>
+            </w:r>
+            <w:proofErr w:type="spellEnd"/>
+            <w:r>
+              <w:rPr>
+                <w:rFonts w:ascii="Courier New" w:hAnsi="Courier New" w:cs="Courier New"/>
+                <w:sz w:val="16"/>
+                <w:lang w:bidi="en-US"/>
+              </w:rPr>
+              <w:t>(int)</w:t>
+            </w:r>
+            <w:proofErr w:type="gramStart"/>
+            <w:r>
+              <w:rPr>
+                <w:rFonts w:ascii="Courier New" w:hAnsi="Courier New" w:cs="Courier New"/>
+                <w:sz w:val="16"/>
+                <w:lang w:bidi="en-US"/>
+              </w:rPr>
+              <w:t>);  /</w:t>
+            </w:r>
+            <w:proofErr w:type="gramEnd"/>
+            <w:r>
+              <w:rPr>
+                <w:rFonts w:ascii="Courier New" w:hAnsi="Courier New" w:cs="Courier New"/>
+                <w:sz w:val="16"/>
+                <w:lang w:bidi="en-US"/>
+              </w:rPr>
+              <w:t>/ Memory allocation</w:t>
             </w:r>
           </w:p>
           <w:p>
@@ -1623,13 +4926,87 @@
                 <w:lang w:bidi="en-US"/>
               </w:rPr>
             </w:pPr>
+            <w:proofErr w:type="gramStart"/>
             <w:r>
               <w:rPr>
                 <w:rFonts w:ascii="Courier New" w:hAnsi="Courier New" w:cs="Courier New"/>
                 <w:sz w:val="16"/>
                 <w:lang w:bidi="en-US"/>
               </w:rPr>
-              <w:t>for(i = 0; i &lt; numStudents; i++) {</w:t>
+              <w:t>for(</w:t>
+            </w:r>
+            <w:proofErr w:type="spellStart"/>
+            <w:proofErr w:type="gramEnd"/>
+            <w:r>
+              <w:rPr>
+                <w:rFonts w:ascii="Courier New" w:hAnsi="Courier New" w:cs="Courier New"/>
+                <w:sz w:val="16"/>
+                <w:lang w:bidi="en-US"/>
+              </w:rPr>
+              <w:t>i</w:t>
+            </w:r>
+            <w:proofErr w:type="spellEnd"/>
+            <w:r>
+              <w:rPr>
+                <w:rFonts w:ascii="Courier New" w:hAnsi="Courier New" w:cs="Courier New"/>
+                <w:sz w:val="16"/>
+                <w:lang w:bidi="en-US"/>
+              </w:rPr>
+              <w:t xml:space="preserve"> = 0; </w:t>
+            </w:r>
+            <w:proofErr w:type="spellStart"/>
+            <w:r>
+              <w:rPr>
+                <w:rFonts w:ascii="Courier New" w:hAnsi="Courier New" w:cs="Courier New"/>
+                <w:sz w:val="16"/>
+                <w:lang w:bidi="en-US"/>
+              </w:rPr>
+              <w:t>i</w:t>
+            </w:r>
+            <w:proofErr w:type="spellEnd"/>
+            <w:r>
+              <w:rPr>
+                <w:rFonts w:ascii="Courier New" w:hAnsi="Courier New" w:cs="Courier New"/>
+                <w:sz w:val="16"/>
+                <w:lang w:bidi="en-US"/>
+              </w:rPr>
+              <w:t xml:space="preserve"> &lt; </w:t>
+            </w:r>
+            <w:proofErr w:type="spellStart"/>
+            <w:r>
+              <w:rPr>
+                <w:rFonts w:ascii="Courier New" w:hAnsi="Courier New" w:cs="Courier New"/>
+                <w:sz w:val="16"/>
+                <w:lang w:bidi="en-US"/>
+              </w:rPr>
+              <w:t>numStudents</w:t>
+            </w:r>
+            <w:proofErr w:type="spellEnd"/>
+            <w:r>
+              <w:rPr>
+                <w:rFonts w:ascii="Courier New" w:hAnsi="Courier New" w:cs="Courier New"/>
+                <w:sz w:val="16"/>
+                <w:lang w:bidi="en-US"/>
+              </w:rPr>
+              <w:t xml:space="preserve">; </w:t>
+            </w:r>
+            <w:proofErr w:type="spellStart"/>
+            <w:r>
+              <w:rPr>
+                <w:rFonts w:ascii="Courier New" w:hAnsi="Courier New" w:cs="Courier New"/>
+                <w:sz w:val="16"/>
+                <w:lang w:bidi="en-US"/>
+              </w:rPr>
+              <w:t>i</w:t>
+            </w:r>
+            <w:proofErr w:type="spellEnd"/>
+            <w:r>
+              <w:rPr>
+                <w:rFonts w:ascii="Courier New" w:hAnsi="Courier New" w:cs="Courier New"/>
+                <w:sz w:val="16"/>
+                <w:lang w:bidi="en-US"/>
+              </w:rPr>
+              <w:t>++) {</w:t>
             </w:r>
           </w:p>
           <w:p>
@@ -1649,7 +5026,53 @@
                 <w:sz w:val="16"/>
                 <w:lang w:bidi="en-US"/>
               </w:rPr>
-              <w:t xml:space="preserve">        printf("Enter grade for student %d: ", i + 1);</w:t>
+              <w:t xml:space="preserve">        </w:t>
+            </w:r>
+            <w:proofErr w:type="spellStart"/>
+            <w:proofErr w:type="gramStart"/>
+            <w:r>
+              <w:rPr>
+                <w:rFonts w:ascii="Courier New" w:hAnsi="Courier New" w:cs="Courier New"/>
+                <w:sz w:val="16"/>
+                <w:lang w:bidi="en-US"/>
+              </w:rPr>
+              <w:t>printf</w:t>
+            </w:r>
+            <w:proofErr w:type="spellEnd"/>
+            <w:r>
+              <w:rPr>
+                <w:rFonts w:ascii="Courier New" w:hAnsi="Courier New" w:cs="Courier New"/>
+                <w:sz w:val="16"/>
+                <w:lang w:bidi="en-US"/>
+              </w:rPr>
+              <w:t>(</w:t>
+            </w:r>
+            <w:proofErr w:type="gramEnd"/>
+            <w:r>
+              <w:rPr>
+                <w:rFonts w:ascii="Courier New" w:hAnsi="Courier New" w:cs="Courier New"/>
+                <w:sz w:val="16"/>
+                <w:lang w:bidi="en-US"/>
+              </w:rPr>
+              <w:t xml:space="preserve">"Enter grade for student %d: ", </w:t>
+            </w:r>
+            <w:proofErr w:type="spellStart"/>
+            <w:r>
+              <w:rPr>
+                <w:rFonts w:ascii="Courier New" w:hAnsi="Courier New" w:cs="Courier New"/>
+                <w:sz w:val="16"/>
+                <w:lang w:bidi="en-US"/>
+              </w:rPr>
+              <w:t>i</w:t>
+            </w:r>
+            <w:proofErr w:type="spellEnd"/>
+            <w:r>
+              <w:rPr>
+                <w:rFonts w:ascii="Courier New" w:hAnsi="Courier New" w:cs="Courier New"/>
+                <w:sz w:val="16"/>
+                <w:lang w:bidi="en-US"/>
+              </w:rPr>
+              <w:t xml:space="preserve"> + 1);</w:t>
             </w:r>
           </w:p>
           <w:p>
@@ -1669,7 +5092,53 @@
                 <w:sz w:val="16"/>
                 <w:lang w:bidi="en-US"/>
               </w:rPr>
-              <w:t xml:space="preserve">        scanf("%d", &amp;grades[i]);</w:t>
+              <w:t xml:space="preserve">        </w:t>
+            </w:r>
+            <w:proofErr w:type="spellStart"/>
+            <w:proofErr w:type="gramStart"/>
+            <w:r>
+              <w:rPr>
+                <w:rFonts w:ascii="Courier New" w:hAnsi="Courier New" w:cs="Courier New"/>
+                <w:sz w:val="16"/>
+                <w:lang w:bidi="en-US"/>
+              </w:rPr>
+              <w:t>scanf</w:t>
+            </w:r>
+            <w:proofErr w:type="spellEnd"/>
+            <w:r>
+              <w:rPr>
+                <w:rFonts w:ascii="Courier New" w:hAnsi="Courier New" w:cs="Courier New"/>
+                <w:sz w:val="16"/>
+                <w:lang w:bidi="en-US"/>
+              </w:rPr>
+              <w:t>(</w:t>
+            </w:r>
+            <w:proofErr w:type="gramEnd"/>
+            <w:r>
+              <w:rPr>
+                <w:rFonts w:ascii="Courier New" w:hAnsi="Courier New" w:cs="Courier New"/>
+                <w:sz w:val="16"/>
+                <w:lang w:bidi="en-US"/>
+              </w:rPr>
+              <w:t>"%d", &amp;grades[</w:t>
+            </w:r>
+            <w:proofErr w:type="spellStart"/>
+            <w:r>
+              <w:rPr>
+                <w:rFonts w:ascii="Courier New" w:hAnsi="Courier New" w:cs="Courier New"/>
+                <w:sz w:val="16"/>
+                <w:lang w:bidi="en-US"/>
+              </w:rPr>
+              <w:t>i</w:t>
+            </w:r>
+            <w:proofErr w:type="spellEnd"/>
+            <w:r>
+              <w:rPr>
+                <w:rFonts w:ascii="Courier New" w:hAnsi="Courier New" w:cs="Courier New"/>
+                <w:sz w:val="16"/>
+                <w:lang w:bidi="en-US"/>
+              </w:rPr>
+              <w:t>]);</w:t>
             </w:r>
           </w:p>
           <w:p>
@@ -1771,12 +5240,37 @@
         <w:spacing w:line="360" w:lineRule="auto"/>
         <w:jc w:val="both"/>
       </w:pPr>
+      <w:proofErr w:type="spellStart"/>
       <w:r>
         <w:rPr>
           <w:rStyle w:val="Strong"/>
           <w:rFonts w:eastAsiaTheme="majorEastAsia"/>
         </w:rPr>
-        <w:t>Instruksi Pengerjaan:</w:t>
+        <w:t>Instruksi</w:t>
+      </w:r>
+      <w:proofErr w:type="spellEnd"/>
+      <w:r>
+        <w:rPr>
+          <w:rStyle w:val="Strong"/>
+          <w:rFonts w:eastAsiaTheme="majorEastAsia"/>
+        </w:rPr>
+        <w:t xml:space="preserve"> </w:t>
+      </w:r>
+      <w:proofErr w:type="spellStart"/>
+      <w:r>
+        <w:rPr>
+          <w:rStyle w:val="Strong"/>
+          <w:rFonts w:eastAsiaTheme="majorEastAsia"/>
+        </w:rPr>
+        <w:t>Pengerjaan</w:t>
+      </w:r>
+      <w:proofErr w:type="spellEnd"/>
+      <w:r>
+        <w:rPr>
+          <w:rStyle w:val="Strong"/>
+          <w:rFonts w:eastAsiaTheme="majorEastAsia"/>
+        </w:rPr>
+        <w:t>:</w:t>
       </w:r>
     </w:p>
     <w:p>
@@ -1789,8 +5283,53 @@
         <w:spacing w:line="360" w:lineRule="auto"/>
         <w:jc w:val="both"/>
       </w:pPr>
-      <w:r>
-        <w:t>Analisis dan jelaskan kesalahan manajemen memori pada kode.</w:t>
+      <w:proofErr w:type="spellStart"/>
+      <w:r>
+        <w:t>Analisis</w:t>
+      </w:r>
+      <w:proofErr w:type="spellEnd"/>
+      <w:r>
+        <w:t xml:space="preserve"> dan </w:t>
+      </w:r>
+      <w:proofErr w:type="spellStart"/>
+      <w:r>
+        <w:t>jelaskan</w:t>
+      </w:r>
+      <w:proofErr w:type="spellEnd"/>
+      <w:r>
+        <w:t xml:space="preserve"> </w:t>
+      </w:r>
+      <w:proofErr w:type="spellStart"/>
+      <w:r>
+        <w:t>kesalahan</w:t>
+      </w:r>
+      <w:proofErr w:type="spellEnd"/>
+      <w:r>
+        <w:t xml:space="preserve"> </w:t>
+      </w:r>
+      <w:proofErr w:type="spellStart"/>
+      <w:r>
+        <w:t>manajemen</w:t>
+      </w:r>
+      <w:proofErr w:type="spellEnd"/>
+      <w:r>
+        <w:t xml:space="preserve"> </w:t>
+      </w:r>
+      <w:proofErr w:type="spellStart"/>
+      <w:r>
+        <w:t>memori</w:t>
+      </w:r>
+      <w:proofErr w:type="spellEnd"/>
+      <w:r>
+        <w:t xml:space="preserve"> pada </w:t>
+      </w:r>
+      <w:proofErr w:type="spellStart"/>
+      <w:r>
+        <w:t>kode</w:t>
+      </w:r>
+      <w:proofErr w:type="spellEnd"/>
+      <w:r>
+        <w:t>.</w:t>
       </w:r>
     </w:p>
     <w:p>
@@ -1803,8 +5342,29 @@
         <w:spacing w:line="360" w:lineRule="auto"/>
         <w:jc w:val="both"/>
       </w:pPr>
-      <w:r>
-        <w:t>Perbaiki kode tersebut.</w:t>
+      <w:proofErr w:type="spellStart"/>
+      <w:r>
+        <w:t>Perbaiki</w:t>
+      </w:r>
+      <w:proofErr w:type="spellEnd"/>
+      <w:r>
+        <w:t xml:space="preserve"> </w:t>
+      </w:r>
+      <w:proofErr w:type="spellStart"/>
+      <w:r>
+        <w:t>kode</w:t>
+      </w:r>
+      <w:proofErr w:type="spellEnd"/>
+      <w:r>
+        <w:t xml:space="preserve"> </w:t>
+      </w:r>
+      <w:proofErr w:type="spellStart"/>
+      <w:r>
+        <w:t>tersebut</w:t>
+      </w:r>
+      <w:proofErr w:type="spellEnd"/>
+      <w:r>
+        <w:t>.</w:t>
       </w:r>
     </w:p>
     <w:p>
@@ -1818,7 +5378,15 @@
         <w:jc w:val="both"/>
       </w:pPr>
       <w:r>
-        <w:t>Buat flowchart proses yang benar.</w:t>
+        <w:t xml:space="preserve">Buat flowchart proses yang </w:t>
+      </w:r>
+      <w:proofErr w:type="spellStart"/>
+      <w:r>
+        <w:t>benar</w:t>
+      </w:r>
+      <w:proofErr w:type="spellEnd"/>
+      <w:r>
+        <w:t>.</w:t>
       </w:r>
     </w:p>
     <w:p>
@@ -1833,6 +5401,7 @@
           <w:szCs w:val="24"/>
         </w:rPr>
       </w:pPr>
+      <w:proofErr w:type="spellStart"/>
       <w:r>
         <w:rPr>
           <w:rFonts w:asciiTheme="majorBidi" w:hAnsiTheme="majorBidi" w:cstheme="majorBidi"/>
@@ -1840,8 +5409,29 @@
           <w:sz w:val="24"/>
           <w:szCs w:val="24"/>
         </w:rPr>
-        <w:t>Catatan Penting</w:t>
-      </w:r>
+        <w:t>Catatan</w:t>
+      </w:r>
+      <w:proofErr w:type="spellEnd"/>
+      <w:r>
+        <w:rPr>
+          <w:rFonts w:asciiTheme="majorBidi" w:hAnsiTheme="majorBidi" w:cstheme="majorBidi"/>
+          <w:color w:val="auto"/>
+          <w:sz w:val="24"/>
+          <w:szCs w:val="24"/>
+        </w:rPr>
+        <w:t xml:space="preserve"> </w:t>
+      </w:r>
+      <w:proofErr w:type="spellStart"/>
+      <w:r>
+        <w:rPr>
+          <w:rFonts w:asciiTheme="majorBidi" w:hAnsiTheme="majorBidi" w:cstheme="majorBidi"/>
+          <w:color w:val="auto"/>
+          <w:sz w:val="24"/>
+          <w:szCs w:val="24"/>
+        </w:rPr>
+        <w:t>Penting</w:t>
+      </w:r>
+      <w:proofErr w:type="spellEnd"/>
     </w:p>
     <w:p>
       <w:pPr>
@@ -1858,6 +5448,7 @@
           <w:szCs w:val="24"/>
         </w:rPr>
       </w:pPr>
+      <w:proofErr w:type="spellStart"/>
       <w:r>
         <w:rPr>
           <w:rFonts w:asciiTheme="majorBidi" w:hAnsiTheme="majorBidi" w:cstheme="majorBidi"/>
@@ -1865,7 +5456,197 @@
           <w:sz w:val="24"/>
           <w:szCs w:val="24"/>
         </w:rPr>
-        <w:t>Pastikan untuk mencantumkan referensi jika menggunakan sumber dari internet atau bantuan GPT.</w:t>
+        <w:t>Pastikan</w:t>
+      </w:r>
+      <w:proofErr w:type="spellEnd"/>
+      <w:r>
+        <w:rPr>
+          <w:rFonts w:asciiTheme="majorBidi" w:hAnsiTheme="majorBidi" w:cstheme="majorBidi"/>
+          <w:color w:val="auto"/>
+          <w:sz w:val="24"/>
+          <w:szCs w:val="24"/>
+        </w:rPr>
+        <w:t xml:space="preserve"> </w:t>
+      </w:r>
+      <w:proofErr w:type="spellStart"/>
+      <w:r>
+        <w:rPr>
+          <w:rFonts w:asciiTheme="majorBidi" w:hAnsiTheme="majorBidi" w:cstheme="majorBidi"/>
+          <w:color w:val="auto"/>
+          <w:sz w:val="24"/>
+          <w:szCs w:val="24"/>
+        </w:rPr>
+        <w:t>untuk</w:t>
+      </w:r>
+      <w:proofErr w:type="spellEnd"/>
+      <w:r>
+        <w:rPr>
+          <w:rFonts w:asciiTheme="majorBidi" w:hAnsiTheme="majorBidi" w:cstheme="majorBidi"/>
+          <w:color w:val="auto"/>
+          <w:sz w:val="24"/>
+          <w:szCs w:val="24"/>
+        </w:rPr>
+        <w:t xml:space="preserve"> </w:t>
+      </w:r>
+      <w:proofErr w:type="spellStart"/>
+      <w:r>
+        <w:rPr>
+          <w:rFonts w:asciiTheme="majorBidi" w:hAnsiTheme="majorBidi" w:cstheme="majorBidi"/>
+          <w:color w:val="auto"/>
+          <w:sz w:val="24"/>
+          <w:szCs w:val="24"/>
+        </w:rPr>
+        <w:t>mencantumkan</w:t>
+      </w:r>
+      <w:proofErr w:type="spellEnd"/>
+      <w:r>
+        <w:rPr>
+          <w:rFonts w:asciiTheme="majorBidi" w:hAnsiTheme="majorBidi" w:cstheme="majorBidi"/>
+          <w:color w:val="auto"/>
+          <w:sz w:val="24"/>
+          <w:szCs w:val="24"/>
+        </w:rPr>
+        <w:t xml:space="preserve"> </w:t>
+      </w:r>
+      <w:proofErr w:type="spellStart"/>
+      <w:r>
+        <w:rPr>
+          <w:rFonts w:asciiTheme="majorBidi" w:hAnsiTheme="majorBidi" w:cstheme="majorBidi"/>
+          <w:color w:val="auto"/>
+          <w:sz w:val="24"/>
+          <w:szCs w:val="24"/>
+        </w:rPr>
+        <w:t>referensi</w:t>
+      </w:r>
+      <w:proofErr w:type="spellEnd"/>
+      <w:r>
+        <w:rPr>
+          <w:rFonts w:asciiTheme="majorBidi" w:hAnsiTheme="majorBidi" w:cstheme="majorBidi"/>
+          <w:color w:val="auto"/>
+          <w:sz w:val="24"/>
+          <w:szCs w:val="24"/>
+        </w:rPr>
+        <w:t xml:space="preserve"> </w:t>
+      </w:r>
+      <w:proofErr w:type="spellStart"/>
+      <w:r>
+        <w:rPr>
+          <w:rFonts w:asciiTheme="majorBidi" w:hAnsiTheme="majorBidi" w:cstheme="majorBidi"/>
+          <w:color w:val="auto"/>
+          <w:sz w:val="24"/>
+          <w:szCs w:val="24"/>
+        </w:rPr>
+        <w:t>jika</w:t>
+      </w:r>
+      <w:proofErr w:type="spellEnd"/>
+      <w:r>
+        <w:rPr>
+          <w:rFonts w:asciiTheme="majorBidi" w:hAnsiTheme="majorBidi" w:cstheme="majorBidi"/>
+          <w:color w:val="auto"/>
+          <w:sz w:val="24"/>
+          <w:szCs w:val="24"/>
+        </w:rPr>
+        <w:t xml:space="preserve"> </w:t>
+      </w:r>
+      <w:proofErr w:type="spellStart"/>
+      <w:r>
+        <w:rPr>
+          <w:rFonts w:asciiTheme="majorBidi" w:hAnsiTheme="majorBidi" w:cstheme="majorBidi"/>
+          <w:color w:val="auto"/>
+          <w:sz w:val="24"/>
+          <w:szCs w:val="24"/>
+        </w:rPr>
+        <w:t>menggunakan</w:t>
+      </w:r>
+      <w:proofErr w:type="spellEnd"/>
+      <w:r>
+        <w:rPr>
+          <w:rFonts w:asciiTheme="majorBidi" w:hAnsiTheme="majorBidi" w:cstheme="majorBidi"/>
+          <w:color w:val="auto"/>
+          <w:sz w:val="24"/>
+          <w:szCs w:val="24"/>
+        </w:rPr>
+        <w:t xml:space="preserve"> </w:t>
+      </w:r>
+      <w:proofErr w:type="spellStart"/>
+      <w:r>
+        <w:rPr>
+          <w:rFonts w:asciiTheme="majorBidi" w:hAnsiTheme="majorBidi" w:cstheme="majorBidi"/>
+          <w:color w:val="auto"/>
+          <w:sz w:val="24"/>
+          <w:szCs w:val="24"/>
+        </w:rPr>
+        <w:t>sumber</w:t>
+      </w:r>
+      <w:proofErr w:type="spellEnd"/>
+      <w:r>
+        <w:rPr>
+          <w:rFonts w:asciiTheme="majorBidi" w:hAnsiTheme="majorBidi" w:cstheme="majorBidi"/>
+          <w:color w:val="auto"/>
+          <w:sz w:val="24"/>
+          <w:szCs w:val="24"/>
+        </w:rPr>
+        <w:t xml:space="preserve"> </w:t>
+      </w:r>
+      <w:proofErr w:type="spellStart"/>
+      <w:r>
+        <w:rPr>
+          <w:rFonts w:asciiTheme="majorBidi" w:hAnsiTheme="majorBidi" w:cstheme="majorBidi"/>
+          <w:color w:val="auto"/>
+          <w:sz w:val="24"/>
+          <w:szCs w:val="24"/>
+        </w:rPr>
+        <w:t>dari</w:t>
+      </w:r>
+      <w:proofErr w:type="spellEnd"/>
+      <w:r>
+        <w:rPr>
+          <w:rFonts w:asciiTheme="majorBidi" w:hAnsiTheme="majorBidi" w:cstheme="majorBidi"/>
+          <w:color w:val="auto"/>
+          <w:sz w:val="24"/>
+          <w:szCs w:val="24"/>
+        </w:rPr>
+        <w:t xml:space="preserve"> internet </w:t>
+      </w:r>
+      <w:proofErr w:type="spellStart"/>
+      <w:r>
+        <w:rPr>
+          <w:rFonts w:asciiTheme="majorBidi" w:hAnsiTheme="majorBidi" w:cstheme="majorBidi"/>
+          <w:color w:val="auto"/>
+          <w:sz w:val="24"/>
+          <w:szCs w:val="24"/>
+        </w:rPr>
+        <w:t>atau</w:t>
+      </w:r>
+      <w:proofErr w:type="spellEnd"/>
+      <w:r>
+        <w:rPr>
+          <w:rFonts w:asciiTheme="majorBidi" w:hAnsiTheme="majorBidi" w:cstheme="majorBidi"/>
+          <w:color w:val="auto"/>
+          <w:sz w:val="24"/>
+          <w:szCs w:val="24"/>
+        </w:rPr>
+        <w:t xml:space="preserve"> </w:t>
+      </w:r>
+      <w:proofErr w:type="spellStart"/>
+      <w:r>
+        <w:rPr>
+          <w:rFonts w:asciiTheme="majorBidi" w:hAnsiTheme="majorBidi" w:cstheme="majorBidi"/>
+          <w:color w:val="auto"/>
+          <w:sz w:val="24"/>
+          <w:szCs w:val="24"/>
+        </w:rPr>
+        <w:t>bantuan</w:t>
+      </w:r>
+      <w:proofErr w:type="spellEnd"/>
+      <w:r>
+        <w:rPr>
+          <w:rFonts w:asciiTheme="majorBidi" w:hAnsiTheme="majorBidi" w:cstheme="majorBidi"/>
+          <w:color w:val="auto"/>
+          <w:sz w:val="24"/>
+          <w:szCs w:val="24"/>
+        </w:rPr>
+        <w:t xml:space="preserve"> GPT.</w:t>
       </w:r>
     </w:p>
     <w:p>
@@ -1883,6 +5664,7 @@
           <w:szCs w:val="24"/>
         </w:rPr>
       </w:pPr>
+      <w:proofErr w:type="spellStart"/>
       <w:r>
         <w:rPr>
           <w:rFonts w:asciiTheme="majorBidi" w:hAnsiTheme="majorBidi" w:cstheme="majorBidi"/>
@@ -1890,7 +5672,177 @@
           <w:sz w:val="24"/>
           <w:szCs w:val="24"/>
         </w:rPr>
-        <w:t>Cantumkan referensi dengan format: Nama sumber, Tautan (jika ada), diakses pada [Tanggal Akses].</w:t>
+        <w:t>Cantumkan</w:t>
+      </w:r>
+      <w:proofErr w:type="spellEnd"/>
+      <w:r>
+        <w:rPr>
+          <w:rFonts w:asciiTheme="majorBidi" w:hAnsiTheme="majorBidi" w:cstheme="majorBidi"/>
+          <w:color w:val="auto"/>
+          <w:sz w:val="24"/>
+          <w:szCs w:val="24"/>
+        </w:rPr>
+        <w:t xml:space="preserve"> </w:t>
+      </w:r>
+      <w:proofErr w:type="spellStart"/>
+      <w:r>
+        <w:rPr>
+          <w:rFonts w:asciiTheme="majorBidi" w:hAnsiTheme="majorBidi" w:cstheme="majorBidi"/>
+          <w:color w:val="auto"/>
+          <w:sz w:val="24"/>
+          <w:szCs w:val="24"/>
+        </w:rPr>
+        <w:t>referensi</w:t>
+      </w:r>
+      <w:proofErr w:type="spellEnd"/>
+      <w:r>
+        <w:rPr>
+          <w:rFonts w:asciiTheme="majorBidi" w:hAnsiTheme="majorBidi" w:cstheme="majorBidi"/>
+          <w:color w:val="auto"/>
+          <w:sz w:val="24"/>
+          <w:szCs w:val="24"/>
+        </w:rPr>
+        <w:t xml:space="preserve"> </w:t>
+      </w:r>
+      <w:proofErr w:type="spellStart"/>
+      <w:r>
+        <w:rPr>
+          <w:rFonts w:asciiTheme="majorBidi" w:hAnsiTheme="majorBidi" w:cstheme="majorBidi"/>
+          <w:color w:val="auto"/>
+          <w:sz w:val="24"/>
+          <w:szCs w:val="24"/>
+        </w:rPr>
+        <w:t>dengan</w:t>
+      </w:r>
+      <w:proofErr w:type="spellEnd"/>
+      <w:r>
+        <w:rPr>
+          <w:rFonts w:asciiTheme="majorBidi" w:hAnsiTheme="majorBidi" w:cstheme="majorBidi"/>
+          <w:color w:val="auto"/>
+          <w:sz w:val="24"/>
+          <w:szCs w:val="24"/>
+        </w:rPr>
+        <w:t xml:space="preserve"> format: Nama </w:t>
+      </w:r>
+      <w:proofErr w:type="spellStart"/>
+      <w:r>
+        <w:rPr>
+          <w:rFonts w:asciiTheme="majorBidi" w:hAnsiTheme="majorBidi" w:cstheme="majorBidi"/>
+          <w:color w:val="auto"/>
+          <w:sz w:val="24"/>
+          <w:szCs w:val="24"/>
+        </w:rPr>
+        <w:t>sumber</w:t>
+      </w:r>
+      <w:proofErr w:type="spellEnd"/>
+      <w:r>
+        <w:rPr>
+          <w:rFonts w:asciiTheme="majorBidi" w:hAnsiTheme="majorBidi" w:cstheme="majorBidi"/>
+          <w:color w:val="auto"/>
+          <w:sz w:val="24"/>
+          <w:szCs w:val="24"/>
+        </w:rPr>
+        <w:t xml:space="preserve">, </w:t>
+      </w:r>
+      <w:proofErr w:type="spellStart"/>
+      <w:r>
+        <w:rPr>
+          <w:rFonts w:asciiTheme="majorBidi" w:hAnsiTheme="majorBidi" w:cstheme="majorBidi"/>
+          <w:color w:val="auto"/>
+          <w:sz w:val="24"/>
+          <w:szCs w:val="24"/>
+        </w:rPr>
+        <w:t>Tautan</w:t>
+      </w:r>
+      <w:proofErr w:type="spellEnd"/>
+      <w:r>
+        <w:rPr>
+          <w:rFonts w:asciiTheme="majorBidi" w:hAnsiTheme="majorBidi" w:cstheme="majorBidi"/>
+          <w:color w:val="auto"/>
+          <w:sz w:val="24"/>
+          <w:szCs w:val="24"/>
+        </w:rPr>
+        <w:t xml:space="preserve"> (</w:t>
+      </w:r>
+      <w:proofErr w:type="spellStart"/>
+      <w:r>
+        <w:rPr>
+          <w:rFonts w:asciiTheme="majorBidi" w:hAnsiTheme="majorBidi" w:cstheme="majorBidi"/>
+          <w:color w:val="auto"/>
+          <w:sz w:val="24"/>
+          <w:szCs w:val="24"/>
+        </w:rPr>
+        <w:t>jika</w:t>
+      </w:r>
+      <w:proofErr w:type="spellEnd"/>
+      <w:r>
+        <w:rPr>
+          <w:rFonts w:asciiTheme="majorBidi" w:hAnsiTheme="majorBidi" w:cstheme="majorBidi"/>
+          <w:color w:val="auto"/>
+          <w:sz w:val="24"/>
+          <w:szCs w:val="24"/>
+        </w:rPr>
+        <w:t xml:space="preserve"> </w:t>
+      </w:r>
+      <w:proofErr w:type="spellStart"/>
+      <w:r>
+        <w:rPr>
+          <w:rFonts w:asciiTheme="majorBidi" w:hAnsiTheme="majorBidi" w:cstheme="majorBidi"/>
+          <w:color w:val="auto"/>
+          <w:sz w:val="24"/>
+          <w:szCs w:val="24"/>
+        </w:rPr>
+        <w:t>ada</w:t>
+      </w:r>
+      <w:proofErr w:type="spellEnd"/>
+      <w:r>
+        <w:rPr>
+          <w:rFonts w:asciiTheme="majorBidi" w:hAnsiTheme="majorBidi" w:cstheme="majorBidi"/>
+          <w:color w:val="auto"/>
+          <w:sz w:val="24"/>
+          <w:szCs w:val="24"/>
+        </w:rPr>
+        <w:t xml:space="preserve">), </w:t>
+      </w:r>
+      <w:proofErr w:type="spellStart"/>
+      <w:r>
+        <w:rPr>
+          <w:rFonts w:asciiTheme="majorBidi" w:hAnsiTheme="majorBidi" w:cstheme="majorBidi"/>
+          <w:color w:val="auto"/>
+          <w:sz w:val="24"/>
+          <w:szCs w:val="24"/>
+        </w:rPr>
+        <w:t>diakses</w:t>
+      </w:r>
+      <w:proofErr w:type="spellEnd"/>
+      <w:r>
+        <w:rPr>
+          <w:rFonts w:asciiTheme="majorBidi" w:hAnsiTheme="majorBidi" w:cstheme="majorBidi"/>
+          <w:color w:val="auto"/>
+          <w:sz w:val="24"/>
+          <w:szCs w:val="24"/>
+        </w:rPr>
+        <w:t xml:space="preserve"> pada [</w:t>
+      </w:r>
+      <w:proofErr w:type="spellStart"/>
+      <w:r>
+        <w:rPr>
+          <w:rFonts w:asciiTheme="majorBidi" w:hAnsiTheme="majorBidi" w:cstheme="majorBidi"/>
+          <w:color w:val="auto"/>
+          <w:sz w:val="24"/>
+          <w:szCs w:val="24"/>
+        </w:rPr>
+        <w:t>Tanggal</w:t>
+      </w:r>
+      <w:proofErr w:type="spellEnd"/>
+      <w:r>
+        <w:rPr>
+          <w:rFonts w:asciiTheme="majorBidi" w:hAnsiTheme="majorBidi" w:cstheme="majorBidi"/>
+          <w:color w:val="auto"/>
+          <w:sz w:val="24"/>
+          <w:szCs w:val="24"/>
+        </w:rPr>
+        <w:t xml:space="preserve"> Akses].</w:t>
       </w:r>
     </w:p>
     <w:p>
@@ -1908,6 +5860,7 @@
           <w:szCs w:val="24"/>
         </w:rPr>
       </w:pPr>
+      <w:proofErr w:type="spellStart"/>
       <w:r>
         <w:rPr>
           <w:rFonts w:asciiTheme="majorBidi" w:hAnsiTheme="majorBidi" w:cstheme="majorBidi"/>
@@ -1915,16 +5868,2845 @@
           <w:sz w:val="24"/>
           <w:szCs w:val="24"/>
         </w:rPr>
-        <w:t>Pekerjaan harus asli dan setiap bentuk plagiarisme akan ditindak sesuai dengan kebijakan akademik.</w:t>
+        <w:t>Pekerjaan</w:t>
+      </w:r>
+      <w:proofErr w:type="spellEnd"/>
+      <w:r>
+        <w:rPr>
+          <w:rFonts w:asciiTheme="majorBidi" w:hAnsiTheme="majorBidi" w:cstheme="majorBidi"/>
+          <w:color w:val="auto"/>
+          <w:sz w:val="24"/>
+          <w:szCs w:val="24"/>
+        </w:rPr>
+        <w:t xml:space="preserve"> </w:t>
+      </w:r>
+      <w:proofErr w:type="spellStart"/>
+      <w:r>
+        <w:rPr>
+          <w:rFonts w:asciiTheme="majorBidi" w:hAnsiTheme="majorBidi" w:cstheme="majorBidi"/>
+          <w:color w:val="auto"/>
+          <w:sz w:val="24"/>
+          <w:szCs w:val="24"/>
+        </w:rPr>
+        <w:t>harus</w:t>
+      </w:r>
+      <w:proofErr w:type="spellEnd"/>
+      <w:r>
+        <w:rPr>
+          <w:rFonts w:asciiTheme="majorBidi" w:hAnsiTheme="majorBidi" w:cstheme="majorBidi"/>
+          <w:color w:val="auto"/>
+          <w:sz w:val="24"/>
+          <w:szCs w:val="24"/>
+        </w:rPr>
+        <w:t xml:space="preserve"> </w:t>
+      </w:r>
+      <w:proofErr w:type="spellStart"/>
+      <w:r>
+        <w:rPr>
+          <w:rFonts w:asciiTheme="majorBidi" w:hAnsiTheme="majorBidi" w:cstheme="majorBidi"/>
+          <w:color w:val="auto"/>
+          <w:sz w:val="24"/>
+          <w:szCs w:val="24"/>
+        </w:rPr>
+        <w:t>asli</w:t>
+      </w:r>
+      <w:proofErr w:type="spellEnd"/>
+      <w:r>
+        <w:rPr>
+          <w:rFonts w:asciiTheme="majorBidi" w:hAnsiTheme="majorBidi" w:cstheme="majorBidi"/>
+          <w:color w:val="auto"/>
+          <w:sz w:val="24"/>
+          <w:szCs w:val="24"/>
+        </w:rPr>
+        <w:t xml:space="preserve"> dan </w:t>
+      </w:r>
+      <w:proofErr w:type="spellStart"/>
+      <w:r>
+        <w:rPr>
+          <w:rFonts w:asciiTheme="majorBidi" w:hAnsiTheme="majorBidi" w:cstheme="majorBidi"/>
+          <w:color w:val="auto"/>
+          <w:sz w:val="24"/>
+          <w:szCs w:val="24"/>
+        </w:rPr>
+        <w:t>setiap</w:t>
+      </w:r>
+      <w:proofErr w:type="spellEnd"/>
+      <w:r>
+        <w:rPr>
+          <w:rFonts w:asciiTheme="majorBidi" w:hAnsiTheme="majorBidi" w:cstheme="majorBidi"/>
+          <w:color w:val="auto"/>
+          <w:sz w:val="24"/>
+          <w:szCs w:val="24"/>
+        </w:rPr>
+        <w:t xml:space="preserve"> </w:t>
+      </w:r>
+      <w:proofErr w:type="spellStart"/>
+      <w:r>
+        <w:rPr>
+          <w:rFonts w:asciiTheme="majorBidi" w:hAnsiTheme="majorBidi" w:cstheme="majorBidi"/>
+          <w:color w:val="auto"/>
+          <w:sz w:val="24"/>
+          <w:szCs w:val="24"/>
+        </w:rPr>
+        <w:t>bentuk</w:t>
+      </w:r>
+      <w:proofErr w:type="spellEnd"/>
+      <w:r>
+        <w:rPr>
+          <w:rFonts w:asciiTheme="majorBidi" w:hAnsiTheme="majorBidi" w:cstheme="majorBidi"/>
+          <w:color w:val="auto"/>
+          <w:sz w:val="24"/>
+          <w:szCs w:val="24"/>
+        </w:rPr>
+        <w:t xml:space="preserve"> </w:t>
+      </w:r>
+      <w:proofErr w:type="spellStart"/>
+      <w:r>
+        <w:rPr>
+          <w:rFonts w:asciiTheme="majorBidi" w:hAnsiTheme="majorBidi" w:cstheme="majorBidi"/>
+          <w:color w:val="auto"/>
+          <w:sz w:val="24"/>
+          <w:szCs w:val="24"/>
+        </w:rPr>
+        <w:t>plagiarisme</w:t>
+      </w:r>
+      <w:proofErr w:type="spellEnd"/>
+      <w:r>
+        <w:rPr>
+          <w:rFonts w:asciiTheme="majorBidi" w:hAnsiTheme="majorBidi" w:cstheme="majorBidi"/>
+          <w:color w:val="auto"/>
+          <w:sz w:val="24"/>
+          <w:szCs w:val="24"/>
+        </w:rPr>
+        <w:t xml:space="preserve"> </w:t>
+      </w:r>
+      <w:proofErr w:type="spellStart"/>
+      <w:r>
+        <w:rPr>
+          <w:rFonts w:asciiTheme="majorBidi" w:hAnsiTheme="majorBidi" w:cstheme="majorBidi"/>
+          <w:color w:val="auto"/>
+          <w:sz w:val="24"/>
+          <w:szCs w:val="24"/>
+        </w:rPr>
+        <w:t>akan</w:t>
+      </w:r>
+      <w:proofErr w:type="spellEnd"/>
+      <w:r>
+        <w:rPr>
+          <w:rFonts w:asciiTheme="majorBidi" w:hAnsiTheme="majorBidi" w:cstheme="majorBidi"/>
+          <w:color w:val="auto"/>
+          <w:sz w:val="24"/>
+          <w:szCs w:val="24"/>
+        </w:rPr>
+        <w:t xml:space="preserve"> </w:t>
+      </w:r>
+      <w:proofErr w:type="spellStart"/>
+      <w:r>
+        <w:rPr>
+          <w:rFonts w:asciiTheme="majorBidi" w:hAnsiTheme="majorBidi" w:cstheme="majorBidi"/>
+          <w:color w:val="auto"/>
+          <w:sz w:val="24"/>
+          <w:szCs w:val="24"/>
+        </w:rPr>
+        <w:t>ditindak</w:t>
+      </w:r>
+      <w:proofErr w:type="spellEnd"/>
+      <w:r>
+        <w:rPr>
+          <w:rFonts w:asciiTheme="majorBidi" w:hAnsiTheme="majorBidi" w:cstheme="majorBidi"/>
+          <w:color w:val="auto"/>
+          <w:sz w:val="24"/>
+          <w:szCs w:val="24"/>
+        </w:rPr>
+        <w:t xml:space="preserve"> </w:t>
+      </w:r>
+      <w:proofErr w:type="spellStart"/>
+      <w:r>
+        <w:rPr>
+          <w:rFonts w:asciiTheme="majorBidi" w:hAnsiTheme="majorBidi" w:cstheme="majorBidi"/>
+          <w:color w:val="auto"/>
+          <w:sz w:val="24"/>
+          <w:szCs w:val="24"/>
+        </w:rPr>
+        <w:t>sesuai</w:t>
+      </w:r>
+      <w:proofErr w:type="spellEnd"/>
+      <w:r>
+        <w:rPr>
+          <w:rFonts w:asciiTheme="majorBidi" w:hAnsiTheme="majorBidi" w:cstheme="majorBidi"/>
+          <w:color w:val="auto"/>
+          <w:sz w:val="24"/>
+          <w:szCs w:val="24"/>
+        </w:rPr>
+        <w:t xml:space="preserve"> </w:t>
+      </w:r>
+      <w:proofErr w:type="spellStart"/>
+      <w:r>
+        <w:rPr>
+          <w:rFonts w:asciiTheme="majorBidi" w:hAnsiTheme="majorBidi" w:cstheme="majorBidi"/>
+          <w:color w:val="auto"/>
+          <w:sz w:val="24"/>
+          <w:szCs w:val="24"/>
+        </w:rPr>
+        <w:t>dengan</w:t>
+      </w:r>
+      <w:proofErr w:type="spellEnd"/>
+      <w:r>
+        <w:rPr>
+          <w:rFonts w:asciiTheme="majorBidi" w:hAnsiTheme="majorBidi" w:cstheme="majorBidi"/>
+          <w:color w:val="auto"/>
+          <w:sz w:val="24"/>
+          <w:szCs w:val="24"/>
+        </w:rPr>
+        <w:t xml:space="preserve"> </w:t>
+      </w:r>
+      <w:proofErr w:type="spellStart"/>
+      <w:r>
+        <w:rPr>
+          <w:rFonts w:asciiTheme="majorBidi" w:hAnsiTheme="majorBidi" w:cstheme="majorBidi"/>
+          <w:color w:val="auto"/>
+          <w:sz w:val="24"/>
+          <w:szCs w:val="24"/>
+        </w:rPr>
+        <w:t>kebijakan</w:t>
+      </w:r>
+      <w:proofErr w:type="spellEnd"/>
+      <w:r>
+        <w:rPr>
+          <w:rFonts w:asciiTheme="majorBidi" w:hAnsiTheme="majorBidi" w:cstheme="majorBidi"/>
+          <w:color w:val="auto"/>
+          <w:sz w:val="24"/>
+          <w:szCs w:val="24"/>
+        </w:rPr>
+        <w:t xml:space="preserve"> </w:t>
+      </w:r>
+      <w:proofErr w:type="spellStart"/>
+      <w:r>
+        <w:rPr>
+          <w:rFonts w:asciiTheme="majorBidi" w:hAnsiTheme="majorBidi" w:cstheme="majorBidi"/>
+          <w:color w:val="auto"/>
+          <w:sz w:val="24"/>
+          <w:szCs w:val="24"/>
+        </w:rPr>
+        <w:t>akademik</w:t>
+      </w:r>
+      <w:proofErr w:type="spellEnd"/>
+      <w:r>
+        <w:rPr>
+          <w:rFonts w:asciiTheme="majorBidi" w:hAnsiTheme="majorBidi" w:cstheme="majorBidi"/>
+          <w:color w:val="auto"/>
+          <w:sz w:val="24"/>
+          <w:szCs w:val="24"/>
+        </w:rPr>
+        <w:t>.</w:t>
+      </w:r>
+    </w:p>
+    <w:p>
+      <w:pPr>
+        <w:shd w:val="clear" w:color="auto" w:fill="auto"/>
+        <w:spacing w:after="0" w:line="360" w:lineRule="auto"/>
+        <w:rPr>
+          <w:rFonts w:asciiTheme="majorBidi" w:hAnsiTheme="majorBidi" w:cstheme="majorBidi"/>
+          <w:color w:val="auto"/>
+          <w:sz w:val="24"/>
+          <w:szCs w:val="24"/>
+        </w:rPr>
+      </w:pPr>
+    </w:p>
+    <w:p>
+      <w:pPr>
+        <w:shd w:val="clear" w:color="auto" w:fill="auto"/>
+        <w:spacing w:after="0" w:line="240" w:lineRule="auto"/>
+        <w:ind w:left="567" w:hanging="567"/>
+        <w:rPr>
+          <w:rFonts w:asciiTheme="majorBidi" w:hAnsiTheme="majorBidi" w:cstheme="majorBidi"/>
+          <w:color w:val="auto"/>
+          <w:sz w:val="24"/>
+          <w:szCs w:val="24"/>
+        </w:rPr>
+      </w:pPr>
+      <w:r>
+        <w:rPr>
+          <w:rFonts w:asciiTheme="majorBidi" w:hAnsiTheme="majorBidi" w:cstheme="majorBidi"/>
+          <w:color w:val="auto"/>
+          <w:sz w:val="24"/>
+          <w:szCs w:val="24"/>
+        </w:rPr>
+        <w:br w:type="page"/>
+      </w:r>
+    </w:p>
+    <w:p>
+      <w:pPr>
+        <w:shd w:val="clear" w:color="auto" w:fill="auto"/>
+        <w:spacing w:after="0" w:line="360" w:lineRule="auto"/>
+        <w:jc w:val="center"/>
+        <w:rPr>
+          <w:rFonts w:asciiTheme="majorBidi" w:hAnsiTheme="majorBidi" w:cstheme="majorBidi"/>
+          <w:color w:val="auto"/>
+          <w:sz w:val="24"/>
+          <w:szCs w:val="24"/>
+        </w:rPr>
+      </w:pPr>
+      <w:proofErr w:type="spellStart"/>
+      <w:r>
+        <w:rPr>
+          <w:rFonts w:asciiTheme="majorBidi" w:hAnsiTheme="majorBidi" w:cstheme="majorBidi"/>
+          <w:color w:val="auto"/>
+          <w:sz w:val="24"/>
+          <w:szCs w:val="24"/>
+        </w:rPr>
+        <w:lastRenderedPageBreak/>
+        <w:t>Jawaban</w:t>
+      </w:r>
+      <w:proofErr w:type="spellEnd"/>
+      <w:r>
+        <w:rPr>
+          <w:rFonts w:asciiTheme="majorBidi" w:hAnsiTheme="majorBidi" w:cstheme="majorBidi"/>
+          <w:color w:val="auto"/>
+          <w:sz w:val="24"/>
+          <w:szCs w:val="24"/>
+        </w:rPr>
+        <w:t xml:space="preserve"> </w:t>
+      </w:r>
+      <w:proofErr w:type="spellStart"/>
+      <w:r>
+        <w:rPr>
+          <w:rFonts w:asciiTheme="majorBidi" w:hAnsiTheme="majorBidi" w:cstheme="majorBidi"/>
+          <w:color w:val="auto"/>
+          <w:sz w:val="24"/>
+          <w:szCs w:val="24"/>
+        </w:rPr>
+        <w:t>Tugas</w:t>
+      </w:r>
+      <w:proofErr w:type="spellEnd"/>
+      <w:r>
+        <w:rPr>
+          <w:rFonts w:asciiTheme="majorBidi" w:hAnsiTheme="majorBidi" w:cstheme="majorBidi"/>
+          <w:color w:val="auto"/>
+          <w:sz w:val="24"/>
+          <w:szCs w:val="24"/>
+        </w:rPr>
+        <w:t xml:space="preserve"> 2</w:t>
+      </w:r>
+    </w:p>
+    <w:p>
+      <w:pPr>
+        <w:shd w:val="clear" w:color="auto" w:fill="auto"/>
+        <w:spacing w:after="0" w:line="360" w:lineRule="auto"/>
+        <w:jc w:val="center"/>
+        <w:rPr>
+          <w:rFonts w:asciiTheme="majorBidi" w:hAnsiTheme="majorBidi" w:cstheme="majorBidi"/>
+          <w:color w:val="auto"/>
+          <w:sz w:val="24"/>
+          <w:szCs w:val="24"/>
+        </w:rPr>
+      </w:pPr>
+    </w:p>
+    <w:p>
+      <w:pPr>
+        <w:shd w:val="clear" w:color="auto" w:fill="auto"/>
+        <w:spacing w:after="0" w:line="360" w:lineRule="auto"/>
+        <w:rPr>
+          <w:rFonts w:asciiTheme="majorBidi" w:hAnsiTheme="majorBidi" w:cstheme="majorBidi"/>
+          <w:color w:val="auto"/>
+          <w:sz w:val="24"/>
+          <w:szCs w:val="24"/>
+        </w:rPr>
+      </w:pPr>
+      <w:r>
+        <w:rPr>
+          <w:rFonts w:asciiTheme="majorBidi" w:hAnsiTheme="majorBidi" w:cstheme="majorBidi"/>
+          <w:color w:val="auto"/>
+          <w:sz w:val="24"/>
+          <w:szCs w:val="24"/>
+        </w:rPr>
+        <w:t>Analisa:</w:t>
+      </w:r>
+    </w:p>
+    <w:p>
+      <w:pPr>
+        <w:shd w:val="clear" w:color="auto" w:fill="auto"/>
+        <w:spacing w:after="0" w:line="360" w:lineRule="auto"/>
+        <w:rPr>
+          <w:rFonts w:asciiTheme="majorBidi" w:hAnsiTheme="majorBidi" w:cstheme="majorBidi"/>
+          <w:color w:val="auto"/>
+          <w:sz w:val="24"/>
+          <w:szCs w:val="24"/>
+        </w:rPr>
+      </w:pPr>
+      <w:proofErr w:type="spellStart"/>
+      <w:r>
+        <w:rPr>
+          <w:rFonts w:asciiTheme="majorBidi" w:hAnsiTheme="majorBidi" w:cstheme="majorBidi"/>
+          <w:color w:val="auto"/>
+          <w:sz w:val="24"/>
+          <w:szCs w:val="24"/>
+        </w:rPr>
+        <w:t>Alokasi</w:t>
+      </w:r>
+      <w:proofErr w:type="spellEnd"/>
+      <w:r>
+        <w:rPr>
+          <w:rFonts w:asciiTheme="majorBidi" w:hAnsiTheme="majorBidi" w:cstheme="majorBidi"/>
+          <w:color w:val="auto"/>
+          <w:sz w:val="24"/>
+          <w:szCs w:val="24"/>
+        </w:rPr>
+        <w:t xml:space="preserve"> </w:t>
+      </w:r>
+      <w:proofErr w:type="spellStart"/>
+      <w:r>
+        <w:rPr>
+          <w:rFonts w:asciiTheme="majorBidi" w:hAnsiTheme="majorBidi" w:cstheme="majorBidi"/>
+          <w:color w:val="auto"/>
+          <w:sz w:val="24"/>
+          <w:szCs w:val="24"/>
+        </w:rPr>
+        <w:t>memori</w:t>
+      </w:r>
+      <w:proofErr w:type="spellEnd"/>
+      <w:r>
+        <w:rPr>
+          <w:rFonts w:asciiTheme="majorBidi" w:hAnsiTheme="majorBidi" w:cstheme="majorBidi"/>
+          <w:color w:val="auto"/>
+          <w:sz w:val="24"/>
+          <w:szCs w:val="24"/>
+        </w:rPr>
+        <w:t xml:space="preserve"> </w:t>
+      </w:r>
+      <w:proofErr w:type="spellStart"/>
+      <w:r>
+        <w:rPr>
+          <w:rFonts w:asciiTheme="majorBidi" w:hAnsiTheme="majorBidi" w:cstheme="majorBidi"/>
+          <w:color w:val="auto"/>
+          <w:sz w:val="24"/>
+          <w:szCs w:val="24"/>
+        </w:rPr>
+        <w:t>dinamis</w:t>
+      </w:r>
+      <w:proofErr w:type="spellEnd"/>
+      <w:r>
+        <w:rPr>
+          <w:rFonts w:asciiTheme="majorBidi" w:hAnsiTheme="majorBidi" w:cstheme="majorBidi"/>
+          <w:color w:val="auto"/>
+          <w:sz w:val="24"/>
+          <w:szCs w:val="24"/>
+        </w:rPr>
+        <w:t xml:space="preserve"> </w:t>
+      </w:r>
+      <w:proofErr w:type="spellStart"/>
+      <w:r>
+        <w:rPr>
+          <w:rFonts w:asciiTheme="majorBidi" w:hAnsiTheme="majorBidi" w:cstheme="majorBidi"/>
+          <w:color w:val="auto"/>
+          <w:sz w:val="24"/>
+          <w:szCs w:val="24"/>
+        </w:rPr>
+        <w:t>dilakukan</w:t>
+      </w:r>
+      <w:proofErr w:type="spellEnd"/>
+      <w:r>
+        <w:rPr>
+          <w:rFonts w:asciiTheme="majorBidi" w:hAnsiTheme="majorBidi" w:cstheme="majorBidi"/>
+          <w:color w:val="auto"/>
+          <w:sz w:val="24"/>
+          <w:szCs w:val="24"/>
+        </w:rPr>
+        <w:t xml:space="preserve"> </w:t>
+      </w:r>
+      <w:proofErr w:type="spellStart"/>
+      <w:r>
+        <w:rPr>
+          <w:rFonts w:asciiTheme="majorBidi" w:hAnsiTheme="majorBidi" w:cstheme="majorBidi"/>
+          <w:color w:val="auto"/>
+          <w:sz w:val="24"/>
+          <w:szCs w:val="24"/>
+        </w:rPr>
+        <w:t>dengan</w:t>
+      </w:r>
+      <w:proofErr w:type="spellEnd"/>
+      <w:r>
+        <w:rPr>
+          <w:rFonts w:asciiTheme="majorBidi" w:hAnsiTheme="majorBidi" w:cstheme="majorBidi"/>
+          <w:color w:val="auto"/>
+          <w:sz w:val="24"/>
+          <w:szCs w:val="24"/>
+        </w:rPr>
+        <w:t xml:space="preserve"> malloc, </w:t>
+      </w:r>
+      <w:proofErr w:type="spellStart"/>
+      <w:r>
+        <w:rPr>
+          <w:rFonts w:asciiTheme="majorBidi" w:hAnsiTheme="majorBidi" w:cstheme="majorBidi"/>
+          <w:color w:val="auto"/>
+          <w:sz w:val="24"/>
+          <w:szCs w:val="24"/>
+        </w:rPr>
+        <w:t>tetapi</w:t>
+      </w:r>
+      <w:proofErr w:type="spellEnd"/>
+      <w:r>
+        <w:rPr>
+          <w:rFonts w:asciiTheme="majorBidi" w:hAnsiTheme="majorBidi" w:cstheme="majorBidi"/>
+          <w:color w:val="auto"/>
+          <w:sz w:val="24"/>
+          <w:szCs w:val="24"/>
+        </w:rPr>
+        <w:t xml:space="preserve"> </w:t>
+      </w:r>
+      <w:proofErr w:type="spellStart"/>
+      <w:r>
+        <w:rPr>
+          <w:rFonts w:asciiTheme="majorBidi" w:hAnsiTheme="majorBidi" w:cstheme="majorBidi"/>
+          <w:color w:val="auto"/>
+          <w:sz w:val="24"/>
+          <w:szCs w:val="24"/>
+        </w:rPr>
+        <w:t>tidak</w:t>
+      </w:r>
+      <w:proofErr w:type="spellEnd"/>
+      <w:r>
+        <w:rPr>
+          <w:rFonts w:asciiTheme="majorBidi" w:hAnsiTheme="majorBidi" w:cstheme="majorBidi"/>
+          <w:color w:val="auto"/>
+          <w:sz w:val="24"/>
+          <w:szCs w:val="24"/>
+        </w:rPr>
+        <w:t xml:space="preserve"> </w:t>
+      </w:r>
+      <w:proofErr w:type="spellStart"/>
+      <w:r>
+        <w:rPr>
+          <w:rFonts w:asciiTheme="majorBidi" w:hAnsiTheme="majorBidi" w:cstheme="majorBidi"/>
+          <w:color w:val="auto"/>
+          <w:sz w:val="24"/>
+          <w:szCs w:val="24"/>
+        </w:rPr>
+        <w:t>dibebaskan</w:t>
+      </w:r>
+      <w:proofErr w:type="spellEnd"/>
+      <w:r>
+        <w:rPr>
+          <w:rFonts w:asciiTheme="majorBidi" w:hAnsiTheme="majorBidi" w:cstheme="majorBidi"/>
+          <w:color w:val="auto"/>
+          <w:sz w:val="24"/>
+          <w:szCs w:val="24"/>
+        </w:rPr>
+        <w:t xml:space="preserve"> </w:t>
+      </w:r>
+      <w:proofErr w:type="spellStart"/>
+      <w:r>
+        <w:rPr>
+          <w:rFonts w:asciiTheme="majorBidi" w:hAnsiTheme="majorBidi" w:cstheme="majorBidi"/>
+          <w:color w:val="auto"/>
+          <w:sz w:val="24"/>
+          <w:szCs w:val="24"/>
+        </w:rPr>
+        <w:t>dengan</w:t>
+      </w:r>
+      <w:proofErr w:type="spellEnd"/>
+      <w:r>
+        <w:rPr>
+          <w:rFonts w:asciiTheme="majorBidi" w:hAnsiTheme="majorBidi" w:cstheme="majorBidi"/>
+          <w:color w:val="auto"/>
+          <w:sz w:val="24"/>
+          <w:szCs w:val="24"/>
+        </w:rPr>
+        <w:t xml:space="preserve"> free. Ini </w:t>
+      </w:r>
+      <w:proofErr w:type="spellStart"/>
+      <w:r>
+        <w:rPr>
+          <w:rFonts w:asciiTheme="majorBidi" w:hAnsiTheme="majorBidi" w:cstheme="majorBidi"/>
+          <w:color w:val="auto"/>
+          <w:sz w:val="24"/>
+          <w:szCs w:val="24"/>
+        </w:rPr>
+        <w:t>menyebabkan</w:t>
+      </w:r>
+      <w:proofErr w:type="spellEnd"/>
+      <w:r>
+        <w:rPr>
+          <w:rFonts w:asciiTheme="majorBidi" w:hAnsiTheme="majorBidi" w:cstheme="majorBidi"/>
+          <w:color w:val="auto"/>
+          <w:sz w:val="24"/>
+          <w:szCs w:val="24"/>
+        </w:rPr>
+        <w:t xml:space="preserve"> </w:t>
+      </w:r>
+      <w:proofErr w:type="spellStart"/>
+      <w:r>
+        <w:rPr>
+          <w:rFonts w:asciiTheme="majorBidi" w:hAnsiTheme="majorBidi" w:cstheme="majorBidi"/>
+          <w:color w:val="auto"/>
+          <w:sz w:val="24"/>
+          <w:szCs w:val="24"/>
+        </w:rPr>
+        <w:t>memori</w:t>
+      </w:r>
+      <w:proofErr w:type="spellEnd"/>
+      <w:r>
+        <w:rPr>
+          <w:rFonts w:asciiTheme="majorBidi" w:hAnsiTheme="majorBidi" w:cstheme="majorBidi"/>
+          <w:color w:val="auto"/>
+          <w:sz w:val="24"/>
+          <w:szCs w:val="24"/>
+        </w:rPr>
+        <w:t xml:space="preserve"> leak</w:t>
+      </w:r>
+    </w:p>
+    <w:p>
+      <w:pPr>
+        <w:shd w:val="clear" w:color="auto" w:fill="auto"/>
+        <w:spacing w:after="0" w:line="360" w:lineRule="auto"/>
+        <w:rPr>
+          <w:rFonts w:asciiTheme="majorBidi" w:hAnsiTheme="majorBidi" w:cstheme="majorBidi"/>
+          <w:color w:val="auto"/>
+          <w:sz w:val="24"/>
+          <w:szCs w:val="24"/>
+        </w:rPr>
+      </w:pPr>
+    </w:p>
+    <w:p>
+      <w:pPr>
+        <w:shd w:val="clear" w:color="auto" w:fill="auto"/>
+        <w:spacing w:after="0" w:line="360" w:lineRule="auto"/>
+        <w:rPr>
+          <w:rFonts w:asciiTheme="majorBidi" w:hAnsiTheme="majorBidi" w:cstheme="majorBidi"/>
+          <w:color w:val="auto"/>
+          <w:sz w:val="24"/>
+          <w:szCs w:val="24"/>
+        </w:rPr>
+      </w:pPr>
+      <w:proofErr w:type="spellStart"/>
+      <w:r>
+        <w:rPr>
+          <w:rFonts w:asciiTheme="majorBidi" w:hAnsiTheme="majorBidi" w:cstheme="majorBidi"/>
+          <w:color w:val="auto"/>
+          <w:sz w:val="24"/>
+          <w:szCs w:val="24"/>
+        </w:rPr>
+        <w:t>Perbaikan</w:t>
+      </w:r>
+      <w:proofErr w:type="spellEnd"/>
+      <w:r>
+        <w:rPr>
+          <w:rFonts w:asciiTheme="majorBidi" w:hAnsiTheme="majorBidi" w:cstheme="majorBidi"/>
+          <w:color w:val="auto"/>
+          <w:sz w:val="24"/>
+          <w:szCs w:val="24"/>
+        </w:rPr>
+        <w:t>:</w:t>
+      </w:r>
+    </w:p>
+    <w:p>
+      <w:pPr>
+        <w:shd w:val="clear" w:color="auto" w:fill="auto"/>
+        <w:spacing w:after="0" w:line="360" w:lineRule="auto"/>
+        <w:jc w:val="left"/>
+        <w:rPr>
+          <w:rFonts w:asciiTheme="majorBidi" w:hAnsiTheme="majorBidi" w:cstheme="majorBidi"/>
+          <w:color w:val="auto"/>
+          <w:sz w:val="24"/>
+          <w:szCs w:val="24"/>
+        </w:rPr>
+      </w:pPr>
+      <w:proofErr w:type="spellStart"/>
+      <w:r>
+        <w:rPr>
+          <w:rFonts w:asciiTheme="majorBidi" w:hAnsiTheme="majorBidi" w:cstheme="majorBidi"/>
+          <w:color w:val="auto"/>
+          <w:sz w:val="24"/>
+          <w:szCs w:val="24"/>
+        </w:rPr>
+        <w:t>Berikut</w:t>
+      </w:r>
+      <w:proofErr w:type="spellEnd"/>
+      <w:r>
+        <w:rPr>
+          <w:rFonts w:asciiTheme="majorBidi" w:hAnsiTheme="majorBidi" w:cstheme="majorBidi"/>
+          <w:color w:val="auto"/>
+          <w:sz w:val="24"/>
+          <w:szCs w:val="24"/>
+        </w:rPr>
+        <w:t xml:space="preserve"> </w:t>
+      </w:r>
+      <w:proofErr w:type="spellStart"/>
+      <w:r>
+        <w:rPr>
+          <w:rFonts w:asciiTheme="majorBidi" w:hAnsiTheme="majorBidi" w:cstheme="majorBidi"/>
+          <w:color w:val="auto"/>
+          <w:sz w:val="24"/>
+          <w:szCs w:val="24"/>
+        </w:rPr>
+        <w:t>syntak</w:t>
+      </w:r>
+      <w:proofErr w:type="spellEnd"/>
+      <w:r>
+        <w:rPr>
+          <w:rFonts w:asciiTheme="majorBidi" w:hAnsiTheme="majorBidi" w:cstheme="majorBidi"/>
+          <w:color w:val="auto"/>
+          <w:sz w:val="24"/>
+          <w:szCs w:val="24"/>
+        </w:rPr>
+        <w:t xml:space="preserve"> yang </w:t>
+      </w:r>
+      <w:proofErr w:type="spellStart"/>
+      <w:r>
+        <w:rPr>
+          <w:rFonts w:asciiTheme="majorBidi" w:hAnsiTheme="majorBidi" w:cstheme="majorBidi"/>
+          <w:color w:val="auto"/>
+          <w:sz w:val="24"/>
+          <w:szCs w:val="24"/>
+        </w:rPr>
+        <w:t>sudah</w:t>
+      </w:r>
+      <w:proofErr w:type="spellEnd"/>
+      <w:r>
+        <w:rPr>
+          <w:rFonts w:asciiTheme="majorBidi" w:hAnsiTheme="majorBidi" w:cstheme="majorBidi"/>
+          <w:color w:val="auto"/>
+          <w:sz w:val="24"/>
+          <w:szCs w:val="24"/>
+        </w:rPr>
+        <w:t xml:space="preserve"> di </w:t>
+      </w:r>
+      <w:proofErr w:type="spellStart"/>
+      <w:r>
+        <w:rPr>
+          <w:rFonts w:asciiTheme="majorBidi" w:hAnsiTheme="majorBidi" w:cstheme="majorBidi"/>
+          <w:color w:val="auto"/>
+          <w:sz w:val="24"/>
+          <w:szCs w:val="24"/>
+        </w:rPr>
+        <w:t>perbaiki</w:t>
+      </w:r>
+      <w:proofErr w:type="spellEnd"/>
+      <w:r>
+        <w:rPr>
+          <w:rFonts w:asciiTheme="majorBidi" w:hAnsiTheme="majorBidi" w:cstheme="majorBidi"/>
+          <w:color w:val="auto"/>
+          <w:sz w:val="24"/>
+          <w:szCs w:val="24"/>
+        </w:rPr>
+        <w:t xml:space="preserve"> </w:t>
+      </w:r>
+      <w:proofErr w:type="spellStart"/>
+      <w:r>
+        <w:rPr>
+          <w:rFonts w:asciiTheme="majorBidi" w:hAnsiTheme="majorBidi" w:cstheme="majorBidi"/>
+          <w:color w:val="auto"/>
+          <w:sz w:val="24"/>
+          <w:szCs w:val="24"/>
+        </w:rPr>
+        <w:t>untuk</w:t>
+      </w:r>
+      <w:proofErr w:type="spellEnd"/>
+      <w:r>
+        <w:rPr>
+          <w:rFonts w:asciiTheme="majorBidi" w:hAnsiTheme="majorBidi" w:cstheme="majorBidi"/>
+          <w:color w:val="auto"/>
+          <w:sz w:val="24"/>
+          <w:szCs w:val="24"/>
+        </w:rPr>
+        <w:t xml:space="preserve"> </w:t>
+      </w:r>
+      <w:proofErr w:type="spellStart"/>
+      <w:r>
+        <w:rPr>
+          <w:rFonts w:asciiTheme="majorBidi" w:hAnsiTheme="majorBidi" w:cstheme="majorBidi"/>
+          <w:color w:val="auto"/>
+          <w:sz w:val="24"/>
+          <w:szCs w:val="24"/>
+        </w:rPr>
+        <w:t>membebaskan</w:t>
+      </w:r>
+      <w:proofErr w:type="spellEnd"/>
+      <w:r>
+        <w:rPr>
+          <w:rFonts w:asciiTheme="majorBidi" w:hAnsiTheme="majorBidi" w:cstheme="majorBidi"/>
+          <w:color w:val="auto"/>
+          <w:sz w:val="24"/>
+          <w:szCs w:val="24"/>
+        </w:rPr>
+        <w:t xml:space="preserve"> </w:t>
+      </w:r>
+      <w:proofErr w:type="spellStart"/>
+      <w:r>
+        <w:rPr>
+          <w:rFonts w:asciiTheme="majorBidi" w:hAnsiTheme="majorBidi" w:cstheme="majorBidi"/>
+          <w:color w:val="auto"/>
+          <w:sz w:val="24"/>
+          <w:szCs w:val="24"/>
+        </w:rPr>
+        <w:t>memori</w:t>
+      </w:r>
+      <w:proofErr w:type="spellEnd"/>
+      <w:r>
+        <w:rPr>
+          <w:rFonts w:asciiTheme="majorBidi" w:hAnsiTheme="majorBidi" w:cstheme="majorBidi"/>
+          <w:color w:val="auto"/>
+          <w:sz w:val="24"/>
+          <w:szCs w:val="24"/>
+        </w:rPr>
+        <w:t xml:space="preserve"> </w:t>
+      </w:r>
+      <w:proofErr w:type="spellStart"/>
+      <w:r>
+        <w:rPr>
+          <w:rFonts w:asciiTheme="majorBidi" w:hAnsiTheme="majorBidi" w:cstheme="majorBidi"/>
+          <w:color w:val="auto"/>
+          <w:sz w:val="24"/>
+          <w:szCs w:val="24"/>
+        </w:rPr>
+        <w:t>setelah</w:t>
+      </w:r>
+      <w:proofErr w:type="spellEnd"/>
+      <w:r>
+        <w:rPr>
+          <w:rFonts w:asciiTheme="majorBidi" w:hAnsiTheme="majorBidi" w:cstheme="majorBidi"/>
+          <w:color w:val="auto"/>
+          <w:sz w:val="24"/>
+          <w:szCs w:val="24"/>
+        </w:rPr>
+        <w:t xml:space="preserve"> </w:t>
+      </w:r>
+      <w:proofErr w:type="spellStart"/>
+      <w:r>
+        <w:rPr>
+          <w:rFonts w:asciiTheme="majorBidi" w:hAnsiTheme="majorBidi" w:cstheme="majorBidi"/>
+          <w:color w:val="auto"/>
+          <w:sz w:val="24"/>
+          <w:szCs w:val="24"/>
+        </w:rPr>
+        <w:t>selesai</w:t>
+      </w:r>
+      <w:proofErr w:type="spellEnd"/>
+      <w:r>
+        <w:rPr>
+          <w:rFonts w:asciiTheme="majorBidi" w:hAnsiTheme="majorBidi" w:cstheme="majorBidi"/>
+          <w:color w:val="auto"/>
+          <w:sz w:val="24"/>
+          <w:szCs w:val="24"/>
+        </w:rPr>
+        <w:t xml:space="preserve"> proses </w:t>
+      </w:r>
+      <w:proofErr w:type="spellStart"/>
+      <w:r>
+        <w:rPr>
+          <w:rFonts w:asciiTheme="majorBidi" w:hAnsiTheme="majorBidi" w:cstheme="majorBidi"/>
+          <w:color w:val="auto"/>
+          <w:sz w:val="24"/>
+          <w:szCs w:val="24"/>
+        </w:rPr>
+        <w:t>penginputan</w:t>
+      </w:r>
+      <w:proofErr w:type="spellEnd"/>
+      <w:r>
+        <w:rPr>
+          <w:rFonts w:asciiTheme="majorBidi" w:hAnsiTheme="majorBidi" w:cstheme="majorBidi"/>
+          <w:color w:val="auto"/>
+          <w:sz w:val="24"/>
+          <w:szCs w:val="24"/>
+        </w:rPr>
+        <w:t xml:space="preserve"> grade</w:t>
+      </w:r>
+    </w:p>
+    <w:p>
+      <w:pPr>
+        <w:shd w:val="clear" w:color="auto" w:fill="1E1F22"/>
+        <w:tabs>
+          <w:tab w:val="left" w:pos="916"/>
+          <w:tab w:val="left" w:pos="1832"/>
+          <w:tab w:val="left" w:pos="2748"/>
+          <w:tab w:val="left" w:pos="3664"/>
+          <w:tab w:val="left" w:pos="4580"/>
+          <w:tab w:val="left" w:pos="5496"/>
+          <w:tab w:val="left" w:pos="6412"/>
+          <w:tab w:val="left" w:pos="7328"/>
+          <w:tab w:val="left" w:pos="8244"/>
+          <w:tab w:val="left" w:pos="9160"/>
+          <w:tab w:val="left" w:pos="10076"/>
+          <w:tab w:val="left" w:pos="10992"/>
+          <w:tab w:val="left" w:pos="11908"/>
+          <w:tab w:val="left" w:pos="12824"/>
+          <w:tab w:val="left" w:pos="13740"/>
+          <w:tab w:val="left" w:pos="14656"/>
+        </w:tabs>
+        <w:spacing w:after="0" w:line="240" w:lineRule="auto"/>
+        <w:jc w:val="left"/>
+        <w:rPr>
+          <w:rFonts w:ascii="Courier New" w:eastAsia="Times New Roman" w:hAnsi="Courier New" w:cs="Courier New"/>
+          <w:color w:val="BCBEC4"/>
+          <w:sz w:val="15"/>
+          <w:szCs w:val="15"/>
+          <w:lang w:val="en-ID"/>
+        </w:rPr>
+      </w:pPr>
+      <w:r>
+        <w:rPr>
+          <w:rFonts w:ascii="Courier New" w:eastAsia="Times New Roman" w:hAnsi="Courier New" w:cs="Courier New"/>
+          <w:color w:val="B3AE60"/>
+          <w:sz w:val="15"/>
+          <w:szCs w:val="15"/>
+          <w:lang w:val="en-ID"/>
+        </w:rPr>
+        <w:t xml:space="preserve">#include </w:t>
+      </w:r>
+      <w:r>
+        <w:rPr>
+          <w:rFonts w:ascii="Courier New" w:eastAsia="Times New Roman" w:hAnsi="Courier New" w:cs="Courier New"/>
+          <w:color w:val="6AAB73"/>
+          <w:sz w:val="15"/>
+          <w:szCs w:val="15"/>
+          <w:lang w:val="en-ID"/>
+        </w:rPr>
+        <w:t>&lt;</w:t>
+      </w:r>
+      <w:proofErr w:type="spellStart"/>
+      <w:r>
+        <w:rPr>
+          <w:rFonts w:ascii="Courier New" w:eastAsia="Times New Roman" w:hAnsi="Courier New" w:cs="Courier New"/>
+          <w:color w:val="6AAB73"/>
+          <w:sz w:val="15"/>
+          <w:szCs w:val="15"/>
+          <w:lang w:val="en-ID"/>
+        </w:rPr>
+        <w:t>stdio.h</w:t>
+      </w:r>
+      <w:proofErr w:type="spellEnd"/>
+      <w:r>
+        <w:rPr>
+          <w:rFonts w:ascii="Courier New" w:eastAsia="Times New Roman" w:hAnsi="Courier New" w:cs="Courier New"/>
+          <w:color w:val="6AAB73"/>
+          <w:sz w:val="15"/>
+          <w:szCs w:val="15"/>
+          <w:lang w:val="en-ID"/>
+        </w:rPr>
+        <w:t>&gt;</w:t>
+      </w:r>
+      <w:r>
+        <w:rPr>
+          <w:rFonts w:ascii="Courier New" w:eastAsia="Times New Roman" w:hAnsi="Courier New" w:cs="Courier New"/>
+          <w:color w:val="6AAB73"/>
+          <w:sz w:val="15"/>
+          <w:szCs w:val="15"/>
+          <w:lang w:val="en-ID"/>
+        </w:rPr>
+        <w:br/>
+      </w:r>
+      <w:r>
+        <w:rPr>
+          <w:rFonts w:ascii="Courier New" w:eastAsia="Times New Roman" w:hAnsi="Courier New" w:cs="Courier New"/>
+          <w:color w:val="B3AE60"/>
+          <w:sz w:val="15"/>
+          <w:szCs w:val="15"/>
+          <w:lang w:val="en-ID"/>
+        </w:rPr>
+        <w:t xml:space="preserve">#include </w:t>
+      </w:r>
+      <w:r>
+        <w:rPr>
+          <w:rFonts w:ascii="Courier New" w:eastAsia="Times New Roman" w:hAnsi="Courier New" w:cs="Courier New"/>
+          <w:color w:val="6AAB73"/>
+          <w:sz w:val="15"/>
+          <w:szCs w:val="15"/>
+          <w:lang w:val="en-ID"/>
+        </w:rPr>
+        <w:t>&lt;</w:t>
+      </w:r>
+      <w:proofErr w:type="spellStart"/>
+      <w:r>
+        <w:rPr>
+          <w:rFonts w:ascii="Courier New" w:eastAsia="Times New Roman" w:hAnsi="Courier New" w:cs="Courier New"/>
+          <w:color w:val="6AAB73"/>
+          <w:sz w:val="15"/>
+          <w:szCs w:val="15"/>
+          <w:lang w:val="en-ID"/>
+        </w:rPr>
+        <w:t>stdlib.h</w:t>
+      </w:r>
+      <w:proofErr w:type="spellEnd"/>
+      <w:r>
+        <w:rPr>
+          <w:rFonts w:ascii="Courier New" w:eastAsia="Times New Roman" w:hAnsi="Courier New" w:cs="Courier New"/>
+          <w:color w:val="6AAB73"/>
+          <w:sz w:val="15"/>
+          <w:szCs w:val="15"/>
+          <w:lang w:val="en-ID"/>
+        </w:rPr>
+        <w:t>&gt;</w:t>
+      </w:r>
+      <w:r>
+        <w:rPr>
+          <w:rFonts w:ascii="Courier New" w:eastAsia="Times New Roman" w:hAnsi="Courier New" w:cs="Courier New"/>
+          <w:color w:val="6AAB73"/>
+          <w:sz w:val="15"/>
+          <w:szCs w:val="15"/>
+          <w:lang w:val="en-ID"/>
+        </w:rPr>
+        <w:br/>
+      </w:r>
+      <w:r>
+        <w:rPr>
+          <w:rFonts w:ascii="Courier New" w:eastAsia="Times New Roman" w:hAnsi="Courier New" w:cs="Courier New"/>
+          <w:color w:val="6AAB73"/>
+          <w:sz w:val="15"/>
+          <w:szCs w:val="15"/>
+          <w:lang w:val="en-ID"/>
+        </w:rPr>
+        <w:br/>
+      </w:r>
+      <w:r>
+        <w:rPr>
+          <w:rFonts w:ascii="Courier New" w:eastAsia="Times New Roman" w:hAnsi="Courier New" w:cs="Courier New"/>
+          <w:color w:val="CF8E6D"/>
+          <w:sz w:val="15"/>
+          <w:szCs w:val="15"/>
+          <w:lang w:val="en-ID"/>
+        </w:rPr>
+        <w:t xml:space="preserve">int </w:t>
+      </w:r>
+      <w:r>
+        <w:rPr>
+          <w:rFonts w:ascii="Courier New" w:eastAsia="Times New Roman" w:hAnsi="Courier New" w:cs="Courier New"/>
+          <w:color w:val="56A8F5"/>
+          <w:sz w:val="15"/>
+          <w:szCs w:val="15"/>
+          <w:lang w:val="en-ID"/>
+        </w:rPr>
+        <w:t>main</w:t>
+      </w:r>
+      <w:r>
+        <w:rPr>
+          <w:rFonts w:ascii="Courier New" w:eastAsia="Times New Roman" w:hAnsi="Courier New" w:cs="Courier New"/>
+          <w:color w:val="BCBEC4"/>
+          <w:sz w:val="15"/>
+          <w:szCs w:val="15"/>
+          <w:lang w:val="en-ID"/>
+        </w:rPr>
+        <w:t>() {</w:t>
+      </w:r>
+      <w:r>
+        <w:rPr>
+          <w:rFonts w:ascii="Courier New" w:eastAsia="Times New Roman" w:hAnsi="Courier New" w:cs="Courier New"/>
+          <w:color w:val="BCBEC4"/>
+          <w:sz w:val="15"/>
+          <w:szCs w:val="15"/>
+          <w:lang w:val="en-ID"/>
+        </w:rPr>
+        <w:br/>
+        <w:t xml:space="preserve">    </w:t>
+      </w:r>
+      <w:r>
+        <w:rPr>
+          <w:rFonts w:ascii="Courier New" w:eastAsia="Times New Roman" w:hAnsi="Courier New" w:cs="Courier New"/>
+          <w:color w:val="CF8E6D"/>
+          <w:sz w:val="15"/>
+          <w:szCs w:val="15"/>
+          <w:lang w:val="en-ID"/>
+        </w:rPr>
+        <w:t xml:space="preserve">int </w:t>
+      </w:r>
+      <w:r>
+        <w:rPr>
+          <w:rFonts w:ascii="Courier New" w:eastAsia="Times New Roman" w:hAnsi="Courier New" w:cs="Courier New"/>
+          <w:color w:val="BCBEC4"/>
+          <w:sz w:val="15"/>
+          <w:szCs w:val="15"/>
+          <w:lang w:val="en-ID"/>
+        </w:rPr>
+        <w:t>*grades;</w:t>
+      </w:r>
+      <w:r>
+        <w:rPr>
+          <w:rFonts w:ascii="Courier New" w:eastAsia="Times New Roman" w:hAnsi="Courier New" w:cs="Courier New"/>
+          <w:color w:val="BCBEC4"/>
+          <w:sz w:val="15"/>
+          <w:szCs w:val="15"/>
+          <w:lang w:val="en-ID"/>
+        </w:rPr>
+        <w:br/>
+        <w:t xml:space="preserve">    </w:t>
+      </w:r>
+      <w:r>
+        <w:rPr>
+          <w:rFonts w:ascii="Courier New" w:eastAsia="Times New Roman" w:hAnsi="Courier New" w:cs="Courier New"/>
+          <w:color w:val="CF8E6D"/>
+          <w:sz w:val="15"/>
+          <w:szCs w:val="15"/>
+          <w:lang w:val="en-ID"/>
+        </w:rPr>
+        <w:t xml:space="preserve">int </w:t>
+      </w:r>
+      <w:proofErr w:type="spellStart"/>
+      <w:r>
+        <w:rPr>
+          <w:rFonts w:ascii="Courier New" w:eastAsia="Times New Roman" w:hAnsi="Courier New" w:cs="Courier New"/>
+          <w:color w:val="BCBEC4"/>
+          <w:sz w:val="15"/>
+          <w:szCs w:val="15"/>
+          <w:lang w:val="en-ID"/>
+        </w:rPr>
+        <w:t>numStudents</w:t>
+      </w:r>
+      <w:proofErr w:type="spellEnd"/>
+      <w:r>
+        <w:rPr>
+          <w:rFonts w:ascii="Courier New" w:eastAsia="Times New Roman" w:hAnsi="Courier New" w:cs="Courier New"/>
+          <w:color w:val="BCBEC4"/>
+          <w:sz w:val="15"/>
+          <w:szCs w:val="15"/>
+          <w:lang w:val="en-ID"/>
+        </w:rPr>
+        <w:t xml:space="preserve">, </w:t>
+      </w:r>
+      <w:proofErr w:type="spellStart"/>
+      <w:r>
+        <w:rPr>
+          <w:rFonts w:ascii="Courier New" w:eastAsia="Times New Roman" w:hAnsi="Courier New" w:cs="Courier New"/>
+          <w:color w:val="BCBEC4"/>
+          <w:sz w:val="15"/>
+          <w:szCs w:val="15"/>
+          <w:lang w:val="en-ID"/>
+        </w:rPr>
+        <w:t>i</w:t>
+      </w:r>
+      <w:proofErr w:type="spellEnd"/>
+      <w:r>
+        <w:rPr>
+          <w:rFonts w:ascii="Courier New" w:eastAsia="Times New Roman" w:hAnsi="Courier New" w:cs="Courier New"/>
+          <w:color w:val="BCBEC4"/>
+          <w:sz w:val="15"/>
+          <w:szCs w:val="15"/>
+          <w:lang w:val="en-ID"/>
+        </w:rPr>
+        <w:t>;</w:t>
+      </w:r>
+      <w:r>
+        <w:rPr>
+          <w:rFonts w:ascii="Courier New" w:eastAsia="Times New Roman" w:hAnsi="Courier New" w:cs="Courier New"/>
+          <w:color w:val="BCBEC4"/>
+          <w:sz w:val="15"/>
+          <w:szCs w:val="15"/>
+          <w:lang w:val="en-ID"/>
+        </w:rPr>
+        <w:br/>
+      </w:r>
+      <w:r>
+        <w:rPr>
+          <w:rFonts w:ascii="Courier New" w:eastAsia="Times New Roman" w:hAnsi="Courier New" w:cs="Courier New"/>
+          <w:color w:val="BCBEC4"/>
+          <w:sz w:val="15"/>
+          <w:szCs w:val="15"/>
+          <w:lang w:val="en-ID"/>
+        </w:rPr>
+        <w:br/>
+        <w:t xml:space="preserve">    </w:t>
+      </w:r>
+      <w:proofErr w:type="spellStart"/>
+      <w:r>
+        <w:rPr>
+          <w:rFonts w:ascii="Courier New" w:eastAsia="Times New Roman" w:hAnsi="Courier New" w:cs="Courier New"/>
+          <w:color w:val="56A8F5"/>
+          <w:sz w:val="15"/>
+          <w:szCs w:val="15"/>
+          <w:lang w:val="en-ID"/>
+        </w:rPr>
+        <w:t>printf</w:t>
+      </w:r>
+      <w:proofErr w:type="spellEnd"/>
+      <w:r>
+        <w:rPr>
+          <w:rFonts w:ascii="Courier New" w:eastAsia="Times New Roman" w:hAnsi="Courier New" w:cs="Courier New"/>
+          <w:color w:val="BCBEC4"/>
+          <w:sz w:val="15"/>
+          <w:szCs w:val="15"/>
+          <w:lang w:val="en-ID"/>
+        </w:rPr>
+        <w:t>(</w:t>
+      </w:r>
+      <w:r>
+        <w:rPr>
+          <w:rFonts w:ascii="Courier New" w:eastAsia="Times New Roman" w:hAnsi="Courier New" w:cs="Courier New"/>
+          <w:color w:val="6AAB73"/>
+          <w:sz w:val="15"/>
+          <w:szCs w:val="15"/>
+          <w:lang w:val="en-ID"/>
+        </w:rPr>
+        <w:t>"Enter number of students: "</w:t>
+      </w:r>
+      <w:r>
+        <w:rPr>
+          <w:rFonts w:ascii="Courier New" w:eastAsia="Times New Roman" w:hAnsi="Courier New" w:cs="Courier New"/>
+          <w:color w:val="BCBEC4"/>
+          <w:sz w:val="15"/>
+          <w:szCs w:val="15"/>
+          <w:lang w:val="en-ID"/>
+        </w:rPr>
+        <w:t>);</w:t>
+      </w:r>
+      <w:r>
+        <w:rPr>
+          <w:rFonts w:ascii="Courier New" w:eastAsia="Times New Roman" w:hAnsi="Courier New" w:cs="Courier New"/>
+          <w:color w:val="BCBEC4"/>
+          <w:sz w:val="15"/>
+          <w:szCs w:val="15"/>
+          <w:lang w:val="en-ID"/>
+        </w:rPr>
+        <w:br/>
+        <w:t xml:space="preserve">    </w:t>
+      </w:r>
+      <w:proofErr w:type="spellStart"/>
+      <w:r>
+        <w:rPr>
+          <w:rFonts w:ascii="Courier New" w:eastAsia="Times New Roman" w:hAnsi="Courier New" w:cs="Courier New"/>
+          <w:color w:val="56A8F5"/>
+          <w:sz w:val="15"/>
+          <w:szCs w:val="15"/>
+          <w:lang w:val="en-ID"/>
+        </w:rPr>
+        <w:t>scanf</w:t>
+      </w:r>
+      <w:proofErr w:type="spellEnd"/>
+      <w:r>
+        <w:rPr>
+          <w:rFonts w:ascii="Courier New" w:eastAsia="Times New Roman" w:hAnsi="Courier New" w:cs="Courier New"/>
+          <w:color w:val="BCBEC4"/>
+          <w:sz w:val="15"/>
+          <w:szCs w:val="15"/>
+          <w:lang w:val="en-ID"/>
+        </w:rPr>
+        <w:t>(</w:t>
+      </w:r>
+      <w:r>
+        <w:rPr>
+          <w:rFonts w:ascii="Courier New" w:eastAsia="Times New Roman" w:hAnsi="Courier New" w:cs="Courier New"/>
+          <w:color w:val="6AAB73"/>
+          <w:sz w:val="15"/>
+          <w:szCs w:val="15"/>
+          <w:lang w:val="en-ID"/>
+        </w:rPr>
+        <w:t>"%d"</w:t>
+      </w:r>
+      <w:r>
+        <w:rPr>
+          <w:rFonts w:ascii="Courier New" w:eastAsia="Times New Roman" w:hAnsi="Courier New" w:cs="Courier New"/>
+          <w:color w:val="BCBEC4"/>
+          <w:sz w:val="15"/>
+          <w:szCs w:val="15"/>
+          <w:lang w:val="en-ID"/>
+        </w:rPr>
+        <w:t>, &amp;</w:t>
+      </w:r>
+      <w:proofErr w:type="spellStart"/>
+      <w:r>
+        <w:rPr>
+          <w:rFonts w:ascii="Courier New" w:eastAsia="Times New Roman" w:hAnsi="Courier New" w:cs="Courier New"/>
+          <w:color w:val="BCBEC4"/>
+          <w:sz w:val="15"/>
+          <w:szCs w:val="15"/>
+          <w:lang w:val="en-ID"/>
+        </w:rPr>
+        <w:t>numStudents</w:t>
+      </w:r>
+      <w:proofErr w:type="spellEnd"/>
+      <w:r>
+        <w:rPr>
+          <w:rFonts w:ascii="Courier New" w:eastAsia="Times New Roman" w:hAnsi="Courier New" w:cs="Courier New"/>
+          <w:color w:val="BCBEC4"/>
+          <w:sz w:val="15"/>
+          <w:szCs w:val="15"/>
+          <w:lang w:val="en-ID"/>
+        </w:rPr>
+        <w:t>);</w:t>
+      </w:r>
+      <w:r>
+        <w:rPr>
+          <w:rFonts w:ascii="Courier New" w:eastAsia="Times New Roman" w:hAnsi="Courier New" w:cs="Courier New"/>
+          <w:color w:val="BCBEC4"/>
+          <w:sz w:val="15"/>
+          <w:szCs w:val="15"/>
+          <w:lang w:val="en-ID"/>
+        </w:rPr>
+        <w:br/>
+      </w:r>
+      <w:r>
+        <w:rPr>
+          <w:rFonts w:ascii="Courier New" w:eastAsia="Times New Roman" w:hAnsi="Courier New" w:cs="Courier New"/>
+          <w:color w:val="BCBEC4"/>
+          <w:sz w:val="15"/>
+          <w:szCs w:val="15"/>
+          <w:lang w:val="en-ID"/>
+        </w:rPr>
+        <w:br/>
+        <w:t xml:space="preserve">    grades = </w:t>
+      </w:r>
+      <w:r>
+        <w:rPr>
+          <w:rFonts w:ascii="Courier New" w:eastAsia="Times New Roman" w:hAnsi="Courier New" w:cs="Courier New"/>
+          <w:color w:val="56A8F5"/>
+          <w:sz w:val="15"/>
+          <w:szCs w:val="15"/>
+          <w:lang w:val="en-ID"/>
+        </w:rPr>
+        <w:t>malloc</w:t>
+      </w:r>
+      <w:r>
+        <w:rPr>
+          <w:rFonts w:ascii="Courier New" w:eastAsia="Times New Roman" w:hAnsi="Courier New" w:cs="Courier New"/>
+          <w:color w:val="BCBEC4"/>
+          <w:sz w:val="15"/>
+          <w:szCs w:val="15"/>
+          <w:lang w:val="en-ID"/>
+        </w:rPr>
+        <w:t>(</w:t>
+      </w:r>
+      <w:proofErr w:type="spellStart"/>
+      <w:r>
+        <w:rPr>
+          <w:rFonts w:ascii="Courier New" w:eastAsia="Times New Roman" w:hAnsi="Courier New" w:cs="Courier New"/>
+          <w:color w:val="BCBEC4"/>
+          <w:sz w:val="15"/>
+          <w:szCs w:val="15"/>
+          <w:lang w:val="en-ID"/>
+        </w:rPr>
+        <w:t>numStudents</w:t>
+      </w:r>
+      <w:proofErr w:type="spellEnd"/>
+      <w:r>
+        <w:rPr>
+          <w:rFonts w:ascii="Courier New" w:eastAsia="Times New Roman" w:hAnsi="Courier New" w:cs="Courier New"/>
+          <w:color w:val="BCBEC4"/>
+          <w:sz w:val="15"/>
+          <w:szCs w:val="15"/>
+          <w:lang w:val="en-ID"/>
+        </w:rPr>
+        <w:t xml:space="preserve"> * </w:t>
+      </w:r>
+      <w:proofErr w:type="spellStart"/>
+      <w:r>
+        <w:rPr>
+          <w:rFonts w:ascii="Courier New" w:eastAsia="Times New Roman" w:hAnsi="Courier New" w:cs="Courier New"/>
+          <w:color w:val="CF8E6D"/>
+          <w:sz w:val="15"/>
+          <w:szCs w:val="15"/>
+          <w:lang w:val="en-ID"/>
+        </w:rPr>
+        <w:t>sizeof</w:t>
+      </w:r>
+      <w:proofErr w:type="spellEnd"/>
+      <w:r>
+        <w:rPr>
+          <w:rFonts w:ascii="Courier New" w:eastAsia="Times New Roman" w:hAnsi="Courier New" w:cs="Courier New"/>
+          <w:color w:val="BCBEC4"/>
+          <w:sz w:val="15"/>
+          <w:szCs w:val="15"/>
+          <w:lang w:val="en-ID"/>
+        </w:rPr>
+        <w:t>(</w:t>
+      </w:r>
+      <w:r>
+        <w:rPr>
+          <w:rFonts w:ascii="Courier New" w:eastAsia="Times New Roman" w:hAnsi="Courier New" w:cs="Courier New"/>
+          <w:color w:val="CF8E6D"/>
+          <w:sz w:val="15"/>
+          <w:szCs w:val="15"/>
+          <w:lang w:val="en-ID"/>
+        </w:rPr>
+        <w:t>int</w:t>
+      </w:r>
+      <w:r>
+        <w:rPr>
+          <w:rFonts w:ascii="Courier New" w:eastAsia="Times New Roman" w:hAnsi="Courier New" w:cs="Courier New"/>
+          <w:color w:val="BCBEC4"/>
+          <w:sz w:val="15"/>
+          <w:szCs w:val="15"/>
+          <w:lang w:val="en-ID"/>
+        </w:rPr>
+        <w:t xml:space="preserve">));  </w:t>
+      </w:r>
+      <w:r>
+        <w:rPr>
+          <w:rFonts w:ascii="Courier New" w:eastAsia="Times New Roman" w:hAnsi="Courier New" w:cs="Courier New"/>
+          <w:color w:val="7A7E85"/>
+          <w:sz w:val="15"/>
+          <w:szCs w:val="15"/>
+          <w:lang w:val="en-ID"/>
+        </w:rPr>
+        <w:t>// Memory allocation</w:t>
+      </w:r>
+      <w:r>
+        <w:rPr>
+          <w:rFonts w:ascii="Courier New" w:eastAsia="Times New Roman" w:hAnsi="Courier New" w:cs="Courier New"/>
+          <w:color w:val="7A7E85"/>
+          <w:sz w:val="15"/>
+          <w:szCs w:val="15"/>
+          <w:lang w:val="en-ID"/>
+        </w:rPr>
+        <w:br/>
+        <w:t xml:space="preserve">    </w:t>
+      </w:r>
+      <w:r>
+        <w:rPr>
+          <w:rFonts w:ascii="Courier New" w:eastAsia="Times New Roman" w:hAnsi="Courier New" w:cs="Courier New"/>
+          <w:color w:val="CF8E6D"/>
+          <w:sz w:val="15"/>
+          <w:szCs w:val="15"/>
+          <w:lang w:val="en-ID"/>
+        </w:rPr>
+        <w:t>for</w:t>
+      </w:r>
+      <w:r>
+        <w:rPr>
+          <w:rFonts w:ascii="Courier New" w:eastAsia="Times New Roman" w:hAnsi="Courier New" w:cs="Courier New"/>
+          <w:color w:val="BCBEC4"/>
+          <w:sz w:val="15"/>
+          <w:szCs w:val="15"/>
+          <w:lang w:val="en-ID"/>
+        </w:rPr>
+        <w:t>(</w:t>
+      </w:r>
+      <w:proofErr w:type="spellStart"/>
+      <w:r>
+        <w:rPr>
+          <w:rFonts w:ascii="Courier New" w:eastAsia="Times New Roman" w:hAnsi="Courier New" w:cs="Courier New"/>
+          <w:color w:val="BCBEC4"/>
+          <w:sz w:val="15"/>
+          <w:szCs w:val="15"/>
+          <w:lang w:val="en-ID"/>
+        </w:rPr>
+        <w:t>i</w:t>
+      </w:r>
+      <w:proofErr w:type="spellEnd"/>
+      <w:r>
+        <w:rPr>
+          <w:rFonts w:ascii="Courier New" w:eastAsia="Times New Roman" w:hAnsi="Courier New" w:cs="Courier New"/>
+          <w:color w:val="BCBEC4"/>
+          <w:sz w:val="15"/>
+          <w:szCs w:val="15"/>
+          <w:lang w:val="en-ID"/>
+        </w:rPr>
+        <w:t xml:space="preserve"> = </w:t>
+      </w:r>
+      <w:r>
+        <w:rPr>
+          <w:rFonts w:ascii="Courier New" w:eastAsia="Times New Roman" w:hAnsi="Courier New" w:cs="Courier New"/>
+          <w:color w:val="2AACB8"/>
+          <w:sz w:val="15"/>
+          <w:szCs w:val="15"/>
+          <w:lang w:val="en-ID"/>
+        </w:rPr>
+        <w:t>0</w:t>
+      </w:r>
+      <w:r>
+        <w:rPr>
+          <w:rFonts w:ascii="Courier New" w:eastAsia="Times New Roman" w:hAnsi="Courier New" w:cs="Courier New"/>
+          <w:color w:val="BCBEC4"/>
+          <w:sz w:val="15"/>
+          <w:szCs w:val="15"/>
+          <w:lang w:val="en-ID"/>
+        </w:rPr>
+        <w:t xml:space="preserve">; </w:t>
+      </w:r>
+      <w:proofErr w:type="spellStart"/>
+      <w:r>
+        <w:rPr>
+          <w:rFonts w:ascii="Courier New" w:eastAsia="Times New Roman" w:hAnsi="Courier New" w:cs="Courier New"/>
+          <w:color w:val="BCBEC4"/>
+          <w:sz w:val="15"/>
+          <w:szCs w:val="15"/>
+          <w:lang w:val="en-ID"/>
+        </w:rPr>
+        <w:t>i</w:t>
+      </w:r>
+      <w:proofErr w:type="spellEnd"/>
+      <w:r>
+        <w:rPr>
+          <w:rFonts w:ascii="Courier New" w:eastAsia="Times New Roman" w:hAnsi="Courier New" w:cs="Courier New"/>
+          <w:color w:val="BCBEC4"/>
+          <w:sz w:val="15"/>
+          <w:szCs w:val="15"/>
+          <w:lang w:val="en-ID"/>
+        </w:rPr>
+        <w:t xml:space="preserve"> &lt; </w:t>
+      </w:r>
+      <w:proofErr w:type="spellStart"/>
+      <w:r>
+        <w:rPr>
+          <w:rFonts w:ascii="Courier New" w:eastAsia="Times New Roman" w:hAnsi="Courier New" w:cs="Courier New"/>
+          <w:color w:val="BCBEC4"/>
+          <w:sz w:val="15"/>
+          <w:szCs w:val="15"/>
+          <w:lang w:val="en-ID"/>
+        </w:rPr>
+        <w:t>numStudents</w:t>
+      </w:r>
+      <w:proofErr w:type="spellEnd"/>
+      <w:r>
+        <w:rPr>
+          <w:rFonts w:ascii="Courier New" w:eastAsia="Times New Roman" w:hAnsi="Courier New" w:cs="Courier New"/>
+          <w:color w:val="BCBEC4"/>
+          <w:sz w:val="15"/>
+          <w:szCs w:val="15"/>
+          <w:lang w:val="en-ID"/>
+        </w:rPr>
+        <w:t xml:space="preserve">; </w:t>
+      </w:r>
+      <w:proofErr w:type="spellStart"/>
+      <w:r>
+        <w:rPr>
+          <w:rFonts w:ascii="Courier New" w:eastAsia="Times New Roman" w:hAnsi="Courier New" w:cs="Courier New"/>
+          <w:color w:val="BCBEC4"/>
+          <w:sz w:val="15"/>
+          <w:szCs w:val="15"/>
+          <w:lang w:val="en-ID"/>
+        </w:rPr>
+        <w:t>i</w:t>
+      </w:r>
+      <w:proofErr w:type="spellEnd"/>
+      <w:r>
+        <w:rPr>
+          <w:rFonts w:ascii="Courier New" w:eastAsia="Times New Roman" w:hAnsi="Courier New" w:cs="Courier New"/>
+          <w:color w:val="BCBEC4"/>
+          <w:sz w:val="15"/>
+          <w:szCs w:val="15"/>
+          <w:lang w:val="en-ID"/>
+        </w:rPr>
+        <w:t>++) {</w:t>
+      </w:r>
+      <w:r>
+        <w:rPr>
+          <w:rFonts w:ascii="Courier New" w:eastAsia="Times New Roman" w:hAnsi="Courier New" w:cs="Courier New"/>
+          <w:color w:val="BCBEC4"/>
+          <w:sz w:val="15"/>
+          <w:szCs w:val="15"/>
+          <w:lang w:val="en-ID"/>
+        </w:rPr>
+        <w:br/>
+        <w:t xml:space="preserve">        </w:t>
+      </w:r>
+      <w:proofErr w:type="spellStart"/>
+      <w:r>
+        <w:rPr>
+          <w:rFonts w:ascii="Courier New" w:eastAsia="Times New Roman" w:hAnsi="Courier New" w:cs="Courier New"/>
+          <w:color w:val="56A8F5"/>
+          <w:sz w:val="15"/>
+          <w:szCs w:val="15"/>
+          <w:lang w:val="en-ID"/>
+        </w:rPr>
+        <w:t>printf</w:t>
+      </w:r>
+      <w:proofErr w:type="spellEnd"/>
+      <w:r>
+        <w:rPr>
+          <w:rFonts w:ascii="Courier New" w:eastAsia="Times New Roman" w:hAnsi="Courier New" w:cs="Courier New"/>
+          <w:color w:val="BCBEC4"/>
+          <w:sz w:val="15"/>
+          <w:szCs w:val="15"/>
+          <w:lang w:val="en-ID"/>
+        </w:rPr>
+        <w:t>(</w:t>
+      </w:r>
+      <w:r>
+        <w:rPr>
+          <w:rFonts w:ascii="Courier New" w:eastAsia="Times New Roman" w:hAnsi="Courier New" w:cs="Courier New"/>
+          <w:color w:val="6AAB73"/>
+          <w:sz w:val="15"/>
+          <w:szCs w:val="15"/>
+          <w:lang w:val="en-ID"/>
+        </w:rPr>
+        <w:t>"Enter grade for student %d: "</w:t>
+      </w:r>
+      <w:r>
+        <w:rPr>
+          <w:rFonts w:ascii="Courier New" w:eastAsia="Times New Roman" w:hAnsi="Courier New" w:cs="Courier New"/>
+          <w:color w:val="BCBEC4"/>
+          <w:sz w:val="15"/>
+          <w:szCs w:val="15"/>
+          <w:lang w:val="en-ID"/>
+        </w:rPr>
+        <w:t xml:space="preserve">, </w:t>
+      </w:r>
+      <w:proofErr w:type="spellStart"/>
+      <w:r>
+        <w:rPr>
+          <w:rFonts w:ascii="Courier New" w:eastAsia="Times New Roman" w:hAnsi="Courier New" w:cs="Courier New"/>
+          <w:color w:val="BCBEC4"/>
+          <w:sz w:val="15"/>
+          <w:szCs w:val="15"/>
+          <w:lang w:val="en-ID"/>
+        </w:rPr>
+        <w:t>i</w:t>
+      </w:r>
+      <w:proofErr w:type="spellEnd"/>
+      <w:r>
+        <w:rPr>
+          <w:rFonts w:ascii="Courier New" w:eastAsia="Times New Roman" w:hAnsi="Courier New" w:cs="Courier New"/>
+          <w:color w:val="BCBEC4"/>
+          <w:sz w:val="15"/>
+          <w:szCs w:val="15"/>
+          <w:lang w:val="en-ID"/>
+        </w:rPr>
+        <w:t xml:space="preserve"> + </w:t>
+      </w:r>
+      <w:r>
+        <w:rPr>
+          <w:rFonts w:ascii="Courier New" w:eastAsia="Times New Roman" w:hAnsi="Courier New" w:cs="Courier New"/>
+          <w:color w:val="2AACB8"/>
+          <w:sz w:val="15"/>
+          <w:szCs w:val="15"/>
+          <w:lang w:val="en-ID"/>
+        </w:rPr>
+        <w:t>1</w:t>
+      </w:r>
+      <w:r>
+        <w:rPr>
+          <w:rFonts w:ascii="Courier New" w:eastAsia="Times New Roman" w:hAnsi="Courier New" w:cs="Courier New"/>
+          <w:color w:val="BCBEC4"/>
+          <w:sz w:val="15"/>
+          <w:szCs w:val="15"/>
+          <w:lang w:val="en-ID"/>
+        </w:rPr>
+        <w:t>);</w:t>
+      </w:r>
+      <w:r>
+        <w:rPr>
+          <w:rFonts w:ascii="Courier New" w:eastAsia="Times New Roman" w:hAnsi="Courier New" w:cs="Courier New"/>
+          <w:color w:val="BCBEC4"/>
+          <w:sz w:val="15"/>
+          <w:szCs w:val="15"/>
+          <w:lang w:val="en-ID"/>
+        </w:rPr>
+        <w:br/>
+        <w:t xml:space="preserve">        </w:t>
+      </w:r>
+      <w:proofErr w:type="spellStart"/>
+      <w:r>
+        <w:rPr>
+          <w:rFonts w:ascii="Courier New" w:eastAsia="Times New Roman" w:hAnsi="Courier New" w:cs="Courier New"/>
+          <w:color w:val="56A8F5"/>
+          <w:sz w:val="15"/>
+          <w:szCs w:val="15"/>
+          <w:lang w:val="en-ID"/>
+        </w:rPr>
+        <w:t>scanf</w:t>
+      </w:r>
+      <w:proofErr w:type="spellEnd"/>
+      <w:r>
+        <w:rPr>
+          <w:rFonts w:ascii="Courier New" w:eastAsia="Times New Roman" w:hAnsi="Courier New" w:cs="Courier New"/>
+          <w:color w:val="BCBEC4"/>
+          <w:sz w:val="15"/>
+          <w:szCs w:val="15"/>
+          <w:lang w:val="en-ID"/>
+        </w:rPr>
+        <w:t>(</w:t>
+      </w:r>
+      <w:r>
+        <w:rPr>
+          <w:rFonts w:ascii="Courier New" w:eastAsia="Times New Roman" w:hAnsi="Courier New" w:cs="Courier New"/>
+          <w:color w:val="6AAB73"/>
+          <w:sz w:val="15"/>
+          <w:szCs w:val="15"/>
+          <w:lang w:val="en-ID"/>
+        </w:rPr>
+        <w:t>"%d"</w:t>
+      </w:r>
+      <w:r>
+        <w:rPr>
+          <w:rFonts w:ascii="Courier New" w:eastAsia="Times New Roman" w:hAnsi="Courier New" w:cs="Courier New"/>
+          <w:color w:val="BCBEC4"/>
+          <w:sz w:val="15"/>
+          <w:szCs w:val="15"/>
+          <w:lang w:val="en-ID"/>
+        </w:rPr>
+        <w:t>, &amp;grades[</w:t>
+      </w:r>
+      <w:proofErr w:type="spellStart"/>
+      <w:r>
+        <w:rPr>
+          <w:rFonts w:ascii="Courier New" w:eastAsia="Times New Roman" w:hAnsi="Courier New" w:cs="Courier New"/>
+          <w:color w:val="BCBEC4"/>
+          <w:sz w:val="15"/>
+          <w:szCs w:val="15"/>
+          <w:lang w:val="en-ID"/>
+        </w:rPr>
+        <w:t>i</w:t>
+      </w:r>
+      <w:proofErr w:type="spellEnd"/>
+      <w:r>
+        <w:rPr>
+          <w:rFonts w:ascii="Courier New" w:eastAsia="Times New Roman" w:hAnsi="Courier New" w:cs="Courier New"/>
+          <w:color w:val="BCBEC4"/>
+          <w:sz w:val="15"/>
+          <w:szCs w:val="15"/>
+          <w:lang w:val="en-ID"/>
+        </w:rPr>
+        <w:t>]);</w:t>
+      </w:r>
+      <w:r>
+        <w:rPr>
+          <w:rFonts w:ascii="Courier New" w:eastAsia="Times New Roman" w:hAnsi="Courier New" w:cs="Courier New"/>
+          <w:color w:val="BCBEC4"/>
+          <w:sz w:val="15"/>
+          <w:szCs w:val="15"/>
+          <w:lang w:val="en-ID"/>
+        </w:rPr>
+        <w:br/>
+        <w:t xml:space="preserve">    }</w:t>
+      </w:r>
+      <w:r>
+        <w:rPr>
+          <w:rFonts w:ascii="Courier New" w:eastAsia="Times New Roman" w:hAnsi="Courier New" w:cs="Courier New"/>
+          <w:color w:val="BCBEC4"/>
+          <w:sz w:val="15"/>
+          <w:szCs w:val="15"/>
+          <w:lang w:val="en-ID"/>
+        </w:rPr>
+        <w:br/>
+      </w:r>
+      <w:r>
+        <w:rPr>
+          <w:rFonts w:ascii="Courier New" w:eastAsia="Times New Roman" w:hAnsi="Courier New" w:cs="Courier New"/>
+          <w:color w:val="BCBEC4"/>
+          <w:sz w:val="15"/>
+          <w:szCs w:val="15"/>
+          <w:lang w:val="en-ID"/>
+        </w:rPr>
+        <w:br/>
+        <w:t xml:space="preserve">    </w:t>
+      </w:r>
+      <w:r>
+        <w:rPr>
+          <w:rFonts w:ascii="Courier New" w:eastAsia="Times New Roman" w:hAnsi="Courier New" w:cs="Courier New"/>
+          <w:color w:val="7A7E85"/>
+          <w:sz w:val="15"/>
+          <w:szCs w:val="15"/>
+          <w:lang w:val="en-ID"/>
+        </w:rPr>
+        <w:t xml:space="preserve">// </w:t>
+      </w:r>
+      <w:proofErr w:type="spellStart"/>
+      <w:r>
+        <w:rPr>
+          <w:rFonts w:ascii="Courier New" w:eastAsia="Times New Roman" w:hAnsi="Courier New" w:cs="Courier New"/>
+          <w:color w:val="7A7E85"/>
+          <w:sz w:val="15"/>
+          <w:szCs w:val="15"/>
+          <w:lang w:val="en-ID"/>
+        </w:rPr>
+        <w:t>Bebaskan</w:t>
+      </w:r>
+      <w:proofErr w:type="spellEnd"/>
+      <w:r>
+        <w:rPr>
+          <w:rFonts w:ascii="Courier New" w:eastAsia="Times New Roman" w:hAnsi="Courier New" w:cs="Courier New"/>
+          <w:color w:val="7A7E85"/>
+          <w:sz w:val="15"/>
+          <w:szCs w:val="15"/>
+          <w:lang w:val="en-ID"/>
+        </w:rPr>
+        <w:t xml:space="preserve"> </w:t>
+      </w:r>
+      <w:proofErr w:type="spellStart"/>
+      <w:r>
+        <w:rPr>
+          <w:rFonts w:ascii="Courier New" w:eastAsia="Times New Roman" w:hAnsi="Courier New" w:cs="Courier New"/>
+          <w:color w:val="7A7E85"/>
+          <w:sz w:val="15"/>
+          <w:szCs w:val="15"/>
+          <w:lang w:val="en-ID"/>
+        </w:rPr>
+        <w:t>memori</w:t>
+      </w:r>
+      <w:proofErr w:type="spellEnd"/>
+      <w:r>
+        <w:rPr>
+          <w:rFonts w:ascii="Courier New" w:eastAsia="Times New Roman" w:hAnsi="Courier New" w:cs="Courier New"/>
+          <w:color w:val="7A7E85"/>
+          <w:sz w:val="15"/>
+          <w:szCs w:val="15"/>
+          <w:lang w:val="en-ID"/>
+        </w:rPr>
+        <w:br/>
+        <w:t xml:space="preserve">    </w:t>
+      </w:r>
+      <w:r>
+        <w:rPr>
+          <w:rFonts w:ascii="Courier New" w:eastAsia="Times New Roman" w:hAnsi="Courier New" w:cs="Courier New"/>
+          <w:color w:val="56A8F5"/>
+          <w:sz w:val="15"/>
+          <w:szCs w:val="15"/>
+          <w:lang w:val="en-ID"/>
+        </w:rPr>
+        <w:t>free</w:t>
+      </w:r>
+      <w:r>
+        <w:rPr>
+          <w:rFonts w:ascii="Courier New" w:eastAsia="Times New Roman" w:hAnsi="Courier New" w:cs="Courier New"/>
+          <w:color w:val="BCBEC4"/>
+          <w:sz w:val="15"/>
+          <w:szCs w:val="15"/>
+          <w:lang w:val="en-ID"/>
+        </w:rPr>
+        <w:t>(grades);</w:t>
+      </w:r>
+      <w:r>
+        <w:rPr>
+          <w:rFonts w:ascii="Courier New" w:eastAsia="Times New Roman" w:hAnsi="Courier New" w:cs="Courier New"/>
+          <w:color w:val="BCBEC4"/>
+          <w:sz w:val="15"/>
+          <w:szCs w:val="15"/>
+          <w:lang w:val="en-ID"/>
+        </w:rPr>
+        <w:br/>
+        <w:t xml:space="preserve">    </w:t>
+      </w:r>
+      <w:r>
+        <w:rPr>
+          <w:rFonts w:ascii="Courier New" w:eastAsia="Times New Roman" w:hAnsi="Courier New" w:cs="Courier New"/>
+          <w:color w:val="BCBEC4"/>
+          <w:sz w:val="15"/>
+          <w:szCs w:val="15"/>
+          <w:lang w:val="en-ID"/>
+        </w:rPr>
+        <w:br/>
+        <w:t xml:space="preserve">    </w:t>
+      </w:r>
+      <w:r>
+        <w:rPr>
+          <w:rFonts w:ascii="Courier New" w:eastAsia="Times New Roman" w:hAnsi="Courier New" w:cs="Courier New"/>
+          <w:color w:val="7A7E85"/>
+          <w:sz w:val="15"/>
+          <w:szCs w:val="15"/>
+          <w:lang w:val="en-ID"/>
+        </w:rPr>
+        <w:t>// Memory leak, no free call</w:t>
+      </w:r>
+      <w:r>
+        <w:rPr>
+          <w:rFonts w:ascii="Courier New" w:eastAsia="Times New Roman" w:hAnsi="Courier New" w:cs="Courier New"/>
+          <w:color w:val="7A7E85"/>
+          <w:sz w:val="15"/>
+          <w:szCs w:val="15"/>
+          <w:lang w:val="en-ID"/>
+        </w:rPr>
+        <w:br/>
+        <w:t xml:space="preserve">    </w:t>
+      </w:r>
+      <w:r>
+        <w:rPr>
+          <w:rFonts w:ascii="Courier New" w:eastAsia="Times New Roman" w:hAnsi="Courier New" w:cs="Courier New"/>
+          <w:color w:val="CF8E6D"/>
+          <w:sz w:val="15"/>
+          <w:szCs w:val="15"/>
+          <w:lang w:val="en-ID"/>
+        </w:rPr>
+        <w:t xml:space="preserve">return </w:t>
+      </w:r>
+      <w:r>
+        <w:rPr>
+          <w:rFonts w:ascii="Courier New" w:eastAsia="Times New Roman" w:hAnsi="Courier New" w:cs="Courier New"/>
+          <w:color w:val="2AACB8"/>
+          <w:sz w:val="15"/>
+          <w:szCs w:val="15"/>
+          <w:lang w:val="en-ID"/>
+        </w:rPr>
+        <w:t>0</w:t>
+      </w:r>
+      <w:r>
+        <w:rPr>
+          <w:rFonts w:ascii="Courier New" w:eastAsia="Times New Roman" w:hAnsi="Courier New" w:cs="Courier New"/>
+          <w:color w:val="BCBEC4"/>
+          <w:sz w:val="15"/>
+          <w:szCs w:val="15"/>
+          <w:lang w:val="en-ID"/>
+        </w:rPr>
+        <w:t>;</w:t>
+      </w:r>
+      <w:r>
+        <w:rPr>
+          <w:rFonts w:ascii="Courier New" w:eastAsia="Times New Roman" w:hAnsi="Courier New" w:cs="Courier New"/>
+          <w:color w:val="BCBEC4"/>
+          <w:sz w:val="15"/>
+          <w:szCs w:val="15"/>
+          <w:lang w:val="en-ID"/>
+        </w:rPr>
+        <w:br/>
+        <w:t>}</w:t>
+      </w:r>
+    </w:p>
+    <w:p>
+      <w:pPr>
+        <w:shd w:val="clear" w:color="auto" w:fill="auto"/>
+        <w:spacing w:after="0" w:line="360" w:lineRule="auto"/>
+        <w:rPr>
+          <w:rFonts w:asciiTheme="majorBidi" w:hAnsiTheme="majorBidi" w:cstheme="majorBidi"/>
+          <w:color w:val="auto"/>
+          <w:sz w:val="24"/>
+          <w:szCs w:val="24"/>
+        </w:rPr>
+      </w:pPr>
+    </w:p>
+    <w:p>
+      <w:pPr>
+        <w:shd w:val="clear" w:color="auto" w:fill="auto"/>
+        <w:spacing w:after="0" w:line="360" w:lineRule="auto"/>
+        <w:rPr>
+          <w:rFonts w:asciiTheme="majorBidi" w:hAnsiTheme="majorBidi" w:cstheme="majorBidi"/>
+          <w:color w:val="auto"/>
+          <w:sz w:val="24"/>
+          <w:szCs w:val="24"/>
+        </w:rPr>
+      </w:pPr>
+      <w:r>
+        <w:rPr>
+          <w:rFonts w:asciiTheme="majorBidi" w:hAnsiTheme="majorBidi" w:cstheme="majorBidi"/>
+          <w:color w:val="auto"/>
+          <w:sz w:val="24"/>
+          <w:szCs w:val="24"/>
+        </w:rPr>
+        <w:t>Flowchart:</w:t>
+      </w:r>
+    </w:p>
+    <w:p>
+      <w:pPr>
+        <w:shd w:val="clear" w:color="auto" w:fill="auto"/>
+        <w:spacing w:after="0" w:line="360" w:lineRule="auto"/>
+        <w:rPr>
+          <w:rFonts w:asciiTheme="majorBidi" w:hAnsiTheme="majorBidi" w:cstheme="majorBidi"/>
+          <w:color w:val="auto"/>
+          <w:sz w:val="24"/>
+          <w:szCs w:val="24"/>
+        </w:rPr>
+      </w:pPr>
+      <w:r>
+        <w:rPr>
+          <w:rFonts w:asciiTheme="majorBidi" w:hAnsiTheme="majorBidi" w:cstheme="majorBidi"/>
+          <w:color w:val="auto"/>
+          <w:sz w:val="24"/>
+          <w:szCs w:val="24"/>
+        </w:rPr>
+        <w:t xml:space="preserve">Saya </w:t>
+      </w:r>
+      <w:proofErr w:type="spellStart"/>
+      <w:r>
+        <w:rPr>
+          <w:rFonts w:asciiTheme="majorBidi" w:hAnsiTheme="majorBidi" w:cstheme="majorBidi"/>
+          <w:color w:val="auto"/>
+          <w:sz w:val="24"/>
+          <w:szCs w:val="24"/>
+        </w:rPr>
+        <w:t>membuat</w:t>
+      </w:r>
+      <w:proofErr w:type="spellEnd"/>
+      <w:r>
+        <w:rPr>
+          <w:rFonts w:asciiTheme="majorBidi" w:hAnsiTheme="majorBidi" w:cstheme="majorBidi"/>
+          <w:color w:val="auto"/>
+          <w:sz w:val="24"/>
+          <w:szCs w:val="24"/>
+        </w:rPr>
+        <w:t xml:space="preserve"> Flowchart </w:t>
+      </w:r>
+      <w:proofErr w:type="spellStart"/>
+      <w:r>
+        <w:rPr>
+          <w:rFonts w:asciiTheme="majorBidi" w:hAnsiTheme="majorBidi" w:cstheme="majorBidi"/>
+          <w:color w:val="auto"/>
+          <w:sz w:val="24"/>
+          <w:szCs w:val="24"/>
+        </w:rPr>
+        <w:t>dengan</w:t>
+      </w:r>
+      <w:proofErr w:type="spellEnd"/>
+      <w:r>
+        <w:rPr>
+          <w:rFonts w:asciiTheme="majorBidi" w:hAnsiTheme="majorBidi" w:cstheme="majorBidi"/>
+          <w:color w:val="auto"/>
+          <w:sz w:val="24"/>
+          <w:szCs w:val="24"/>
+        </w:rPr>
+        <w:t xml:space="preserve"> diagram</w:t>
+      </w:r>
+      <w:r>
+        <w:rPr>
+          <w:rFonts w:asciiTheme="majorBidi" w:hAnsiTheme="majorBidi" w:cstheme="majorBidi"/>
+          <w:color w:val="auto"/>
+          <w:sz w:val="24"/>
+          <w:szCs w:val="24"/>
+        </w:rPr>
+        <w:t xml:space="preserve"> </w:t>
+      </w:r>
+    </w:p>
+    <w:p>
+      <w:pPr>
+        <w:shd w:val="clear" w:color="auto" w:fill="auto"/>
+        <w:spacing w:after="0" w:line="360" w:lineRule="auto"/>
+        <w:rPr>
+          <w:rFonts w:asciiTheme="majorBidi" w:hAnsiTheme="majorBidi" w:cstheme="majorBidi"/>
+          <w:color w:val="auto"/>
+          <w:sz w:val="24"/>
+          <w:szCs w:val="24"/>
+        </w:rPr>
+      </w:pPr>
+      <w:proofErr w:type="spellStart"/>
+      <w:r>
+        <w:rPr>
+          <w:rFonts w:asciiTheme="majorBidi" w:hAnsiTheme="majorBidi" w:cstheme="majorBidi"/>
+          <w:color w:val="auto"/>
+          <w:sz w:val="24"/>
+          <w:szCs w:val="24"/>
+        </w:rPr>
+        <w:t>Versi</w:t>
+      </w:r>
+      <w:proofErr w:type="spellEnd"/>
+      <w:r>
+        <w:rPr>
+          <w:rFonts w:asciiTheme="majorBidi" w:hAnsiTheme="majorBidi" w:cstheme="majorBidi"/>
+          <w:color w:val="auto"/>
+          <w:sz w:val="24"/>
+          <w:szCs w:val="24"/>
+        </w:rPr>
+        <w:t xml:space="preserve"> </w:t>
+      </w:r>
+      <w:proofErr w:type="spellStart"/>
+      <w:r>
+        <w:rPr>
+          <w:rFonts w:asciiTheme="majorBidi" w:hAnsiTheme="majorBidi" w:cstheme="majorBidi"/>
+          <w:color w:val="auto"/>
+          <w:sz w:val="24"/>
+          <w:szCs w:val="24"/>
+        </w:rPr>
+        <w:t>draw.oi</w:t>
+      </w:r>
+      <w:proofErr w:type="spellEnd"/>
+      <w:r>
+        <w:rPr>
+          <w:rFonts w:asciiTheme="majorBidi" w:hAnsiTheme="majorBidi" w:cstheme="majorBidi"/>
+          <w:color w:val="auto"/>
+          <w:sz w:val="24"/>
+          <w:szCs w:val="24"/>
+        </w:rPr>
+        <w:t xml:space="preserve"> : </w:t>
+      </w:r>
+      <w:hyperlink r:id="rId8" w:history="1">
+        <w:proofErr w:type="spellStart"/>
+        <w:r>
+          <w:rPr>
+            <w:rStyle w:val="Hyperlink"/>
+            <w:rFonts w:asciiTheme="majorBidi" w:hAnsiTheme="majorBidi" w:cstheme="majorBidi"/>
+            <w:sz w:val="24"/>
+            <w:szCs w:val="24"/>
+          </w:rPr>
+          <w:t>flowcfart</w:t>
+        </w:r>
+        <w:proofErr w:type="spellEnd"/>
+        <w:r>
+          <w:rPr>
+            <w:rStyle w:val="Hyperlink"/>
+            <w:rFonts w:asciiTheme="majorBidi" w:hAnsiTheme="majorBidi" w:cstheme="majorBidi"/>
+            <w:sz w:val="24"/>
+            <w:szCs w:val="24"/>
+          </w:rPr>
+          <w:t xml:space="preserve"> input grade</w:t>
+        </w:r>
+      </w:hyperlink>
+    </w:p>
+    <w:p>
+      <w:pPr>
+        <w:shd w:val="clear" w:color="auto" w:fill="auto"/>
+        <w:spacing w:after="0" w:line="360" w:lineRule="auto"/>
+        <w:rPr>
+          <w:rFonts w:asciiTheme="majorBidi" w:hAnsiTheme="majorBidi" w:cstheme="majorBidi"/>
+          <w:color w:val="auto"/>
+          <w:sz w:val="24"/>
+          <w:szCs w:val="24"/>
+        </w:rPr>
+      </w:pPr>
+      <w:r>
+        <w:rPr>
+          <w:rFonts w:asciiTheme="majorBidi" w:hAnsiTheme="majorBidi" w:cstheme="majorBidi"/>
+          <w:noProof/>
+          <w:color w:val="auto"/>
+          <w:sz w:val="24"/>
+          <w:szCs w:val="24"/>
+        </w:rPr>
+        <mc:AlternateContent>
+          <mc:Choice Requires="wps">
+            <w:drawing>
+              <wp:anchor distT="0" distB="0" distL="114300" distR="114300" simplePos="0" relativeHeight="251667456" behindDoc="0" locked="0" layoutInCell="1" allowOverlap="1" wp14:anchorId="2DB334A3" wp14:editId="6FC1304B">
+                <wp:simplePos x="0" y="0"/>
+                <wp:positionH relativeFrom="column">
+                  <wp:posOffset>4020576</wp:posOffset>
+                </wp:positionH>
+                <wp:positionV relativeFrom="paragraph">
+                  <wp:posOffset>584200</wp:posOffset>
+                </wp:positionV>
+                <wp:extent cx="401759" cy="977"/>
+                <wp:effectExtent l="0" t="63500" r="0" b="75565"/>
+                <wp:wrapNone/>
+                <wp:docPr id="2018728276" name="Straight Arrow Connector 5"/>
+                <wp:cNvGraphicFramePr/>
+                <a:graphic xmlns:a="http://schemas.openxmlformats.org/drawingml/2006/main">
+                  <a:graphicData uri="http://schemas.microsoft.com/office/word/2010/wordprocessingShape">
+                    <wps:wsp>
+                      <wps:cNvCnPr/>
+                      <wps:spPr>
+                        <a:xfrm flipV="1">
+                          <a:off x="0" y="0"/>
+                          <a:ext cx="401759" cy="977"/>
+                        </a:xfrm>
+                        <a:prstGeom prst="straightConnector1">
+                          <a:avLst/>
+                        </a:prstGeom>
+                        <a:ln>
+                          <a:tailEnd type="triangle"/>
+                        </a:ln>
+                      </wps:spPr>
+                      <wps:style>
+                        <a:lnRef idx="1">
+                          <a:schemeClr val="accent1"/>
+                        </a:lnRef>
+                        <a:fillRef idx="0">
+                          <a:schemeClr val="accent1"/>
+                        </a:fillRef>
+                        <a:effectRef idx="0">
+                          <a:schemeClr val="accent1"/>
+                        </a:effectRef>
+                        <a:fontRef idx="minor">
+                          <a:schemeClr val="tx1"/>
+                        </a:fontRef>
+                      </wps:style>
+                      <wps:bodyPr/>
+                    </wps:wsp>
+                  </a:graphicData>
+                </a:graphic>
+              </wp:anchor>
+            </w:drawing>
+          </mc:Choice>
+          <mc:Fallback>
+            <w:pict>
+              <v:shapetype w14:anchorId="70E7F5EF" id="_x0000_t32" coordsize="21600,21600" o:spt="32" o:oned="t" path="m,l21600,21600e" filled="f">
+                <v:path arrowok="t" fillok="f" o:connecttype="none"/>
+                <o:lock v:ext="edit" shapetype="t"/>
+              </v:shapetype>
+              <v:shape id="Straight Arrow Connector 5" o:spid="_x0000_s1026" type="#_x0000_t32" style="position:absolute;margin-left:316.6pt;margin-top:46pt;width:31.65pt;height:.1pt;flip:y;z-index:251667456;visibility:visible;mso-wrap-style:square;mso-wrap-distance-left:9pt;mso-wrap-distance-top:0;mso-wrap-distance-right:9pt;mso-wrap-distance-bottom:0;mso-position-horizontal:absolute;mso-position-horizontal-relative:text;mso-position-vertical:absolute;mso-position-vertical-relative:text" o:gfxdata="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" strokecolor="#4579b8 [3044]">
+                <v:stroke endarrow="block"/>
+              </v:shape>
+            </w:pict>
+          </mc:Fallback>
+        </mc:AlternateContent>
+      </w:r>
+      <w:r>
+        <w:rPr>
+          <w:rFonts w:asciiTheme="majorBidi" w:hAnsiTheme="majorBidi" w:cstheme="majorBidi"/>
+          <w:noProof/>
+          <w:color w:val="auto"/>
+          <w:sz w:val="24"/>
+          <w:szCs w:val="24"/>
+        </w:rPr>
+        <mc:AlternateContent>
+          <mc:Choice Requires="wps">
+            <w:drawing>
+              <wp:anchor distT="0" distB="0" distL="114300" distR="114300" simplePos="0" relativeHeight="251664384" behindDoc="0" locked="0" layoutInCell="1" allowOverlap="1" wp14:anchorId="2A9E2B29" wp14:editId="5988A51B">
+                <wp:simplePos x="0" y="0"/>
+                <wp:positionH relativeFrom="column">
+                  <wp:posOffset>2802890</wp:posOffset>
+                </wp:positionH>
+                <wp:positionV relativeFrom="paragraph">
+                  <wp:posOffset>277983</wp:posOffset>
+                </wp:positionV>
+                <wp:extent cx="1216025" cy="670560"/>
+                <wp:effectExtent l="12700" t="12700" r="15875" b="15240"/>
+                <wp:wrapNone/>
+                <wp:docPr id="136510612" name="Process 2"/>
+                <wp:cNvGraphicFramePr/>
+                <a:graphic xmlns:a="http://schemas.openxmlformats.org/drawingml/2006/main">
+                  <a:graphicData uri="http://schemas.microsoft.com/office/word/2010/wordprocessingShape">
+                    <wps:wsp>
+                      <wps:cNvSpPr/>
+                      <wps:spPr>
+                        <a:xfrm>
+                          <a:off x="0" y="0"/>
+                          <a:ext cx="1216025" cy="670560"/>
+                        </a:xfrm>
+                        <a:prstGeom prst="flowChartProcess">
+                          <a:avLst/>
+                        </a:prstGeom>
+                      </wps:spPr>
+                      <wps:style>
+                        <a:lnRef idx="2">
+                          <a:schemeClr val="accent1">
+                            <a:shade val="15000"/>
+                          </a:schemeClr>
+                        </a:lnRef>
+                        <a:fillRef idx="1">
+                          <a:schemeClr val="accent1"/>
+                        </a:fillRef>
+                        <a:effectRef idx="0">
+                          <a:schemeClr val="accent1"/>
+                        </a:effectRef>
+                        <a:fontRef idx="minor">
+                          <a:schemeClr val="lt1"/>
+                        </a:fontRef>
+                      </wps:style>
+                      <wps:txbx>
+                        <w:txbxContent>
+                          <w:p>
+                            <w:pPr>
+                              <w:shd w:val="clear" w:color="auto" w:fill="auto"/>
+                              <w:jc w:val="center"/>
+                              <w:rPr>
+                                <w:color w:val="FFFFFF" w:themeColor="background1"/>
+                              </w:rPr>
+                            </w:pPr>
+                            <w:proofErr w:type="spellStart"/>
+                            <w:r>
+                              <w:rPr>
+                                <w:color w:val="FFFFFF" w:themeColor="background1"/>
+                              </w:rPr>
+                              <w:t>Menginput</w:t>
+                            </w:r>
+                            <w:proofErr w:type="spellEnd"/>
+                            <w:r>
+                              <w:rPr>
+                                <w:color w:val="FFFFFF" w:themeColor="background1"/>
+                              </w:rPr>
+                              <w:t xml:space="preserve"> grade </w:t>
+                            </w:r>
+                            <w:proofErr w:type="spellStart"/>
+                            <w:r>
+                              <w:rPr>
+                                <w:color w:val="FFFFFF" w:themeColor="background1"/>
+                              </w:rPr>
+                              <w:t>siswa</w:t>
+                            </w:r>
+                            <w:proofErr w:type="spellEnd"/>
+                          </w:p>
+                        </w:txbxContent>
+                      </wps:txbx>
+                      <wps:bodyPr rot="0" spcFirstLastPara="0" vertOverflow="overflow" horzOverflow="overflow" vert="horz" wrap="square" lIns="91440" tIns="45720" rIns="91440" bIns="45720" numCol="1" spcCol="0" rtlCol="0" fromWordArt="0" anchor="ctr" anchorCtr="0" forceAA="0" compatLnSpc="1">
+                        <a:prstTxWarp prst="textNoShape">
+                          <a:avLst/>
+                        </a:prstTxWarp>
+                        <a:noAutofit/>
+                      </wps:bodyPr>
+                    </wps:wsp>
+                  </a:graphicData>
+                </a:graphic>
+              </wp:anchor>
+            </w:drawing>
+          </mc:Choice>
+          <mc:Fallback>
+            <w:pict>
+              <v:shapetype w14:anchorId="2A9E2B29" id="_x0000_t109" coordsize="21600,21600" o:spt="109" path="m,l,21600r21600,l21600,xe">
+                <v:stroke joinstyle="miter"/>
+                <v:path gradientshapeok="t" o:connecttype="rect"/>
+              </v:shapetype>
+              <v:shape id="Process 2" o:spid="_x0000_s1026" type="#_x0000_t109" style="position:absolute;left:0;text-align:left;margin-left:220.7pt;margin-top:21.9pt;width:95.75pt;height:52.8pt;z-index:251664384;visibility:visible;mso-wrap-style:square;mso-wrap-distance-left:9pt;mso-wrap-distance-top:0;mso-wrap-distance-right:9pt;mso-wrap-distance-bottom:0;mso-position-horizontal:absolute;mso-position-horizontal-relative:text;mso-position-vertical:absolute;mso-position-vertical-relative:text;v-text-anchor:middle" o:gfxdata="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" fillcolor="#4f81bd [3204]" strokecolor="#0a121c [484]" strokeweight="2pt">
+                <v:textbox>
+                  <w:txbxContent>
+                    <w:p>
+                      <w:pPr>
+                        <w:shd w:val="clear" w:color="auto" w:fill="auto"/>
+                        <w:jc w:val="center"/>
+                        <w:rPr>
+                          <w:color w:val="FFFFFF" w:themeColor="background1"/>
+                        </w:rPr>
+                      </w:pPr>
+                      <w:proofErr w:type="spellStart"/>
+                      <w:r>
+                        <w:rPr>
+                          <w:color w:val="FFFFFF" w:themeColor="background1"/>
+                        </w:rPr>
+                        <w:t>Menginput</w:t>
+                      </w:r>
+                      <w:proofErr w:type="spellEnd"/>
+                      <w:r>
+                        <w:rPr>
+                          <w:color w:val="FFFFFF" w:themeColor="background1"/>
+                        </w:rPr>
+                        <w:t xml:space="preserve"> grade </w:t>
+                      </w:r>
+                      <w:proofErr w:type="spellStart"/>
+                      <w:r>
+                        <w:rPr>
+                          <w:color w:val="FFFFFF" w:themeColor="background1"/>
+                        </w:rPr>
+                        <w:t>siswa</w:t>
+                      </w:r>
+                      <w:proofErr w:type="spellEnd"/>
+                    </w:p>
+                  </w:txbxContent>
+                </v:textbox>
+              </v:shape>
+            </w:pict>
+          </mc:Fallback>
+        </mc:AlternateContent>
+      </w:r>
+      <w:r>
+        <w:rPr>
+          <w:rFonts w:asciiTheme="majorBidi" w:hAnsiTheme="majorBidi" w:cstheme="majorBidi"/>
+          <w:noProof/>
+          <w:color w:val="auto"/>
+          <w:sz w:val="24"/>
+          <w:szCs w:val="24"/>
+        </w:rPr>
+        <mc:AlternateContent>
+          <mc:Choice Requires="wps">
+            <w:drawing>
+              <wp:anchor distT="0" distB="0" distL="114300" distR="114300" simplePos="0" relativeHeight="251666432" behindDoc="0" locked="0" layoutInCell="1" allowOverlap="1" wp14:anchorId="6839A046" wp14:editId="19C13500">
+                <wp:simplePos x="0" y="0"/>
+                <wp:positionH relativeFrom="column">
+                  <wp:posOffset>2191776</wp:posOffset>
+                </wp:positionH>
+                <wp:positionV relativeFrom="paragraph">
+                  <wp:posOffset>585177</wp:posOffset>
+                </wp:positionV>
+                <wp:extent cx="612775" cy="0"/>
+                <wp:effectExtent l="0" t="50800" r="0" b="76200"/>
+                <wp:wrapNone/>
+                <wp:docPr id="672409261" name="Straight Arrow Connector 4"/>
+                <wp:cNvGraphicFramePr/>
+                <a:graphic xmlns:a="http://schemas.openxmlformats.org/drawingml/2006/main">
+                  <a:graphicData uri="http://schemas.microsoft.com/office/word/2010/wordprocessingShape">
+                    <wps:wsp>
+                      <wps:cNvCnPr/>
+                      <wps:spPr>
+                        <a:xfrm>
+                          <a:off x="0" y="0"/>
+                          <a:ext cx="612775" cy="0"/>
+                        </a:xfrm>
+                        <a:prstGeom prst="straightConnector1">
+                          <a:avLst/>
+                        </a:prstGeom>
+                        <a:ln>
+                          <a:tailEnd type="triangle"/>
+                        </a:ln>
+                      </wps:spPr>
+                      <wps:style>
+                        <a:lnRef idx="1">
+                          <a:schemeClr val="accent1"/>
+                        </a:lnRef>
+                        <a:fillRef idx="0">
+                          <a:schemeClr val="accent1"/>
+                        </a:fillRef>
+                        <a:effectRef idx="0">
+                          <a:schemeClr val="accent1"/>
+                        </a:effectRef>
+                        <a:fontRef idx="minor">
+                          <a:schemeClr val="tx1"/>
+                        </a:fontRef>
+                      </wps:style>
+                      <wps:bodyPr/>
+                    </wps:wsp>
+                  </a:graphicData>
+                </a:graphic>
+              </wp:anchor>
+            </w:drawing>
+          </mc:Choice>
+          <mc:Fallback>
+            <w:pict>
+              <v:shape w14:anchorId="61ADFF0C" id="Straight Arrow Connector 4" o:spid="_x0000_s1026" type="#_x0000_t32" style="position:absolute;margin-left:172.6pt;margin-top:46.1pt;width:48.25pt;height:0;z-index:251666432;visibility:visible;mso-wrap-style:square;mso-wrap-distance-left:9pt;mso-wrap-distance-top:0;mso-wrap-distance-right:9pt;mso-wrap-distance-bottom:0;mso-position-horizontal:absolute;mso-position-horizontal-relative:text;mso-position-vertical:absolute;mso-position-vertical-relative:text" o:gfxdata="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" strokecolor="#4579b8 [3044]">
+                <v:stroke endarrow="block"/>
+              </v:shape>
+            </w:pict>
+          </mc:Fallback>
+        </mc:AlternateContent>
+      </w:r>
+      <w:r>
+        <w:rPr>
+          <w:rFonts w:asciiTheme="majorBidi" w:hAnsiTheme="majorBidi" w:cstheme="majorBidi"/>
+          <w:noProof/>
+          <w:color w:val="auto"/>
+          <w:sz w:val="24"/>
+          <w:szCs w:val="24"/>
+        </w:rPr>
+        <mc:AlternateContent>
+          <mc:Choice Requires="wps">
+            <w:drawing>
+              <wp:anchor distT="0" distB="0" distL="114300" distR="114300" simplePos="0" relativeHeight="251665408" behindDoc="0" locked="0" layoutInCell="1" allowOverlap="1" wp14:anchorId="4B1D38CC" wp14:editId="2F53FAD2">
+                <wp:simplePos x="0" y="0"/>
+                <wp:positionH relativeFrom="column">
+                  <wp:posOffset>581953</wp:posOffset>
+                </wp:positionH>
+                <wp:positionV relativeFrom="paragraph">
+                  <wp:posOffset>586154</wp:posOffset>
+                </wp:positionV>
+                <wp:extent cx="393798" cy="0"/>
+                <wp:effectExtent l="0" t="63500" r="0" b="63500"/>
+                <wp:wrapNone/>
+                <wp:docPr id="363202014" name="Straight Arrow Connector 3"/>
+                <wp:cNvGraphicFramePr/>
+                <a:graphic xmlns:a="http://schemas.openxmlformats.org/drawingml/2006/main">
+                  <a:graphicData uri="http://schemas.microsoft.com/office/word/2010/wordprocessingShape">
+                    <wps:wsp>
+                      <wps:cNvCnPr/>
+                      <wps:spPr>
+                        <a:xfrm>
+                          <a:off x="0" y="0"/>
+                          <a:ext cx="393798" cy="0"/>
+                        </a:xfrm>
+                        <a:prstGeom prst="straightConnector1">
+                          <a:avLst/>
+                        </a:prstGeom>
+                        <a:ln>
+                          <a:tailEnd type="triangle"/>
+                        </a:ln>
+                      </wps:spPr>
+                      <wps:style>
+                        <a:lnRef idx="1">
+                          <a:schemeClr val="accent1"/>
+                        </a:lnRef>
+                        <a:fillRef idx="0">
+                          <a:schemeClr val="accent1"/>
+                        </a:fillRef>
+                        <a:effectRef idx="0">
+                          <a:schemeClr val="accent1"/>
+                        </a:effectRef>
+                        <a:fontRef idx="minor">
+                          <a:schemeClr val="tx1"/>
+                        </a:fontRef>
+                      </wps:style>
+                      <wps:bodyPr/>
+                    </wps:wsp>
+                  </a:graphicData>
+                </a:graphic>
+              </wp:anchor>
+            </w:drawing>
+          </mc:Choice>
+          <mc:Fallback>
+            <w:pict>
+              <v:shape w14:anchorId="2A4C7DB3" id="Straight Arrow Connector 3" o:spid="_x0000_s1026" type="#_x0000_t32" style="position:absolute;margin-left:45.8pt;margin-top:46.15pt;width:31pt;height:0;z-index:251665408;visibility:visible;mso-wrap-style:square;mso-wrap-distance-left:9pt;mso-wrap-distance-top:0;mso-wrap-distance-right:9pt;mso-wrap-distance-bottom:0;mso-position-horizontal:absolute;mso-position-horizontal-relative:text;mso-position-vertical:absolute;mso-position-vertical-relative:text" o:gfxdata="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" strokecolor="#4579b8 [3044]">
+                <v:stroke endarrow="block"/>
+              </v:shape>
+            </w:pict>
+          </mc:Fallback>
+        </mc:AlternateContent>
+      </w:r>
+      <w:r>
+        <w:rPr>
+          <w:rFonts w:asciiTheme="majorBidi" w:hAnsiTheme="majorBidi" w:cstheme="majorBidi"/>
+          <w:noProof/>
+          <w:color w:val="auto"/>
+          <w:sz w:val="24"/>
+          <w:szCs w:val="24"/>
+        </w:rPr>
+        <mc:AlternateContent>
+          <mc:Choice Requires="wps">
+            <w:drawing>
+              <wp:anchor distT="0" distB="0" distL="114300" distR="114300" simplePos="0" relativeHeight="251662336" behindDoc="0" locked="0" layoutInCell="1" allowOverlap="1" wp14:anchorId="17FF2D32" wp14:editId="10AC281E">
+                <wp:simplePos x="0" y="0"/>
+                <wp:positionH relativeFrom="column">
+                  <wp:posOffset>978877</wp:posOffset>
+                </wp:positionH>
+                <wp:positionV relativeFrom="paragraph">
+                  <wp:posOffset>278130</wp:posOffset>
+                </wp:positionV>
+                <wp:extent cx="1216404" cy="671119"/>
+                <wp:effectExtent l="12700" t="12700" r="15875" b="15240"/>
+                <wp:wrapNone/>
+                <wp:docPr id="189243516" name="Process 2"/>
+                <wp:cNvGraphicFramePr/>
+                <a:graphic xmlns:a="http://schemas.openxmlformats.org/drawingml/2006/main">
+                  <a:graphicData uri="http://schemas.microsoft.com/office/word/2010/wordprocessingShape">
+                    <wps:wsp>
+                      <wps:cNvSpPr/>
+                      <wps:spPr>
+                        <a:xfrm>
+                          <a:off x="0" y="0"/>
+                          <a:ext cx="1216404" cy="671119"/>
+                        </a:xfrm>
+                        <a:prstGeom prst="flowChartProcess">
+                          <a:avLst/>
+                        </a:prstGeom>
+                      </wps:spPr>
+                      <wps:style>
+                        <a:lnRef idx="2">
+                          <a:schemeClr val="accent1">
+                            <a:shade val="15000"/>
+                          </a:schemeClr>
+                        </a:lnRef>
+                        <a:fillRef idx="1">
+                          <a:schemeClr val="accent1"/>
+                        </a:fillRef>
+                        <a:effectRef idx="0">
+                          <a:schemeClr val="accent1"/>
+                        </a:effectRef>
+                        <a:fontRef idx="minor">
+                          <a:schemeClr val="lt1"/>
+                        </a:fontRef>
+                      </wps:style>
+                      <wps:txbx>
+                        <w:txbxContent>
+                          <w:p>
+                            <w:pPr>
+                              <w:shd w:val="clear" w:color="auto" w:fill="auto"/>
+                              <w:jc w:val="center"/>
+                              <w:rPr>
+                                <w:color w:val="FFFFFF" w:themeColor="background1"/>
+                              </w:rPr>
+                            </w:pPr>
+                            <w:proofErr w:type="spellStart"/>
+                            <w:r>
+                              <w:rPr>
+                                <w:color w:val="FFFFFF" w:themeColor="background1"/>
+                              </w:rPr>
+                              <w:t>Menentukan</w:t>
+                            </w:r>
+                            <w:proofErr w:type="spellEnd"/>
+                            <w:r>
+                              <w:rPr>
+                                <w:color w:val="FFFFFF" w:themeColor="background1"/>
+                              </w:rPr>
+                              <w:t xml:space="preserve"> </w:t>
+                            </w:r>
+                            <w:proofErr w:type="spellStart"/>
+                            <w:r>
+                              <w:rPr>
+                                <w:color w:val="FFFFFF" w:themeColor="background1"/>
+                              </w:rPr>
+                              <w:t>jumlah</w:t>
+                            </w:r>
+                            <w:proofErr w:type="spellEnd"/>
+                            <w:r>
+                              <w:rPr>
+                                <w:color w:val="FFFFFF" w:themeColor="background1"/>
+                              </w:rPr>
+                              <w:t xml:space="preserve"> </w:t>
+                            </w:r>
+                            <w:proofErr w:type="spellStart"/>
+                            <w:r>
+                              <w:rPr>
+                                <w:color w:val="FFFFFF" w:themeColor="background1"/>
+                              </w:rPr>
+                              <w:t>siswa</w:t>
+                            </w:r>
+                            <w:proofErr w:type="spellEnd"/>
+                            <w:r>
+                              <w:rPr>
+                                <w:color w:val="FFFFFF" w:themeColor="background1"/>
+                              </w:rPr>
+                              <w:t xml:space="preserve"> yang di input</w:t>
+                            </w:r>
+                          </w:p>
+                        </w:txbxContent>
+                      </wps:txbx>
+                      <wps:bodyPr rot="0" spcFirstLastPara="0" vertOverflow="overflow" horzOverflow="overflow" vert="horz" wrap="square" lIns="91440" tIns="45720" rIns="91440" bIns="45720" numCol="1" spcCol="0" rtlCol="0" fromWordArt="0" anchor="ctr" anchorCtr="0" forceAA="0" compatLnSpc="1">
+                        <a:prstTxWarp prst="textNoShape">
+                          <a:avLst/>
+                        </a:prstTxWarp>
+                        <a:noAutofit/>
+                      </wps:bodyPr>
+                    </wps:wsp>
+                  </a:graphicData>
+                </a:graphic>
+              </wp:anchor>
+            </w:drawing>
+          </mc:Choice>
+          <mc:Fallback>
+            <w:pict>
+              <v:shape w14:anchorId="17FF2D32" id="_x0000_s1027" type="#_x0000_t109" style="position:absolute;left:0;text-align:left;margin-left:77.1pt;margin-top:21.9pt;width:95.8pt;height:52.85pt;z-index:251662336;visibility:visible;mso-wrap-style:square;mso-wrap-distance-left:9pt;mso-wrap-distance-top:0;mso-wrap-distance-right:9pt;mso-wrap-distance-bottom:0;mso-position-horizontal:absolute;mso-position-horizontal-relative:text;mso-position-vertical:absolute;mso-position-vertical-relative:text;v-text-anchor:middle" o:gfxdata="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" fillcolor="#4f81bd [3204]" strokecolor="#0a121c [484]" strokeweight="2pt">
+                <v:textbox>
+                  <w:txbxContent>
+                    <w:p>
+                      <w:pPr>
+                        <w:shd w:val="clear" w:color="auto" w:fill="auto"/>
+                        <w:jc w:val="center"/>
+                        <w:rPr>
+                          <w:color w:val="FFFFFF" w:themeColor="background1"/>
+                        </w:rPr>
+                      </w:pPr>
+                      <w:proofErr w:type="spellStart"/>
+                      <w:r>
+                        <w:rPr>
+                          <w:color w:val="FFFFFF" w:themeColor="background1"/>
+                        </w:rPr>
+                        <w:t>Menentukan</w:t>
+                      </w:r>
+                      <w:proofErr w:type="spellEnd"/>
+                      <w:r>
+                        <w:rPr>
+                          <w:color w:val="FFFFFF" w:themeColor="background1"/>
+                        </w:rPr>
+                        <w:t xml:space="preserve"> </w:t>
+                      </w:r>
+                      <w:proofErr w:type="spellStart"/>
+                      <w:r>
+                        <w:rPr>
+                          <w:color w:val="FFFFFF" w:themeColor="background1"/>
+                        </w:rPr>
+                        <w:t>jumlah</w:t>
+                      </w:r>
+                      <w:proofErr w:type="spellEnd"/>
+                      <w:r>
+                        <w:rPr>
+                          <w:color w:val="FFFFFF" w:themeColor="background1"/>
+                        </w:rPr>
+                        <w:t xml:space="preserve"> </w:t>
+                      </w:r>
+                      <w:proofErr w:type="spellStart"/>
+                      <w:r>
+                        <w:rPr>
+                          <w:color w:val="FFFFFF" w:themeColor="background1"/>
+                        </w:rPr>
+                        <w:t>siswa</w:t>
+                      </w:r>
+                      <w:proofErr w:type="spellEnd"/>
+                      <w:r>
+                        <w:rPr>
+                          <w:color w:val="FFFFFF" w:themeColor="background1"/>
+                        </w:rPr>
+                        <w:t xml:space="preserve"> yang di input</w:t>
+                      </w:r>
+                    </w:p>
+                  </w:txbxContent>
+                </v:textbox>
+              </v:shape>
+            </w:pict>
+          </mc:Fallback>
+        </mc:AlternateContent>
+      </w:r>
+      <w:r>
+        <w:rPr>
+          <w:rFonts w:asciiTheme="majorBidi" w:hAnsiTheme="majorBidi" w:cstheme="majorBidi"/>
+          <w:noProof/>
+          <w:color w:val="auto"/>
+          <w:sz w:val="24"/>
+          <w:szCs w:val="24"/>
+        </w:rPr>
+        <mc:AlternateContent>
+          <mc:Choice Requires="wps">
+            <w:drawing>
+              <wp:anchor distT="0" distB="0" distL="114300" distR="114300" simplePos="0" relativeHeight="251661312" behindDoc="0" locked="0" layoutInCell="1" allowOverlap="1" wp14:anchorId="5F636ADE" wp14:editId="61F98F78">
+                <wp:simplePos x="0" y="0"/>
+                <wp:positionH relativeFrom="column">
+                  <wp:posOffset>4421017</wp:posOffset>
+                </wp:positionH>
+                <wp:positionV relativeFrom="paragraph">
+                  <wp:posOffset>404251</wp:posOffset>
+                </wp:positionV>
+                <wp:extent cx="931178" cy="369116"/>
+                <wp:effectExtent l="12700" t="12700" r="8890" b="12065"/>
+                <wp:wrapNone/>
+                <wp:docPr id="1160169331" name="Terminator 1"/>
+                <wp:cNvGraphicFramePr/>
+                <a:graphic xmlns:a="http://schemas.openxmlformats.org/drawingml/2006/main">
+                  <a:graphicData uri="http://schemas.microsoft.com/office/word/2010/wordprocessingShape">
+                    <wps:wsp>
+                      <wps:cNvSpPr/>
+                      <wps:spPr>
+                        <a:xfrm>
+                          <a:off x="0" y="0"/>
+                          <a:ext cx="931178" cy="369116"/>
+                        </a:xfrm>
+                        <a:prstGeom prst="flowChartTerminator">
+                          <a:avLst/>
+                        </a:prstGeom>
+                      </wps:spPr>
+                      <wps:style>
+                        <a:lnRef idx="2">
+                          <a:schemeClr val="accent1">
+                            <a:shade val="15000"/>
+                          </a:schemeClr>
+                        </a:lnRef>
+                        <a:fillRef idx="1">
+                          <a:schemeClr val="accent1"/>
+                        </a:fillRef>
+                        <a:effectRef idx="0">
+                          <a:schemeClr val="accent1"/>
+                        </a:effectRef>
+                        <a:fontRef idx="minor">
+                          <a:schemeClr val="lt1"/>
+                        </a:fontRef>
+                      </wps:style>
+                      <wps:txbx>
+                        <w:txbxContent>
+                          <w:p>
+                            <w:pPr>
+                              <w:shd w:val="clear" w:color="auto" w:fill="auto"/>
+                              <w:jc w:val="center"/>
+                              <w:rPr>
+                                <w:color w:val="FFFFFF" w:themeColor="background1"/>
+                              </w:rPr>
+                            </w:pPr>
+                            <w:proofErr w:type="spellStart"/>
+                            <w:r>
+                              <w:rPr>
+                                <w:color w:val="FFFFFF" w:themeColor="background1"/>
+                              </w:rPr>
+                              <w:t>Selesai</w:t>
+                            </w:r>
+                            <w:proofErr w:type="spellEnd"/>
+                          </w:p>
+                        </w:txbxContent>
+                      </wps:txbx>
+                      <wps:bodyPr rot="0" spcFirstLastPara="0" vertOverflow="overflow" horzOverflow="overflow" vert="horz" wrap="square" lIns="91440" tIns="45720" rIns="91440" bIns="45720" numCol="1" spcCol="0" rtlCol="0" fromWordArt="0" anchor="ctr" anchorCtr="0" forceAA="0" compatLnSpc="1">
+                        <a:prstTxWarp prst="textNoShape">
+                          <a:avLst/>
+                        </a:prstTxWarp>
+                        <a:noAutofit/>
+                      </wps:bodyPr>
+                    </wps:wsp>
+                  </a:graphicData>
+                </a:graphic>
+              </wp:anchor>
+            </w:drawing>
+          </mc:Choice>
+          <mc:Fallback>
+            <w:pict>
+              <v:shapetype w14:anchorId="5F636ADE" id="_x0000_t116" coordsize="21600,21600" o:spt="116" path="m3475,qx,10800,3475,21600l18125,21600qx21600,10800,18125,xe">
+                <v:stroke joinstyle="miter"/>
+                <v:path gradientshapeok="t" o:connecttype="rect" textboxrect="1018,3163,20582,18437"/>
+              </v:shapetype>
+              <v:shape id="Terminator 1" o:spid="_x0000_s1028" type="#_x0000_t116" style="position:absolute;left:0;text-align:left;margin-left:348.1pt;margin-top:31.85pt;width:73.3pt;height:29.05pt;z-index:251661312;visibility:visible;mso-wrap-style:square;mso-wrap-distance-left:9pt;mso-wrap-distance-top:0;mso-wrap-distance-right:9pt;mso-wrap-distance-bottom:0;mso-position-horizontal:absolute;mso-position-horizontal-relative:text;mso-position-vertical:absolute;mso-position-vertical-relative:text;v-text-anchor:middle" o:gfxdata="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" fillcolor="#4f81bd [3204]" strokecolor="#0a121c [484]" strokeweight="2pt">
+                <v:textbox>
+                  <w:txbxContent>
+                    <w:p>
+                      <w:pPr>
+                        <w:shd w:val="clear" w:color="auto" w:fill="auto"/>
+                        <w:jc w:val="center"/>
+                        <w:rPr>
+                          <w:color w:val="FFFFFF" w:themeColor="background1"/>
+                        </w:rPr>
+                      </w:pPr>
+                      <w:proofErr w:type="spellStart"/>
+                      <w:r>
+                        <w:rPr>
+                          <w:color w:val="FFFFFF" w:themeColor="background1"/>
+                        </w:rPr>
+                        <w:t>Selesai</w:t>
+                      </w:r>
+                      <w:proofErr w:type="spellEnd"/>
+                    </w:p>
+                  </w:txbxContent>
+                </v:textbox>
+              </v:shape>
+            </w:pict>
+          </mc:Fallback>
+        </mc:AlternateContent>
+      </w:r>
+      <w:r>
+        <w:rPr>
+          <w:rFonts w:asciiTheme="majorBidi" w:hAnsiTheme="majorBidi" w:cstheme="majorBidi"/>
+          <w:noProof/>
+          <w:color w:val="auto"/>
+          <w:sz w:val="24"/>
+          <w:szCs w:val="24"/>
+        </w:rPr>
+        <mc:AlternateContent>
+          <mc:Choice Requires="wps">
+            <w:drawing>
+              <wp:anchor distT="0" distB="0" distL="114300" distR="114300" simplePos="0" relativeHeight="251659264" behindDoc="0" locked="0" layoutInCell="1" allowOverlap="1" wp14:anchorId="5685E3D4" wp14:editId="68BAFEC2">
+                <wp:simplePos x="0" y="0"/>
+                <wp:positionH relativeFrom="column">
+                  <wp:posOffset>-347833</wp:posOffset>
+                </wp:positionH>
+                <wp:positionV relativeFrom="paragraph">
+                  <wp:posOffset>408500</wp:posOffset>
+                </wp:positionV>
+                <wp:extent cx="931178" cy="369116"/>
+                <wp:effectExtent l="12700" t="12700" r="8890" b="12065"/>
+                <wp:wrapNone/>
+                <wp:docPr id="200952467" name="Terminator 1"/>
+                <wp:cNvGraphicFramePr/>
+                <a:graphic xmlns:a="http://schemas.openxmlformats.org/drawingml/2006/main">
+                  <a:graphicData uri="http://schemas.microsoft.com/office/word/2010/wordprocessingShape">
+                    <wps:wsp>
+                      <wps:cNvSpPr/>
+                      <wps:spPr>
+                        <a:xfrm>
+                          <a:off x="0" y="0"/>
+                          <a:ext cx="931178" cy="369116"/>
+                        </a:xfrm>
+                        <a:prstGeom prst="flowChartTerminator">
+                          <a:avLst/>
+                        </a:prstGeom>
+                      </wps:spPr>
+                      <wps:style>
+                        <a:lnRef idx="2">
+                          <a:schemeClr val="accent1">
+                            <a:shade val="15000"/>
+                          </a:schemeClr>
+                        </a:lnRef>
+                        <a:fillRef idx="1">
+                          <a:schemeClr val="accent1"/>
+                        </a:fillRef>
+                        <a:effectRef idx="0">
+                          <a:schemeClr val="accent1"/>
+                        </a:effectRef>
+                        <a:fontRef idx="minor">
+                          <a:schemeClr val="lt1"/>
+                        </a:fontRef>
+                      </wps:style>
+                      <wps:txbx>
+                        <w:txbxContent>
+                          <w:p>
+                            <w:pPr>
+                              <w:shd w:val="clear" w:color="auto" w:fill="auto"/>
+                              <w:jc w:val="center"/>
+                              <w:rPr>
+                                <w:color w:val="FFFFFF" w:themeColor="background1"/>
+                              </w:rPr>
+                            </w:pPr>
+                            <w:r>
+                              <w:rPr>
+                                <w:color w:val="FFFFFF" w:themeColor="background1"/>
+                              </w:rPr>
+                              <w:t>Mulai</w:t>
+                            </w:r>
+                          </w:p>
+                        </w:txbxContent>
+                      </wps:txbx>
+                      <wps:bodyPr rot="0" spcFirstLastPara="0" vertOverflow="overflow" horzOverflow="overflow" vert="horz" wrap="square" lIns="91440" tIns="45720" rIns="91440" bIns="45720" numCol="1" spcCol="0" rtlCol="0" fromWordArt="0" anchor="ctr" anchorCtr="0" forceAA="0" compatLnSpc="1">
+                        <a:prstTxWarp prst="textNoShape">
+                          <a:avLst/>
+                        </a:prstTxWarp>
+                        <a:noAutofit/>
+                      </wps:bodyPr>
+                    </wps:wsp>
+                  </a:graphicData>
+                </a:graphic>
+              </wp:anchor>
+            </w:drawing>
+          </mc:Choice>
+          <mc:Fallback>
+            <w:pict>
+              <v:shape w14:anchorId="5685E3D4" id="_x0000_s1029" type="#_x0000_t116" style="position:absolute;left:0;text-align:left;margin-left:-27.4pt;margin-top:32.15pt;width:73.3pt;height:29.05pt;z-index:251659264;visibility:visible;mso-wrap-style:square;mso-wrap-distance-left:9pt;mso-wrap-distance-top:0;mso-wrap-distance-right:9pt;mso-wrap-distance-bottom:0;mso-position-horizontal:absolute;mso-position-horizontal-relative:text;mso-position-vertical:absolute;mso-position-vertical-relative:text;v-text-anchor:middle" o:gfxdata="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" fillcolor="#4f81bd [3204]" strokecolor="#0a121c [484]" strokeweight="2pt">
+                <v:textbox>
+                  <w:txbxContent>
+                    <w:p>
+                      <w:pPr>
+                        <w:shd w:val="clear" w:color="auto" w:fill="auto"/>
+                        <w:jc w:val="center"/>
+                        <w:rPr>
+                          <w:color w:val="FFFFFF" w:themeColor="background1"/>
+                        </w:rPr>
+                      </w:pPr>
+                      <w:r>
+                        <w:rPr>
+                          <w:color w:val="FFFFFF" w:themeColor="background1"/>
+                        </w:rPr>
+                        <w:t>Mulai</w:t>
+                      </w:r>
+                    </w:p>
+                  </w:txbxContent>
+                </v:textbox>
+              </v:shape>
+            </w:pict>
+          </mc:Fallback>
+        </mc:AlternateContent>
       </w:r>
     </w:p>
     <w:sectPr>
-      <w:headerReference w:type="even" r:id="rId8"/>
-      <w:headerReference w:type="default" r:id="rId9"/>
-      <w:footerReference w:type="even" r:id="rId10"/>
-      <w:footerReference w:type="default" r:id="rId11"/>
-      <w:headerReference w:type="first" r:id="rId12"/>
-      <w:footerReference w:type="first" r:id="rId13"/>
+      <w:headerReference w:type="even" r:id="rId9"/>
+      <w:headerReference w:type="default" r:id="rId10"/>
+      <w:footerReference w:type="even" r:id="rId11"/>
+      <w:footerReference w:type="default" r:id="rId12"/>
+      <w:headerReference w:type="first" r:id="rId13"/>
+      <w:footerReference w:type="first" r:id="rId14"/>
       <w:pgSz w:w="11907" w:h="16840" w:code="9"/>
       <w:pgMar w:top="2160" w:right="1701" w:bottom="1701" w:left="2268" w:header="720" w:footer="862" w:gutter="0"/>
       <w:cols w:space="720"/>
@@ -2629,10 +9411,6 @@
         <w:smallCaps w:val="0"/>
         <w:strike w:val="0"/>
         <w:dstrike w:val="0"/>
-        <w:outline w:val="0"/>
-        <w:shadow w:val="0"/>
-        <w:emboss w:val="0"/>
-        <w:imprint w:val="0"/>
         <w:noProof w:val="0"/>
         <w:snapToGrid w:val="0"/>
         <w:vanish w:val="0"/>
@@ -2645,6 +9423,14 @@
         <w:u w:val="none"/>
         <w:vertAlign w:val="baseline"/>
         <w:em w:val="none"/>
+        <w14:shadow w14:blurRad="0" w14:dist="0" w14:dir="0" w14:sx="0" w14:sy="0" w14:kx="0" w14:ky="0" w14:algn="none">
+          <w14:srgbClr w14:val="000000"/>
+        </w14:shadow>
+        <w14:textOutline w14:w="0" w14:cap="rnd" w14:cmpd="sng" w14:algn="ctr">
+          <w14:noFill/>
+          <w14:prstDash w14:val="solid"/>
+          <w14:bevel/>
+        </w14:textOutline>
       </w:rPr>
     </w:lvl>
     <w:lvl w:ilvl="4">
@@ -4641,16 +11427,25 @@
         <w:smallCaps w:val="0"/>
         <w:strike w:val="0"/>
         <w:dstrike w:val="0"/>
-        <w:outline w:val="0"/>
-        <w:shadow w:val="0"/>
-        <w:emboss w:val="0"/>
-        <w:imprint w:val="0"/>
         <w:vanish w:val="0"/>
         <w:kern w:val="0"/>
         <w:position w:val="0"/>
         <w:u w:val="none"/>
         <w:vertAlign w:val="baseline"/>
         <w:em w:val="none"/>
+        <w14:shadow w14:blurRad="0" w14:dist="0" w14:dir="0" w14:sx="0" w14:sy="0" w14:kx="0" w14:ky="0" w14:algn="none">
+          <w14:srgbClr w14:val="000000"/>
+        </w14:shadow>
+        <w14:textOutline w14:w="0" w14:cap="rnd" w14:cmpd="sng" w14:algn="ctr">
+          <w14:noFill/>
+          <w14:prstDash w14:val="solid"/>
+          <w14:bevel/>
+        </w14:textOutline>
+        <w14:textFill>
+          <w14:solidFill>
+            <w14:srgbClr w14:val="000000"/>
+          </w14:solidFill>
+        </w14:textFill>
       </w:rPr>
     </w:lvl>
     <w:lvl w:ilvl="1">
@@ -4671,16 +11466,25 @@
         <w:smallCaps w:val="0"/>
         <w:strike w:val="0"/>
         <w:dstrike w:val="0"/>
-        <w:outline w:val="0"/>
-        <w:shadow w:val="0"/>
-        <w:emboss w:val="0"/>
-        <w:imprint w:val="0"/>
         <w:vanish w:val="0"/>
         <w:kern w:val="0"/>
         <w:position w:val="0"/>
         <w:u w:val="none"/>
         <w:vertAlign w:val="baseline"/>
         <w:em w:val="none"/>
+        <w14:shadow w14:blurRad="0" w14:dist="0" w14:dir="0" w14:sx="0" w14:sy="0" w14:kx="0" w14:ky="0" w14:algn="none">
+          <w14:srgbClr w14:val="000000"/>
+        </w14:shadow>
+        <w14:textOutline w14:w="0" w14:cap="rnd" w14:cmpd="sng" w14:algn="ctr">
+          <w14:noFill/>
+          <w14:prstDash w14:val="solid"/>
+          <w14:bevel/>
+        </w14:textOutline>
+        <w14:textFill>
+          <w14:solidFill>
+            <w14:srgbClr w14:val="000000"/>
+          </w14:solidFill>
+        </w14:textFill>
       </w:rPr>
     </w:lvl>
     <w:lvl w:ilvl="2">
@@ -5402,10 +12206,6 @@
         <w:smallCaps w:val="0"/>
         <w:strike w:val="0"/>
         <w:dstrike w:val="0"/>
-        <w:outline w:val="0"/>
-        <w:shadow w:val="0"/>
-        <w:emboss w:val="0"/>
-        <w:imprint w:val="0"/>
         <w:noProof w:val="0"/>
         <w:vanish w:val="0"/>
         <w:kern w:val="0"/>
@@ -5413,6 +12213,19 @@
         <w:u w:val="none"/>
         <w:vertAlign w:val="baseline"/>
         <w:em w:val="none"/>
+        <w14:shadow w14:blurRad="0" w14:dist="0" w14:dir="0" w14:sx="0" w14:sy="0" w14:kx="0" w14:ky="0" w14:algn="none">
+          <w14:srgbClr w14:val="000000"/>
+        </w14:shadow>
+        <w14:textOutline w14:w="0" w14:cap="rnd" w14:cmpd="sng" w14:algn="ctr">
+          <w14:noFill/>
+          <w14:prstDash w14:val="solid"/>
+          <w14:bevel/>
+        </w14:textOutline>
+        <w14:textFill>
+          <w14:solidFill>
+            <w14:srgbClr w14:val="000000"/>
+          </w14:solidFill>
+        </w14:textFill>
       </w:rPr>
     </w:lvl>
     <w:lvl w:ilvl="1">
@@ -5433,10 +12246,6 @@
         <w:smallCaps w:val="0"/>
         <w:strike w:val="0"/>
         <w:dstrike w:val="0"/>
-        <w:outline w:val="0"/>
-        <w:shadow w:val="0"/>
-        <w:emboss w:val="0"/>
-        <w:imprint w:val="0"/>
         <w:noProof w:val="0"/>
         <w:vanish w:val="0"/>
         <w:kern w:val="0"/>
@@ -5444,6 +12253,19 @@
         <w:u w:val="none"/>
         <w:vertAlign w:val="baseline"/>
         <w:em w:val="none"/>
+        <w14:shadow w14:blurRad="0" w14:dist="0" w14:dir="0" w14:sx="0" w14:sy="0" w14:kx="0" w14:ky="0" w14:algn="none">
+          <w14:srgbClr w14:val="000000"/>
+        </w14:shadow>
+        <w14:textOutline w14:w="0" w14:cap="rnd" w14:cmpd="sng" w14:algn="ctr">
+          <w14:noFill/>
+          <w14:prstDash w14:val="solid"/>
+          <w14:bevel/>
+        </w14:textOutline>
+        <w14:textFill>
+          <w14:solidFill>
+            <w14:srgbClr w14:val="000000"/>
+          </w14:solidFill>
+        </w14:textFill>
       </w:rPr>
     </w:lvl>
     <w:lvl w:ilvl="2">
@@ -6011,10 +12833,6 @@
         <w:smallCaps w:val="0"/>
         <w:strike w:val="0"/>
         <w:dstrike w:val="0"/>
-        <w:outline w:val="0"/>
-        <w:shadow w:val="0"/>
-        <w:emboss w:val="0"/>
-        <w:imprint w:val="0"/>
         <w:noProof w:val="0"/>
         <w:vanish w:val="0"/>
         <w:spacing w:val="0"/>
@@ -6023,6 +12841,19 @@
         <w:u w:val="none"/>
         <w:vertAlign w:val="baseline"/>
         <w:em w:val="none"/>
+        <w14:shadow w14:blurRad="0" w14:dist="0" w14:dir="0" w14:sx="0" w14:sy="0" w14:kx="0" w14:ky="0" w14:algn="none">
+          <w14:srgbClr w14:val="000000"/>
+        </w14:shadow>
+        <w14:textOutline w14:w="0" w14:cap="rnd" w14:cmpd="sng" w14:algn="ctr">
+          <w14:noFill/>
+          <w14:prstDash w14:val="solid"/>
+          <w14:bevel/>
+        </w14:textOutline>
+        <w14:textFill>
+          <w14:solidFill>
+            <w14:srgbClr w14:val="000000"/>
+          </w14:solidFill>
+        </w14:textFill>
       </w:rPr>
     </w:lvl>
     <w:lvl w:ilvl="1" w:tplc="04210003" w:tentative="1">
@@ -6144,10 +12975,6 @@
         <w:smallCaps w:val="0"/>
         <w:strike w:val="0"/>
         <w:dstrike w:val="0"/>
-        <w:outline w:val="0"/>
-        <w:shadow w:val="0"/>
-        <w:emboss w:val="0"/>
-        <w:imprint w:val="0"/>
         <w:noProof w:val="0"/>
         <w:vanish w:val="0"/>
         <w:spacing w:val="0"/>
@@ -6156,6 +12983,19 @@
         <w:u w:val="none"/>
         <w:vertAlign w:val="baseline"/>
         <w:em w:val="none"/>
+        <w14:shadow w14:blurRad="0" w14:dist="0" w14:dir="0" w14:sx="0" w14:sy="0" w14:kx="0" w14:ky="0" w14:algn="none">
+          <w14:srgbClr w14:val="000000"/>
+        </w14:shadow>
+        <w14:textOutline w14:w="0" w14:cap="rnd" w14:cmpd="sng" w14:algn="ctr">
+          <w14:noFill/>
+          <w14:prstDash w14:val="solid"/>
+          <w14:bevel/>
+        </w14:textOutline>
+        <w14:textFill>
+          <w14:solidFill>
+            <w14:srgbClr w14:val="000000"/>
+          </w14:solidFill>
+        </w14:textFill>
       </w:rPr>
     </w:lvl>
     <w:lvl w:ilvl="1" w:tplc="1CBCD930">
@@ -7054,10 +13894,6 @@
         <w:smallCaps w:val="0"/>
         <w:strike w:val="0"/>
         <w:dstrike w:val="0"/>
-        <w:outline w:val="0"/>
-        <w:shadow w:val="0"/>
-        <w:emboss w:val="0"/>
-        <w:imprint w:val="0"/>
         <w:noProof w:val="0"/>
         <w:snapToGrid w:val="0"/>
         <w:vanish w:val="0"/>
@@ -7071,6 +13907,14 @@
         <w:u w:val="none"/>
         <w:vertAlign w:val="baseline"/>
         <w:em w:val="none"/>
+        <w14:shadow w14:blurRad="0" w14:dist="0" w14:dir="0" w14:sx="0" w14:sy="0" w14:kx="0" w14:ky="0" w14:algn="none">
+          <w14:srgbClr w14:val="000000"/>
+        </w14:shadow>
+        <w14:textOutline w14:w="0" w14:cap="rnd" w14:cmpd="sng" w14:algn="ctr">
+          <w14:noFill/>
+          <w14:prstDash w14:val="solid"/>
+          <w14:bevel/>
+        </w14:textOutline>
       </w:rPr>
     </w:lvl>
     <w:lvl w:ilvl="1" w:tplc="2E14240C" w:tentative="1">
@@ -7952,10 +14796,6 @@
         <w:smallCaps w:val="0"/>
         <w:strike w:val="0"/>
         <w:dstrike w:val="0"/>
-        <w:outline w:val="0"/>
-        <w:shadow w:val="0"/>
-        <w:emboss w:val="0"/>
-        <w:imprint w:val="0"/>
         <w:vanish w:val="0"/>
         <w:spacing w:val="0"/>
         <w:kern w:val="0"/>
@@ -7963,6 +14803,19 @@
         <w:u w:val="none"/>
         <w:vertAlign w:val="baseline"/>
         <w:em w:val="none"/>
+        <w14:shadow w14:blurRad="0" w14:dist="0" w14:dir="0" w14:sx="0" w14:sy="0" w14:kx="0" w14:ky="0" w14:algn="none">
+          <w14:srgbClr w14:val="000000"/>
+        </w14:shadow>
+        <w14:textOutline w14:w="0" w14:cap="rnd" w14:cmpd="sng" w14:algn="ctr">
+          <w14:noFill/>
+          <w14:prstDash w14:val="solid"/>
+          <w14:bevel/>
+        </w14:textOutline>
+        <w14:textFill>
+          <w14:solidFill>
+            <w14:srgbClr w14:val="000000"/>
+          </w14:solidFill>
+        </w14:textFill>
       </w:rPr>
     </w:lvl>
     <w:lvl w:ilvl="1">
@@ -11941,6 +18794,27 @@
       </w:tcPr>
     </w:tblStylePr>
   </w:style>
+  <w:style w:type="character" w:styleId="Hyperlink">
+    <w:name w:val="Hyperlink"/>
+    <w:basedOn w:val="DefaultParagraphFont"/>
+    <w:uiPriority w:val="99"/>
+    <w:unhideWhenUsed/>
+    <w:rsid w:val="00D21580"/>
+    <w:rPr>
+      <w:color w:val="0000FF" w:themeColor="hyperlink"/>
+      <w:u w:val="single"/>
+    </w:rPr>
+  </w:style>
+  <w:style w:type="character" w:styleId="UnresolvedMention">
+    <w:name w:val="Unresolved Mention"/>
+    <w:basedOn w:val="DefaultParagraphFont"/>
+    <w:uiPriority w:val="99"/>
+    <w:rsid w:val="00D21580"/>
+    <w:rPr>
+      <w:color w:val="605E5C"/>
+      <w:shd w:val="clear" w:color="auto" w:fill="E1DFDD"/>
+    </w:rPr>
+  </w:style>
 </w:styles>
 </file>
 

--- a/20_oct_eric/TK2-W8-S21-R3.docx
+++ b/20_oct_eric/TK2-W8-S21-R3.docx
@@ -108,7 +108,7 @@
         <w:pStyle w:val="NormalWeb"/>
         <w:numPr>
           <w:ilvl w:val="0"/>
-          <w:numId w:val="51"/>
+          <w:numId w:val="38"/>
         </w:numPr>
         <w:ind w:left="426"/>
         <w:rPr>
@@ -127,7 +127,7 @@
         <w:pStyle w:val="NormalWeb"/>
         <w:numPr>
           <w:ilvl w:val="0"/>
-          <w:numId w:val="51"/>
+          <w:numId w:val="38"/>
         </w:numPr>
         <w:ind w:left="426"/>
         <w:rPr>
@@ -160,7 +160,7 @@
         <w:pStyle w:val="NormalWeb"/>
         <w:numPr>
           <w:ilvl w:val="0"/>
-          <w:numId w:val="51"/>
+          <w:numId w:val="38"/>
         </w:numPr>
         <w:ind w:left="426"/>
         <w:rPr>
@@ -2663,7 +2663,7 @@
         <w:pStyle w:val="ListParagraph"/>
         <w:numPr>
           <w:ilvl w:val="0"/>
-          <w:numId w:val="49"/>
+          <w:numId w:val="36"/>
         </w:numPr>
         <w:shd w:val="clear" w:color="auto" w:fill="auto"/>
         <w:spacing w:before="100" w:beforeAutospacing="1" w:after="100" w:afterAutospacing="1" w:line="360" w:lineRule="auto"/>
@@ -2715,7 +2715,7 @@
         <w:pStyle w:val="ListParagraph"/>
         <w:numPr>
           <w:ilvl w:val="0"/>
-          <w:numId w:val="49"/>
+          <w:numId w:val="36"/>
         </w:numPr>
         <w:shd w:val="clear" w:color="auto" w:fill="auto"/>
         <w:spacing w:before="100" w:beforeAutospacing="1" w:after="100" w:afterAutospacing="1" w:line="360" w:lineRule="auto"/>
@@ -2767,7 +2767,7 @@
         <w:pStyle w:val="ListParagraph"/>
         <w:numPr>
           <w:ilvl w:val="0"/>
-          <w:numId w:val="49"/>
+          <w:numId w:val="36"/>
         </w:numPr>
         <w:shd w:val="clear" w:color="auto" w:fill="auto"/>
         <w:spacing w:before="100" w:beforeAutospacing="1" w:after="100" w:afterAutospacing="1" w:line="360" w:lineRule="auto"/>
@@ -2941,7 +2941,7 @@
       <w:pPr>
         <w:numPr>
           <w:ilvl w:val="0"/>
-          <w:numId w:val="47"/>
+          <w:numId w:val="34"/>
         </w:numPr>
         <w:shd w:val="clear" w:color="auto" w:fill="auto"/>
         <w:spacing w:before="100" w:beforeAutospacing="1" w:after="100" w:afterAutospacing="1" w:line="360" w:lineRule="auto"/>
@@ -2968,7 +2968,7 @@
       <w:pPr>
         <w:numPr>
           <w:ilvl w:val="0"/>
-          <w:numId w:val="47"/>
+          <w:numId w:val="34"/>
         </w:numPr>
         <w:shd w:val="clear" w:color="auto" w:fill="auto"/>
         <w:spacing w:before="100" w:beforeAutospacing="1" w:after="100" w:afterAutospacing="1" w:line="360" w:lineRule="auto"/>
@@ -2997,7 +2997,7 @@
       <w:pPr>
         <w:numPr>
           <w:ilvl w:val="0"/>
-          <w:numId w:val="47"/>
+          <w:numId w:val="34"/>
         </w:numPr>
         <w:shd w:val="clear" w:color="auto" w:fill="auto"/>
         <w:spacing w:before="100" w:beforeAutospacing="1" w:after="100" w:afterAutospacing="1" w:line="360" w:lineRule="auto"/>
@@ -3442,7 +3442,7 @@
       <w:pPr>
         <w:numPr>
           <w:ilvl w:val="0"/>
-          <w:numId w:val="48"/>
+          <w:numId w:val="35"/>
         </w:numPr>
         <w:shd w:val="clear" w:color="auto" w:fill="auto"/>
         <w:spacing w:before="100" w:beforeAutospacing="1" w:after="100" w:afterAutospacing="1" w:line="360" w:lineRule="auto"/>
@@ -3593,7 +3593,7 @@
       <w:pPr>
         <w:numPr>
           <w:ilvl w:val="0"/>
-          <w:numId w:val="48"/>
+          <w:numId w:val="35"/>
         </w:numPr>
         <w:shd w:val="clear" w:color="auto" w:fill="auto"/>
         <w:spacing w:before="100" w:beforeAutospacing="1" w:after="100" w:afterAutospacing="1" w:line="360" w:lineRule="auto"/>
@@ -3698,7 +3698,7 @@
       <w:pPr>
         <w:numPr>
           <w:ilvl w:val="0"/>
-          <w:numId w:val="48"/>
+          <w:numId w:val="35"/>
         </w:numPr>
         <w:shd w:val="clear" w:color="auto" w:fill="auto"/>
         <w:spacing w:before="100" w:beforeAutospacing="1" w:after="100" w:afterAutospacing="1" w:line="360" w:lineRule="auto"/>
@@ -5278,7 +5278,7 @@
         <w:pStyle w:val="NormalWeb"/>
         <w:numPr>
           <w:ilvl w:val="0"/>
-          <w:numId w:val="50"/>
+          <w:numId w:val="37"/>
         </w:numPr>
         <w:spacing w:line="360" w:lineRule="auto"/>
         <w:jc w:val="both"/>
@@ -5337,7 +5337,7 @@
         <w:pStyle w:val="NormalWeb"/>
         <w:numPr>
           <w:ilvl w:val="0"/>
-          <w:numId w:val="50"/>
+          <w:numId w:val="37"/>
         </w:numPr>
         <w:spacing w:line="360" w:lineRule="auto"/>
         <w:jc w:val="both"/>
@@ -5372,7 +5372,7 @@
         <w:pStyle w:val="NormalWeb"/>
         <w:numPr>
           <w:ilvl w:val="0"/>
-          <w:numId w:val="50"/>
+          <w:numId w:val="37"/>
         </w:numPr>
         <w:spacing w:line="360" w:lineRule="auto"/>
         <w:jc w:val="both"/>
@@ -5437,7 +5437,7 @@
       <w:pPr>
         <w:numPr>
           <w:ilvl w:val="0"/>
-          <w:numId w:val="46"/>
+          <w:numId w:val="33"/>
         </w:numPr>
         <w:shd w:val="clear" w:color="auto" w:fill="auto"/>
         <w:spacing w:after="0" w:line="360" w:lineRule="auto"/>
@@ -5653,7 +5653,7 @@
       <w:pPr>
         <w:numPr>
           <w:ilvl w:val="0"/>
-          <w:numId w:val="46"/>
+          <w:numId w:val="33"/>
         </w:numPr>
         <w:shd w:val="clear" w:color="auto" w:fill="auto"/>
         <w:spacing w:after="0" w:line="360" w:lineRule="auto"/>
@@ -5849,7 +5849,7 @@
       <w:pPr>
         <w:numPr>
           <w:ilvl w:val="0"/>
-          <w:numId w:val="46"/>
+          <w:numId w:val="33"/>
         </w:numPr>
         <w:shd w:val="clear" w:color="auto" w:fill="auto"/>
         <w:spacing w:after="0" w:line="360" w:lineRule="auto"/>
@@ -6186,8 +6186,4722 @@
           <w:sz w:val="24"/>
           <w:szCs w:val="24"/>
         </w:rPr>
+        <w:t xml:space="preserve"> </w:t>
+      </w:r>
+      <w:r>
+        <w:rPr>
+          <w:rFonts w:asciiTheme="majorBidi" w:hAnsiTheme="majorBidi" w:cstheme="majorBidi"/>
+          <w:color w:val="auto"/>
+          <w:sz w:val="24"/>
+          <w:szCs w:val="24"/>
+        </w:rPr>
+        <w:t>1</w:t>
+      </w:r>
+    </w:p>
+    <w:p>
+      <w:pPr>
+        <w:shd w:val="clear" w:color="auto" w:fill="auto"/>
+        <w:spacing w:after="0" w:line="360" w:lineRule="auto"/>
+        <w:jc w:val="center"/>
+        <w:rPr>
+          <w:rFonts w:asciiTheme="majorBidi" w:hAnsiTheme="majorBidi" w:cstheme="majorBidi"/>
+          <w:color w:val="auto"/>
+          <w:sz w:val="24"/>
+          <w:szCs w:val="24"/>
+        </w:rPr>
+      </w:pPr>
+    </w:p>
+    <w:p>
+      <w:pPr>
+        <w:pStyle w:val="ListParagraph"/>
+        <w:numPr>
+          <w:ilvl w:val="0"/>
+          <w:numId w:val="39"/>
+        </w:numPr>
+        <w:shd w:val="clear" w:color="auto" w:fill="auto"/>
+        <w:tabs>
+          <w:tab w:val="left" w:pos="499"/>
+        </w:tabs>
+        <w:spacing w:after="0" w:line="360" w:lineRule="auto"/>
+        <w:ind w:left="426"/>
+        <w:rPr>
+          <w:rFonts w:asciiTheme="majorBidi" w:hAnsiTheme="majorBidi" w:cstheme="majorBidi"/>
+          <w:color w:val="auto"/>
+          <w:sz w:val="24"/>
+          <w:szCs w:val="24"/>
+        </w:rPr>
+      </w:pPr>
+      <w:r>
+        <w:rPr>
+          <w:rFonts w:asciiTheme="majorBidi" w:hAnsiTheme="majorBidi" w:cstheme="majorBidi"/>
+          <w:color w:val="auto"/>
+          <w:sz w:val="24"/>
+          <w:szCs w:val="24"/>
+        </w:rPr>
+        <w:t>Flowchart</w:t>
+      </w:r>
+      <w:r>
+        <w:rPr>
+          <w:rFonts w:asciiTheme="majorBidi" w:hAnsiTheme="majorBidi" w:cstheme="majorBidi"/>
+          <w:color w:val="auto"/>
+          <w:sz w:val="24"/>
+          <w:szCs w:val="24"/>
+        </w:rPr>
+        <w:t xml:space="preserve"> </w:t>
+      </w:r>
+    </w:p>
+    <w:p>
+      <w:pPr>
+        <w:shd w:val="clear" w:color="auto" w:fill="auto"/>
+        <w:tabs>
+          <w:tab w:val="left" w:pos="499"/>
+        </w:tabs>
+        <w:spacing w:after="0" w:line="360" w:lineRule="auto"/>
+        <w:rPr>
+          <w:rFonts w:asciiTheme="majorBidi" w:hAnsiTheme="majorBidi" w:cstheme="majorBidi"/>
+          <w:color w:val="auto"/>
+          <w:sz w:val="24"/>
+          <w:szCs w:val="24"/>
+        </w:rPr>
+      </w:pPr>
+      <w:r>
+        <w:rPr>
+          <w:rFonts w:asciiTheme="majorBidi" w:hAnsiTheme="majorBidi" w:cstheme="majorBidi"/>
+          <w:color w:val="auto"/>
+          <w:sz w:val="24"/>
+          <w:szCs w:val="24"/>
+        </w:rPr>
+        <w:tab/>
+        <w:t xml:space="preserve">Flowchart </w:t>
+      </w:r>
+      <w:proofErr w:type="spellStart"/>
+      <w:r>
+        <w:rPr>
+          <w:rFonts w:asciiTheme="majorBidi" w:hAnsiTheme="majorBidi" w:cstheme="majorBidi"/>
+          <w:color w:val="auto"/>
+          <w:sz w:val="24"/>
+          <w:szCs w:val="24"/>
+        </w:rPr>
+        <w:t>dalam</w:t>
+      </w:r>
+      <w:proofErr w:type="spellEnd"/>
+      <w:r>
+        <w:rPr>
+          <w:rFonts w:asciiTheme="majorBidi" w:hAnsiTheme="majorBidi" w:cstheme="majorBidi"/>
+          <w:color w:val="auto"/>
+          <w:sz w:val="24"/>
+          <w:szCs w:val="24"/>
+        </w:rPr>
+        <w:t xml:space="preserve"> format </w:t>
+      </w:r>
+      <w:proofErr w:type="gramStart"/>
+      <w:r>
+        <w:rPr>
+          <w:rFonts w:asciiTheme="majorBidi" w:hAnsiTheme="majorBidi" w:cstheme="majorBidi"/>
+          <w:color w:val="auto"/>
+          <w:sz w:val="24"/>
+          <w:szCs w:val="24"/>
+        </w:rPr>
+        <w:t>Draw.io</w:t>
+      </w:r>
+      <w:r>
+        <w:rPr>
+          <w:rFonts w:asciiTheme="majorBidi" w:hAnsiTheme="majorBidi" w:cstheme="majorBidi"/>
+          <w:color w:val="auto"/>
+          <w:sz w:val="24"/>
+          <w:szCs w:val="24"/>
+        </w:rPr>
+        <w:t xml:space="preserve"> :</w:t>
+      </w:r>
+      <w:proofErr w:type="gramEnd"/>
+      <w:r>
+        <w:rPr>
+          <w:rFonts w:asciiTheme="majorBidi" w:hAnsiTheme="majorBidi" w:cstheme="majorBidi"/>
+          <w:color w:val="auto"/>
+          <w:sz w:val="24"/>
+          <w:szCs w:val="24"/>
+        </w:rPr>
+        <w:t xml:space="preserve"> </w:t>
+      </w:r>
+      <w:hyperlink r:id="rId8" w:history="1">
+        <w:r>
+          <w:rPr>
+            <w:rStyle w:val="Hyperlink"/>
+            <w:rFonts w:asciiTheme="majorBidi" w:hAnsiTheme="majorBidi" w:cstheme="majorBidi"/>
+            <w:sz w:val="24"/>
+            <w:szCs w:val="24"/>
+          </w:rPr>
+          <w:t xml:space="preserve">Flowchart Data </w:t>
+        </w:r>
+        <w:proofErr w:type="spellStart"/>
+        <w:r>
+          <w:rPr>
+            <w:rStyle w:val="Hyperlink"/>
+            <w:rFonts w:asciiTheme="majorBidi" w:hAnsiTheme="majorBidi" w:cstheme="majorBidi"/>
+            <w:sz w:val="24"/>
+            <w:szCs w:val="24"/>
+          </w:rPr>
+          <w:t>Siswa</w:t>
+        </w:r>
+        <w:proofErr w:type="spellEnd"/>
+      </w:hyperlink>
+    </w:p>
+    <w:p>
+      <w:pPr>
+        <w:shd w:val="clear" w:color="auto" w:fill="auto"/>
+        <w:tabs>
+          <w:tab w:val="left" w:pos="499"/>
+        </w:tabs>
+        <w:spacing w:after="0" w:line="360" w:lineRule="auto"/>
+        <w:rPr>
+          <w:rFonts w:asciiTheme="majorBidi" w:hAnsiTheme="majorBidi" w:cstheme="majorBidi"/>
+          <w:color w:val="auto"/>
+          <w:sz w:val="24"/>
+          <w:szCs w:val="24"/>
+        </w:rPr>
+      </w:pPr>
+      <w:r>
+        <w:rPr>
+          <w:rFonts w:asciiTheme="majorBidi" w:hAnsiTheme="majorBidi" w:cstheme="majorBidi"/>
+          <w:color w:val="auto"/>
+          <w:sz w:val="24"/>
+          <w:szCs w:val="24"/>
+        </w:rPr>
+        <w:tab/>
+        <w:t>P</w:t>
+      </w:r>
+      <w:r>
+        <w:rPr>
+          <w:rFonts w:asciiTheme="majorBidi" w:hAnsiTheme="majorBidi" w:cstheme="majorBidi"/>
+          <w:color w:val="auto"/>
+          <w:sz w:val="24"/>
+          <w:szCs w:val="24"/>
+        </w:rPr>
+        <w:t xml:space="preserve">seudo Code </w:t>
+      </w:r>
+      <w:proofErr w:type="spellStart"/>
+      <w:r>
+        <w:rPr>
+          <w:rFonts w:asciiTheme="majorBidi" w:hAnsiTheme="majorBidi" w:cstheme="majorBidi"/>
+          <w:color w:val="auto"/>
+          <w:sz w:val="24"/>
+          <w:szCs w:val="24"/>
+        </w:rPr>
+        <w:t>Tambah</w:t>
+      </w:r>
+      <w:proofErr w:type="spellEnd"/>
+    </w:p>
+    <w:p>
+      <w:pPr>
+        <w:pStyle w:val="HTMLPreformatted"/>
+        <w:shd w:val="clear" w:color="auto" w:fill="1E1F22"/>
+        <w:ind w:left="567"/>
+        <w:jc w:val="left"/>
+        <w:rPr>
+          <w:rFonts w:ascii="Courier New" w:eastAsia="Times New Roman" w:hAnsi="Courier New" w:cs="Courier New"/>
+          <w:color w:val="BCBEC4"/>
+          <w:sz w:val="15"/>
+          <w:szCs w:val="15"/>
+          <w:lang w:val="en-ID"/>
+        </w:rPr>
+      </w:pPr>
+      <w:r>
+        <w:rPr>
+          <w:rFonts w:ascii="Courier New" w:eastAsia="Times New Roman" w:hAnsi="Courier New" w:cs="Courier New"/>
+          <w:color w:val="BCBEC4"/>
+          <w:sz w:val="15"/>
+          <w:szCs w:val="15"/>
+          <w:lang w:val="en-ID"/>
+        </w:rPr>
+        <w:t xml:space="preserve">BEGIN </w:t>
+      </w:r>
+      <w:proofErr w:type="spellStart"/>
+      <w:r>
+        <w:rPr>
+          <w:rFonts w:ascii="Courier New" w:eastAsia="Times New Roman" w:hAnsi="Courier New" w:cs="Courier New"/>
+          <w:color w:val="BCBEC4"/>
+          <w:sz w:val="15"/>
+          <w:szCs w:val="15"/>
+          <w:lang w:val="en-ID"/>
+        </w:rPr>
+        <w:t>TambahSiswa</w:t>
+      </w:r>
+      <w:proofErr w:type="spellEnd"/>
+      <w:r>
+        <w:rPr>
+          <w:rFonts w:ascii="Courier New" w:eastAsia="Times New Roman" w:hAnsi="Courier New" w:cs="Courier New"/>
+          <w:color w:val="BCBEC4"/>
+          <w:sz w:val="15"/>
+          <w:szCs w:val="15"/>
+          <w:lang w:val="en-ID"/>
+        </w:rPr>
+        <w:br/>
+        <w:t xml:space="preserve">    INPUT nama, </w:t>
+      </w:r>
+      <w:proofErr w:type="spellStart"/>
+      <w:r>
+        <w:rPr>
+          <w:rFonts w:ascii="Courier New" w:eastAsia="Times New Roman" w:hAnsi="Courier New" w:cs="Courier New"/>
+          <w:color w:val="BCBEC4"/>
+          <w:sz w:val="15"/>
+          <w:szCs w:val="15"/>
+          <w:lang w:val="en-ID"/>
+        </w:rPr>
+        <w:t>umur</w:t>
+      </w:r>
+      <w:proofErr w:type="spellEnd"/>
+      <w:r>
+        <w:rPr>
+          <w:rFonts w:ascii="Courier New" w:eastAsia="Times New Roman" w:hAnsi="Courier New" w:cs="Courier New"/>
+          <w:color w:val="BCBEC4"/>
+          <w:sz w:val="15"/>
+          <w:szCs w:val="15"/>
+          <w:lang w:val="en-ID"/>
+        </w:rPr>
+        <w:t xml:space="preserve">, </w:t>
+      </w:r>
+      <w:proofErr w:type="spellStart"/>
+      <w:r>
+        <w:rPr>
+          <w:rFonts w:ascii="Courier New" w:eastAsia="Times New Roman" w:hAnsi="Courier New" w:cs="Courier New"/>
+          <w:color w:val="BCBEC4"/>
+          <w:sz w:val="15"/>
+          <w:szCs w:val="15"/>
+          <w:lang w:val="en-ID"/>
+        </w:rPr>
+        <w:t>nomor_registrasi</w:t>
+      </w:r>
+      <w:proofErr w:type="spellEnd"/>
+      <w:r>
+        <w:rPr>
+          <w:rFonts w:ascii="Courier New" w:eastAsia="Times New Roman" w:hAnsi="Courier New" w:cs="Courier New"/>
+          <w:color w:val="BCBEC4"/>
+          <w:sz w:val="15"/>
+          <w:szCs w:val="15"/>
+          <w:lang w:val="en-ID"/>
+        </w:rPr>
+        <w:br/>
+        <w:t xml:space="preserve">    BUAT string data = </w:t>
+      </w:r>
+      <w:proofErr w:type="spellStart"/>
+      <w:r>
+        <w:rPr>
+          <w:rFonts w:ascii="Courier New" w:eastAsia="Times New Roman" w:hAnsi="Courier New" w:cs="Courier New"/>
+          <w:color w:val="BCBEC4"/>
+          <w:sz w:val="15"/>
+          <w:szCs w:val="15"/>
+          <w:lang w:val="en-ID"/>
+        </w:rPr>
+        <w:t>nomor_registrasi</w:t>
+      </w:r>
+      <w:proofErr w:type="spellEnd"/>
+      <w:r>
+        <w:rPr>
+          <w:rFonts w:ascii="Courier New" w:eastAsia="Times New Roman" w:hAnsi="Courier New" w:cs="Courier New"/>
+          <w:color w:val="BCBEC4"/>
+          <w:sz w:val="15"/>
+          <w:szCs w:val="15"/>
+          <w:lang w:val="en-ID"/>
+        </w:rPr>
+        <w:t xml:space="preserve"> + </w:t>
+      </w:r>
+      <w:r>
+        <w:rPr>
+          <w:rFonts w:ascii="Courier New" w:eastAsia="Times New Roman" w:hAnsi="Courier New" w:cs="Courier New"/>
+          <w:color w:val="6AAB73"/>
+          <w:sz w:val="15"/>
+          <w:szCs w:val="15"/>
+          <w:lang w:val="en-ID"/>
+        </w:rPr>
+        <w:t xml:space="preserve">"|" </w:t>
+      </w:r>
+      <w:r>
+        <w:rPr>
+          <w:rFonts w:ascii="Courier New" w:eastAsia="Times New Roman" w:hAnsi="Courier New" w:cs="Courier New"/>
+          <w:color w:val="BCBEC4"/>
+          <w:sz w:val="15"/>
+          <w:szCs w:val="15"/>
+          <w:lang w:val="en-ID"/>
+        </w:rPr>
+        <w:t xml:space="preserve">+ nama + </w:t>
+      </w:r>
+      <w:r>
+        <w:rPr>
+          <w:rFonts w:ascii="Courier New" w:eastAsia="Times New Roman" w:hAnsi="Courier New" w:cs="Courier New"/>
+          <w:color w:val="6AAB73"/>
+          <w:sz w:val="15"/>
+          <w:szCs w:val="15"/>
+          <w:lang w:val="en-ID"/>
+        </w:rPr>
+        <w:t xml:space="preserve">"|" </w:t>
+      </w:r>
+      <w:r>
+        <w:rPr>
+          <w:rFonts w:ascii="Courier New" w:eastAsia="Times New Roman" w:hAnsi="Courier New" w:cs="Courier New"/>
+          <w:color w:val="BCBEC4"/>
+          <w:sz w:val="15"/>
+          <w:szCs w:val="15"/>
+          <w:lang w:val="en-ID"/>
+        </w:rPr>
+        <w:t xml:space="preserve">+ </w:t>
+      </w:r>
+      <w:proofErr w:type="spellStart"/>
+      <w:r>
+        <w:rPr>
+          <w:rFonts w:ascii="Courier New" w:eastAsia="Times New Roman" w:hAnsi="Courier New" w:cs="Courier New"/>
+          <w:color w:val="BCBEC4"/>
+          <w:sz w:val="15"/>
+          <w:szCs w:val="15"/>
+          <w:lang w:val="en-ID"/>
+        </w:rPr>
+        <w:t>umur</w:t>
+      </w:r>
+      <w:proofErr w:type="spellEnd"/>
+      <w:r>
+        <w:rPr>
+          <w:rFonts w:ascii="Courier New" w:eastAsia="Times New Roman" w:hAnsi="Courier New" w:cs="Courier New"/>
+          <w:color w:val="BCBEC4"/>
+          <w:sz w:val="15"/>
+          <w:szCs w:val="15"/>
+          <w:lang w:val="en-ID"/>
+        </w:rPr>
+        <w:t xml:space="preserve"> + </w:t>
+      </w:r>
+      <w:r>
+        <w:rPr>
+          <w:rFonts w:ascii="Courier New" w:eastAsia="Times New Roman" w:hAnsi="Courier New" w:cs="Courier New"/>
+          <w:color w:val="6AAB73"/>
+          <w:sz w:val="15"/>
+          <w:szCs w:val="15"/>
+          <w:lang w:val="en-ID"/>
+        </w:rPr>
+        <w:t>"</w:t>
+      </w:r>
+      <w:r>
+        <w:rPr>
+          <w:rFonts w:ascii="Courier New" w:eastAsia="Times New Roman" w:hAnsi="Courier New" w:cs="Courier New"/>
+          <w:color w:val="CF8E6D"/>
+          <w:sz w:val="15"/>
+          <w:szCs w:val="15"/>
+          <w:lang w:val="en-ID"/>
+        </w:rPr>
+        <w:t>\n</w:t>
+      </w:r>
+      <w:r>
+        <w:rPr>
+          <w:rFonts w:ascii="Courier New" w:eastAsia="Times New Roman" w:hAnsi="Courier New" w:cs="Courier New"/>
+          <w:color w:val="6AAB73"/>
+          <w:sz w:val="15"/>
+          <w:szCs w:val="15"/>
+          <w:lang w:val="en-ID"/>
+        </w:rPr>
+        <w:t>"</w:t>
+      </w:r>
+      <w:r>
+        <w:rPr>
+          <w:rFonts w:ascii="Courier New" w:eastAsia="Times New Roman" w:hAnsi="Courier New" w:cs="Courier New"/>
+          <w:color w:val="6AAB73"/>
+          <w:sz w:val="15"/>
+          <w:szCs w:val="15"/>
+          <w:lang w:val="en-ID"/>
+        </w:rPr>
+        <w:br/>
+        <w:t xml:space="preserve">    </w:t>
+      </w:r>
+      <w:r>
+        <w:rPr>
+          <w:rFonts w:ascii="Courier New" w:eastAsia="Times New Roman" w:hAnsi="Courier New" w:cs="Courier New"/>
+          <w:color w:val="BCBEC4"/>
+          <w:sz w:val="15"/>
+          <w:szCs w:val="15"/>
+          <w:lang w:val="en-ID"/>
+        </w:rPr>
+        <w:t xml:space="preserve">BUKA file </w:t>
+      </w:r>
+      <w:r>
+        <w:rPr>
+          <w:rFonts w:ascii="Courier New" w:eastAsia="Times New Roman" w:hAnsi="Courier New" w:cs="Courier New"/>
+          <w:color w:val="6AAB73"/>
+          <w:sz w:val="15"/>
+          <w:szCs w:val="15"/>
+          <w:lang w:val="en-ID"/>
+        </w:rPr>
+        <w:t xml:space="preserve">"siswa.txt" </w:t>
+      </w:r>
+      <w:proofErr w:type="spellStart"/>
+      <w:r>
+        <w:rPr>
+          <w:rFonts w:ascii="Courier New" w:eastAsia="Times New Roman" w:hAnsi="Courier New" w:cs="Courier New"/>
+          <w:color w:val="BCBEC4"/>
+          <w:sz w:val="15"/>
+          <w:szCs w:val="15"/>
+          <w:lang w:val="en-ID"/>
+        </w:rPr>
+        <w:t>dalam</w:t>
+      </w:r>
+      <w:proofErr w:type="spellEnd"/>
+      <w:r>
+        <w:rPr>
+          <w:rFonts w:ascii="Courier New" w:eastAsia="Times New Roman" w:hAnsi="Courier New" w:cs="Courier New"/>
+          <w:color w:val="BCBEC4"/>
+          <w:sz w:val="15"/>
+          <w:szCs w:val="15"/>
+          <w:lang w:val="en-ID"/>
+        </w:rPr>
+        <w:t xml:space="preserve"> mode APPEND</w:t>
+      </w:r>
+      <w:r>
+        <w:rPr>
+          <w:rFonts w:ascii="Courier New" w:eastAsia="Times New Roman" w:hAnsi="Courier New" w:cs="Courier New"/>
+          <w:color w:val="BCBEC4"/>
+          <w:sz w:val="15"/>
+          <w:szCs w:val="15"/>
+          <w:lang w:val="en-ID"/>
+        </w:rPr>
+        <w:br/>
+        <w:t xml:space="preserve">    IF file </w:t>
+      </w:r>
+      <w:proofErr w:type="spellStart"/>
+      <w:r>
+        <w:rPr>
+          <w:rFonts w:ascii="Courier New" w:eastAsia="Times New Roman" w:hAnsi="Courier New" w:cs="Courier New"/>
+          <w:color w:val="BCBEC4"/>
+          <w:sz w:val="15"/>
+          <w:szCs w:val="15"/>
+          <w:lang w:val="en-ID"/>
+        </w:rPr>
+        <w:t>berhasil</w:t>
+      </w:r>
+      <w:proofErr w:type="spellEnd"/>
+      <w:r>
+        <w:rPr>
+          <w:rFonts w:ascii="Courier New" w:eastAsia="Times New Roman" w:hAnsi="Courier New" w:cs="Courier New"/>
+          <w:color w:val="BCBEC4"/>
+          <w:sz w:val="15"/>
+          <w:szCs w:val="15"/>
+          <w:lang w:val="en-ID"/>
+        </w:rPr>
+        <w:t xml:space="preserve"> </w:t>
+      </w:r>
+      <w:proofErr w:type="spellStart"/>
+      <w:r>
+        <w:rPr>
+          <w:rFonts w:ascii="Courier New" w:eastAsia="Times New Roman" w:hAnsi="Courier New" w:cs="Courier New"/>
+          <w:color w:val="BCBEC4"/>
+          <w:sz w:val="15"/>
+          <w:szCs w:val="15"/>
+          <w:lang w:val="en-ID"/>
+        </w:rPr>
+        <w:t>dibuka</w:t>
+      </w:r>
+      <w:proofErr w:type="spellEnd"/>
+      <w:r>
+        <w:rPr>
+          <w:rFonts w:ascii="Courier New" w:eastAsia="Times New Roman" w:hAnsi="Courier New" w:cs="Courier New"/>
+          <w:color w:val="BCBEC4"/>
+          <w:sz w:val="15"/>
+          <w:szCs w:val="15"/>
+          <w:lang w:val="en-ID"/>
+        </w:rPr>
+        <w:t xml:space="preserve"> THEN</w:t>
+      </w:r>
+      <w:r>
+        <w:rPr>
+          <w:rFonts w:ascii="Courier New" w:eastAsia="Times New Roman" w:hAnsi="Courier New" w:cs="Courier New"/>
+          <w:color w:val="BCBEC4"/>
+          <w:sz w:val="15"/>
+          <w:szCs w:val="15"/>
+          <w:lang w:val="en-ID"/>
+        </w:rPr>
+        <w:br/>
+        <w:t xml:space="preserve">        TULIS data </w:t>
+      </w:r>
+      <w:proofErr w:type="spellStart"/>
+      <w:r>
+        <w:rPr>
+          <w:rFonts w:ascii="Courier New" w:eastAsia="Times New Roman" w:hAnsi="Courier New" w:cs="Courier New"/>
+          <w:color w:val="BCBEC4"/>
+          <w:sz w:val="15"/>
+          <w:szCs w:val="15"/>
+          <w:lang w:val="en-ID"/>
+        </w:rPr>
+        <w:t>ke</w:t>
+      </w:r>
+      <w:proofErr w:type="spellEnd"/>
+      <w:r>
+        <w:rPr>
+          <w:rFonts w:ascii="Courier New" w:eastAsia="Times New Roman" w:hAnsi="Courier New" w:cs="Courier New"/>
+          <w:color w:val="BCBEC4"/>
+          <w:sz w:val="15"/>
+          <w:szCs w:val="15"/>
+          <w:lang w:val="en-ID"/>
+        </w:rPr>
+        <w:t xml:space="preserve"> file</w:t>
+      </w:r>
+      <w:r>
+        <w:rPr>
+          <w:rFonts w:ascii="Courier New" w:eastAsia="Times New Roman" w:hAnsi="Courier New" w:cs="Courier New"/>
+          <w:color w:val="BCBEC4"/>
+          <w:sz w:val="15"/>
+          <w:szCs w:val="15"/>
+          <w:lang w:val="en-ID"/>
+        </w:rPr>
+        <w:br/>
+        <w:t xml:space="preserve">        TUTUP file</w:t>
+      </w:r>
+      <w:r>
+        <w:rPr>
+          <w:rFonts w:ascii="Courier New" w:eastAsia="Times New Roman" w:hAnsi="Courier New" w:cs="Courier New"/>
+          <w:color w:val="BCBEC4"/>
+          <w:sz w:val="15"/>
+          <w:szCs w:val="15"/>
+          <w:lang w:val="en-ID"/>
+        </w:rPr>
+        <w:br/>
+        <w:t xml:space="preserve">        TAMPILKAN </w:t>
+      </w:r>
+      <w:r>
+        <w:rPr>
+          <w:rFonts w:ascii="Courier New" w:eastAsia="Times New Roman" w:hAnsi="Courier New" w:cs="Courier New"/>
+          <w:color w:val="6AAB73"/>
+          <w:sz w:val="15"/>
+          <w:szCs w:val="15"/>
+          <w:lang w:val="en-ID"/>
+        </w:rPr>
+        <w:t xml:space="preserve">"Data </w:t>
+      </w:r>
+      <w:proofErr w:type="spellStart"/>
+      <w:r>
+        <w:rPr>
+          <w:rFonts w:ascii="Courier New" w:eastAsia="Times New Roman" w:hAnsi="Courier New" w:cs="Courier New"/>
+          <w:color w:val="6AAB73"/>
+          <w:sz w:val="15"/>
+          <w:szCs w:val="15"/>
+          <w:lang w:val="en-ID"/>
+        </w:rPr>
+        <w:t>berhasil</w:t>
+      </w:r>
+      <w:proofErr w:type="spellEnd"/>
+      <w:r>
+        <w:rPr>
+          <w:rFonts w:ascii="Courier New" w:eastAsia="Times New Roman" w:hAnsi="Courier New" w:cs="Courier New"/>
+          <w:color w:val="6AAB73"/>
+          <w:sz w:val="15"/>
+          <w:szCs w:val="15"/>
+          <w:lang w:val="en-ID"/>
+        </w:rPr>
+        <w:t xml:space="preserve"> </w:t>
+      </w:r>
+      <w:proofErr w:type="spellStart"/>
+      <w:r>
+        <w:rPr>
+          <w:rFonts w:ascii="Courier New" w:eastAsia="Times New Roman" w:hAnsi="Courier New" w:cs="Courier New"/>
+          <w:color w:val="6AAB73"/>
+          <w:sz w:val="15"/>
+          <w:szCs w:val="15"/>
+          <w:lang w:val="en-ID"/>
+        </w:rPr>
+        <w:t>ditambahkan</w:t>
+      </w:r>
+      <w:proofErr w:type="spellEnd"/>
+      <w:r>
+        <w:rPr>
+          <w:rFonts w:ascii="Courier New" w:eastAsia="Times New Roman" w:hAnsi="Courier New" w:cs="Courier New"/>
+          <w:color w:val="6AAB73"/>
+          <w:sz w:val="15"/>
+          <w:szCs w:val="15"/>
+          <w:lang w:val="en-ID"/>
+        </w:rPr>
+        <w:t>"</w:t>
+      </w:r>
+      <w:r>
+        <w:rPr>
+          <w:rFonts w:ascii="Courier New" w:eastAsia="Times New Roman" w:hAnsi="Courier New" w:cs="Courier New"/>
+          <w:color w:val="6AAB73"/>
+          <w:sz w:val="15"/>
+          <w:szCs w:val="15"/>
+          <w:lang w:val="en-ID"/>
+        </w:rPr>
+        <w:br/>
+        <w:t xml:space="preserve">    </w:t>
+      </w:r>
+      <w:r>
+        <w:rPr>
+          <w:rFonts w:ascii="Courier New" w:eastAsia="Times New Roman" w:hAnsi="Courier New" w:cs="Courier New"/>
+          <w:color w:val="BCBEC4"/>
+          <w:sz w:val="15"/>
+          <w:szCs w:val="15"/>
+          <w:lang w:val="en-ID"/>
+        </w:rPr>
+        <w:t>ELSE</w:t>
+      </w:r>
+      <w:r>
+        <w:rPr>
+          <w:rFonts w:ascii="Courier New" w:eastAsia="Times New Roman" w:hAnsi="Courier New" w:cs="Courier New"/>
+          <w:color w:val="BCBEC4"/>
+          <w:sz w:val="15"/>
+          <w:szCs w:val="15"/>
+          <w:lang w:val="en-ID"/>
+        </w:rPr>
+        <w:br/>
+        <w:t xml:space="preserve">        TAMPILKAN </w:t>
+      </w:r>
+      <w:r>
+        <w:rPr>
+          <w:rFonts w:ascii="Courier New" w:eastAsia="Times New Roman" w:hAnsi="Courier New" w:cs="Courier New"/>
+          <w:color w:val="6AAB73"/>
+          <w:sz w:val="15"/>
+          <w:szCs w:val="15"/>
+          <w:lang w:val="en-ID"/>
+        </w:rPr>
+        <w:t xml:space="preserve">"Error: Gagal </w:t>
+      </w:r>
+      <w:proofErr w:type="spellStart"/>
+      <w:r>
+        <w:rPr>
+          <w:rFonts w:ascii="Courier New" w:eastAsia="Times New Roman" w:hAnsi="Courier New" w:cs="Courier New"/>
+          <w:color w:val="6AAB73"/>
+          <w:sz w:val="15"/>
+          <w:szCs w:val="15"/>
+          <w:lang w:val="en-ID"/>
+        </w:rPr>
+        <w:t>membuka</w:t>
+      </w:r>
+      <w:proofErr w:type="spellEnd"/>
+      <w:r>
+        <w:rPr>
+          <w:rFonts w:ascii="Courier New" w:eastAsia="Times New Roman" w:hAnsi="Courier New" w:cs="Courier New"/>
+          <w:color w:val="6AAB73"/>
+          <w:sz w:val="15"/>
+          <w:szCs w:val="15"/>
+          <w:lang w:val="en-ID"/>
+        </w:rPr>
+        <w:t xml:space="preserve"> file"</w:t>
+      </w:r>
+      <w:r>
+        <w:rPr>
+          <w:rFonts w:ascii="Courier New" w:eastAsia="Times New Roman" w:hAnsi="Courier New" w:cs="Courier New"/>
+          <w:color w:val="6AAB73"/>
+          <w:sz w:val="15"/>
+          <w:szCs w:val="15"/>
+          <w:lang w:val="en-ID"/>
+        </w:rPr>
+        <w:br/>
+        <w:t xml:space="preserve">    </w:t>
+      </w:r>
+      <w:r>
+        <w:rPr>
+          <w:rFonts w:ascii="Courier New" w:eastAsia="Times New Roman" w:hAnsi="Courier New" w:cs="Courier New"/>
+          <w:color w:val="BCBEC4"/>
+          <w:sz w:val="15"/>
+          <w:szCs w:val="15"/>
+          <w:lang w:val="en-ID"/>
+        </w:rPr>
+        <w:t>END IF</w:t>
+      </w:r>
+      <w:r>
+        <w:rPr>
+          <w:rFonts w:ascii="Courier New" w:eastAsia="Times New Roman" w:hAnsi="Courier New" w:cs="Courier New"/>
+          <w:color w:val="BCBEC4"/>
+          <w:sz w:val="15"/>
+          <w:szCs w:val="15"/>
+          <w:lang w:val="en-ID"/>
+        </w:rPr>
+        <w:br/>
+        <w:t>END</w:t>
+      </w:r>
+    </w:p>
+    <w:p>
+      <w:pPr>
+        <w:shd w:val="clear" w:color="auto" w:fill="auto"/>
+        <w:tabs>
+          <w:tab w:val="left" w:pos="499"/>
+        </w:tabs>
+        <w:spacing w:after="0" w:line="360" w:lineRule="auto"/>
+        <w:rPr>
+          <w:rFonts w:asciiTheme="majorBidi" w:hAnsiTheme="majorBidi" w:cstheme="majorBidi"/>
+          <w:color w:val="auto"/>
+          <w:sz w:val="24"/>
+          <w:szCs w:val="24"/>
+        </w:rPr>
+      </w:pPr>
+      <w:r>
+        <w:rPr>
+          <w:rFonts w:asciiTheme="majorBidi" w:hAnsiTheme="majorBidi" w:cstheme="majorBidi"/>
+          <w:color w:val="auto"/>
+          <w:sz w:val="24"/>
+          <w:szCs w:val="24"/>
+        </w:rPr>
+        <w:tab/>
+        <w:t xml:space="preserve">Pseudo Code </w:t>
+      </w:r>
+      <w:r>
+        <w:rPr>
+          <w:rFonts w:asciiTheme="majorBidi" w:hAnsiTheme="majorBidi" w:cstheme="majorBidi"/>
+          <w:color w:val="auto"/>
+          <w:sz w:val="24"/>
+          <w:szCs w:val="24"/>
+        </w:rPr>
+        <w:t>Hapus</w:t>
+      </w:r>
+    </w:p>
+    <w:p>
+      <w:pPr>
+        <w:shd w:val="clear" w:color="auto" w:fill="1E1F22"/>
+        <w:tabs>
+          <w:tab w:val="left" w:pos="916"/>
+          <w:tab w:val="left" w:pos="1832"/>
+          <w:tab w:val="left" w:pos="2748"/>
+          <w:tab w:val="left" w:pos="3664"/>
+          <w:tab w:val="left" w:pos="4580"/>
+          <w:tab w:val="left" w:pos="5496"/>
+          <w:tab w:val="left" w:pos="6412"/>
+          <w:tab w:val="left" w:pos="7328"/>
+          <w:tab w:val="left" w:pos="8244"/>
+          <w:tab w:val="left" w:pos="9160"/>
+          <w:tab w:val="left" w:pos="10076"/>
+          <w:tab w:val="left" w:pos="10992"/>
+          <w:tab w:val="left" w:pos="11908"/>
+          <w:tab w:val="left" w:pos="12824"/>
+          <w:tab w:val="left" w:pos="13740"/>
+          <w:tab w:val="left" w:pos="14656"/>
+        </w:tabs>
+        <w:spacing w:after="0" w:line="240" w:lineRule="auto"/>
+        <w:ind w:left="426"/>
+        <w:jc w:val="left"/>
+        <w:rPr>
+          <w:rFonts w:ascii="Courier New" w:eastAsia="Times New Roman" w:hAnsi="Courier New" w:cs="Courier New"/>
+          <w:color w:val="BCBEC4"/>
+          <w:sz w:val="15"/>
+          <w:szCs w:val="15"/>
+          <w:lang w:val="en-ID"/>
+        </w:rPr>
+      </w:pPr>
+      <w:r>
+        <w:rPr>
+          <w:rFonts w:ascii="Courier New" w:eastAsia="Times New Roman" w:hAnsi="Courier New" w:cs="Courier New"/>
+          <w:color w:val="BCBEC4"/>
+          <w:sz w:val="15"/>
+          <w:szCs w:val="15"/>
+          <w:lang w:val="en-ID"/>
+        </w:rPr>
+        <w:t xml:space="preserve">BEGIN </w:t>
+      </w:r>
+      <w:proofErr w:type="spellStart"/>
+      <w:r>
+        <w:rPr>
+          <w:rFonts w:ascii="Courier New" w:eastAsia="Times New Roman" w:hAnsi="Courier New" w:cs="Courier New"/>
+          <w:color w:val="BCBEC4"/>
+          <w:sz w:val="15"/>
+          <w:szCs w:val="15"/>
+          <w:lang w:val="en-ID"/>
+        </w:rPr>
+        <w:t>HapusSiswa</w:t>
+      </w:r>
+      <w:proofErr w:type="spellEnd"/>
+      <w:r>
+        <w:rPr>
+          <w:rFonts w:ascii="Courier New" w:eastAsia="Times New Roman" w:hAnsi="Courier New" w:cs="Courier New"/>
+          <w:color w:val="BCBEC4"/>
+          <w:sz w:val="15"/>
+          <w:szCs w:val="15"/>
+          <w:lang w:val="en-ID"/>
+        </w:rPr>
+        <w:br/>
+        <w:t xml:space="preserve">    INPUT </w:t>
+      </w:r>
+      <w:proofErr w:type="spellStart"/>
+      <w:r>
+        <w:rPr>
+          <w:rFonts w:ascii="Courier New" w:eastAsia="Times New Roman" w:hAnsi="Courier New" w:cs="Courier New"/>
+          <w:color w:val="BCBEC4"/>
+          <w:sz w:val="15"/>
+          <w:szCs w:val="15"/>
+          <w:lang w:val="en-ID"/>
+        </w:rPr>
+        <w:t>nomor_registrasi_hapus</w:t>
+      </w:r>
+      <w:proofErr w:type="spellEnd"/>
+      <w:r>
+        <w:rPr>
+          <w:rFonts w:ascii="Courier New" w:eastAsia="Times New Roman" w:hAnsi="Courier New" w:cs="Courier New"/>
+          <w:color w:val="BCBEC4"/>
+          <w:sz w:val="15"/>
+          <w:szCs w:val="15"/>
+          <w:lang w:val="en-ID"/>
+        </w:rPr>
+        <w:br/>
+        <w:t xml:space="preserve">    BUKA file </w:t>
+      </w:r>
+      <w:r>
+        <w:rPr>
+          <w:rFonts w:ascii="Courier New" w:eastAsia="Times New Roman" w:hAnsi="Courier New" w:cs="Courier New"/>
+          <w:color w:val="6AAB73"/>
+          <w:sz w:val="15"/>
+          <w:szCs w:val="15"/>
+          <w:lang w:val="en-ID"/>
+        </w:rPr>
+        <w:t xml:space="preserve">"siswa.txt" </w:t>
+      </w:r>
+      <w:proofErr w:type="spellStart"/>
+      <w:r>
+        <w:rPr>
+          <w:rFonts w:ascii="Courier New" w:eastAsia="Times New Roman" w:hAnsi="Courier New" w:cs="Courier New"/>
+          <w:color w:val="BCBEC4"/>
+          <w:sz w:val="15"/>
+          <w:szCs w:val="15"/>
+          <w:lang w:val="en-ID"/>
+        </w:rPr>
+        <w:t>dalam</w:t>
+      </w:r>
+      <w:proofErr w:type="spellEnd"/>
+      <w:r>
+        <w:rPr>
+          <w:rFonts w:ascii="Courier New" w:eastAsia="Times New Roman" w:hAnsi="Courier New" w:cs="Courier New"/>
+          <w:color w:val="BCBEC4"/>
+          <w:sz w:val="15"/>
+          <w:szCs w:val="15"/>
+          <w:lang w:val="en-ID"/>
+        </w:rPr>
+        <w:t xml:space="preserve"> mode READ</w:t>
+      </w:r>
+      <w:r>
+        <w:rPr>
+          <w:rFonts w:ascii="Courier New" w:eastAsia="Times New Roman" w:hAnsi="Courier New" w:cs="Courier New"/>
+          <w:color w:val="BCBEC4"/>
+          <w:sz w:val="15"/>
+          <w:szCs w:val="15"/>
+          <w:lang w:val="en-ID"/>
+        </w:rPr>
+        <w:br/>
+        <w:t xml:space="preserve">    BUAT array </w:t>
+      </w:r>
+      <w:proofErr w:type="spellStart"/>
+      <w:r>
+        <w:rPr>
+          <w:rFonts w:ascii="Courier New" w:eastAsia="Times New Roman" w:hAnsi="Courier New" w:cs="Courier New"/>
+          <w:color w:val="BCBEC4"/>
+          <w:sz w:val="15"/>
+          <w:szCs w:val="15"/>
+          <w:lang w:val="en-ID"/>
+        </w:rPr>
+        <w:t>sementara</w:t>
+      </w:r>
+      <w:proofErr w:type="spellEnd"/>
+      <w:r>
+        <w:rPr>
+          <w:rFonts w:ascii="Courier New" w:eastAsia="Times New Roman" w:hAnsi="Courier New" w:cs="Courier New"/>
+          <w:color w:val="BCBEC4"/>
+          <w:sz w:val="15"/>
+          <w:szCs w:val="15"/>
+          <w:lang w:val="en-ID"/>
+        </w:rPr>
+        <w:t xml:space="preserve"> </w:t>
+      </w:r>
+      <w:proofErr w:type="spellStart"/>
+      <w:r>
+        <w:rPr>
+          <w:rFonts w:ascii="Courier New" w:eastAsia="Times New Roman" w:hAnsi="Courier New" w:cs="Courier New"/>
+          <w:color w:val="BCBEC4"/>
+          <w:sz w:val="15"/>
+          <w:szCs w:val="15"/>
+          <w:lang w:val="en-ID"/>
+        </w:rPr>
+        <w:t>data_siswa</w:t>
+      </w:r>
+      <w:proofErr w:type="spellEnd"/>
+      <w:r>
+        <w:rPr>
+          <w:rFonts w:ascii="Courier New" w:eastAsia="Times New Roman" w:hAnsi="Courier New" w:cs="Courier New"/>
+          <w:color w:val="BCBEC4"/>
+          <w:sz w:val="15"/>
+          <w:szCs w:val="15"/>
+          <w:lang w:val="en-ID"/>
+        </w:rPr>
+        <w:t>[]</w:t>
+      </w:r>
+      <w:r>
+        <w:rPr>
+          <w:rFonts w:ascii="Courier New" w:eastAsia="Times New Roman" w:hAnsi="Courier New" w:cs="Courier New"/>
+          <w:color w:val="BCBEC4"/>
+          <w:sz w:val="15"/>
+          <w:szCs w:val="15"/>
+          <w:lang w:val="en-ID"/>
+        </w:rPr>
+        <w:br/>
+        <w:t xml:space="preserve">    </w:t>
+      </w:r>
+      <w:r>
+        <w:rPr>
+          <w:rFonts w:ascii="Courier New" w:eastAsia="Times New Roman" w:hAnsi="Courier New" w:cs="Courier New"/>
+          <w:color w:val="BCBEC4"/>
+          <w:sz w:val="15"/>
+          <w:szCs w:val="15"/>
+          <w:lang w:val="en-ID"/>
+        </w:rPr>
+        <w:br/>
+        <w:t xml:space="preserve">    WHILE </w:t>
+      </w:r>
+      <w:proofErr w:type="spellStart"/>
+      <w:r>
+        <w:rPr>
+          <w:rFonts w:ascii="Courier New" w:eastAsia="Times New Roman" w:hAnsi="Courier New" w:cs="Courier New"/>
+          <w:color w:val="56A8F5"/>
+          <w:sz w:val="15"/>
+          <w:szCs w:val="15"/>
+          <w:lang w:val="en-ID"/>
+        </w:rPr>
+        <w:t>belum</w:t>
+      </w:r>
+      <w:proofErr w:type="spellEnd"/>
+      <w:r>
+        <w:rPr>
+          <w:rFonts w:ascii="Courier New" w:eastAsia="Times New Roman" w:hAnsi="Courier New" w:cs="Courier New"/>
+          <w:color w:val="56A8F5"/>
+          <w:sz w:val="15"/>
+          <w:szCs w:val="15"/>
+          <w:lang w:val="en-ID"/>
+        </w:rPr>
+        <w:t xml:space="preserve"> </w:t>
+      </w:r>
+      <w:r>
+        <w:rPr>
+          <w:rFonts w:ascii="Courier New" w:eastAsia="Times New Roman" w:hAnsi="Courier New" w:cs="Courier New"/>
+          <w:color w:val="BCBEC4"/>
+          <w:sz w:val="15"/>
+          <w:szCs w:val="15"/>
+          <w:lang w:val="en-ID"/>
+        </w:rPr>
+        <w:t>EOF DO</w:t>
+      </w:r>
+      <w:r>
+        <w:rPr>
+          <w:rFonts w:ascii="Courier New" w:eastAsia="Times New Roman" w:hAnsi="Courier New" w:cs="Courier New"/>
+          <w:color w:val="BCBEC4"/>
+          <w:sz w:val="15"/>
+          <w:szCs w:val="15"/>
+          <w:lang w:val="en-ID"/>
+        </w:rPr>
+        <w:br/>
+        <w:t xml:space="preserve">        BACA baris </w:t>
+      </w:r>
+      <w:proofErr w:type="spellStart"/>
+      <w:r>
+        <w:rPr>
+          <w:rFonts w:ascii="Courier New" w:eastAsia="Times New Roman" w:hAnsi="Courier New" w:cs="Courier New"/>
+          <w:color w:val="BCBEC4"/>
+          <w:sz w:val="15"/>
+          <w:szCs w:val="15"/>
+          <w:lang w:val="en-ID"/>
+        </w:rPr>
+        <w:t>dari</w:t>
+      </w:r>
+      <w:proofErr w:type="spellEnd"/>
+      <w:r>
+        <w:rPr>
+          <w:rFonts w:ascii="Courier New" w:eastAsia="Times New Roman" w:hAnsi="Courier New" w:cs="Courier New"/>
+          <w:color w:val="BCBEC4"/>
+          <w:sz w:val="15"/>
+          <w:szCs w:val="15"/>
+          <w:lang w:val="en-ID"/>
+        </w:rPr>
+        <w:t xml:space="preserve"> file</w:t>
+      </w:r>
+      <w:r>
+        <w:rPr>
+          <w:rFonts w:ascii="Courier New" w:eastAsia="Times New Roman" w:hAnsi="Courier New" w:cs="Courier New"/>
+          <w:color w:val="BCBEC4"/>
+          <w:sz w:val="15"/>
+          <w:szCs w:val="15"/>
+          <w:lang w:val="en-ID"/>
+        </w:rPr>
+        <w:br/>
+        <w:t xml:space="preserve">        SPLIT baris </w:t>
+      </w:r>
+      <w:proofErr w:type="spellStart"/>
+      <w:r>
+        <w:rPr>
+          <w:rFonts w:ascii="Courier New" w:eastAsia="Times New Roman" w:hAnsi="Courier New" w:cs="Courier New"/>
+          <w:color w:val="BCBEC4"/>
+          <w:sz w:val="15"/>
+          <w:szCs w:val="15"/>
+          <w:lang w:val="en-ID"/>
+        </w:rPr>
+        <w:t>dengan</w:t>
+      </w:r>
+      <w:proofErr w:type="spellEnd"/>
+      <w:r>
+        <w:rPr>
+          <w:rFonts w:ascii="Courier New" w:eastAsia="Times New Roman" w:hAnsi="Courier New" w:cs="Courier New"/>
+          <w:color w:val="BCBEC4"/>
+          <w:sz w:val="15"/>
+          <w:szCs w:val="15"/>
+          <w:lang w:val="en-ID"/>
+        </w:rPr>
+        <w:t xml:space="preserve"> delimiter </w:t>
+      </w:r>
+      <w:r>
+        <w:rPr>
+          <w:rFonts w:ascii="Courier New" w:eastAsia="Times New Roman" w:hAnsi="Courier New" w:cs="Courier New"/>
+          <w:color w:val="6AAB73"/>
+          <w:sz w:val="15"/>
+          <w:szCs w:val="15"/>
+          <w:lang w:val="en-ID"/>
+        </w:rPr>
+        <w:t>"|"</w:t>
+      </w:r>
+      <w:r>
+        <w:rPr>
+          <w:rFonts w:ascii="Courier New" w:eastAsia="Times New Roman" w:hAnsi="Courier New" w:cs="Courier New"/>
+          <w:color w:val="6AAB73"/>
+          <w:sz w:val="15"/>
+          <w:szCs w:val="15"/>
+          <w:lang w:val="en-ID"/>
+        </w:rPr>
+        <w:br/>
+        <w:t xml:space="preserve">        </w:t>
+      </w:r>
+      <w:r>
+        <w:rPr>
+          <w:rFonts w:ascii="Courier New" w:eastAsia="Times New Roman" w:hAnsi="Courier New" w:cs="Courier New"/>
+          <w:color w:val="BCBEC4"/>
+          <w:sz w:val="15"/>
+          <w:szCs w:val="15"/>
+          <w:lang w:val="en-ID"/>
+        </w:rPr>
+        <w:t xml:space="preserve">IF </w:t>
+      </w:r>
+      <w:proofErr w:type="spellStart"/>
+      <w:r>
+        <w:rPr>
+          <w:rFonts w:ascii="Courier New" w:eastAsia="Times New Roman" w:hAnsi="Courier New" w:cs="Courier New"/>
+          <w:color w:val="BCBEC4"/>
+          <w:sz w:val="15"/>
+          <w:szCs w:val="15"/>
+          <w:lang w:val="en-ID"/>
+        </w:rPr>
+        <w:t>nomor_registrasi</w:t>
+      </w:r>
+      <w:proofErr w:type="spellEnd"/>
+      <w:r>
+        <w:rPr>
+          <w:rFonts w:ascii="Courier New" w:eastAsia="Times New Roman" w:hAnsi="Courier New" w:cs="Courier New"/>
+          <w:color w:val="BCBEC4"/>
+          <w:sz w:val="15"/>
+          <w:szCs w:val="15"/>
+          <w:lang w:val="en-ID"/>
+        </w:rPr>
+        <w:t xml:space="preserve"> ≠ </w:t>
+      </w:r>
+      <w:proofErr w:type="spellStart"/>
+      <w:r>
+        <w:rPr>
+          <w:rFonts w:ascii="Courier New" w:eastAsia="Times New Roman" w:hAnsi="Courier New" w:cs="Courier New"/>
+          <w:color w:val="BCBEC4"/>
+          <w:sz w:val="15"/>
+          <w:szCs w:val="15"/>
+          <w:lang w:val="en-ID"/>
+        </w:rPr>
+        <w:t>nomor_registrasi_hapus</w:t>
+      </w:r>
+      <w:proofErr w:type="spellEnd"/>
+      <w:r>
+        <w:rPr>
+          <w:rFonts w:ascii="Courier New" w:eastAsia="Times New Roman" w:hAnsi="Courier New" w:cs="Courier New"/>
+          <w:color w:val="BCBEC4"/>
+          <w:sz w:val="15"/>
+          <w:szCs w:val="15"/>
+          <w:lang w:val="en-ID"/>
+        </w:rPr>
+        <w:t xml:space="preserve"> THEN</w:t>
+      </w:r>
+      <w:r>
+        <w:rPr>
+          <w:rFonts w:ascii="Courier New" w:eastAsia="Times New Roman" w:hAnsi="Courier New" w:cs="Courier New"/>
+          <w:color w:val="BCBEC4"/>
+          <w:sz w:val="15"/>
+          <w:szCs w:val="15"/>
+          <w:lang w:val="en-ID"/>
+        </w:rPr>
+        <w:br/>
+        <w:t xml:space="preserve">            TAMBAH </w:t>
+      </w:r>
+      <w:proofErr w:type="spellStart"/>
+      <w:r>
+        <w:rPr>
+          <w:rFonts w:ascii="Courier New" w:eastAsia="Times New Roman" w:hAnsi="Courier New" w:cs="Courier New"/>
+          <w:color w:val="BCBEC4"/>
+          <w:sz w:val="15"/>
+          <w:szCs w:val="15"/>
+          <w:lang w:val="en-ID"/>
+        </w:rPr>
+        <w:t>ke</w:t>
+      </w:r>
+      <w:proofErr w:type="spellEnd"/>
+      <w:r>
+        <w:rPr>
+          <w:rFonts w:ascii="Courier New" w:eastAsia="Times New Roman" w:hAnsi="Courier New" w:cs="Courier New"/>
+          <w:color w:val="BCBEC4"/>
+          <w:sz w:val="15"/>
+          <w:szCs w:val="15"/>
+          <w:lang w:val="en-ID"/>
+        </w:rPr>
+        <w:t xml:space="preserve"> </w:t>
+      </w:r>
+      <w:proofErr w:type="spellStart"/>
+      <w:r>
+        <w:rPr>
+          <w:rFonts w:ascii="Courier New" w:eastAsia="Times New Roman" w:hAnsi="Courier New" w:cs="Courier New"/>
+          <w:color w:val="BCBEC4"/>
+          <w:sz w:val="15"/>
+          <w:szCs w:val="15"/>
+          <w:lang w:val="en-ID"/>
+        </w:rPr>
+        <w:t>data_siswa</w:t>
+      </w:r>
+      <w:proofErr w:type="spellEnd"/>
+      <w:r>
+        <w:rPr>
+          <w:rFonts w:ascii="Courier New" w:eastAsia="Times New Roman" w:hAnsi="Courier New" w:cs="Courier New"/>
+          <w:color w:val="BCBEC4"/>
+          <w:sz w:val="15"/>
+          <w:szCs w:val="15"/>
+          <w:lang w:val="en-ID"/>
+        </w:rPr>
+        <w:t>[]</w:t>
+      </w:r>
+      <w:r>
+        <w:rPr>
+          <w:rFonts w:ascii="Courier New" w:eastAsia="Times New Roman" w:hAnsi="Courier New" w:cs="Courier New"/>
+          <w:color w:val="BCBEC4"/>
+          <w:sz w:val="15"/>
+          <w:szCs w:val="15"/>
+          <w:lang w:val="en-ID"/>
+        </w:rPr>
+        <w:br/>
+        <w:t xml:space="preserve">        END IF</w:t>
+      </w:r>
+      <w:r>
+        <w:rPr>
+          <w:rFonts w:ascii="Courier New" w:eastAsia="Times New Roman" w:hAnsi="Courier New" w:cs="Courier New"/>
+          <w:color w:val="BCBEC4"/>
+          <w:sz w:val="15"/>
+          <w:szCs w:val="15"/>
+          <w:lang w:val="en-ID"/>
+        </w:rPr>
+        <w:br/>
+        <w:t xml:space="preserve">    END WHILE</w:t>
+      </w:r>
+      <w:r>
+        <w:rPr>
+          <w:rFonts w:ascii="Courier New" w:eastAsia="Times New Roman" w:hAnsi="Courier New" w:cs="Courier New"/>
+          <w:color w:val="BCBEC4"/>
+          <w:sz w:val="15"/>
+          <w:szCs w:val="15"/>
+          <w:lang w:val="en-ID"/>
+        </w:rPr>
+        <w:br/>
+        <w:t xml:space="preserve">    TUTUP file</w:t>
+      </w:r>
+      <w:r>
+        <w:rPr>
+          <w:rFonts w:ascii="Courier New" w:eastAsia="Times New Roman" w:hAnsi="Courier New" w:cs="Courier New"/>
+          <w:color w:val="BCBEC4"/>
+          <w:sz w:val="15"/>
+          <w:szCs w:val="15"/>
+          <w:lang w:val="en-ID"/>
+        </w:rPr>
+        <w:br/>
+        <w:t xml:space="preserve">    </w:t>
+      </w:r>
+      <w:r>
+        <w:rPr>
+          <w:rFonts w:ascii="Courier New" w:eastAsia="Times New Roman" w:hAnsi="Courier New" w:cs="Courier New"/>
+          <w:color w:val="BCBEC4"/>
+          <w:sz w:val="15"/>
+          <w:szCs w:val="15"/>
+          <w:lang w:val="en-ID"/>
+        </w:rPr>
+        <w:br/>
+        <w:t xml:space="preserve">    BUKA file </w:t>
+      </w:r>
+      <w:r>
+        <w:rPr>
+          <w:rFonts w:ascii="Courier New" w:eastAsia="Times New Roman" w:hAnsi="Courier New" w:cs="Courier New"/>
+          <w:color w:val="6AAB73"/>
+          <w:sz w:val="15"/>
+          <w:szCs w:val="15"/>
+          <w:lang w:val="en-ID"/>
+        </w:rPr>
+        <w:t xml:space="preserve">"siswa.txt" </w:t>
+      </w:r>
+      <w:proofErr w:type="spellStart"/>
+      <w:r>
+        <w:rPr>
+          <w:rFonts w:ascii="Courier New" w:eastAsia="Times New Roman" w:hAnsi="Courier New" w:cs="Courier New"/>
+          <w:color w:val="BCBEC4"/>
+          <w:sz w:val="15"/>
+          <w:szCs w:val="15"/>
+          <w:lang w:val="en-ID"/>
+        </w:rPr>
+        <w:t>dalam</w:t>
+      </w:r>
+      <w:proofErr w:type="spellEnd"/>
+      <w:r>
+        <w:rPr>
+          <w:rFonts w:ascii="Courier New" w:eastAsia="Times New Roman" w:hAnsi="Courier New" w:cs="Courier New"/>
+          <w:color w:val="BCBEC4"/>
+          <w:sz w:val="15"/>
+          <w:szCs w:val="15"/>
+          <w:lang w:val="en-ID"/>
+        </w:rPr>
+        <w:t xml:space="preserve"> mode WRITE</w:t>
+      </w:r>
+      <w:r>
+        <w:rPr>
+          <w:rFonts w:ascii="Courier New" w:eastAsia="Times New Roman" w:hAnsi="Courier New" w:cs="Courier New"/>
+          <w:color w:val="BCBEC4"/>
+          <w:sz w:val="15"/>
+          <w:szCs w:val="15"/>
+          <w:lang w:val="en-ID"/>
+        </w:rPr>
+        <w:br/>
+        <w:t xml:space="preserve">    FOR </w:t>
+      </w:r>
+      <w:proofErr w:type="spellStart"/>
+      <w:r>
+        <w:rPr>
+          <w:rFonts w:ascii="Courier New" w:eastAsia="Times New Roman" w:hAnsi="Courier New" w:cs="Courier New"/>
+          <w:color w:val="BCBEC4"/>
+          <w:sz w:val="15"/>
+          <w:szCs w:val="15"/>
+          <w:lang w:val="en-ID"/>
+        </w:rPr>
+        <w:t>setiap</w:t>
+      </w:r>
+      <w:proofErr w:type="spellEnd"/>
+      <w:r>
+        <w:rPr>
+          <w:rFonts w:ascii="Courier New" w:eastAsia="Times New Roman" w:hAnsi="Courier New" w:cs="Courier New"/>
+          <w:color w:val="BCBEC4"/>
+          <w:sz w:val="15"/>
+          <w:szCs w:val="15"/>
+          <w:lang w:val="en-ID"/>
+        </w:rPr>
+        <w:t xml:space="preserve"> data </w:t>
+      </w:r>
+      <w:proofErr w:type="spellStart"/>
+      <w:r>
+        <w:rPr>
+          <w:rFonts w:ascii="Courier New" w:eastAsia="Times New Roman" w:hAnsi="Courier New" w:cs="Courier New"/>
+          <w:color w:val="BCBEC4"/>
+          <w:sz w:val="15"/>
+          <w:szCs w:val="15"/>
+          <w:lang w:val="en-ID"/>
+        </w:rPr>
+        <w:t>dalam</w:t>
+      </w:r>
+      <w:proofErr w:type="spellEnd"/>
+      <w:r>
+        <w:rPr>
+          <w:rFonts w:ascii="Courier New" w:eastAsia="Times New Roman" w:hAnsi="Courier New" w:cs="Courier New"/>
+          <w:color w:val="BCBEC4"/>
+          <w:sz w:val="15"/>
+          <w:szCs w:val="15"/>
+          <w:lang w:val="en-ID"/>
+        </w:rPr>
+        <w:t xml:space="preserve"> </w:t>
+      </w:r>
+      <w:proofErr w:type="spellStart"/>
+      <w:r>
+        <w:rPr>
+          <w:rFonts w:ascii="Courier New" w:eastAsia="Times New Roman" w:hAnsi="Courier New" w:cs="Courier New"/>
+          <w:color w:val="BCBEC4"/>
+          <w:sz w:val="15"/>
+          <w:szCs w:val="15"/>
+          <w:lang w:val="en-ID"/>
+        </w:rPr>
+        <w:t>data_siswa</w:t>
+      </w:r>
+      <w:proofErr w:type="spellEnd"/>
+      <w:r>
+        <w:rPr>
+          <w:rFonts w:ascii="Courier New" w:eastAsia="Times New Roman" w:hAnsi="Courier New" w:cs="Courier New"/>
+          <w:color w:val="BCBEC4"/>
+          <w:sz w:val="15"/>
+          <w:szCs w:val="15"/>
+          <w:lang w:val="en-ID"/>
+        </w:rPr>
+        <w:t>[] DO</w:t>
+      </w:r>
+      <w:r>
+        <w:rPr>
+          <w:rFonts w:ascii="Courier New" w:eastAsia="Times New Roman" w:hAnsi="Courier New" w:cs="Courier New"/>
+          <w:color w:val="BCBEC4"/>
+          <w:sz w:val="15"/>
+          <w:szCs w:val="15"/>
+          <w:lang w:val="en-ID"/>
+        </w:rPr>
+        <w:br/>
+        <w:t xml:space="preserve">        TULIS data </w:t>
+      </w:r>
+      <w:proofErr w:type="spellStart"/>
+      <w:r>
+        <w:rPr>
+          <w:rFonts w:ascii="Courier New" w:eastAsia="Times New Roman" w:hAnsi="Courier New" w:cs="Courier New"/>
+          <w:color w:val="BCBEC4"/>
+          <w:sz w:val="15"/>
+          <w:szCs w:val="15"/>
+          <w:lang w:val="en-ID"/>
+        </w:rPr>
+        <w:t>ke</w:t>
+      </w:r>
+      <w:proofErr w:type="spellEnd"/>
+      <w:r>
+        <w:rPr>
+          <w:rFonts w:ascii="Courier New" w:eastAsia="Times New Roman" w:hAnsi="Courier New" w:cs="Courier New"/>
+          <w:color w:val="BCBEC4"/>
+          <w:sz w:val="15"/>
+          <w:szCs w:val="15"/>
+          <w:lang w:val="en-ID"/>
+        </w:rPr>
+        <w:t xml:space="preserve"> file</w:t>
+      </w:r>
+      <w:r>
+        <w:rPr>
+          <w:rFonts w:ascii="Courier New" w:eastAsia="Times New Roman" w:hAnsi="Courier New" w:cs="Courier New"/>
+          <w:color w:val="BCBEC4"/>
+          <w:sz w:val="15"/>
+          <w:szCs w:val="15"/>
+          <w:lang w:val="en-ID"/>
+        </w:rPr>
+        <w:br/>
+        <w:t xml:space="preserve">    END FOR</w:t>
+      </w:r>
+      <w:r>
+        <w:rPr>
+          <w:rFonts w:ascii="Courier New" w:eastAsia="Times New Roman" w:hAnsi="Courier New" w:cs="Courier New"/>
+          <w:color w:val="BCBEC4"/>
+          <w:sz w:val="15"/>
+          <w:szCs w:val="15"/>
+          <w:lang w:val="en-ID"/>
+        </w:rPr>
+        <w:br/>
+        <w:t xml:space="preserve">    TUTUP file</w:t>
+      </w:r>
+      <w:r>
+        <w:rPr>
+          <w:rFonts w:ascii="Courier New" w:eastAsia="Times New Roman" w:hAnsi="Courier New" w:cs="Courier New"/>
+          <w:color w:val="BCBEC4"/>
+          <w:sz w:val="15"/>
+          <w:szCs w:val="15"/>
+          <w:lang w:val="en-ID"/>
+        </w:rPr>
+        <w:br/>
+        <w:t xml:space="preserve">    TAMPILKAN </w:t>
+      </w:r>
+      <w:r>
+        <w:rPr>
+          <w:rFonts w:ascii="Courier New" w:eastAsia="Times New Roman" w:hAnsi="Courier New" w:cs="Courier New"/>
+          <w:color w:val="6AAB73"/>
+          <w:sz w:val="15"/>
+          <w:szCs w:val="15"/>
+          <w:lang w:val="en-ID"/>
+        </w:rPr>
+        <w:t xml:space="preserve">"Data </w:t>
+      </w:r>
+      <w:proofErr w:type="spellStart"/>
+      <w:r>
+        <w:rPr>
+          <w:rFonts w:ascii="Courier New" w:eastAsia="Times New Roman" w:hAnsi="Courier New" w:cs="Courier New"/>
+          <w:color w:val="6AAB73"/>
+          <w:sz w:val="15"/>
+          <w:szCs w:val="15"/>
+          <w:lang w:val="en-ID"/>
+        </w:rPr>
+        <w:t>berhasil</w:t>
+      </w:r>
+      <w:proofErr w:type="spellEnd"/>
+      <w:r>
+        <w:rPr>
+          <w:rFonts w:ascii="Courier New" w:eastAsia="Times New Roman" w:hAnsi="Courier New" w:cs="Courier New"/>
+          <w:color w:val="6AAB73"/>
+          <w:sz w:val="15"/>
+          <w:szCs w:val="15"/>
+          <w:lang w:val="en-ID"/>
+        </w:rPr>
+        <w:t xml:space="preserve"> </w:t>
+      </w:r>
+      <w:proofErr w:type="spellStart"/>
+      <w:r>
+        <w:rPr>
+          <w:rFonts w:ascii="Courier New" w:eastAsia="Times New Roman" w:hAnsi="Courier New" w:cs="Courier New"/>
+          <w:color w:val="6AAB73"/>
+          <w:sz w:val="15"/>
+          <w:szCs w:val="15"/>
+          <w:lang w:val="en-ID"/>
+        </w:rPr>
+        <w:t>dihapus</w:t>
+      </w:r>
+      <w:proofErr w:type="spellEnd"/>
+      <w:r>
+        <w:rPr>
+          <w:rFonts w:ascii="Courier New" w:eastAsia="Times New Roman" w:hAnsi="Courier New" w:cs="Courier New"/>
+          <w:color w:val="6AAB73"/>
+          <w:sz w:val="15"/>
+          <w:szCs w:val="15"/>
+          <w:lang w:val="en-ID"/>
+        </w:rPr>
+        <w:t>"</w:t>
+      </w:r>
+      <w:r>
+        <w:rPr>
+          <w:rFonts w:ascii="Courier New" w:eastAsia="Times New Roman" w:hAnsi="Courier New" w:cs="Courier New"/>
+          <w:color w:val="6AAB73"/>
+          <w:sz w:val="15"/>
+          <w:szCs w:val="15"/>
+          <w:lang w:val="en-ID"/>
+        </w:rPr>
+        <w:br/>
+      </w:r>
+      <w:r>
+        <w:rPr>
+          <w:rFonts w:ascii="Courier New" w:eastAsia="Times New Roman" w:hAnsi="Courier New" w:cs="Courier New"/>
+          <w:color w:val="BCBEC4"/>
+          <w:sz w:val="15"/>
+          <w:szCs w:val="15"/>
+          <w:lang w:val="en-ID"/>
+        </w:rPr>
+        <w:t>END</w:t>
+      </w:r>
+    </w:p>
+    <w:p>
+      <w:pPr>
+        <w:shd w:val="clear" w:color="auto" w:fill="auto"/>
+        <w:tabs>
+          <w:tab w:val="left" w:pos="499"/>
+        </w:tabs>
+        <w:spacing w:after="0" w:line="360" w:lineRule="auto"/>
+        <w:rPr>
+          <w:rFonts w:asciiTheme="majorBidi" w:hAnsiTheme="majorBidi" w:cstheme="majorBidi"/>
+          <w:color w:val="auto"/>
+          <w:sz w:val="24"/>
+          <w:szCs w:val="24"/>
+        </w:rPr>
+      </w:pPr>
+      <w:r>
+        <w:rPr>
+          <w:rFonts w:asciiTheme="majorBidi" w:hAnsiTheme="majorBidi" w:cstheme="majorBidi"/>
+          <w:color w:val="auto"/>
+          <w:sz w:val="24"/>
+          <w:szCs w:val="24"/>
+        </w:rPr>
+        <w:tab/>
+      </w:r>
+      <w:proofErr w:type="spellStart"/>
+      <w:r>
+        <w:rPr>
+          <w:rFonts w:asciiTheme="majorBidi" w:hAnsiTheme="majorBidi" w:cstheme="majorBidi"/>
+          <w:color w:val="auto"/>
+          <w:sz w:val="24"/>
+          <w:szCs w:val="24"/>
+        </w:rPr>
+        <w:t>Psuedo</w:t>
+      </w:r>
+      <w:proofErr w:type="spellEnd"/>
+      <w:r>
+        <w:rPr>
+          <w:rFonts w:asciiTheme="majorBidi" w:hAnsiTheme="majorBidi" w:cstheme="majorBidi"/>
+          <w:color w:val="auto"/>
+          <w:sz w:val="24"/>
+          <w:szCs w:val="24"/>
+        </w:rPr>
+        <w:t xml:space="preserve"> Code Cari</w:t>
+      </w:r>
+    </w:p>
+    <w:p>
+      <w:pPr>
+        <w:shd w:val="clear" w:color="auto" w:fill="1E1F22"/>
+        <w:tabs>
+          <w:tab w:val="left" w:pos="916"/>
+          <w:tab w:val="left" w:pos="1832"/>
+          <w:tab w:val="left" w:pos="2748"/>
+          <w:tab w:val="left" w:pos="3664"/>
+          <w:tab w:val="left" w:pos="4580"/>
+          <w:tab w:val="left" w:pos="5496"/>
+          <w:tab w:val="left" w:pos="6412"/>
+          <w:tab w:val="left" w:pos="7328"/>
+          <w:tab w:val="left" w:pos="8244"/>
+          <w:tab w:val="left" w:pos="9160"/>
+          <w:tab w:val="left" w:pos="10076"/>
+          <w:tab w:val="left" w:pos="10992"/>
+          <w:tab w:val="left" w:pos="11908"/>
+          <w:tab w:val="left" w:pos="12824"/>
+          <w:tab w:val="left" w:pos="13740"/>
+          <w:tab w:val="left" w:pos="14656"/>
+        </w:tabs>
+        <w:spacing w:after="0" w:line="240" w:lineRule="auto"/>
+        <w:ind w:left="426"/>
+        <w:jc w:val="left"/>
+        <w:rPr>
+          <w:rFonts w:ascii="Courier New" w:eastAsia="Times New Roman" w:hAnsi="Courier New" w:cs="Courier New"/>
+          <w:color w:val="BCBEC4"/>
+          <w:sz w:val="15"/>
+          <w:szCs w:val="15"/>
+          <w:lang w:val="en-ID"/>
+        </w:rPr>
+      </w:pPr>
+      <w:r>
+        <w:rPr>
+          <w:rFonts w:ascii="Courier New" w:eastAsia="Times New Roman" w:hAnsi="Courier New" w:cs="Courier New"/>
+          <w:color w:val="BCBEC4"/>
+          <w:sz w:val="15"/>
+          <w:szCs w:val="15"/>
+          <w:lang w:val="en-ID"/>
+        </w:rPr>
+        <w:t xml:space="preserve">BEGIN </w:t>
+      </w:r>
+      <w:proofErr w:type="spellStart"/>
+      <w:r>
+        <w:rPr>
+          <w:rFonts w:ascii="Courier New" w:eastAsia="Times New Roman" w:hAnsi="Courier New" w:cs="Courier New"/>
+          <w:color w:val="BCBEC4"/>
+          <w:sz w:val="15"/>
+          <w:szCs w:val="15"/>
+          <w:lang w:val="en-ID"/>
+        </w:rPr>
+        <w:t>HapusSiswa</w:t>
+      </w:r>
+      <w:proofErr w:type="spellEnd"/>
+      <w:r>
+        <w:rPr>
+          <w:rFonts w:ascii="Courier New" w:eastAsia="Times New Roman" w:hAnsi="Courier New" w:cs="Courier New"/>
+          <w:color w:val="BCBEC4"/>
+          <w:sz w:val="15"/>
+          <w:szCs w:val="15"/>
+          <w:lang w:val="en-ID"/>
+        </w:rPr>
+        <w:br/>
+        <w:t xml:space="preserve">    INPUT </w:t>
+      </w:r>
+      <w:proofErr w:type="spellStart"/>
+      <w:r>
+        <w:rPr>
+          <w:rFonts w:ascii="Courier New" w:eastAsia="Times New Roman" w:hAnsi="Courier New" w:cs="Courier New"/>
+          <w:color w:val="BCBEC4"/>
+          <w:sz w:val="15"/>
+          <w:szCs w:val="15"/>
+          <w:lang w:val="en-ID"/>
+        </w:rPr>
+        <w:t>nomor_registrasi_hapus</w:t>
+      </w:r>
+      <w:proofErr w:type="spellEnd"/>
+      <w:r>
+        <w:rPr>
+          <w:rFonts w:ascii="Courier New" w:eastAsia="Times New Roman" w:hAnsi="Courier New" w:cs="Courier New"/>
+          <w:color w:val="BCBEC4"/>
+          <w:sz w:val="15"/>
+          <w:szCs w:val="15"/>
+          <w:lang w:val="en-ID"/>
+        </w:rPr>
+        <w:br/>
+        <w:t xml:space="preserve">    BUKA file </w:t>
+      </w:r>
+      <w:r>
+        <w:rPr>
+          <w:rFonts w:ascii="Courier New" w:eastAsia="Times New Roman" w:hAnsi="Courier New" w:cs="Courier New"/>
+          <w:color w:val="6AAB73"/>
+          <w:sz w:val="15"/>
+          <w:szCs w:val="15"/>
+          <w:lang w:val="en-ID"/>
+        </w:rPr>
+        <w:t xml:space="preserve">"siswa.txt" </w:t>
+      </w:r>
+      <w:proofErr w:type="spellStart"/>
+      <w:r>
+        <w:rPr>
+          <w:rFonts w:ascii="Courier New" w:eastAsia="Times New Roman" w:hAnsi="Courier New" w:cs="Courier New"/>
+          <w:color w:val="BCBEC4"/>
+          <w:sz w:val="15"/>
+          <w:szCs w:val="15"/>
+          <w:lang w:val="en-ID"/>
+        </w:rPr>
+        <w:t>dalam</w:t>
+      </w:r>
+      <w:proofErr w:type="spellEnd"/>
+      <w:r>
+        <w:rPr>
+          <w:rFonts w:ascii="Courier New" w:eastAsia="Times New Roman" w:hAnsi="Courier New" w:cs="Courier New"/>
+          <w:color w:val="BCBEC4"/>
+          <w:sz w:val="15"/>
+          <w:szCs w:val="15"/>
+          <w:lang w:val="en-ID"/>
+        </w:rPr>
+        <w:t xml:space="preserve"> mode READ</w:t>
+      </w:r>
+      <w:r>
+        <w:rPr>
+          <w:rFonts w:ascii="Courier New" w:eastAsia="Times New Roman" w:hAnsi="Courier New" w:cs="Courier New"/>
+          <w:color w:val="BCBEC4"/>
+          <w:sz w:val="15"/>
+          <w:szCs w:val="15"/>
+          <w:lang w:val="en-ID"/>
+        </w:rPr>
+        <w:br/>
+        <w:t xml:space="preserve">    BUAT array </w:t>
+      </w:r>
+      <w:proofErr w:type="spellStart"/>
+      <w:r>
+        <w:rPr>
+          <w:rFonts w:ascii="Courier New" w:eastAsia="Times New Roman" w:hAnsi="Courier New" w:cs="Courier New"/>
+          <w:color w:val="BCBEC4"/>
+          <w:sz w:val="15"/>
+          <w:szCs w:val="15"/>
+          <w:lang w:val="en-ID"/>
+        </w:rPr>
+        <w:t>sementara</w:t>
+      </w:r>
+      <w:proofErr w:type="spellEnd"/>
+      <w:r>
+        <w:rPr>
+          <w:rFonts w:ascii="Courier New" w:eastAsia="Times New Roman" w:hAnsi="Courier New" w:cs="Courier New"/>
+          <w:color w:val="BCBEC4"/>
+          <w:sz w:val="15"/>
+          <w:szCs w:val="15"/>
+          <w:lang w:val="en-ID"/>
+        </w:rPr>
+        <w:t xml:space="preserve"> </w:t>
+      </w:r>
+      <w:proofErr w:type="spellStart"/>
+      <w:r>
+        <w:rPr>
+          <w:rFonts w:ascii="Courier New" w:eastAsia="Times New Roman" w:hAnsi="Courier New" w:cs="Courier New"/>
+          <w:color w:val="BCBEC4"/>
+          <w:sz w:val="15"/>
+          <w:szCs w:val="15"/>
+          <w:lang w:val="en-ID"/>
+        </w:rPr>
+        <w:t>data_siswa</w:t>
+      </w:r>
+      <w:proofErr w:type="spellEnd"/>
+      <w:r>
+        <w:rPr>
+          <w:rFonts w:ascii="Courier New" w:eastAsia="Times New Roman" w:hAnsi="Courier New" w:cs="Courier New"/>
+          <w:color w:val="BCBEC4"/>
+          <w:sz w:val="15"/>
+          <w:szCs w:val="15"/>
+          <w:lang w:val="en-ID"/>
+        </w:rPr>
+        <w:t>[]</w:t>
+      </w:r>
+      <w:r>
+        <w:rPr>
+          <w:rFonts w:ascii="Courier New" w:eastAsia="Times New Roman" w:hAnsi="Courier New" w:cs="Courier New"/>
+          <w:color w:val="BCBEC4"/>
+          <w:sz w:val="15"/>
+          <w:szCs w:val="15"/>
+          <w:lang w:val="en-ID"/>
+        </w:rPr>
+        <w:br/>
+        <w:t xml:space="preserve">    </w:t>
+      </w:r>
+      <w:r>
+        <w:rPr>
+          <w:rFonts w:ascii="Courier New" w:eastAsia="Times New Roman" w:hAnsi="Courier New" w:cs="Courier New"/>
+          <w:color w:val="BCBEC4"/>
+          <w:sz w:val="15"/>
+          <w:szCs w:val="15"/>
+          <w:lang w:val="en-ID"/>
+        </w:rPr>
+        <w:br/>
+        <w:t xml:space="preserve">    WHILE </w:t>
+      </w:r>
+      <w:proofErr w:type="spellStart"/>
+      <w:r>
+        <w:rPr>
+          <w:rFonts w:ascii="Courier New" w:eastAsia="Times New Roman" w:hAnsi="Courier New" w:cs="Courier New"/>
+          <w:color w:val="56A8F5"/>
+          <w:sz w:val="15"/>
+          <w:szCs w:val="15"/>
+          <w:lang w:val="en-ID"/>
+        </w:rPr>
+        <w:t>belum</w:t>
+      </w:r>
+      <w:proofErr w:type="spellEnd"/>
+      <w:r>
+        <w:rPr>
+          <w:rFonts w:ascii="Courier New" w:eastAsia="Times New Roman" w:hAnsi="Courier New" w:cs="Courier New"/>
+          <w:color w:val="56A8F5"/>
+          <w:sz w:val="15"/>
+          <w:szCs w:val="15"/>
+          <w:lang w:val="en-ID"/>
+        </w:rPr>
+        <w:t xml:space="preserve"> </w:t>
+      </w:r>
+      <w:r>
+        <w:rPr>
+          <w:rFonts w:ascii="Courier New" w:eastAsia="Times New Roman" w:hAnsi="Courier New" w:cs="Courier New"/>
+          <w:color w:val="BCBEC4"/>
+          <w:sz w:val="15"/>
+          <w:szCs w:val="15"/>
+          <w:lang w:val="en-ID"/>
+        </w:rPr>
+        <w:t>EOF DO</w:t>
+      </w:r>
+      <w:r>
+        <w:rPr>
+          <w:rFonts w:ascii="Courier New" w:eastAsia="Times New Roman" w:hAnsi="Courier New" w:cs="Courier New"/>
+          <w:color w:val="BCBEC4"/>
+          <w:sz w:val="15"/>
+          <w:szCs w:val="15"/>
+          <w:lang w:val="en-ID"/>
+        </w:rPr>
+        <w:br/>
+        <w:t xml:space="preserve">        BACA baris </w:t>
+      </w:r>
+      <w:proofErr w:type="spellStart"/>
+      <w:r>
+        <w:rPr>
+          <w:rFonts w:ascii="Courier New" w:eastAsia="Times New Roman" w:hAnsi="Courier New" w:cs="Courier New"/>
+          <w:color w:val="BCBEC4"/>
+          <w:sz w:val="15"/>
+          <w:szCs w:val="15"/>
+          <w:lang w:val="en-ID"/>
+        </w:rPr>
+        <w:t>dari</w:t>
+      </w:r>
+      <w:proofErr w:type="spellEnd"/>
+      <w:r>
+        <w:rPr>
+          <w:rFonts w:ascii="Courier New" w:eastAsia="Times New Roman" w:hAnsi="Courier New" w:cs="Courier New"/>
+          <w:color w:val="BCBEC4"/>
+          <w:sz w:val="15"/>
+          <w:szCs w:val="15"/>
+          <w:lang w:val="en-ID"/>
+        </w:rPr>
+        <w:t xml:space="preserve"> file</w:t>
+      </w:r>
+      <w:r>
+        <w:rPr>
+          <w:rFonts w:ascii="Courier New" w:eastAsia="Times New Roman" w:hAnsi="Courier New" w:cs="Courier New"/>
+          <w:color w:val="BCBEC4"/>
+          <w:sz w:val="15"/>
+          <w:szCs w:val="15"/>
+          <w:lang w:val="en-ID"/>
+        </w:rPr>
+        <w:br/>
+        <w:t xml:space="preserve">        SPLIT baris </w:t>
+      </w:r>
+      <w:proofErr w:type="spellStart"/>
+      <w:r>
+        <w:rPr>
+          <w:rFonts w:ascii="Courier New" w:eastAsia="Times New Roman" w:hAnsi="Courier New" w:cs="Courier New"/>
+          <w:color w:val="BCBEC4"/>
+          <w:sz w:val="15"/>
+          <w:szCs w:val="15"/>
+          <w:lang w:val="en-ID"/>
+        </w:rPr>
+        <w:t>dengan</w:t>
+      </w:r>
+      <w:proofErr w:type="spellEnd"/>
+      <w:r>
+        <w:rPr>
+          <w:rFonts w:ascii="Courier New" w:eastAsia="Times New Roman" w:hAnsi="Courier New" w:cs="Courier New"/>
+          <w:color w:val="BCBEC4"/>
+          <w:sz w:val="15"/>
+          <w:szCs w:val="15"/>
+          <w:lang w:val="en-ID"/>
+        </w:rPr>
+        <w:t xml:space="preserve"> delimiter </w:t>
+      </w:r>
+      <w:r>
+        <w:rPr>
+          <w:rFonts w:ascii="Courier New" w:eastAsia="Times New Roman" w:hAnsi="Courier New" w:cs="Courier New"/>
+          <w:color w:val="6AAB73"/>
+          <w:sz w:val="15"/>
+          <w:szCs w:val="15"/>
+          <w:lang w:val="en-ID"/>
+        </w:rPr>
+        <w:t>"|"</w:t>
+      </w:r>
+      <w:r>
+        <w:rPr>
+          <w:rFonts w:ascii="Courier New" w:eastAsia="Times New Roman" w:hAnsi="Courier New" w:cs="Courier New"/>
+          <w:color w:val="6AAB73"/>
+          <w:sz w:val="15"/>
+          <w:szCs w:val="15"/>
+          <w:lang w:val="en-ID"/>
+        </w:rPr>
+        <w:br/>
+        <w:t xml:space="preserve">        </w:t>
+      </w:r>
+      <w:r>
+        <w:rPr>
+          <w:rFonts w:ascii="Courier New" w:eastAsia="Times New Roman" w:hAnsi="Courier New" w:cs="Courier New"/>
+          <w:color w:val="BCBEC4"/>
+          <w:sz w:val="15"/>
+          <w:szCs w:val="15"/>
+          <w:lang w:val="en-ID"/>
+        </w:rPr>
+        <w:t xml:space="preserve">IF </w:t>
+      </w:r>
+      <w:proofErr w:type="spellStart"/>
+      <w:r>
+        <w:rPr>
+          <w:rFonts w:ascii="Courier New" w:eastAsia="Times New Roman" w:hAnsi="Courier New" w:cs="Courier New"/>
+          <w:color w:val="BCBEC4"/>
+          <w:sz w:val="15"/>
+          <w:szCs w:val="15"/>
+          <w:lang w:val="en-ID"/>
+        </w:rPr>
+        <w:t>nomor_registrasi</w:t>
+      </w:r>
+      <w:proofErr w:type="spellEnd"/>
+      <w:r>
+        <w:rPr>
+          <w:rFonts w:ascii="Courier New" w:eastAsia="Times New Roman" w:hAnsi="Courier New" w:cs="Courier New"/>
+          <w:color w:val="BCBEC4"/>
+          <w:sz w:val="15"/>
+          <w:szCs w:val="15"/>
+          <w:lang w:val="en-ID"/>
+        </w:rPr>
+        <w:t xml:space="preserve"> ≠ </w:t>
+      </w:r>
+      <w:proofErr w:type="spellStart"/>
+      <w:r>
+        <w:rPr>
+          <w:rFonts w:ascii="Courier New" w:eastAsia="Times New Roman" w:hAnsi="Courier New" w:cs="Courier New"/>
+          <w:color w:val="BCBEC4"/>
+          <w:sz w:val="15"/>
+          <w:szCs w:val="15"/>
+          <w:lang w:val="en-ID"/>
+        </w:rPr>
+        <w:t>nomor_registrasi_hapus</w:t>
+      </w:r>
+      <w:proofErr w:type="spellEnd"/>
+      <w:r>
+        <w:rPr>
+          <w:rFonts w:ascii="Courier New" w:eastAsia="Times New Roman" w:hAnsi="Courier New" w:cs="Courier New"/>
+          <w:color w:val="BCBEC4"/>
+          <w:sz w:val="15"/>
+          <w:szCs w:val="15"/>
+          <w:lang w:val="en-ID"/>
+        </w:rPr>
+        <w:t xml:space="preserve"> THEN</w:t>
+      </w:r>
+      <w:r>
+        <w:rPr>
+          <w:rFonts w:ascii="Courier New" w:eastAsia="Times New Roman" w:hAnsi="Courier New" w:cs="Courier New"/>
+          <w:color w:val="BCBEC4"/>
+          <w:sz w:val="15"/>
+          <w:szCs w:val="15"/>
+          <w:lang w:val="en-ID"/>
+        </w:rPr>
+        <w:br/>
+        <w:t xml:space="preserve">            TAMBAH </w:t>
+      </w:r>
+      <w:proofErr w:type="spellStart"/>
+      <w:r>
+        <w:rPr>
+          <w:rFonts w:ascii="Courier New" w:eastAsia="Times New Roman" w:hAnsi="Courier New" w:cs="Courier New"/>
+          <w:color w:val="BCBEC4"/>
+          <w:sz w:val="15"/>
+          <w:szCs w:val="15"/>
+          <w:lang w:val="en-ID"/>
+        </w:rPr>
+        <w:t>ke</w:t>
+      </w:r>
+      <w:proofErr w:type="spellEnd"/>
+      <w:r>
+        <w:rPr>
+          <w:rFonts w:ascii="Courier New" w:eastAsia="Times New Roman" w:hAnsi="Courier New" w:cs="Courier New"/>
+          <w:color w:val="BCBEC4"/>
+          <w:sz w:val="15"/>
+          <w:szCs w:val="15"/>
+          <w:lang w:val="en-ID"/>
+        </w:rPr>
+        <w:t xml:space="preserve"> </w:t>
+      </w:r>
+      <w:proofErr w:type="spellStart"/>
+      <w:r>
+        <w:rPr>
+          <w:rFonts w:ascii="Courier New" w:eastAsia="Times New Roman" w:hAnsi="Courier New" w:cs="Courier New"/>
+          <w:color w:val="BCBEC4"/>
+          <w:sz w:val="15"/>
+          <w:szCs w:val="15"/>
+          <w:lang w:val="en-ID"/>
+        </w:rPr>
+        <w:t>data_siswa</w:t>
+      </w:r>
+      <w:proofErr w:type="spellEnd"/>
+      <w:r>
+        <w:rPr>
+          <w:rFonts w:ascii="Courier New" w:eastAsia="Times New Roman" w:hAnsi="Courier New" w:cs="Courier New"/>
+          <w:color w:val="BCBEC4"/>
+          <w:sz w:val="15"/>
+          <w:szCs w:val="15"/>
+          <w:lang w:val="en-ID"/>
+        </w:rPr>
+        <w:t>[]</w:t>
+      </w:r>
+      <w:r>
+        <w:rPr>
+          <w:rFonts w:ascii="Courier New" w:eastAsia="Times New Roman" w:hAnsi="Courier New" w:cs="Courier New"/>
+          <w:color w:val="BCBEC4"/>
+          <w:sz w:val="15"/>
+          <w:szCs w:val="15"/>
+          <w:lang w:val="en-ID"/>
+        </w:rPr>
+        <w:br/>
+        <w:t xml:space="preserve">        END IF</w:t>
+      </w:r>
+      <w:r>
+        <w:rPr>
+          <w:rFonts w:ascii="Courier New" w:eastAsia="Times New Roman" w:hAnsi="Courier New" w:cs="Courier New"/>
+          <w:color w:val="BCBEC4"/>
+          <w:sz w:val="15"/>
+          <w:szCs w:val="15"/>
+          <w:lang w:val="en-ID"/>
+        </w:rPr>
+        <w:br/>
+        <w:t xml:space="preserve">    END WHILE</w:t>
+      </w:r>
+      <w:r>
+        <w:rPr>
+          <w:rFonts w:ascii="Courier New" w:eastAsia="Times New Roman" w:hAnsi="Courier New" w:cs="Courier New"/>
+          <w:color w:val="BCBEC4"/>
+          <w:sz w:val="15"/>
+          <w:szCs w:val="15"/>
+          <w:lang w:val="en-ID"/>
+        </w:rPr>
+        <w:br/>
+        <w:t xml:space="preserve">    TUTUP file</w:t>
+      </w:r>
+      <w:r>
+        <w:rPr>
+          <w:rFonts w:ascii="Courier New" w:eastAsia="Times New Roman" w:hAnsi="Courier New" w:cs="Courier New"/>
+          <w:color w:val="BCBEC4"/>
+          <w:sz w:val="15"/>
+          <w:szCs w:val="15"/>
+          <w:lang w:val="en-ID"/>
+        </w:rPr>
+        <w:br/>
+        <w:t xml:space="preserve">    </w:t>
+      </w:r>
+      <w:r>
+        <w:rPr>
+          <w:rFonts w:ascii="Courier New" w:eastAsia="Times New Roman" w:hAnsi="Courier New" w:cs="Courier New"/>
+          <w:color w:val="BCBEC4"/>
+          <w:sz w:val="15"/>
+          <w:szCs w:val="15"/>
+          <w:lang w:val="en-ID"/>
+        </w:rPr>
+        <w:br/>
+        <w:t xml:space="preserve">    BUKA file </w:t>
+      </w:r>
+      <w:r>
+        <w:rPr>
+          <w:rFonts w:ascii="Courier New" w:eastAsia="Times New Roman" w:hAnsi="Courier New" w:cs="Courier New"/>
+          <w:color w:val="6AAB73"/>
+          <w:sz w:val="15"/>
+          <w:szCs w:val="15"/>
+          <w:lang w:val="en-ID"/>
+        </w:rPr>
+        <w:t xml:space="preserve">"siswa.txt" </w:t>
+      </w:r>
+      <w:proofErr w:type="spellStart"/>
+      <w:r>
+        <w:rPr>
+          <w:rFonts w:ascii="Courier New" w:eastAsia="Times New Roman" w:hAnsi="Courier New" w:cs="Courier New"/>
+          <w:color w:val="BCBEC4"/>
+          <w:sz w:val="15"/>
+          <w:szCs w:val="15"/>
+          <w:lang w:val="en-ID"/>
+        </w:rPr>
+        <w:t>dalam</w:t>
+      </w:r>
+      <w:proofErr w:type="spellEnd"/>
+      <w:r>
+        <w:rPr>
+          <w:rFonts w:ascii="Courier New" w:eastAsia="Times New Roman" w:hAnsi="Courier New" w:cs="Courier New"/>
+          <w:color w:val="BCBEC4"/>
+          <w:sz w:val="15"/>
+          <w:szCs w:val="15"/>
+          <w:lang w:val="en-ID"/>
+        </w:rPr>
+        <w:t xml:space="preserve"> mode WRITE</w:t>
+      </w:r>
+      <w:r>
+        <w:rPr>
+          <w:rFonts w:ascii="Courier New" w:eastAsia="Times New Roman" w:hAnsi="Courier New" w:cs="Courier New"/>
+          <w:color w:val="BCBEC4"/>
+          <w:sz w:val="15"/>
+          <w:szCs w:val="15"/>
+          <w:lang w:val="en-ID"/>
+        </w:rPr>
+        <w:br/>
+        <w:t xml:space="preserve">    FOR </w:t>
+      </w:r>
+      <w:proofErr w:type="spellStart"/>
+      <w:r>
+        <w:rPr>
+          <w:rFonts w:ascii="Courier New" w:eastAsia="Times New Roman" w:hAnsi="Courier New" w:cs="Courier New"/>
+          <w:color w:val="BCBEC4"/>
+          <w:sz w:val="15"/>
+          <w:szCs w:val="15"/>
+          <w:lang w:val="en-ID"/>
+        </w:rPr>
+        <w:t>setiap</w:t>
+      </w:r>
+      <w:proofErr w:type="spellEnd"/>
+      <w:r>
+        <w:rPr>
+          <w:rFonts w:ascii="Courier New" w:eastAsia="Times New Roman" w:hAnsi="Courier New" w:cs="Courier New"/>
+          <w:color w:val="BCBEC4"/>
+          <w:sz w:val="15"/>
+          <w:szCs w:val="15"/>
+          <w:lang w:val="en-ID"/>
+        </w:rPr>
+        <w:t xml:space="preserve"> data </w:t>
+      </w:r>
+      <w:proofErr w:type="spellStart"/>
+      <w:r>
+        <w:rPr>
+          <w:rFonts w:ascii="Courier New" w:eastAsia="Times New Roman" w:hAnsi="Courier New" w:cs="Courier New"/>
+          <w:color w:val="BCBEC4"/>
+          <w:sz w:val="15"/>
+          <w:szCs w:val="15"/>
+          <w:lang w:val="en-ID"/>
+        </w:rPr>
+        <w:t>dalam</w:t>
+      </w:r>
+      <w:proofErr w:type="spellEnd"/>
+      <w:r>
+        <w:rPr>
+          <w:rFonts w:ascii="Courier New" w:eastAsia="Times New Roman" w:hAnsi="Courier New" w:cs="Courier New"/>
+          <w:color w:val="BCBEC4"/>
+          <w:sz w:val="15"/>
+          <w:szCs w:val="15"/>
+          <w:lang w:val="en-ID"/>
+        </w:rPr>
+        <w:t xml:space="preserve"> </w:t>
+      </w:r>
+      <w:proofErr w:type="spellStart"/>
+      <w:r>
+        <w:rPr>
+          <w:rFonts w:ascii="Courier New" w:eastAsia="Times New Roman" w:hAnsi="Courier New" w:cs="Courier New"/>
+          <w:color w:val="BCBEC4"/>
+          <w:sz w:val="15"/>
+          <w:szCs w:val="15"/>
+          <w:lang w:val="en-ID"/>
+        </w:rPr>
+        <w:t>data_siswa</w:t>
+      </w:r>
+      <w:proofErr w:type="spellEnd"/>
+      <w:r>
+        <w:rPr>
+          <w:rFonts w:ascii="Courier New" w:eastAsia="Times New Roman" w:hAnsi="Courier New" w:cs="Courier New"/>
+          <w:color w:val="BCBEC4"/>
+          <w:sz w:val="15"/>
+          <w:szCs w:val="15"/>
+          <w:lang w:val="en-ID"/>
+        </w:rPr>
+        <w:t>[] DO</w:t>
+      </w:r>
+      <w:r>
+        <w:rPr>
+          <w:rFonts w:ascii="Courier New" w:eastAsia="Times New Roman" w:hAnsi="Courier New" w:cs="Courier New"/>
+          <w:color w:val="BCBEC4"/>
+          <w:sz w:val="15"/>
+          <w:szCs w:val="15"/>
+          <w:lang w:val="en-ID"/>
+        </w:rPr>
+        <w:br/>
+        <w:t xml:space="preserve">        TULIS data </w:t>
+      </w:r>
+      <w:proofErr w:type="spellStart"/>
+      <w:r>
+        <w:rPr>
+          <w:rFonts w:ascii="Courier New" w:eastAsia="Times New Roman" w:hAnsi="Courier New" w:cs="Courier New"/>
+          <w:color w:val="BCBEC4"/>
+          <w:sz w:val="15"/>
+          <w:szCs w:val="15"/>
+          <w:lang w:val="en-ID"/>
+        </w:rPr>
+        <w:t>ke</w:t>
+      </w:r>
+      <w:proofErr w:type="spellEnd"/>
+      <w:r>
+        <w:rPr>
+          <w:rFonts w:ascii="Courier New" w:eastAsia="Times New Roman" w:hAnsi="Courier New" w:cs="Courier New"/>
+          <w:color w:val="BCBEC4"/>
+          <w:sz w:val="15"/>
+          <w:szCs w:val="15"/>
+          <w:lang w:val="en-ID"/>
+        </w:rPr>
+        <w:t xml:space="preserve"> file</w:t>
+      </w:r>
+      <w:r>
+        <w:rPr>
+          <w:rFonts w:ascii="Courier New" w:eastAsia="Times New Roman" w:hAnsi="Courier New" w:cs="Courier New"/>
+          <w:color w:val="BCBEC4"/>
+          <w:sz w:val="15"/>
+          <w:szCs w:val="15"/>
+          <w:lang w:val="en-ID"/>
+        </w:rPr>
+        <w:br/>
+        <w:t xml:space="preserve">    END FOR</w:t>
+      </w:r>
+      <w:r>
+        <w:rPr>
+          <w:rFonts w:ascii="Courier New" w:eastAsia="Times New Roman" w:hAnsi="Courier New" w:cs="Courier New"/>
+          <w:color w:val="BCBEC4"/>
+          <w:sz w:val="15"/>
+          <w:szCs w:val="15"/>
+          <w:lang w:val="en-ID"/>
+        </w:rPr>
+        <w:br/>
+        <w:t xml:space="preserve">    TUTUP file</w:t>
+      </w:r>
+      <w:r>
+        <w:rPr>
+          <w:rFonts w:ascii="Courier New" w:eastAsia="Times New Roman" w:hAnsi="Courier New" w:cs="Courier New"/>
+          <w:color w:val="BCBEC4"/>
+          <w:sz w:val="15"/>
+          <w:szCs w:val="15"/>
+          <w:lang w:val="en-ID"/>
+        </w:rPr>
+        <w:br/>
+        <w:t xml:space="preserve">    TAMPILKAN </w:t>
+      </w:r>
+      <w:r>
+        <w:rPr>
+          <w:rFonts w:ascii="Courier New" w:eastAsia="Times New Roman" w:hAnsi="Courier New" w:cs="Courier New"/>
+          <w:color w:val="6AAB73"/>
+          <w:sz w:val="15"/>
+          <w:szCs w:val="15"/>
+          <w:lang w:val="en-ID"/>
+        </w:rPr>
+        <w:t xml:space="preserve">"Data </w:t>
+      </w:r>
+      <w:proofErr w:type="spellStart"/>
+      <w:r>
+        <w:rPr>
+          <w:rFonts w:ascii="Courier New" w:eastAsia="Times New Roman" w:hAnsi="Courier New" w:cs="Courier New"/>
+          <w:color w:val="6AAB73"/>
+          <w:sz w:val="15"/>
+          <w:szCs w:val="15"/>
+          <w:lang w:val="en-ID"/>
+        </w:rPr>
+        <w:t>berhasil</w:t>
+      </w:r>
+      <w:proofErr w:type="spellEnd"/>
+      <w:r>
+        <w:rPr>
+          <w:rFonts w:ascii="Courier New" w:eastAsia="Times New Roman" w:hAnsi="Courier New" w:cs="Courier New"/>
+          <w:color w:val="6AAB73"/>
+          <w:sz w:val="15"/>
+          <w:szCs w:val="15"/>
+          <w:lang w:val="en-ID"/>
+        </w:rPr>
+        <w:t xml:space="preserve"> </w:t>
+      </w:r>
+      <w:proofErr w:type="spellStart"/>
+      <w:r>
+        <w:rPr>
+          <w:rFonts w:ascii="Courier New" w:eastAsia="Times New Roman" w:hAnsi="Courier New" w:cs="Courier New"/>
+          <w:color w:val="6AAB73"/>
+          <w:sz w:val="15"/>
+          <w:szCs w:val="15"/>
+          <w:lang w:val="en-ID"/>
+        </w:rPr>
+        <w:t>dihapus</w:t>
+      </w:r>
+      <w:proofErr w:type="spellEnd"/>
+      <w:r>
+        <w:rPr>
+          <w:rFonts w:ascii="Courier New" w:eastAsia="Times New Roman" w:hAnsi="Courier New" w:cs="Courier New"/>
+          <w:color w:val="6AAB73"/>
+          <w:sz w:val="15"/>
+          <w:szCs w:val="15"/>
+          <w:lang w:val="en-ID"/>
+        </w:rPr>
+        <w:t>"</w:t>
+      </w:r>
+      <w:r>
+        <w:rPr>
+          <w:rFonts w:ascii="Courier New" w:eastAsia="Times New Roman" w:hAnsi="Courier New" w:cs="Courier New"/>
+          <w:color w:val="6AAB73"/>
+          <w:sz w:val="15"/>
+          <w:szCs w:val="15"/>
+          <w:lang w:val="en-ID"/>
+        </w:rPr>
+        <w:br/>
+      </w:r>
+      <w:r>
+        <w:rPr>
+          <w:rFonts w:ascii="Courier New" w:eastAsia="Times New Roman" w:hAnsi="Courier New" w:cs="Courier New"/>
+          <w:color w:val="BCBEC4"/>
+          <w:sz w:val="15"/>
+          <w:szCs w:val="15"/>
+          <w:lang w:val="en-ID"/>
+        </w:rPr>
+        <w:t>END</w:t>
+      </w:r>
+    </w:p>
+    <w:p>
+      <w:pPr>
+        <w:shd w:val="clear" w:color="auto" w:fill="auto"/>
+        <w:spacing w:after="0" w:line="240" w:lineRule="auto"/>
+        <w:ind w:left="567" w:hanging="567"/>
+        <w:rPr>
+          <w:rFonts w:asciiTheme="majorBidi" w:hAnsiTheme="majorBidi" w:cstheme="majorBidi"/>
+          <w:color w:val="auto"/>
+          <w:sz w:val="24"/>
+          <w:szCs w:val="24"/>
+        </w:rPr>
+      </w:pPr>
+      <w:r>
+        <w:rPr>
+          <w:rFonts w:asciiTheme="majorBidi" w:hAnsiTheme="majorBidi" w:cstheme="majorBidi"/>
+          <w:color w:val="auto"/>
+          <w:sz w:val="24"/>
+          <w:szCs w:val="24"/>
+        </w:rPr>
+        <w:br w:type="page"/>
+      </w:r>
+    </w:p>
+    <w:p>
+      <w:pPr>
+        <w:pStyle w:val="ListParagraph"/>
+        <w:numPr>
+          <w:ilvl w:val="0"/>
+          <w:numId w:val="39"/>
+        </w:numPr>
+        <w:shd w:val="clear" w:color="auto" w:fill="auto"/>
+        <w:tabs>
+          <w:tab w:val="left" w:pos="499"/>
+        </w:tabs>
+        <w:spacing w:after="0"/>
+        <w:ind w:left="426"/>
+        <w:rPr>
+          <w:rFonts w:asciiTheme="majorBidi" w:hAnsiTheme="majorBidi" w:cstheme="majorBidi"/>
+          <w:color w:val="auto"/>
+          <w:sz w:val="24"/>
+          <w:szCs w:val="24"/>
+        </w:rPr>
+      </w:pPr>
+      <w:r>
+        <w:rPr>
+          <w:rFonts w:asciiTheme="majorBidi" w:hAnsiTheme="majorBidi" w:cstheme="majorBidi"/>
+          <w:color w:val="auto"/>
+          <w:sz w:val="24"/>
+          <w:szCs w:val="24"/>
+        </w:rPr>
+        <w:lastRenderedPageBreak/>
+        <w:t>Format File</w:t>
+      </w:r>
+    </w:p>
+    <w:p>
+      <w:pPr>
+        <w:pStyle w:val="ListParagraph"/>
+        <w:numPr>
+          <w:ilvl w:val="0"/>
+          <w:numId w:val="0"/>
+        </w:numPr>
+        <w:shd w:val="clear" w:color="auto" w:fill="auto"/>
+        <w:tabs>
+          <w:tab w:val="left" w:pos="499"/>
+        </w:tabs>
+        <w:spacing w:after="0"/>
+        <w:ind w:left="426"/>
+        <w:rPr>
+          <w:rFonts w:asciiTheme="majorBidi" w:hAnsiTheme="majorBidi" w:cstheme="majorBidi"/>
+          <w:color w:val="auto"/>
+          <w:sz w:val="24"/>
+          <w:szCs w:val="24"/>
+        </w:rPr>
+      </w:pPr>
+      <w:proofErr w:type="spellStart"/>
+      <w:r>
+        <w:rPr>
+          <w:rFonts w:asciiTheme="majorBidi" w:hAnsiTheme="majorBidi" w:cstheme="majorBidi"/>
+          <w:color w:val="auto"/>
+          <w:sz w:val="24"/>
+          <w:szCs w:val="24"/>
+        </w:rPr>
+        <w:t>Struktur</w:t>
+      </w:r>
+      <w:proofErr w:type="spellEnd"/>
+      <w:r>
+        <w:rPr>
+          <w:rFonts w:asciiTheme="majorBidi" w:hAnsiTheme="majorBidi" w:cstheme="majorBidi"/>
+          <w:color w:val="auto"/>
+          <w:sz w:val="24"/>
+          <w:szCs w:val="24"/>
+        </w:rPr>
+        <w:t xml:space="preserve"> File yang </w:t>
+      </w:r>
+      <w:proofErr w:type="spellStart"/>
+      <w:r>
+        <w:rPr>
+          <w:rFonts w:asciiTheme="majorBidi" w:hAnsiTheme="majorBidi" w:cstheme="majorBidi"/>
+          <w:color w:val="auto"/>
+          <w:sz w:val="24"/>
+          <w:szCs w:val="24"/>
+        </w:rPr>
+        <w:t>Digunakan</w:t>
+      </w:r>
+      <w:proofErr w:type="spellEnd"/>
+      <w:r>
+        <w:rPr>
+          <w:rFonts w:asciiTheme="majorBidi" w:hAnsiTheme="majorBidi" w:cstheme="majorBidi"/>
+          <w:color w:val="auto"/>
+          <w:sz w:val="24"/>
+          <w:szCs w:val="24"/>
+        </w:rPr>
+        <w:t>:</w:t>
+      </w:r>
+    </w:p>
+    <w:p>
+      <w:pPr>
+        <w:pStyle w:val="ListParagraph"/>
+        <w:numPr>
+          <w:ilvl w:val="1"/>
+          <w:numId w:val="37"/>
+        </w:numPr>
+        <w:shd w:val="clear" w:color="auto" w:fill="auto"/>
+        <w:tabs>
+          <w:tab w:val="left" w:pos="499"/>
+        </w:tabs>
+        <w:spacing w:after="0"/>
+        <w:rPr>
+          <w:rFonts w:asciiTheme="majorBidi" w:hAnsiTheme="majorBidi" w:cstheme="majorBidi"/>
+          <w:color w:val="auto"/>
+          <w:sz w:val="24"/>
+          <w:szCs w:val="24"/>
+        </w:rPr>
+      </w:pPr>
+      <w:r>
+        <w:rPr>
+          <w:rFonts w:asciiTheme="majorBidi" w:hAnsiTheme="majorBidi" w:cstheme="majorBidi"/>
+          <w:color w:val="auto"/>
+          <w:sz w:val="24"/>
+          <w:szCs w:val="24"/>
+        </w:rPr>
+        <w:t xml:space="preserve">Jenis File: File </w:t>
+      </w:r>
+      <w:proofErr w:type="spellStart"/>
+      <w:r>
+        <w:rPr>
+          <w:rFonts w:asciiTheme="majorBidi" w:hAnsiTheme="majorBidi" w:cstheme="majorBidi"/>
+          <w:color w:val="auto"/>
+          <w:sz w:val="24"/>
+          <w:szCs w:val="24"/>
+        </w:rPr>
+        <w:t>teks</w:t>
+      </w:r>
+      <w:proofErr w:type="spellEnd"/>
+      <w:r>
+        <w:rPr>
+          <w:rFonts w:asciiTheme="majorBidi" w:hAnsiTheme="majorBidi" w:cstheme="majorBidi"/>
+          <w:color w:val="auto"/>
+          <w:sz w:val="24"/>
+          <w:szCs w:val="24"/>
+        </w:rPr>
+        <w:t xml:space="preserve"> (.txt)</w:t>
+      </w:r>
+    </w:p>
+    <w:p>
+      <w:pPr>
+        <w:pStyle w:val="ListParagraph"/>
+        <w:numPr>
+          <w:ilvl w:val="1"/>
+          <w:numId w:val="37"/>
+        </w:numPr>
+        <w:shd w:val="clear" w:color="auto" w:fill="auto"/>
+        <w:tabs>
+          <w:tab w:val="left" w:pos="499"/>
+        </w:tabs>
+        <w:spacing w:after="0"/>
+        <w:rPr>
+          <w:rFonts w:asciiTheme="majorBidi" w:hAnsiTheme="majorBidi" w:cstheme="majorBidi"/>
+          <w:color w:val="auto"/>
+          <w:sz w:val="24"/>
+          <w:szCs w:val="24"/>
+        </w:rPr>
+      </w:pPr>
+      <w:r>
+        <w:rPr>
+          <w:rFonts w:asciiTheme="majorBidi" w:hAnsiTheme="majorBidi" w:cstheme="majorBidi"/>
+          <w:color w:val="auto"/>
+          <w:sz w:val="24"/>
+          <w:szCs w:val="24"/>
+        </w:rPr>
+        <w:t>Delimiter: Pipe character "|"</w:t>
+      </w:r>
+    </w:p>
+    <w:p>
+      <w:pPr>
+        <w:pStyle w:val="ListParagraph"/>
+        <w:numPr>
+          <w:ilvl w:val="1"/>
+          <w:numId w:val="37"/>
+        </w:numPr>
+        <w:shd w:val="clear" w:color="auto" w:fill="auto"/>
+        <w:tabs>
+          <w:tab w:val="left" w:pos="499"/>
+        </w:tabs>
+        <w:spacing w:after="0"/>
+        <w:rPr>
+          <w:rFonts w:asciiTheme="majorBidi" w:hAnsiTheme="majorBidi" w:cstheme="majorBidi"/>
+          <w:color w:val="auto"/>
+          <w:sz w:val="24"/>
+          <w:szCs w:val="24"/>
+        </w:rPr>
+      </w:pPr>
+      <w:r>
+        <w:rPr>
+          <w:rFonts w:asciiTheme="majorBidi" w:hAnsiTheme="majorBidi" w:cstheme="majorBidi"/>
+          <w:color w:val="auto"/>
+          <w:sz w:val="24"/>
+          <w:szCs w:val="24"/>
+        </w:rPr>
+        <w:t xml:space="preserve">Format </w:t>
+      </w:r>
+      <w:proofErr w:type="spellStart"/>
+      <w:r>
+        <w:rPr>
+          <w:rFonts w:asciiTheme="majorBidi" w:hAnsiTheme="majorBidi" w:cstheme="majorBidi"/>
+          <w:color w:val="auto"/>
+          <w:sz w:val="24"/>
+          <w:szCs w:val="24"/>
+        </w:rPr>
+        <w:t>Setiap</w:t>
+      </w:r>
+      <w:proofErr w:type="spellEnd"/>
+      <w:r>
+        <w:rPr>
+          <w:rFonts w:asciiTheme="majorBidi" w:hAnsiTheme="majorBidi" w:cstheme="majorBidi"/>
+          <w:color w:val="auto"/>
+          <w:sz w:val="24"/>
+          <w:szCs w:val="24"/>
+        </w:rPr>
+        <w:t xml:space="preserve"> Baris: </w:t>
+      </w:r>
+      <w:proofErr w:type="spellStart"/>
+      <w:r>
+        <w:rPr>
+          <w:rFonts w:asciiTheme="majorBidi" w:hAnsiTheme="majorBidi" w:cstheme="majorBidi"/>
+          <w:color w:val="auto"/>
+          <w:sz w:val="24"/>
+          <w:szCs w:val="24"/>
+        </w:rPr>
+        <w:t>nomor_registrasi|nama|umur</w:t>
+      </w:r>
+      <w:proofErr w:type="spellEnd"/>
+    </w:p>
+    <w:p>
+      <w:pPr>
+        <w:pStyle w:val="ListParagraph"/>
+        <w:numPr>
+          <w:ilvl w:val="1"/>
+          <w:numId w:val="37"/>
+        </w:numPr>
+        <w:shd w:val="clear" w:color="auto" w:fill="auto"/>
+        <w:tabs>
+          <w:tab w:val="left" w:pos="499"/>
+        </w:tabs>
+        <w:spacing w:after="0"/>
+        <w:rPr>
+          <w:rFonts w:asciiTheme="majorBidi" w:hAnsiTheme="majorBidi" w:cstheme="majorBidi"/>
+          <w:color w:val="auto"/>
+          <w:sz w:val="24"/>
+          <w:szCs w:val="24"/>
+        </w:rPr>
+      </w:pPr>
+      <w:proofErr w:type="spellStart"/>
+      <w:r>
+        <w:rPr>
+          <w:rFonts w:asciiTheme="majorBidi" w:hAnsiTheme="majorBidi" w:cstheme="majorBidi"/>
+          <w:color w:val="auto"/>
+          <w:sz w:val="24"/>
+          <w:szCs w:val="24"/>
+        </w:rPr>
+        <w:t>Contoh</w:t>
+      </w:r>
+      <w:proofErr w:type="spellEnd"/>
+      <w:r>
+        <w:rPr>
+          <w:rFonts w:asciiTheme="majorBidi" w:hAnsiTheme="majorBidi" w:cstheme="majorBidi"/>
+          <w:color w:val="auto"/>
+          <w:sz w:val="24"/>
+          <w:szCs w:val="24"/>
+        </w:rPr>
+        <w:t>: 2024001|Budi Santoso|18</w:t>
+      </w:r>
+    </w:p>
+    <w:p>
+      <w:pPr>
+        <w:shd w:val="clear" w:color="auto" w:fill="auto"/>
+        <w:tabs>
+          <w:tab w:val="left" w:pos="499"/>
+        </w:tabs>
+        <w:spacing w:after="0"/>
+        <w:rPr>
+          <w:rFonts w:asciiTheme="majorBidi" w:hAnsiTheme="majorBidi" w:cstheme="majorBidi"/>
+          <w:color w:val="auto"/>
+          <w:sz w:val="24"/>
+          <w:szCs w:val="24"/>
+        </w:rPr>
+      </w:pPr>
+      <w:r>
+        <w:rPr>
+          <w:rFonts w:asciiTheme="majorBidi" w:hAnsiTheme="majorBidi" w:cstheme="majorBidi"/>
+          <w:color w:val="auto"/>
+          <w:sz w:val="24"/>
+          <w:szCs w:val="24"/>
+        </w:rPr>
+        <w:tab/>
+      </w:r>
+      <w:r>
+        <w:rPr>
+          <w:rFonts w:asciiTheme="majorBidi" w:hAnsiTheme="majorBidi" w:cstheme="majorBidi"/>
+          <w:color w:val="auto"/>
+          <w:sz w:val="24"/>
+          <w:szCs w:val="24"/>
+        </w:rPr>
+        <w:t xml:space="preserve">Alasan </w:t>
+      </w:r>
+      <w:proofErr w:type="spellStart"/>
+      <w:r>
+        <w:rPr>
+          <w:rFonts w:asciiTheme="majorBidi" w:hAnsiTheme="majorBidi" w:cstheme="majorBidi"/>
+          <w:color w:val="auto"/>
+          <w:sz w:val="24"/>
+          <w:szCs w:val="24"/>
+        </w:rPr>
+        <w:t>Pemilihan</w:t>
+      </w:r>
+      <w:proofErr w:type="spellEnd"/>
+      <w:r>
+        <w:rPr>
+          <w:rFonts w:asciiTheme="majorBidi" w:hAnsiTheme="majorBidi" w:cstheme="majorBidi"/>
+          <w:color w:val="auto"/>
+          <w:sz w:val="24"/>
+          <w:szCs w:val="24"/>
+        </w:rPr>
+        <w:t>:</w:t>
+      </w:r>
+    </w:p>
+    <w:p>
+      <w:pPr>
+        <w:pStyle w:val="ListParagraph"/>
+        <w:numPr>
+          <w:ilvl w:val="1"/>
+          <w:numId w:val="37"/>
+        </w:numPr>
+        <w:shd w:val="clear" w:color="auto" w:fill="auto"/>
+        <w:tabs>
+          <w:tab w:val="left" w:pos="499"/>
+        </w:tabs>
+        <w:spacing w:after="0"/>
+        <w:rPr>
+          <w:rFonts w:asciiTheme="majorBidi" w:hAnsiTheme="majorBidi" w:cstheme="majorBidi"/>
+          <w:color w:val="auto"/>
+          <w:sz w:val="24"/>
+          <w:szCs w:val="24"/>
+        </w:rPr>
+      </w:pPr>
+      <w:r>
+        <w:rPr>
+          <w:rFonts w:asciiTheme="majorBidi" w:hAnsiTheme="majorBidi" w:cstheme="majorBidi"/>
+          <w:color w:val="auto"/>
+          <w:sz w:val="24"/>
+          <w:szCs w:val="24"/>
+        </w:rPr>
+        <w:t xml:space="preserve">File </w:t>
+      </w:r>
+      <w:proofErr w:type="spellStart"/>
+      <w:r>
+        <w:rPr>
+          <w:rFonts w:asciiTheme="majorBidi" w:hAnsiTheme="majorBidi" w:cstheme="majorBidi"/>
+          <w:color w:val="auto"/>
+          <w:sz w:val="24"/>
+          <w:szCs w:val="24"/>
+        </w:rPr>
+        <w:t>teks</w:t>
+      </w:r>
+      <w:proofErr w:type="spellEnd"/>
+      <w:r>
+        <w:rPr>
+          <w:rFonts w:asciiTheme="majorBidi" w:hAnsiTheme="majorBidi" w:cstheme="majorBidi"/>
+          <w:color w:val="auto"/>
+          <w:sz w:val="24"/>
+          <w:szCs w:val="24"/>
+        </w:rPr>
+        <w:t xml:space="preserve"> </w:t>
+      </w:r>
+      <w:proofErr w:type="spellStart"/>
+      <w:r>
+        <w:rPr>
+          <w:rFonts w:asciiTheme="majorBidi" w:hAnsiTheme="majorBidi" w:cstheme="majorBidi"/>
+          <w:color w:val="auto"/>
+          <w:sz w:val="24"/>
+          <w:szCs w:val="24"/>
+        </w:rPr>
+        <w:t>memudahkan</w:t>
+      </w:r>
+      <w:proofErr w:type="spellEnd"/>
+      <w:r>
+        <w:rPr>
+          <w:rFonts w:asciiTheme="majorBidi" w:hAnsiTheme="majorBidi" w:cstheme="majorBidi"/>
+          <w:color w:val="auto"/>
+          <w:sz w:val="24"/>
+          <w:szCs w:val="24"/>
+        </w:rPr>
+        <w:t xml:space="preserve"> debugging dan </w:t>
+      </w:r>
+      <w:proofErr w:type="spellStart"/>
+      <w:r>
+        <w:rPr>
+          <w:rFonts w:asciiTheme="majorBidi" w:hAnsiTheme="majorBidi" w:cstheme="majorBidi"/>
+          <w:color w:val="auto"/>
+          <w:sz w:val="24"/>
+          <w:szCs w:val="24"/>
+        </w:rPr>
+        <w:t>pembelajaran</w:t>
+      </w:r>
+      <w:proofErr w:type="spellEnd"/>
+    </w:p>
+    <w:p>
+      <w:pPr>
+        <w:pStyle w:val="ListParagraph"/>
+        <w:numPr>
+          <w:ilvl w:val="1"/>
+          <w:numId w:val="37"/>
+        </w:numPr>
+        <w:shd w:val="clear" w:color="auto" w:fill="auto"/>
+        <w:tabs>
+          <w:tab w:val="left" w:pos="499"/>
+        </w:tabs>
+        <w:spacing w:after="0"/>
+        <w:rPr>
+          <w:rFonts w:asciiTheme="majorBidi" w:hAnsiTheme="majorBidi" w:cstheme="majorBidi"/>
+          <w:color w:val="auto"/>
+          <w:sz w:val="24"/>
+          <w:szCs w:val="24"/>
+        </w:rPr>
+      </w:pPr>
+      <w:r>
+        <w:rPr>
+          <w:rFonts w:asciiTheme="majorBidi" w:hAnsiTheme="majorBidi" w:cstheme="majorBidi"/>
+          <w:color w:val="auto"/>
+          <w:sz w:val="24"/>
+          <w:szCs w:val="24"/>
+        </w:rPr>
+        <w:t xml:space="preserve">Delimiter "|" </w:t>
+      </w:r>
+      <w:proofErr w:type="spellStart"/>
+      <w:r>
+        <w:rPr>
+          <w:rFonts w:asciiTheme="majorBidi" w:hAnsiTheme="majorBidi" w:cstheme="majorBidi"/>
+          <w:color w:val="auto"/>
+          <w:sz w:val="24"/>
+          <w:szCs w:val="24"/>
+        </w:rPr>
+        <w:t>mengurangi</w:t>
+      </w:r>
+      <w:proofErr w:type="spellEnd"/>
+      <w:r>
+        <w:rPr>
+          <w:rFonts w:asciiTheme="majorBidi" w:hAnsiTheme="majorBidi" w:cstheme="majorBidi"/>
+          <w:color w:val="auto"/>
+          <w:sz w:val="24"/>
+          <w:szCs w:val="24"/>
+        </w:rPr>
+        <w:t xml:space="preserve"> </w:t>
+      </w:r>
+      <w:proofErr w:type="spellStart"/>
+      <w:r>
+        <w:rPr>
+          <w:rFonts w:asciiTheme="majorBidi" w:hAnsiTheme="majorBidi" w:cstheme="majorBidi"/>
+          <w:color w:val="auto"/>
+          <w:sz w:val="24"/>
+          <w:szCs w:val="24"/>
+        </w:rPr>
+        <w:t>kemungkinan</w:t>
+      </w:r>
+      <w:proofErr w:type="spellEnd"/>
+      <w:r>
+        <w:rPr>
+          <w:rFonts w:asciiTheme="majorBidi" w:hAnsiTheme="majorBidi" w:cstheme="majorBidi"/>
+          <w:color w:val="auto"/>
+          <w:sz w:val="24"/>
+          <w:szCs w:val="24"/>
+        </w:rPr>
+        <w:t xml:space="preserve"> </w:t>
+      </w:r>
+      <w:proofErr w:type="spellStart"/>
+      <w:r>
+        <w:rPr>
+          <w:rFonts w:asciiTheme="majorBidi" w:hAnsiTheme="majorBidi" w:cstheme="majorBidi"/>
+          <w:color w:val="auto"/>
+          <w:sz w:val="24"/>
+          <w:szCs w:val="24"/>
+        </w:rPr>
+        <w:t>konflik</w:t>
+      </w:r>
+      <w:proofErr w:type="spellEnd"/>
+      <w:r>
+        <w:rPr>
+          <w:rFonts w:asciiTheme="majorBidi" w:hAnsiTheme="majorBidi" w:cstheme="majorBidi"/>
+          <w:color w:val="auto"/>
+          <w:sz w:val="24"/>
+          <w:szCs w:val="24"/>
+        </w:rPr>
+        <w:t xml:space="preserve"> </w:t>
+      </w:r>
+      <w:proofErr w:type="spellStart"/>
+      <w:r>
+        <w:rPr>
+          <w:rFonts w:asciiTheme="majorBidi" w:hAnsiTheme="majorBidi" w:cstheme="majorBidi"/>
+          <w:color w:val="auto"/>
+          <w:sz w:val="24"/>
+          <w:szCs w:val="24"/>
+        </w:rPr>
+        <w:t>dengan</w:t>
+      </w:r>
+      <w:proofErr w:type="spellEnd"/>
+      <w:r>
+        <w:rPr>
+          <w:rFonts w:asciiTheme="majorBidi" w:hAnsiTheme="majorBidi" w:cstheme="majorBidi"/>
+          <w:color w:val="auto"/>
+          <w:sz w:val="24"/>
+          <w:szCs w:val="24"/>
+        </w:rPr>
+        <w:t xml:space="preserve"> data yang </w:t>
+      </w:r>
+      <w:proofErr w:type="spellStart"/>
+      <w:r>
+        <w:rPr>
+          <w:rFonts w:asciiTheme="majorBidi" w:hAnsiTheme="majorBidi" w:cstheme="majorBidi"/>
+          <w:color w:val="auto"/>
+          <w:sz w:val="24"/>
+          <w:szCs w:val="24"/>
+        </w:rPr>
+        <w:t>mengandung</w:t>
+      </w:r>
+      <w:proofErr w:type="spellEnd"/>
+      <w:r>
+        <w:rPr>
+          <w:rFonts w:asciiTheme="majorBidi" w:hAnsiTheme="majorBidi" w:cstheme="majorBidi"/>
+          <w:color w:val="auto"/>
+          <w:sz w:val="24"/>
+          <w:szCs w:val="24"/>
+        </w:rPr>
+        <w:t xml:space="preserve"> </w:t>
+      </w:r>
+      <w:proofErr w:type="spellStart"/>
+      <w:r>
+        <w:rPr>
+          <w:rFonts w:asciiTheme="majorBidi" w:hAnsiTheme="majorBidi" w:cstheme="majorBidi"/>
+          <w:color w:val="auto"/>
+          <w:sz w:val="24"/>
+          <w:szCs w:val="24"/>
+        </w:rPr>
+        <w:t>koma</w:t>
+      </w:r>
+      <w:proofErr w:type="spellEnd"/>
+      <w:r>
+        <w:rPr>
+          <w:rFonts w:asciiTheme="majorBidi" w:hAnsiTheme="majorBidi" w:cstheme="majorBidi"/>
+          <w:color w:val="auto"/>
+          <w:sz w:val="24"/>
+          <w:szCs w:val="24"/>
+        </w:rPr>
+        <w:t xml:space="preserve"> </w:t>
+      </w:r>
+      <w:proofErr w:type="spellStart"/>
+      <w:r>
+        <w:rPr>
+          <w:rFonts w:asciiTheme="majorBidi" w:hAnsiTheme="majorBidi" w:cstheme="majorBidi"/>
+          <w:color w:val="auto"/>
+          <w:sz w:val="24"/>
+          <w:szCs w:val="24"/>
+        </w:rPr>
+        <w:t>atau</w:t>
+      </w:r>
+      <w:proofErr w:type="spellEnd"/>
+      <w:r>
+        <w:rPr>
+          <w:rFonts w:asciiTheme="majorBidi" w:hAnsiTheme="majorBidi" w:cstheme="majorBidi"/>
+          <w:color w:val="auto"/>
+          <w:sz w:val="24"/>
+          <w:szCs w:val="24"/>
+        </w:rPr>
+        <w:t xml:space="preserve"> </w:t>
+      </w:r>
+      <w:proofErr w:type="spellStart"/>
+      <w:r>
+        <w:rPr>
+          <w:rFonts w:asciiTheme="majorBidi" w:hAnsiTheme="majorBidi" w:cstheme="majorBidi"/>
+          <w:color w:val="auto"/>
+          <w:sz w:val="24"/>
+          <w:szCs w:val="24"/>
+        </w:rPr>
+        <w:t>titik</w:t>
+      </w:r>
+      <w:proofErr w:type="spellEnd"/>
+      <w:r>
+        <w:rPr>
+          <w:rFonts w:asciiTheme="majorBidi" w:hAnsiTheme="majorBidi" w:cstheme="majorBidi"/>
+          <w:color w:val="auto"/>
+          <w:sz w:val="24"/>
+          <w:szCs w:val="24"/>
+        </w:rPr>
+        <w:t xml:space="preserve"> </w:t>
+      </w:r>
+      <w:proofErr w:type="spellStart"/>
+      <w:r>
+        <w:rPr>
+          <w:rFonts w:asciiTheme="majorBidi" w:hAnsiTheme="majorBidi" w:cstheme="majorBidi"/>
+          <w:color w:val="auto"/>
+          <w:sz w:val="24"/>
+          <w:szCs w:val="24"/>
+        </w:rPr>
+        <w:t>koma</w:t>
+      </w:r>
+      <w:proofErr w:type="spellEnd"/>
+    </w:p>
+    <w:p>
+      <w:pPr>
+        <w:pStyle w:val="ListParagraph"/>
+        <w:numPr>
+          <w:ilvl w:val="1"/>
+          <w:numId w:val="37"/>
+        </w:numPr>
+        <w:shd w:val="clear" w:color="auto" w:fill="auto"/>
+        <w:tabs>
+          <w:tab w:val="left" w:pos="499"/>
+        </w:tabs>
+        <w:spacing w:after="0"/>
+        <w:rPr>
+          <w:rFonts w:asciiTheme="majorBidi" w:hAnsiTheme="majorBidi" w:cstheme="majorBidi"/>
+          <w:color w:val="auto"/>
+          <w:sz w:val="24"/>
+          <w:szCs w:val="24"/>
+        </w:rPr>
+      </w:pPr>
+      <w:proofErr w:type="spellStart"/>
+      <w:r>
+        <w:rPr>
+          <w:rFonts w:asciiTheme="majorBidi" w:hAnsiTheme="majorBidi" w:cstheme="majorBidi"/>
+          <w:color w:val="auto"/>
+          <w:sz w:val="24"/>
+          <w:szCs w:val="24"/>
+        </w:rPr>
+        <w:t>Struktur</w:t>
+      </w:r>
+      <w:proofErr w:type="spellEnd"/>
+      <w:r>
+        <w:rPr>
+          <w:rFonts w:asciiTheme="majorBidi" w:hAnsiTheme="majorBidi" w:cstheme="majorBidi"/>
+          <w:color w:val="auto"/>
+          <w:sz w:val="24"/>
+          <w:szCs w:val="24"/>
+        </w:rPr>
+        <w:t xml:space="preserve"> </w:t>
+      </w:r>
+      <w:proofErr w:type="spellStart"/>
+      <w:r>
+        <w:rPr>
+          <w:rFonts w:asciiTheme="majorBidi" w:hAnsiTheme="majorBidi" w:cstheme="majorBidi"/>
+          <w:color w:val="auto"/>
+          <w:sz w:val="24"/>
+          <w:szCs w:val="24"/>
+        </w:rPr>
+        <w:t>tetap</w:t>
+      </w:r>
+      <w:proofErr w:type="spellEnd"/>
+      <w:r>
+        <w:rPr>
+          <w:rFonts w:asciiTheme="majorBidi" w:hAnsiTheme="majorBidi" w:cstheme="majorBidi"/>
+          <w:color w:val="auto"/>
+          <w:sz w:val="24"/>
+          <w:szCs w:val="24"/>
+        </w:rPr>
+        <w:t xml:space="preserve"> </w:t>
+      </w:r>
+      <w:proofErr w:type="spellStart"/>
+      <w:r>
+        <w:rPr>
+          <w:rFonts w:asciiTheme="majorBidi" w:hAnsiTheme="majorBidi" w:cstheme="majorBidi"/>
+          <w:color w:val="auto"/>
+          <w:sz w:val="24"/>
+          <w:szCs w:val="24"/>
+        </w:rPr>
+        <w:t>memudahkan</w:t>
+      </w:r>
+      <w:proofErr w:type="spellEnd"/>
+      <w:r>
+        <w:rPr>
+          <w:rFonts w:asciiTheme="majorBidi" w:hAnsiTheme="majorBidi" w:cstheme="majorBidi"/>
+          <w:color w:val="auto"/>
+          <w:sz w:val="24"/>
+          <w:szCs w:val="24"/>
+        </w:rPr>
+        <w:t xml:space="preserve"> parsing dan </w:t>
+      </w:r>
+      <w:proofErr w:type="spellStart"/>
+      <w:r>
+        <w:rPr>
+          <w:rFonts w:asciiTheme="majorBidi" w:hAnsiTheme="majorBidi" w:cstheme="majorBidi"/>
+          <w:color w:val="auto"/>
+          <w:sz w:val="24"/>
+          <w:szCs w:val="24"/>
+        </w:rPr>
+        <w:t>validasi</w:t>
+      </w:r>
+      <w:proofErr w:type="spellEnd"/>
+      <w:r>
+        <w:rPr>
+          <w:rFonts w:asciiTheme="majorBidi" w:hAnsiTheme="majorBidi" w:cstheme="majorBidi"/>
+          <w:color w:val="auto"/>
+          <w:sz w:val="24"/>
+          <w:szCs w:val="24"/>
+        </w:rPr>
+        <w:t xml:space="preserve"> data</w:t>
+      </w:r>
+    </w:p>
+    <w:p>
+      <w:pPr>
+        <w:pStyle w:val="ListParagraph"/>
+        <w:numPr>
+          <w:ilvl w:val="0"/>
+          <w:numId w:val="0"/>
+        </w:numPr>
+        <w:shd w:val="clear" w:color="auto" w:fill="auto"/>
+        <w:tabs>
+          <w:tab w:val="left" w:pos="499"/>
+        </w:tabs>
+        <w:spacing w:after="0"/>
+        <w:ind w:left="1440"/>
+        <w:rPr>
+          <w:rFonts w:asciiTheme="majorBidi" w:hAnsiTheme="majorBidi" w:cstheme="majorBidi"/>
+          <w:color w:val="auto"/>
+          <w:sz w:val="24"/>
+          <w:szCs w:val="24"/>
+        </w:rPr>
+      </w:pPr>
+    </w:p>
+    <w:p>
+      <w:pPr>
+        <w:pStyle w:val="ListParagraph"/>
+        <w:numPr>
+          <w:ilvl w:val="0"/>
+          <w:numId w:val="39"/>
+        </w:numPr>
+        <w:shd w:val="clear" w:color="auto" w:fill="auto"/>
+        <w:tabs>
+          <w:tab w:val="left" w:pos="499"/>
+        </w:tabs>
+        <w:spacing w:after="0"/>
+        <w:ind w:left="426"/>
+        <w:rPr>
+          <w:rFonts w:asciiTheme="majorBidi" w:hAnsiTheme="majorBidi" w:cstheme="majorBidi"/>
+          <w:color w:val="auto"/>
+          <w:sz w:val="24"/>
+          <w:szCs w:val="24"/>
+        </w:rPr>
+      </w:pPr>
+      <w:r>
+        <w:rPr>
+          <w:rFonts w:asciiTheme="majorBidi" w:hAnsiTheme="majorBidi" w:cstheme="majorBidi"/>
+          <w:sz w:val="24"/>
+          <w:szCs w:val="24"/>
+        </w:rPr>
+        <w:t>Analisa</w:t>
+      </w:r>
+    </w:p>
+    <w:p>
+      <w:pPr>
+        <w:pStyle w:val="ListParagraph"/>
+        <w:numPr>
+          <w:ilvl w:val="1"/>
+          <w:numId w:val="39"/>
+        </w:numPr>
+        <w:shd w:val="clear" w:color="auto" w:fill="auto"/>
+        <w:tabs>
+          <w:tab w:val="left" w:pos="499"/>
+        </w:tabs>
+        <w:spacing w:after="0"/>
+        <w:ind w:left="859"/>
+        <w:rPr>
+          <w:rFonts w:asciiTheme="majorBidi" w:hAnsiTheme="majorBidi" w:cstheme="majorBidi"/>
+          <w:color w:val="auto"/>
+          <w:sz w:val="24"/>
+          <w:szCs w:val="24"/>
+        </w:rPr>
+      </w:pPr>
+      <w:r>
+        <w:rPr>
+          <w:rFonts w:ascii="Times New Roman" w:hAnsi="Times New Roman" w:cs="Times New Roman"/>
+          <w:color w:val="auto"/>
+          <w:sz w:val="24"/>
+          <w:szCs w:val="24"/>
+        </w:rPr>
+        <w:t xml:space="preserve">Memory Mapping </w:t>
+      </w:r>
+      <w:proofErr w:type="spellStart"/>
+      <w:r>
+        <w:rPr>
+          <w:rFonts w:ascii="Times New Roman" w:hAnsi="Times New Roman" w:cs="Times New Roman"/>
+          <w:color w:val="auto"/>
+          <w:sz w:val="24"/>
+          <w:szCs w:val="24"/>
+        </w:rPr>
+        <w:t>untuk</w:t>
+      </w:r>
+      <w:proofErr w:type="spellEnd"/>
+      <w:r>
+        <w:rPr>
+          <w:rFonts w:ascii="Times New Roman" w:hAnsi="Times New Roman" w:cs="Times New Roman"/>
+          <w:color w:val="auto"/>
+          <w:sz w:val="24"/>
+          <w:szCs w:val="24"/>
+        </w:rPr>
+        <w:t xml:space="preserve"> </w:t>
+      </w:r>
+      <w:proofErr w:type="spellStart"/>
+      <w:r>
+        <w:rPr>
+          <w:rFonts w:ascii="Times New Roman" w:hAnsi="Times New Roman" w:cs="Times New Roman"/>
+          <w:color w:val="auto"/>
+          <w:sz w:val="24"/>
+          <w:szCs w:val="24"/>
+        </w:rPr>
+        <w:t>Operasi</w:t>
+      </w:r>
+      <w:proofErr w:type="spellEnd"/>
+      <w:r>
+        <w:rPr>
+          <w:rFonts w:ascii="Times New Roman" w:hAnsi="Times New Roman" w:cs="Times New Roman"/>
+          <w:color w:val="auto"/>
+          <w:sz w:val="24"/>
+          <w:szCs w:val="24"/>
+        </w:rPr>
+        <w:t xml:space="preserve"> Baca-Tulis:</w:t>
+      </w:r>
+    </w:p>
+    <w:p>
+      <w:pPr>
+        <w:pStyle w:val="ListParagraph"/>
+        <w:numPr>
+          <w:ilvl w:val="2"/>
+          <w:numId w:val="39"/>
+        </w:numPr>
+        <w:shd w:val="clear" w:color="auto" w:fill="auto"/>
+        <w:tabs>
+          <w:tab w:val="clear" w:pos="2160"/>
+          <w:tab w:val="left" w:pos="499"/>
+          <w:tab w:val="num" w:pos="1579"/>
+        </w:tabs>
+        <w:spacing w:after="0"/>
+        <w:ind w:left="1579"/>
+        <w:rPr>
+          <w:rFonts w:asciiTheme="majorBidi" w:hAnsiTheme="majorBidi" w:cstheme="majorBidi"/>
+          <w:color w:val="auto"/>
+          <w:sz w:val="24"/>
+          <w:szCs w:val="24"/>
+        </w:rPr>
+      </w:pPr>
+      <w:r>
+        <w:rPr>
+          <w:rFonts w:ascii="Times New Roman" w:hAnsi="Times New Roman" w:cs="Times New Roman"/>
+          <w:sz w:val="24"/>
+          <w:szCs w:val="24"/>
+        </w:rPr>
+        <w:t xml:space="preserve">Program </w:t>
+      </w:r>
+      <w:proofErr w:type="spellStart"/>
+      <w:r>
+        <w:rPr>
+          <w:rFonts w:ascii="Times New Roman" w:hAnsi="Times New Roman" w:cs="Times New Roman"/>
+          <w:sz w:val="24"/>
+          <w:szCs w:val="24"/>
+        </w:rPr>
+        <w:t>menggunakan</w:t>
+      </w:r>
+      <w:proofErr w:type="spellEnd"/>
+      <w:r>
+        <w:rPr>
+          <w:rFonts w:ascii="Times New Roman" w:hAnsi="Times New Roman" w:cs="Times New Roman"/>
+          <w:sz w:val="24"/>
+          <w:szCs w:val="24"/>
+        </w:rPr>
+        <w:t xml:space="preserve"> buffer </w:t>
+      </w:r>
+      <w:proofErr w:type="spellStart"/>
+      <w:r>
+        <w:rPr>
+          <w:rFonts w:ascii="Times New Roman" w:hAnsi="Times New Roman" w:cs="Times New Roman"/>
+          <w:sz w:val="24"/>
+          <w:szCs w:val="24"/>
+        </w:rPr>
+        <w:t>sementara</w:t>
+      </w:r>
+      <w:proofErr w:type="spellEnd"/>
+      <w:r>
+        <w:rPr>
+          <w:rFonts w:ascii="Times New Roman" w:hAnsi="Times New Roman" w:cs="Times New Roman"/>
+          <w:sz w:val="24"/>
+          <w:szCs w:val="24"/>
+        </w:rPr>
+        <w:t xml:space="preserve"> </w:t>
+      </w:r>
+      <w:proofErr w:type="spellStart"/>
+      <w:r>
+        <w:rPr>
+          <w:rFonts w:ascii="Times New Roman" w:hAnsi="Times New Roman" w:cs="Times New Roman"/>
+          <w:sz w:val="24"/>
+          <w:szCs w:val="24"/>
+        </w:rPr>
+        <w:t>untuk</w:t>
+      </w:r>
+      <w:proofErr w:type="spellEnd"/>
+      <w:r>
+        <w:rPr>
+          <w:rFonts w:ascii="Times New Roman" w:hAnsi="Times New Roman" w:cs="Times New Roman"/>
+          <w:sz w:val="24"/>
+          <w:szCs w:val="24"/>
+        </w:rPr>
+        <w:t xml:space="preserve"> </w:t>
+      </w:r>
+      <w:proofErr w:type="spellStart"/>
+      <w:r>
+        <w:rPr>
+          <w:rFonts w:ascii="Times New Roman" w:hAnsi="Times New Roman" w:cs="Times New Roman"/>
+          <w:sz w:val="24"/>
+          <w:szCs w:val="24"/>
+        </w:rPr>
+        <w:t>membaca</w:t>
+      </w:r>
+      <w:proofErr w:type="spellEnd"/>
+      <w:r>
+        <w:rPr>
+          <w:rFonts w:ascii="Times New Roman" w:hAnsi="Times New Roman" w:cs="Times New Roman"/>
+          <w:sz w:val="24"/>
+          <w:szCs w:val="24"/>
+        </w:rPr>
+        <w:t xml:space="preserve"> file</w:t>
+      </w:r>
+    </w:p>
+    <w:p>
+      <w:pPr>
+        <w:pStyle w:val="ListParagraph"/>
+        <w:numPr>
+          <w:ilvl w:val="2"/>
+          <w:numId w:val="39"/>
+        </w:numPr>
+        <w:shd w:val="clear" w:color="auto" w:fill="auto"/>
+        <w:tabs>
+          <w:tab w:val="clear" w:pos="2160"/>
+          <w:tab w:val="left" w:pos="499"/>
+          <w:tab w:val="num" w:pos="1579"/>
+        </w:tabs>
+        <w:spacing w:after="0"/>
+        <w:ind w:left="1579"/>
+        <w:rPr>
+          <w:rFonts w:asciiTheme="majorBidi" w:hAnsiTheme="majorBidi" w:cstheme="majorBidi"/>
+          <w:color w:val="auto"/>
+          <w:sz w:val="24"/>
+          <w:szCs w:val="24"/>
+        </w:rPr>
+      </w:pPr>
+      <w:proofErr w:type="spellStart"/>
+      <w:r>
+        <w:rPr>
+          <w:rFonts w:ascii="Times New Roman" w:hAnsi="Times New Roman" w:cs="Times New Roman"/>
+          <w:sz w:val="24"/>
+          <w:szCs w:val="24"/>
+        </w:rPr>
+        <w:t>Untuk</w:t>
+      </w:r>
+      <w:proofErr w:type="spellEnd"/>
+      <w:r>
+        <w:rPr>
+          <w:rFonts w:ascii="Times New Roman" w:hAnsi="Times New Roman" w:cs="Times New Roman"/>
+          <w:sz w:val="24"/>
+          <w:szCs w:val="24"/>
+        </w:rPr>
+        <w:t xml:space="preserve"> </w:t>
+      </w:r>
+      <w:proofErr w:type="spellStart"/>
+      <w:r>
+        <w:rPr>
+          <w:rFonts w:ascii="Times New Roman" w:hAnsi="Times New Roman" w:cs="Times New Roman"/>
+          <w:sz w:val="24"/>
+          <w:szCs w:val="24"/>
+        </w:rPr>
+        <w:t>operasi</w:t>
+      </w:r>
+      <w:proofErr w:type="spellEnd"/>
+      <w:r>
+        <w:rPr>
+          <w:rFonts w:ascii="Times New Roman" w:hAnsi="Times New Roman" w:cs="Times New Roman"/>
+          <w:sz w:val="24"/>
+          <w:szCs w:val="24"/>
+        </w:rPr>
+        <w:t xml:space="preserve"> hapus, </w:t>
+      </w:r>
+      <w:proofErr w:type="spellStart"/>
+      <w:r>
+        <w:rPr>
+          <w:rFonts w:ascii="Times New Roman" w:hAnsi="Times New Roman" w:cs="Times New Roman"/>
+          <w:sz w:val="24"/>
+          <w:szCs w:val="24"/>
+        </w:rPr>
+        <w:t>seluruh</w:t>
+      </w:r>
+      <w:proofErr w:type="spellEnd"/>
+      <w:r>
+        <w:rPr>
+          <w:rFonts w:ascii="Times New Roman" w:hAnsi="Times New Roman" w:cs="Times New Roman"/>
+          <w:sz w:val="24"/>
+          <w:szCs w:val="24"/>
+        </w:rPr>
+        <w:t xml:space="preserve"> file </w:t>
+      </w:r>
+      <w:proofErr w:type="spellStart"/>
+      <w:r>
+        <w:rPr>
+          <w:rFonts w:ascii="Times New Roman" w:hAnsi="Times New Roman" w:cs="Times New Roman"/>
+          <w:sz w:val="24"/>
+          <w:szCs w:val="24"/>
+        </w:rPr>
+        <w:t>dibaca</w:t>
+      </w:r>
+      <w:proofErr w:type="spellEnd"/>
+      <w:r>
+        <w:rPr>
+          <w:rFonts w:ascii="Times New Roman" w:hAnsi="Times New Roman" w:cs="Times New Roman"/>
+          <w:sz w:val="24"/>
+          <w:szCs w:val="24"/>
+        </w:rPr>
+        <w:t xml:space="preserve"> </w:t>
+      </w:r>
+      <w:proofErr w:type="spellStart"/>
+      <w:r>
+        <w:rPr>
+          <w:rFonts w:ascii="Times New Roman" w:hAnsi="Times New Roman" w:cs="Times New Roman"/>
+          <w:sz w:val="24"/>
+          <w:szCs w:val="24"/>
+        </w:rPr>
+        <w:t>ke</w:t>
+      </w:r>
+      <w:proofErr w:type="spellEnd"/>
+      <w:r>
+        <w:rPr>
+          <w:rFonts w:ascii="Times New Roman" w:hAnsi="Times New Roman" w:cs="Times New Roman"/>
+          <w:sz w:val="24"/>
+          <w:szCs w:val="24"/>
+        </w:rPr>
+        <w:t xml:space="preserve"> memory, </w:t>
+      </w:r>
+      <w:proofErr w:type="spellStart"/>
+      <w:r>
+        <w:rPr>
+          <w:rFonts w:ascii="Times New Roman" w:hAnsi="Times New Roman" w:cs="Times New Roman"/>
+          <w:sz w:val="24"/>
+          <w:szCs w:val="24"/>
+        </w:rPr>
+        <w:t>dimodifikasi</w:t>
+      </w:r>
+      <w:proofErr w:type="spellEnd"/>
+      <w:r>
+        <w:rPr>
+          <w:rFonts w:ascii="Times New Roman" w:hAnsi="Times New Roman" w:cs="Times New Roman"/>
+          <w:sz w:val="24"/>
+          <w:szCs w:val="24"/>
+        </w:rPr>
+        <w:t xml:space="preserve">, </w:t>
+      </w:r>
+      <w:proofErr w:type="spellStart"/>
+      <w:r>
+        <w:rPr>
+          <w:rFonts w:ascii="Times New Roman" w:hAnsi="Times New Roman" w:cs="Times New Roman"/>
+          <w:sz w:val="24"/>
+          <w:szCs w:val="24"/>
+        </w:rPr>
+        <w:t>lalu</w:t>
+      </w:r>
+      <w:proofErr w:type="spellEnd"/>
+      <w:r>
+        <w:rPr>
+          <w:rFonts w:ascii="Times New Roman" w:hAnsi="Times New Roman" w:cs="Times New Roman"/>
+          <w:sz w:val="24"/>
+          <w:szCs w:val="24"/>
+        </w:rPr>
+        <w:t xml:space="preserve"> </w:t>
+      </w:r>
+      <w:proofErr w:type="spellStart"/>
+      <w:r>
+        <w:rPr>
+          <w:rFonts w:ascii="Times New Roman" w:hAnsi="Times New Roman" w:cs="Times New Roman"/>
+          <w:sz w:val="24"/>
+          <w:szCs w:val="24"/>
+        </w:rPr>
+        <w:t>ditulis</w:t>
+      </w:r>
+      <w:proofErr w:type="spellEnd"/>
+      <w:r>
+        <w:rPr>
+          <w:rFonts w:ascii="Times New Roman" w:hAnsi="Times New Roman" w:cs="Times New Roman"/>
+          <w:sz w:val="24"/>
+          <w:szCs w:val="24"/>
+        </w:rPr>
+        <w:t xml:space="preserve"> </w:t>
+      </w:r>
+      <w:r>
+        <w:rPr>
+          <w:rFonts w:ascii="Times New Roman" w:hAnsi="Times New Roman" w:cs="Times New Roman"/>
+          <w:sz w:val="24"/>
+          <w:szCs w:val="24"/>
+        </w:rPr>
+        <w:t>Kembali</w:t>
+      </w:r>
+    </w:p>
+    <w:p>
+      <w:pPr>
+        <w:pStyle w:val="ListParagraph"/>
+        <w:numPr>
+          <w:ilvl w:val="1"/>
+          <w:numId w:val="39"/>
+        </w:numPr>
+        <w:shd w:val="clear" w:color="auto" w:fill="auto"/>
+        <w:tabs>
+          <w:tab w:val="left" w:pos="499"/>
+        </w:tabs>
+        <w:spacing w:after="0"/>
+        <w:ind w:left="859"/>
+        <w:rPr>
+          <w:rFonts w:asciiTheme="majorBidi" w:hAnsiTheme="majorBidi" w:cstheme="majorBidi"/>
+          <w:color w:val="auto"/>
+          <w:sz w:val="24"/>
+          <w:szCs w:val="24"/>
+        </w:rPr>
+      </w:pPr>
+      <w:r>
+        <w:rPr>
+          <w:rFonts w:ascii="Times New Roman" w:hAnsi="Times New Roman" w:cs="Times New Roman"/>
+          <w:color w:val="auto"/>
+          <w:sz w:val="24"/>
+          <w:szCs w:val="24"/>
+        </w:rPr>
+        <w:t xml:space="preserve">Pattern </w:t>
+      </w:r>
+      <w:proofErr w:type="spellStart"/>
+      <w:r>
+        <w:rPr>
+          <w:rFonts w:ascii="Times New Roman" w:hAnsi="Times New Roman" w:cs="Times New Roman"/>
+          <w:color w:val="auto"/>
+          <w:sz w:val="24"/>
+          <w:szCs w:val="24"/>
+        </w:rPr>
+        <w:t>Alokasi:</w:t>
+      </w:r>
+      <w:proofErr w:type="spellEnd"/>
+    </w:p>
+    <w:p>
+      <w:pPr>
+        <w:pStyle w:val="ListParagraph"/>
+        <w:numPr>
+          <w:ilvl w:val="0"/>
+          <w:numId w:val="0"/>
+        </w:numPr>
+        <w:shd w:val="clear" w:color="auto" w:fill="auto"/>
+        <w:tabs>
+          <w:tab w:val="left" w:pos="499"/>
+        </w:tabs>
+        <w:spacing w:after="0"/>
+        <w:ind w:left="859"/>
+        <w:rPr>
+          <w:rFonts w:ascii="Times New Roman" w:hAnsi="Times New Roman" w:cs="Times New Roman"/>
+          <w:color w:val="auto"/>
+          <w:sz w:val="24"/>
+          <w:szCs w:val="24"/>
+        </w:rPr>
+      </w:pPr>
+      <w:r>
+        <w:rPr>
+          <w:rFonts w:ascii="Times New Roman" w:hAnsi="Times New Roman" w:cs="Times New Roman"/>
+          <w:color w:val="auto"/>
+          <w:sz w:val="24"/>
+          <w:szCs w:val="24"/>
+        </w:rPr>
+        <w:t xml:space="preserve">Buka File → Baca </w:t>
+      </w:r>
+      <w:proofErr w:type="spellStart"/>
+      <w:r>
+        <w:rPr>
+          <w:rFonts w:ascii="Times New Roman" w:hAnsi="Times New Roman" w:cs="Times New Roman"/>
+          <w:color w:val="auto"/>
+          <w:sz w:val="24"/>
+          <w:szCs w:val="24"/>
+        </w:rPr>
+        <w:t>ke</w:t>
+      </w:r>
+      <w:proofErr w:type="spellEnd"/>
+      <w:r>
+        <w:rPr>
+          <w:rFonts w:ascii="Times New Roman" w:hAnsi="Times New Roman" w:cs="Times New Roman"/>
+          <w:color w:val="auto"/>
+          <w:sz w:val="24"/>
+          <w:szCs w:val="24"/>
+        </w:rPr>
+        <w:t xml:space="preserve"> Buffer Memory → Proses Data → Tulis </w:t>
+      </w:r>
+      <w:proofErr w:type="spellStart"/>
+      <w:r>
+        <w:rPr>
+          <w:rFonts w:ascii="Times New Roman" w:hAnsi="Times New Roman" w:cs="Times New Roman"/>
+          <w:color w:val="auto"/>
+          <w:sz w:val="24"/>
+          <w:szCs w:val="24"/>
+        </w:rPr>
+        <w:t>ke</w:t>
+      </w:r>
+      <w:proofErr w:type="spellEnd"/>
+      <w:r>
+        <w:rPr>
+          <w:rFonts w:ascii="Times New Roman" w:hAnsi="Times New Roman" w:cs="Times New Roman"/>
+          <w:color w:val="auto"/>
+          <w:sz w:val="24"/>
+          <w:szCs w:val="24"/>
+        </w:rPr>
+        <w:t xml:space="preserve"> File → </w:t>
+      </w:r>
+      <w:proofErr w:type="spellStart"/>
+      <w:r>
+        <w:rPr>
+          <w:rFonts w:ascii="Times New Roman" w:hAnsi="Times New Roman" w:cs="Times New Roman"/>
+          <w:color w:val="auto"/>
+          <w:sz w:val="24"/>
+          <w:szCs w:val="24"/>
+        </w:rPr>
+        <w:t>Kosongkan</w:t>
+      </w:r>
+      <w:proofErr w:type="spellEnd"/>
+      <w:r>
+        <w:rPr>
+          <w:rFonts w:ascii="Times New Roman" w:hAnsi="Times New Roman" w:cs="Times New Roman"/>
+          <w:color w:val="auto"/>
+          <w:sz w:val="24"/>
+          <w:szCs w:val="24"/>
+        </w:rPr>
+        <w:t xml:space="preserve"> Buffer</w:t>
+      </w:r>
+    </w:p>
+    <w:p>
+      <w:pPr>
+        <w:pStyle w:val="ListParagraph"/>
+        <w:numPr>
+          <w:ilvl w:val="1"/>
+          <w:numId w:val="39"/>
+        </w:numPr>
+        <w:shd w:val="clear" w:color="auto" w:fill="auto"/>
+        <w:tabs>
+          <w:tab w:val="left" w:pos="499"/>
+        </w:tabs>
+        <w:spacing w:after="0"/>
+        <w:ind w:left="859"/>
+        <w:rPr>
+          <w:rFonts w:asciiTheme="majorBidi" w:hAnsiTheme="majorBidi" w:cstheme="majorBidi"/>
+          <w:color w:val="auto"/>
+          <w:sz w:val="24"/>
+          <w:szCs w:val="24"/>
+        </w:rPr>
+      </w:pPr>
+      <w:proofErr w:type="spellStart"/>
+      <w:r>
+        <w:rPr>
+          <w:rFonts w:ascii="Times New Roman" w:hAnsi="Times New Roman" w:cs="Times New Roman"/>
+          <w:color w:val="auto"/>
+          <w:sz w:val="24"/>
+          <w:szCs w:val="24"/>
+        </w:rPr>
+        <w:t>Optimasi</w:t>
+      </w:r>
+      <w:proofErr w:type="spellEnd"/>
+      <w:r>
+        <w:rPr>
+          <w:rFonts w:ascii="Times New Roman" w:hAnsi="Times New Roman" w:cs="Times New Roman"/>
+          <w:color w:val="auto"/>
+          <w:sz w:val="24"/>
+          <w:szCs w:val="24"/>
+        </w:rPr>
+        <w:t xml:space="preserve"> Memori:</w:t>
+      </w:r>
+    </w:p>
+    <w:p>
+      <w:pPr>
+        <w:pStyle w:val="ListParagraph"/>
+        <w:numPr>
+          <w:ilvl w:val="2"/>
+          <w:numId w:val="39"/>
+        </w:numPr>
+        <w:shd w:val="clear" w:color="auto" w:fill="auto"/>
+        <w:tabs>
+          <w:tab w:val="clear" w:pos="2160"/>
+          <w:tab w:val="left" w:pos="499"/>
+          <w:tab w:val="num" w:pos="1579"/>
+        </w:tabs>
+        <w:spacing w:after="0"/>
+        <w:ind w:left="1579"/>
+        <w:rPr>
+          <w:rFonts w:asciiTheme="majorBidi" w:hAnsiTheme="majorBidi" w:cstheme="majorBidi"/>
+          <w:color w:val="auto"/>
+          <w:sz w:val="24"/>
+          <w:szCs w:val="24"/>
+        </w:rPr>
+      </w:pPr>
+      <w:proofErr w:type="spellStart"/>
+      <w:r>
+        <w:rPr>
+          <w:rFonts w:ascii="Times New Roman" w:hAnsi="Times New Roman" w:cs="Times New Roman"/>
+          <w:sz w:val="24"/>
+          <w:szCs w:val="24"/>
+        </w:rPr>
+        <w:t>Untuk</w:t>
+      </w:r>
+      <w:proofErr w:type="spellEnd"/>
+      <w:r>
+        <w:rPr>
+          <w:rFonts w:ascii="Times New Roman" w:hAnsi="Times New Roman" w:cs="Times New Roman"/>
+          <w:sz w:val="24"/>
+          <w:szCs w:val="24"/>
+        </w:rPr>
+        <w:t xml:space="preserve"> file </w:t>
+      </w:r>
+      <w:proofErr w:type="spellStart"/>
+      <w:r>
+        <w:rPr>
+          <w:rFonts w:ascii="Times New Roman" w:hAnsi="Times New Roman" w:cs="Times New Roman"/>
+          <w:sz w:val="24"/>
+          <w:szCs w:val="24"/>
+        </w:rPr>
+        <w:t>besar</w:t>
+      </w:r>
+      <w:proofErr w:type="spellEnd"/>
+      <w:r>
+        <w:rPr>
+          <w:rFonts w:ascii="Times New Roman" w:hAnsi="Times New Roman" w:cs="Times New Roman"/>
+          <w:sz w:val="24"/>
+          <w:szCs w:val="24"/>
+        </w:rPr>
+        <w:t xml:space="preserve">: </w:t>
+      </w:r>
+      <w:proofErr w:type="spellStart"/>
+      <w:r>
+        <w:rPr>
+          <w:rFonts w:ascii="Times New Roman" w:hAnsi="Times New Roman" w:cs="Times New Roman"/>
+          <w:sz w:val="24"/>
+          <w:szCs w:val="24"/>
+        </w:rPr>
+        <w:t>menggunakan</w:t>
+      </w:r>
+      <w:proofErr w:type="spellEnd"/>
+      <w:r>
+        <w:rPr>
+          <w:rFonts w:ascii="Times New Roman" w:hAnsi="Times New Roman" w:cs="Times New Roman"/>
+          <w:sz w:val="24"/>
+          <w:szCs w:val="24"/>
+        </w:rPr>
+        <w:t xml:space="preserve"> streaming processing (</w:t>
+      </w:r>
+      <w:proofErr w:type="spellStart"/>
+      <w:r>
+        <w:rPr>
+          <w:rFonts w:ascii="Times New Roman" w:hAnsi="Times New Roman" w:cs="Times New Roman"/>
+          <w:sz w:val="24"/>
+          <w:szCs w:val="24"/>
+        </w:rPr>
+        <w:t>baca</w:t>
+      </w:r>
+      <w:proofErr w:type="spellEnd"/>
+      <w:r>
+        <w:rPr>
+          <w:rFonts w:ascii="Times New Roman" w:hAnsi="Times New Roman" w:cs="Times New Roman"/>
+          <w:sz w:val="24"/>
+          <w:szCs w:val="24"/>
+        </w:rPr>
+        <w:t xml:space="preserve"> per baris)</w:t>
+      </w:r>
+    </w:p>
+    <w:p>
+      <w:pPr>
+        <w:pStyle w:val="ListParagraph"/>
+        <w:numPr>
+          <w:ilvl w:val="2"/>
+          <w:numId w:val="39"/>
+        </w:numPr>
+        <w:shd w:val="clear" w:color="auto" w:fill="auto"/>
+        <w:tabs>
+          <w:tab w:val="clear" w:pos="2160"/>
+          <w:tab w:val="left" w:pos="499"/>
+          <w:tab w:val="num" w:pos="1579"/>
+        </w:tabs>
+        <w:spacing w:after="0"/>
+        <w:ind w:left="1579"/>
+        <w:rPr>
+          <w:rFonts w:asciiTheme="majorBidi" w:hAnsiTheme="majorBidi" w:cstheme="majorBidi"/>
+          <w:color w:val="auto"/>
+          <w:sz w:val="24"/>
+          <w:szCs w:val="24"/>
+        </w:rPr>
+      </w:pPr>
+      <w:proofErr w:type="spellStart"/>
+      <w:r>
+        <w:rPr>
+          <w:rFonts w:ascii="Times New Roman" w:hAnsi="Times New Roman" w:cs="Times New Roman"/>
+          <w:sz w:val="24"/>
+          <w:szCs w:val="24"/>
+        </w:rPr>
+        <w:t>Untuk</w:t>
+      </w:r>
+      <w:proofErr w:type="spellEnd"/>
+      <w:r>
+        <w:rPr>
+          <w:rFonts w:ascii="Times New Roman" w:hAnsi="Times New Roman" w:cs="Times New Roman"/>
+          <w:sz w:val="24"/>
+          <w:szCs w:val="24"/>
+        </w:rPr>
+        <w:t xml:space="preserve"> </w:t>
+      </w:r>
+      <w:proofErr w:type="spellStart"/>
+      <w:r>
+        <w:rPr>
+          <w:rFonts w:ascii="Times New Roman" w:hAnsi="Times New Roman" w:cs="Times New Roman"/>
+          <w:sz w:val="24"/>
+          <w:szCs w:val="24"/>
+        </w:rPr>
+        <w:t>operasi</w:t>
+      </w:r>
+      <w:proofErr w:type="spellEnd"/>
+      <w:r>
+        <w:rPr>
+          <w:rFonts w:ascii="Times New Roman" w:hAnsi="Times New Roman" w:cs="Times New Roman"/>
+          <w:sz w:val="24"/>
+          <w:szCs w:val="24"/>
+        </w:rPr>
+        <w:t xml:space="preserve"> search: </w:t>
+      </w:r>
+      <w:proofErr w:type="spellStart"/>
+      <w:r>
+        <w:rPr>
+          <w:rFonts w:ascii="Times New Roman" w:hAnsi="Times New Roman" w:cs="Times New Roman"/>
+          <w:sz w:val="24"/>
+          <w:szCs w:val="24"/>
+        </w:rPr>
+        <w:t>hanya</w:t>
+      </w:r>
+      <w:proofErr w:type="spellEnd"/>
+      <w:r>
+        <w:rPr>
+          <w:rFonts w:ascii="Times New Roman" w:hAnsi="Times New Roman" w:cs="Times New Roman"/>
+          <w:sz w:val="24"/>
+          <w:szCs w:val="24"/>
+        </w:rPr>
+        <w:t xml:space="preserve"> </w:t>
+      </w:r>
+      <w:proofErr w:type="spellStart"/>
+      <w:r>
+        <w:rPr>
+          <w:rFonts w:ascii="Times New Roman" w:hAnsi="Times New Roman" w:cs="Times New Roman"/>
+          <w:sz w:val="24"/>
+          <w:szCs w:val="24"/>
+        </w:rPr>
+        <w:t>meload</w:t>
+      </w:r>
+      <w:proofErr w:type="spellEnd"/>
+      <w:r>
+        <w:rPr>
+          <w:rFonts w:ascii="Times New Roman" w:hAnsi="Times New Roman" w:cs="Times New Roman"/>
+          <w:sz w:val="24"/>
+          <w:szCs w:val="24"/>
+        </w:rPr>
+        <w:t xml:space="preserve"> data yang </w:t>
+      </w:r>
+      <w:proofErr w:type="spellStart"/>
+      <w:r>
+        <w:rPr>
+          <w:rFonts w:ascii="Times New Roman" w:hAnsi="Times New Roman" w:cs="Times New Roman"/>
+          <w:sz w:val="24"/>
+          <w:szCs w:val="24"/>
+        </w:rPr>
+        <w:t>diperlukan</w:t>
+      </w:r>
+      <w:proofErr w:type="spellEnd"/>
+      <w:r>
+        <w:rPr>
+          <w:rFonts w:ascii="Times New Roman" w:hAnsi="Times New Roman" w:cs="Times New Roman"/>
+          <w:sz w:val="24"/>
+          <w:szCs w:val="24"/>
+        </w:rPr>
+        <w:t xml:space="preserve"> </w:t>
+      </w:r>
+      <w:proofErr w:type="spellStart"/>
+      <w:r>
+        <w:rPr>
+          <w:rFonts w:ascii="Times New Roman" w:hAnsi="Times New Roman" w:cs="Times New Roman"/>
+          <w:sz w:val="24"/>
+          <w:szCs w:val="24"/>
+        </w:rPr>
+        <w:t>ke</w:t>
+      </w:r>
+      <w:proofErr w:type="spellEnd"/>
+      <w:r>
+        <w:rPr>
+          <w:rFonts w:ascii="Times New Roman" w:hAnsi="Times New Roman" w:cs="Times New Roman"/>
+          <w:sz w:val="24"/>
+          <w:szCs w:val="24"/>
+        </w:rPr>
+        <w:t xml:space="preserve"> memory</w:t>
+      </w:r>
+    </w:p>
+    <w:p>
+      <w:pPr>
+        <w:pStyle w:val="ListParagraph"/>
+        <w:numPr>
+          <w:ilvl w:val="2"/>
+          <w:numId w:val="39"/>
+        </w:numPr>
+        <w:shd w:val="clear" w:color="auto" w:fill="auto"/>
+        <w:tabs>
+          <w:tab w:val="clear" w:pos="2160"/>
+          <w:tab w:val="left" w:pos="499"/>
+          <w:tab w:val="num" w:pos="1579"/>
+        </w:tabs>
+        <w:spacing w:after="0"/>
+        <w:ind w:left="1579"/>
+        <w:rPr>
+          <w:rFonts w:asciiTheme="majorBidi" w:hAnsiTheme="majorBidi" w:cstheme="majorBidi"/>
+          <w:color w:val="auto"/>
+          <w:sz w:val="24"/>
+          <w:szCs w:val="24"/>
+        </w:rPr>
+      </w:pPr>
+      <w:r>
+        <w:rPr>
+          <w:rFonts w:ascii="Times New Roman" w:hAnsi="Times New Roman" w:cs="Times New Roman"/>
+          <w:sz w:val="24"/>
+          <w:szCs w:val="24"/>
+        </w:rPr>
+        <w:t xml:space="preserve">Memory cleanup </w:t>
+      </w:r>
+      <w:proofErr w:type="spellStart"/>
+      <w:r>
+        <w:rPr>
+          <w:rFonts w:ascii="Times New Roman" w:hAnsi="Times New Roman" w:cs="Times New Roman"/>
+          <w:sz w:val="24"/>
+          <w:szCs w:val="24"/>
+        </w:rPr>
+        <w:t>otomatis</w:t>
+      </w:r>
+      <w:proofErr w:type="spellEnd"/>
+      <w:r>
+        <w:rPr>
+          <w:rFonts w:ascii="Times New Roman" w:hAnsi="Times New Roman" w:cs="Times New Roman"/>
+          <w:sz w:val="24"/>
+          <w:szCs w:val="24"/>
+        </w:rPr>
+        <w:t xml:space="preserve"> </w:t>
+      </w:r>
+      <w:proofErr w:type="spellStart"/>
+      <w:r>
+        <w:rPr>
+          <w:rFonts w:ascii="Times New Roman" w:hAnsi="Times New Roman" w:cs="Times New Roman"/>
+          <w:sz w:val="24"/>
+          <w:szCs w:val="24"/>
+        </w:rPr>
+        <w:t>setelah</w:t>
+      </w:r>
+      <w:proofErr w:type="spellEnd"/>
+      <w:r>
+        <w:rPr>
+          <w:rFonts w:ascii="Times New Roman" w:hAnsi="Times New Roman" w:cs="Times New Roman"/>
+          <w:sz w:val="24"/>
+          <w:szCs w:val="24"/>
+        </w:rPr>
+        <w:t xml:space="preserve"> </w:t>
+      </w:r>
+      <w:proofErr w:type="spellStart"/>
+      <w:r>
+        <w:rPr>
+          <w:rFonts w:ascii="Times New Roman" w:hAnsi="Times New Roman" w:cs="Times New Roman"/>
+          <w:sz w:val="24"/>
+          <w:szCs w:val="24"/>
+        </w:rPr>
+        <w:t>setiap</w:t>
+      </w:r>
+      <w:proofErr w:type="spellEnd"/>
+      <w:r>
+        <w:rPr>
+          <w:rFonts w:ascii="Times New Roman" w:hAnsi="Times New Roman" w:cs="Times New Roman"/>
+          <w:sz w:val="24"/>
+          <w:szCs w:val="24"/>
+        </w:rPr>
+        <w:t xml:space="preserve"> </w:t>
+      </w:r>
+      <w:proofErr w:type="spellStart"/>
+      <w:r>
+        <w:rPr>
+          <w:rFonts w:ascii="Times New Roman" w:hAnsi="Times New Roman" w:cs="Times New Roman"/>
+          <w:sz w:val="24"/>
+          <w:szCs w:val="24"/>
+        </w:rPr>
+        <w:t>operasi</w:t>
+      </w:r>
+      <w:proofErr w:type="spellEnd"/>
+      <w:r>
+        <w:rPr>
+          <w:rFonts w:ascii="Times New Roman" w:hAnsi="Times New Roman" w:cs="Times New Roman"/>
+          <w:sz w:val="24"/>
+          <w:szCs w:val="24"/>
+        </w:rPr>
+        <w:t xml:space="preserve"> </w:t>
+      </w:r>
+      <w:proofErr w:type="spellStart"/>
+      <w:r>
+        <w:rPr>
+          <w:rFonts w:ascii="Times New Roman" w:hAnsi="Times New Roman" w:cs="Times New Roman"/>
+          <w:sz w:val="24"/>
+          <w:szCs w:val="24"/>
+        </w:rPr>
+        <w:t>selesai</w:t>
+      </w:r>
+      <w:proofErr w:type="spellEnd"/>
+    </w:p>
+    <w:p>
+      <w:pPr>
+        <w:pStyle w:val="ListParagraph"/>
+        <w:numPr>
+          <w:ilvl w:val="1"/>
+          <w:numId w:val="39"/>
+        </w:numPr>
+        <w:shd w:val="clear" w:color="auto" w:fill="auto"/>
+        <w:tabs>
+          <w:tab w:val="left" w:pos="499"/>
+        </w:tabs>
+        <w:spacing w:after="0"/>
+        <w:ind w:left="851"/>
+        <w:rPr>
+          <w:rFonts w:asciiTheme="majorBidi" w:hAnsiTheme="majorBidi" w:cstheme="majorBidi"/>
+          <w:color w:val="auto"/>
+          <w:sz w:val="24"/>
+          <w:szCs w:val="24"/>
+        </w:rPr>
+      </w:pPr>
+      <w:r>
+        <w:rPr>
+          <w:rFonts w:ascii="Times New Roman" w:hAnsi="Times New Roman" w:cs="Times New Roman"/>
+          <w:sz w:val="24"/>
+          <w:szCs w:val="24"/>
+        </w:rPr>
+        <w:t>Kinerja:</w:t>
+      </w:r>
+    </w:p>
+    <w:p>
+      <w:pPr>
+        <w:pStyle w:val="ListParagraph"/>
+        <w:numPr>
+          <w:ilvl w:val="2"/>
+          <w:numId w:val="39"/>
+        </w:numPr>
+        <w:shd w:val="clear" w:color="auto" w:fill="auto"/>
+        <w:tabs>
+          <w:tab w:val="left" w:pos="499"/>
+        </w:tabs>
+        <w:spacing w:after="0"/>
+        <w:ind w:left="1560"/>
+        <w:rPr>
+          <w:rFonts w:asciiTheme="majorBidi" w:hAnsiTheme="majorBidi" w:cstheme="majorBidi"/>
+          <w:color w:val="auto"/>
+          <w:sz w:val="24"/>
+          <w:szCs w:val="24"/>
+        </w:rPr>
+      </w:pPr>
+      <w:r>
+        <w:rPr>
+          <w:rFonts w:asciiTheme="majorBidi" w:hAnsiTheme="majorBidi" w:cstheme="majorBidi"/>
+          <w:color w:val="auto"/>
+          <w:sz w:val="24"/>
+          <w:szCs w:val="24"/>
+        </w:rPr>
+        <w:t xml:space="preserve">Memory Usage: O(n) </w:t>
+      </w:r>
+      <w:proofErr w:type="spellStart"/>
+      <w:r>
+        <w:rPr>
+          <w:rFonts w:asciiTheme="majorBidi" w:hAnsiTheme="majorBidi" w:cstheme="majorBidi"/>
+          <w:color w:val="auto"/>
+          <w:sz w:val="24"/>
+          <w:szCs w:val="24"/>
+        </w:rPr>
+        <w:t>untuk</w:t>
+      </w:r>
+      <w:proofErr w:type="spellEnd"/>
+      <w:r>
+        <w:rPr>
+          <w:rFonts w:asciiTheme="majorBidi" w:hAnsiTheme="majorBidi" w:cstheme="majorBidi"/>
+          <w:color w:val="auto"/>
+          <w:sz w:val="24"/>
+          <w:szCs w:val="24"/>
+        </w:rPr>
+        <w:t xml:space="preserve"> </w:t>
+      </w:r>
+      <w:proofErr w:type="spellStart"/>
+      <w:r>
+        <w:rPr>
+          <w:rFonts w:asciiTheme="majorBidi" w:hAnsiTheme="majorBidi" w:cstheme="majorBidi"/>
+          <w:color w:val="auto"/>
+          <w:sz w:val="24"/>
+          <w:szCs w:val="24"/>
+        </w:rPr>
+        <w:t>operasi</w:t>
+      </w:r>
+      <w:proofErr w:type="spellEnd"/>
+      <w:r>
+        <w:rPr>
+          <w:rFonts w:asciiTheme="majorBidi" w:hAnsiTheme="majorBidi" w:cstheme="majorBidi"/>
+          <w:color w:val="auto"/>
+          <w:sz w:val="24"/>
+          <w:szCs w:val="24"/>
+        </w:rPr>
+        <w:t xml:space="preserve"> delete, </w:t>
+      </w:r>
+      <w:proofErr w:type="gramStart"/>
+      <w:r>
+        <w:rPr>
+          <w:rFonts w:asciiTheme="majorBidi" w:hAnsiTheme="majorBidi" w:cstheme="majorBidi"/>
+          <w:color w:val="auto"/>
+          <w:sz w:val="24"/>
+          <w:szCs w:val="24"/>
+        </w:rPr>
+        <w:t>O(</w:t>
+      </w:r>
+      <w:proofErr w:type="gramEnd"/>
+      <w:r>
+        <w:rPr>
+          <w:rFonts w:asciiTheme="majorBidi" w:hAnsiTheme="majorBidi" w:cstheme="majorBidi"/>
+          <w:color w:val="auto"/>
+          <w:sz w:val="24"/>
+          <w:szCs w:val="24"/>
+        </w:rPr>
+        <w:t xml:space="preserve">1) </w:t>
+      </w:r>
+      <w:proofErr w:type="spellStart"/>
+      <w:r>
+        <w:rPr>
+          <w:rFonts w:asciiTheme="majorBidi" w:hAnsiTheme="majorBidi" w:cstheme="majorBidi"/>
+          <w:color w:val="auto"/>
+          <w:sz w:val="24"/>
+          <w:szCs w:val="24"/>
+        </w:rPr>
+        <w:t>untuk</w:t>
+      </w:r>
+      <w:proofErr w:type="spellEnd"/>
+      <w:r>
+        <w:rPr>
+          <w:rFonts w:asciiTheme="majorBidi" w:hAnsiTheme="majorBidi" w:cstheme="majorBidi"/>
+          <w:color w:val="auto"/>
+          <w:sz w:val="24"/>
+          <w:szCs w:val="24"/>
+        </w:rPr>
+        <w:t xml:space="preserve"> </w:t>
+      </w:r>
+      <w:proofErr w:type="spellStart"/>
+      <w:r>
+        <w:rPr>
+          <w:rFonts w:asciiTheme="majorBidi" w:hAnsiTheme="majorBidi" w:cstheme="majorBidi"/>
+          <w:color w:val="auto"/>
+          <w:sz w:val="24"/>
+          <w:szCs w:val="24"/>
+        </w:rPr>
+        <w:t>operasi</w:t>
+      </w:r>
+      <w:proofErr w:type="spellEnd"/>
+      <w:r>
+        <w:rPr>
+          <w:rFonts w:asciiTheme="majorBidi" w:hAnsiTheme="majorBidi" w:cstheme="majorBidi"/>
+          <w:color w:val="auto"/>
+          <w:sz w:val="24"/>
+          <w:szCs w:val="24"/>
+        </w:rPr>
+        <w:t xml:space="preserve"> search/</w:t>
+      </w:r>
+      <w:proofErr w:type="spellStart"/>
+      <w:r>
+        <w:rPr>
+          <w:rFonts w:asciiTheme="majorBidi" w:hAnsiTheme="majorBidi" w:cstheme="majorBidi"/>
+          <w:color w:val="auto"/>
+          <w:sz w:val="24"/>
+          <w:szCs w:val="24"/>
+        </w:rPr>
+        <w:t>tambah</w:t>
+      </w:r>
+      <w:proofErr w:type="spellEnd"/>
+    </w:p>
+    <w:p>
+      <w:pPr>
+        <w:pStyle w:val="ListParagraph"/>
+        <w:numPr>
+          <w:ilvl w:val="2"/>
+          <w:numId w:val="39"/>
+        </w:numPr>
+        <w:shd w:val="clear" w:color="auto" w:fill="auto"/>
+        <w:tabs>
+          <w:tab w:val="left" w:pos="499"/>
+        </w:tabs>
+        <w:spacing w:after="0"/>
+        <w:ind w:left="1560"/>
+        <w:rPr>
+          <w:rFonts w:asciiTheme="majorBidi" w:hAnsiTheme="majorBidi" w:cstheme="majorBidi"/>
+          <w:color w:val="auto"/>
+          <w:sz w:val="24"/>
+          <w:szCs w:val="24"/>
+        </w:rPr>
+      </w:pPr>
+      <w:r>
+        <w:rPr>
+          <w:rFonts w:asciiTheme="majorBidi" w:hAnsiTheme="majorBidi" w:cstheme="majorBidi"/>
+          <w:color w:val="auto"/>
+          <w:sz w:val="24"/>
+          <w:szCs w:val="24"/>
+        </w:rPr>
+        <w:t xml:space="preserve">Disk I/O: Minimal </w:t>
+      </w:r>
+      <w:proofErr w:type="spellStart"/>
+      <w:r>
+        <w:rPr>
+          <w:rFonts w:asciiTheme="majorBidi" w:hAnsiTheme="majorBidi" w:cstheme="majorBidi"/>
+          <w:color w:val="auto"/>
+          <w:sz w:val="24"/>
+          <w:szCs w:val="24"/>
+        </w:rPr>
+        <w:t>dengan</w:t>
+      </w:r>
+      <w:proofErr w:type="spellEnd"/>
+      <w:r>
+        <w:rPr>
+          <w:rFonts w:asciiTheme="majorBidi" w:hAnsiTheme="majorBidi" w:cstheme="majorBidi"/>
+          <w:color w:val="auto"/>
+          <w:sz w:val="24"/>
+          <w:szCs w:val="24"/>
+        </w:rPr>
+        <w:t xml:space="preserve"> </w:t>
+      </w:r>
+      <w:proofErr w:type="spellStart"/>
+      <w:r>
+        <w:rPr>
+          <w:rFonts w:asciiTheme="majorBidi" w:hAnsiTheme="majorBidi" w:cstheme="majorBidi"/>
+          <w:color w:val="auto"/>
+          <w:sz w:val="24"/>
+          <w:szCs w:val="24"/>
+        </w:rPr>
+        <w:t>menggunakan</w:t>
+      </w:r>
+      <w:proofErr w:type="spellEnd"/>
+      <w:r>
+        <w:rPr>
+          <w:rFonts w:asciiTheme="majorBidi" w:hAnsiTheme="majorBidi" w:cstheme="majorBidi"/>
+          <w:color w:val="auto"/>
+          <w:sz w:val="24"/>
+          <w:szCs w:val="24"/>
+        </w:rPr>
+        <w:t xml:space="preserve"> buffer yang optimal</w:t>
+      </w:r>
+    </w:p>
+    <w:p>
+      <w:pPr>
+        <w:pStyle w:val="ListParagraph"/>
+        <w:numPr>
+          <w:ilvl w:val="2"/>
+          <w:numId w:val="39"/>
+        </w:numPr>
+        <w:shd w:val="clear" w:color="auto" w:fill="auto"/>
+        <w:tabs>
+          <w:tab w:val="left" w:pos="499"/>
+        </w:tabs>
+        <w:spacing w:after="0"/>
+        <w:ind w:left="1560"/>
+        <w:rPr>
+          <w:rFonts w:asciiTheme="majorBidi" w:hAnsiTheme="majorBidi" w:cstheme="majorBidi"/>
+          <w:color w:val="auto"/>
+          <w:sz w:val="24"/>
+          <w:szCs w:val="24"/>
+        </w:rPr>
+      </w:pPr>
+      <w:r>
+        <w:rPr>
+          <w:rFonts w:asciiTheme="majorBidi" w:hAnsiTheme="majorBidi" w:cstheme="majorBidi"/>
+          <w:color w:val="auto"/>
+          <w:sz w:val="24"/>
+          <w:szCs w:val="24"/>
+        </w:rPr>
+        <w:t xml:space="preserve">Error Handling: Memory </w:t>
+      </w:r>
+      <w:proofErr w:type="spellStart"/>
+      <w:r>
+        <w:rPr>
+          <w:rFonts w:asciiTheme="majorBidi" w:hAnsiTheme="majorBidi" w:cstheme="majorBidi"/>
+          <w:color w:val="auto"/>
+          <w:sz w:val="24"/>
+          <w:szCs w:val="24"/>
+        </w:rPr>
+        <w:t>dibersihkan</w:t>
+      </w:r>
+      <w:proofErr w:type="spellEnd"/>
+      <w:r>
+        <w:rPr>
+          <w:rFonts w:asciiTheme="majorBidi" w:hAnsiTheme="majorBidi" w:cstheme="majorBidi"/>
+          <w:color w:val="auto"/>
+          <w:sz w:val="24"/>
+          <w:szCs w:val="24"/>
+        </w:rPr>
+        <w:t xml:space="preserve"> </w:t>
+      </w:r>
+      <w:proofErr w:type="spellStart"/>
+      <w:r>
+        <w:rPr>
+          <w:rFonts w:asciiTheme="majorBidi" w:hAnsiTheme="majorBidi" w:cstheme="majorBidi"/>
+          <w:color w:val="auto"/>
+          <w:sz w:val="24"/>
+          <w:szCs w:val="24"/>
+        </w:rPr>
+        <w:t>bahkan</w:t>
+      </w:r>
+      <w:proofErr w:type="spellEnd"/>
+      <w:r>
+        <w:rPr>
+          <w:rFonts w:asciiTheme="majorBidi" w:hAnsiTheme="majorBidi" w:cstheme="majorBidi"/>
+          <w:color w:val="auto"/>
+          <w:sz w:val="24"/>
+          <w:szCs w:val="24"/>
+        </w:rPr>
+        <w:t xml:space="preserve"> </w:t>
+      </w:r>
+      <w:proofErr w:type="spellStart"/>
+      <w:r>
+        <w:rPr>
+          <w:rFonts w:asciiTheme="majorBidi" w:hAnsiTheme="majorBidi" w:cstheme="majorBidi"/>
+          <w:color w:val="auto"/>
+          <w:sz w:val="24"/>
+          <w:szCs w:val="24"/>
+        </w:rPr>
+        <w:t>jika</w:t>
+      </w:r>
+      <w:proofErr w:type="spellEnd"/>
+      <w:r>
+        <w:rPr>
+          <w:rFonts w:asciiTheme="majorBidi" w:hAnsiTheme="majorBidi" w:cstheme="majorBidi"/>
+          <w:color w:val="auto"/>
+          <w:sz w:val="24"/>
+          <w:szCs w:val="24"/>
+        </w:rPr>
+        <w:t xml:space="preserve"> </w:t>
+      </w:r>
+      <w:proofErr w:type="spellStart"/>
+      <w:r>
+        <w:rPr>
+          <w:rFonts w:asciiTheme="majorBidi" w:hAnsiTheme="majorBidi" w:cstheme="majorBidi"/>
+          <w:color w:val="auto"/>
+          <w:sz w:val="24"/>
+          <w:szCs w:val="24"/>
+        </w:rPr>
+        <w:t>operasi</w:t>
+      </w:r>
+      <w:proofErr w:type="spellEnd"/>
+      <w:r>
+        <w:rPr>
+          <w:rFonts w:asciiTheme="majorBidi" w:hAnsiTheme="majorBidi" w:cstheme="majorBidi"/>
+          <w:color w:val="auto"/>
+          <w:sz w:val="24"/>
+          <w:szCs w:val="24"/>
+        </w:rPr>
+        <w:t xml:space="preserve"> </w:t>
+      </w:r>
+      <w:proofErr w:type="spellStart"/>
+      <w:r>
+        <w:rPr>
+          <w:rFonts w:asciiTheme="majorBidi" w:hAnsiTheme="majorBidi" w:cstheme="majorBidi"/>
+          <w:color w:val="auto"/>
+          <w:sz w:val="24"/>
+          <w:szCs w:val="24"/>
+        </w:rPr>
+        <w:t>gagal</w:t>
+      </w:r>
+      <w:proofErr w:type="spellEnd"/>
+    </w:p>
+    <w:p>
+      <w:pPr>
+        <w:pStyle w:val="ListParagraph"/>
+        <w:numPr>
+          <w:ilvl w:val="1"/>
+          <w:numId w:val="39"/>
+        </w:numPr>
+        <w:shd w:val="clear" w:color="auto" w:fill="auto"/>
+        <w:tabs>
+          <w:tab w:val="left" w:pos="499"/>
+        </w:tabs>
+        <w:spacing w:after="0"/>
+        <w:ind w:left="851"/>
+        <w:rPr>
+          <w:rFonts w:asciiTheme="majorBidi" w:hAnsiTheme="majorBidi" w:cstheme="majorBidi"/>
+          <w:color w:val="auto"/>
+          <w:sz w:val="24"/>
+          <w:szCs w:val="24"/>
+        </w:rPr>
+      </w:pPr>
+      <w:proofErr w:type="spellStart"/>
+      <w:r>
+        <w:rPr>
+          <w:rFonts w:asciiTheme="majorBidi" w:hAnsiTheme="majorBidi" w:cstheme="majorBidi"/>
+          <w:color w:val="auto"/>
+          <w:sz w:val="24"/>
+          <w:szCs w:val="24"/>
+        </w:rPr>
+        <w:t>Keamanan</w:t>
+      </w:r>
+      <w:proofErr w:type="spellEnd"/>
+      <w:r>
+        <w:rPr>
+          <w:rFonts w:asciiTheme="majorBidi" w:hAnsiTheme="majorBidi" w:cstheme="majorBidi"/>
+          <w:color w:val="auto"/>
+          <w:sz w:val="24"/>
+          <w:szCs w:val="24"/>
+        </w:rPr>
+        <w:t xml:space="preserve"> Data:</w:t>
+      </w:r>
+    </w:p>
+    <w:p>
+      <w:pPr>
+        <w:pStyle w:val="ListParagraph"/>
+        <w:numPr>
+          <w:ilvl w:val="2"/>
+          <w:numId w:val="39"/>
+        </w:numPr>
+        <w:shd w:val="clear" w:color="auto" w:fill="auto"/>
+        <w:tabs>
+          <w:tab w:val="left" w:pos="499"/>
+        </w:tabs>
+        <w:spacing w:after="0"/>
+        <w:ind w:left="1560"/>
+        <w:rPr>
+          <w:rFonts w:asciiTheme="majorBidi" w:hAnsiTheme="majorBidi" w:cstheme="majorBidi"/>
+          <w:color w:val="auto"/>
+          <w:sz w:val="24"/>
+          <w:szCs w:val="24"/>
+        </w:rPr>
+      </w:pPr>
+      <w:r>
+        <w:rPr>
+          <w:rFonts w:asciiTheme="majorBidi" w:hAnsiTheme="majorBidi" w:cstheme="majorBidi"/>
+          <w:color w:val="auto"/>
+          <w:sz w:val="24"/>
+          <w:szCs w:val="24"/>
+        </w:rPr>
+        <w:t xml:space="preserve">Data </w:t>
+      </w:r>
+      <w:proofErr w:type="spellStart"/>
+      <w:r>
+        <w:rPr>
+          <w:rFonts w:asciiTheme="majorBidi" w:hAnsiTheme="majorBidi" w:cstheme="majorBidi"/>
+          <w:color w:val="auto"/>
+          <w:sz w:val="24"/>
+          <w:szCs w:val="24"/>
+        </w:rPr>
+        <w:t>tidak</w:t>
+      </w:r>
+      <w:proofErr w:type="spellEnd"/>
+      <w:r>
+        <w:rPr>
+          <w:rFonts w:asciiTheme="majorBidi" w:hAnsiTheme="majorBidi" w:cstheme="majorBidi"/>
+          <w:color w:val="auto"/>
+          <w:sz w:val="24"/>
+          <w:szCs w:val="24"/>
+        </w:rPr>
+        <w:t xml:space="preserve"> </w:t>
+      </w:r>
+      <w:proofErr w:type="spellStart"/>
+      <w:r>
+        <w:rPr>
+          <w:rFonts w:asciiTheme="majorBidi" w:hAnsiTheme="majorBidi" w:cstheme="majorBidi"/>
+          <w:color w:val="auto"/>
+          <w:sz w:val="24"/>
+          <w:szCs w:val="24"/>
+        </w:rPr>
+        <w:t>tersimpan</w:t>
+      </w:r>
+      <w:proofErr w:type="spellEnd"/>
+      <w:r>
+        <w:rPr>
+          <w:rFonts w:asciiTheme="majorBidi" w:hAnsiTheme="majorBidi" w:cstheme="majorBidi"/>
+          <w:color w:val="auto"/>
+          <w:sz w:val="24"/>
+          <w:szCs w:val="24"/>
+        </w:rPr>
+        <w:t xml:space="preserve"> di memory </w:t>
+      </w:r>
+      <w:proofErr w:type="spellStart"/>
+      <w:r>
+        <w:rPr>
+          <w:rFonts w:asciiTheme="majorBidi" w:hAnsiTheme="majorBidi" w:cstheme="majorBidi"/>
+          <w:color w:val="auto"/>
+          <w:sz w:val="24"/>
+          <w:szCs w:val="24"/>
+        </w:rPr>
+        <w:t>jangka</w:t>
+      </w:r>
+      <w:proofErr w:type="spellEnd"/>
+      <w:r>
+        <w:rPr>
+          <w:rFonts w:asciiTheme="majorBidi" w:hAnsiTheme="majorBidi" w:cstheme="majorBidi"/>
+          <w:color w:val="auto"/>
+          <w:sz w:val="24"/>
+          <w:szCs w:val="24"/>
+        </w:rPr>
+        <w:t xml:space="preserve"> </w:t>
+      </w:r>
+      <w:r>
+        <w:rPr>
+          <w:rFonts w:asciiTheme="majorBidi" w:hAnsiTheme="majorBidi" w:cstheme="majorBidi"/>
+          <w:color w:val="auto"/>
+          <w:sz w:val="24"/>
+          <w:szCs w:val="24"/>
+        </w:rPr>
+        <w:t>Panjang</w:t>
+      </w:r>
+    </w:p>
+    <w:p>
+      <w:pPr>
+        <w:pStyle w:val="ListParagraph"/>
+        <w:numPr>
+          <w:ilvl w:val="2"/>
+          <w:numId w:val="39"/>
+        </w:numPr>
+        <w:shd w:val="clear" w:color="auto" w:fill="auto"/>
+        <w:tabs>
+          <w:tab w:val="left" w:pos="499"/>
+        </w:tabs>
+        <w:spacing w:after="0"/>
+        <w:ind w:left="1560"/>
+        <w:rPr>
+          <w:rFonts w:asciiTheme="majorBidi" w:hAnsiTheme="majorBidi" w:cstheme="majorBidi"/>
+          <w:color w:val="auto"/>
+          <w:sz w:val="24"/>
+          <w:szCs w:val="24"/>
+        </w:rPr>
+      </w:pPr>
+      <w:r>
+        <w:rPr>
+          <w:rFonts w:asciiTheme="majorBidi" w:hAnsiTheme="majorBidi" w:cstheme="majorBidi"/>
+          <w:color w:val="auto"/>
+          <w:sz w:val="24"/>
+          <w:szCs w:val="24"/>
+        </w:rPr>
+        <w:t xml:space="preserve">File-based storage </w:t>
+      </w:r>
+      <w:proofErr w:type="spellStart"/>
+      <w:r>
+        <w:rPr>
+          <w:rFonts w:asciiTheme="majorBidi" w:hAnsiTheme="majorBidi" w:cstheme="majorBidi"/>
+          <w:color w:val="auto"/>
+          <w:sz w:val="24"/>
+          <w:szCs w:val="24"/>
+        </w:rPr>
+        <w:t>mengurangi</w:t>
+      </w:r>
+      <w:proofErr w:type="spellEnd"/>
+      <w:r>
+        <w:rPr>
+          <w:rFonts w:asciiTheme="majorBidi" w:hAnsiTheme="majorBidi" w:cstheme="majorBidi"/>
+          <w:color w:val="auto"/>
+          <w:sz w:val="24"/>
+          <w:szCs w:val="24"/>
+        </w:rPr>
+        <w:t xml:space="preserve"> </w:t>
+      </w:r>
+      <w:proofErr w:type="spellStart"/>
+      <w:r>
+        <w:rPr>
+          <w:rFonts w:asciiTheme="majorBidi" w:hAnsiTheme="majorBidi" w:cstheme="majorBidi"/>
+          <w:color w:val="auto"/>
+          <w:sz w:val="24"/>
+          <w:szCs w:val="24"/>
+        </w:rPr>
+        <w:t>risiko</w:t>
+      </w:r>
+      <w:proofErr w:type="spellEnd"/>
+      <w:r>
+        <w:rPr>
+          <w:rFonts w:asciiTheme="majorBidi" w:hAnsiTheme="majorBidi" w:cstheme="majorBidi"/>
+          <w:color w:val="auto"/>
+          <w:sz w:val="24"/>
+          <w:szCs w:val="24"/>
+        </w:rPr>
+        <w:t xml:space="preserve"> memory leak</w:t>
+      </w:r>
+    </w:p>
+    <w:p>
+      <w:pPr>
+        <w:pStyle w:val="ListParagraph"/>
+        <w:numPr>
+          <w:ilvl w:val="2"/>
+          <w:numId w:val="39"/>
+        </w:numPr>
+        <w:shd w:val="clear" w:color="auto" w:fill="auto"/>
+        <w:tabs>
+          <w:tab w:val="left" w:pos="499"/>
+        </w:tabs>
+        <w:spacing w:after="0"/>
+        <w:ind w:left="1560"/>
+        <w:rPr>
+          <w:rFonts w:asciiTheme="majorBidi" w:hAnsiTheme="majorBidi" w:cstheme="majorBidi"/>
+          <w:color w:val="auto"/>
+          <w:sz w:val="24"/>
+          <w:szCs w:val="24"/>
+        </w:rPr>
+      </w:pPr>
+      <w:proofErr w:type="spellStart"/>
+      <w:r>
+        <w:rPr>
+          <w:rFonts w:asciiTheme="majorBidi" w:hAnsiTheme="majorBidi" w:cstheme="majorBidi"/>
+          <w:color w:val="auto"/>
+          <w:sz w:val="24"/>
+          <w:szCs w:val="24"/>
+        </w:rPr>
+        <w:t>Setiap</w:t>
+      </w:r>
+      <w:proofErr w:type="spellEnd"/>
+      <w:r>
+        <w:rPr>
+          <w:rFonts w:asciiTheme="majorBidi" w:hAnsiTheme="majorBidi" w:cstheme="majorBidi"/>
+          <w:color w:val="auto"/>
+          <w:sz w:val="24"/>
+          <w:szCs w:val="24"/>
+        </w:rPr>
+        <w:t xml:space="preserve"> </w:t>
+      </w:r>
+      <w:proofErr w:type="spellStart"/>
+      <w:r>
+        <w:rPr>
+          <w:rFonts w:asciiTheme="majorBidi" w:hAnsiTheme="majorBidi" w:cstheme="majorBidi"/>
+          <w:color w:val="auto"/>
+          <w:sz w:val="24"/>
+          <w:szCs w:val="24"/>
+        </w:rPr>
+        <w:t>operasi</w:t>
+      </w:r>
+      <w:proofErr w:type="spellEnd"/>
+      <w:r>
+        <w:rPr>
+          <w:rFonts w:asciiTheme="majorBidi" w:hAnsiTheme="majorBidi" w:cstheme="majorBidi"/>
+          <w:color w:val="auto"/>
+          <w:sz w:val="24"/>
+          <w:szCs w:val="24"/>
+        </w:rPr>
+        <w:t xml:space="preserve"> </w:t>
+      </w:r>
+      <w:proofErr w:type="spellStart"/>
+      <w:r>
+        <w:rPr>
+          <w:rFonts w:asciiTheme="majorBidi" w:hAnsiTheme="majorBidi" w:cstheme="majorBidi"/>
+          <w:color w:val="auto"/>
+          <w:sz w:val="24"/>
+          <w:szCs w:val="24"/>
+        </w:rPr>
+        <w:t>melakukan</w:t>
+      </w:r>
+      <w:proofErr w:type="spellEnd"/>
+      <w:r>
+        <w:rPr>
+          <w:rFonts w:asciiTheme="majorBidi" w:hAnsiTheme="majorBidi" w:cstheme="majorBidi"/>
+          <w:color w:val="auto"/>
+          <w:sz w:val="24"/>
+          <w:szCs w:val="24"/>
+        </w:rPr>
+        <w:t xml:space="preserve"> flush </w:t>
+      </w:r>
+      <w:proofErr w:type="spellStart"/>
+      <w:r>
+        <w:rPr>
+          <w:rFonts w:asciiTheme="majorBidi" w:hAnsiTheme="majorBidi" w:cstheme="majorBidi"/>
+          <w:color w:val="auto"/>
+          <w:sz w:val="24"/>
+          <w:szCs w:val="24"/>
+        </w:rPr>
+        <w:t>untuk</w:t>
+      </w:r>
+      <w:proofErr w:type="spellEnd"/>
+      <w:r>
+        <w:rPr>
+          <w:rFonts w:asciiTheme="majorBidi" w:hAnsiTheme="majorBidi" w:cstheme="majorBidi"/>
+          <w:color w:val="auto"/>
+          <w:sz w:val="24"/>
+          <w:szCs w:val="24"/>
+        </w:rPr>
+        <w:t xml:space="preserve"> </w:t>
+      </w:r>
+      <w:proofErr w:type="spellStart"/>
+      <w:r>
+        <w:rPr>
+          <w:rFonts w:asciiTheme="majorBidi" w:hAnsiTheme="majorBidi" w:cstheme="majorBidi"/>
+          <w:color w:val="auto"/>
+          <w:sz w:val="24"/>
+          <w:szCs w:val="24"/>
+        </w:rPr>
+        <w:t>memastikan</w:t>
+      </w:r>
+      <w:proofErr w:type="spellEnd"/>
+      <w:r>
+        <w:rPr>
+          <w:rFonts w:asciiTheme="majorBidi" w:hAnsiTheme="majorBidi" w:cstheme="majorBidi"/>
+          <w:color w:val="auto"/>
+          <w:sz w:val="24"/>
+          <w:szCs w:val="24"/>
+        </w:rPr>
+        <w:t xml:space="preserve"> data </w:t>
+      </w:r>
+      <w:proofErr w:type="spellStart"/>
+      <w:r>
+        <w:rPr>
+          <w:rFonts w:asciiTheme="majorBidi" w:hAnsiTheme="majorBidi" w:cstheme="majorBidi"/>
+          <w:color w:val="auto"/>
+          <w:sz w:val="24"/>
+          <w:szCs w:val="24"/>
+        </w:rPr>
+        <w:t>tersimpan</w:t>
+      </w:r>
+      <w:proofErr w:type="spellEnd"/>
+      <w:r>
+        <w:rPr>
+          <w:rFonts w:asciiTheme="majorBidi" w:hAnsiTheme="majorBidi" w:cstheme="majorBidi"/>
+          <w:color w:val="auto"/>
+          <w:sz w:val="24"/>
+          <w:szCs w:val="24"/>
+        </w:rPr>
+        <w:t xml:space="preserve"> </w:t>
+      </w:r>
+      <w:proofErr w:type="spellStart"/>
+      <w:r>
+        <w:rPr>
+          <w:rFonts w:asciiTheme="majorBidi" w:hAnsiTheme="majorBidi" w:cstheme="majorBidi"/>
+          <w:color w:val="auto"/>
+          <w:sz w:val="24"/>
+          <w:szCs w:val="24"/>
+        </w:rPr>
+        <w:t>fisik</w:t>
+      </w:r>
+      <w:proofErr w:type="spellEnd"/>
+    </w:p>
+    <w:p>
+      <w:pPr>
+        <w:spacing w:after="0"/>
+        <w:ind w:left="644"/>
+        <w:rPr>
+          <w:rFonts w:ascii="Times New Roman" w:hAnsi="Times New Roman" w:cs="Times New Roman"/>
+          <w:sz w:val="24"/>
+          <w:szCs w:val="24"/>
+        </w:rPr>
+      </w:pPr>
+    </w:p>
+    <w:p>
+      <w:pPr>
+        <w:spacing w:after="0"/>
+        <w:ind w:left="426"/>
+        <w:rPr>
+          <w:rFonts w:ascii="Times New Roman" w:hAnsi="Times New Roman" w:cs="Times New Roman"/>
+          <w:sz w:val="24"/>
+          <w:szCs w:val="24"/>
+        </w:rPr>
+      </w:pPr>
+    </w:p>
+    <w:p>
+      <w:pPr>
+        <w:shd w:val="clear" w:color="auto" w:fill="auto"/>
+        <w:spacing w:after="0" w:line="360" w:lineRule="auto"/>
+        <w:jc w:val="center"/>
+        <w:rPr>
+          <w:rFonts w:asciiTheme="majorBidi" w:hAnsiTheme="majorBidi" w:cstheme="majorBidi"/>
+          <w:color w:val="auto"/>
+          <w:sz w:val="24"/>
+          <w:szCs w:val="24"/>
+        </w:rPr>
+      </w:pPr>
+      <w:r>
+        <w:rPr>
+          <w:rFonts w:asciiTheme="majorBidi" w:hAnsiTheme="majorBidi" w:cstheme="majorBidi"/>
+          <w:sz w:val="24"/>
+          <w:szCs w:val="24"/>
+        </w:rPr>
+        <w:br w:type="page"/>
+      </w:r>
+      <w:proofErr w:type="spellStart"/>
+      <w:r>
+        <w:rPr>
+          <w:rFonts w:asciiTheme="majorBidi" w:hAnsiTheme="majorBidi" w:cstheme="majorBidi"/>
+          <w:color w:val="auto"/>
+          <w:sz w:val="24"/>
+          <w:szCs w:val="24"/>
+        </w:rPr>
+        <w:lastRenderedPageBreak/>
+        <w:t>Jawaban</w:t>
+      </w:r>
+      <w:proofErr w:type="spellEnd"/>
+      <w:r>
+        <w:rPr>
+          <w:rFonts w:asciiTheme="majorBidi" w:hAnsiTheme="majorBidi" w:cstheme="majorBidi"/>
+          <w:color w:val="auto"/>
+          <w:sz w:val="24"/>
+          <w:szCs w:val="24"/>
+        </w:rPr>
+        <w:t xml:space="preserve"> </w:t>
+      </w:r>
+      <w:proofErr w:type="spellStart"/>
+      <w:r>
+        <w:rPr>
+          <w:rFonts w:asciiTheme="majorBidi" w:hAnsiTheme="majorBidi" w:cstheme="majorBidi"/>
+          <w:color w:val="auto"/>
+          <w:sz w:val="24"/>
+          <w:szCs w:val="24"/>
+        </w:rPr>
+        <w:t>Tugas</w:t>
+      </w:r>
+      <w:proofErr w:type="spellEnd"/>
+      <w:r>
+        <w:rPr>
+          <w:rFonts w:asciiTheme="majorBidi" w:hAnsiTheme="majorBidi" w:cstheme="majorBidi"/>
+          <w:color w:val="auto"/>
+          <w:sz w:val="24"/>
+          <w:szCs w:val="24"/>
+        </w:rPr>
         <w:t xml:space="preserve"> 2</w:t>
       </w:r>
+    </w:p>
+    <w:p>
+      <w:pPr>
+        <w:shd w:val="clear" w:color="auto" w:fill="auto"/>
+        <w:spacing w:after="0" w:line="240" w:lineRule="auto"/>
+        <w:ind w:left="567" w:hanging="567"/>
+        <w:rPr>
+          <w:rFonts w:asciiTheme="majorBidi" w:hAnsiTheme="majorBidi" w:cstheme="majorBidi"/>
+          <w:color w:val="auto"/>
+          <w:sz w:val="24"/>
+          <w:szCs w:val="24"/>
+        </w:rPr>
+      </w:pPr>
     </w:p>
     <w:p>
       <w:pPr>
@@ -7891,7 +12605,7 @@
         </w:rPr>
         <w:t xml:space="preserve"> : </w:t>
       </w:r>
-      <w:hyperlink r:id="rId8" w:history="1">
+      <w:hyperlink r:id="rId9" w:history="1">
         <w:proofErr w:type="spellStart"/>
         <w:r>
           <w:rPr>
@@ -8701,12 +13415,12 @@
       </w:r>
     </w:p>
     <w:sectPr>
-      <w:headerReference w:type="even" r:id="rId9"/>
-      <w:headerReference w:type="default" r:id="rId10"/>
-      <w:footerReference w:type="even" r:id="rId11"/>
-      <w:footerReference w:type="default" r:id="rId12"/>
-      <w:headerReference w:type="first" r:id="rId13"/>
-      <w:footerReference w:type="first" r:id="rId14"/>
+      <w:headerReference w:type="even" r:id="rId10"/>
+      <w:headerReference w:type="default" r:id="rId11"/>
+      <w:footerReference w:type="even" r:id="rId12"/>
+      <w:footerReference w:type="default" r:id="rId13"/>
+      <w:headerReference w:type="first" r:id="rId14"/>
+      <w:footerReference w:type="first" r:id="rId15"/>
       <w:pgSz w:w="11907" w:h="16840" w:code="9"/>
       <w:pgMar w:top="2160" w:right="1701" w:bottom="1701" w:left="2268" w:header="720" w:footer="862" w:gutter="0"/>
       <w:cols w:space="720"/>
@@ -9169,181 +13883,6 @@
     </w:lvl>
   </w:abstractNum>
   <w:abstractNum w:abstractNumId="1" w15:restartNumberingAfterBreak="0">
-    <w:nsid w:val="077967F3"/>
-    <w:multiLevelType w:val="hybridMultilevel"/>
-    <w:tmpl w:val="4B7072F4"/>
-    <w:lvl w:ilvl="0" w:tplc="49DA8F9E">
-      <w:start w:val="1"/>
-      <w:numFmt w:val="decimal"/>
-      <w:lvlText w:val="%1."/>
-      <w:lvlJc w:val="left"/>
-      <w:pPr>
-        <w:ind w:left="754" w:hanging="360"/>
-      </w:pPr>
-      <w:rPr>
-        <w:rFonts w:hint="default"/>
-      </w:rPr>
-    </w:lvl>
-    <w:lvl w:ilvl="1" w:tplc="04090019" w:tentative="1">
-      <w:start w:val="1"/>
-      <w:numFmt w:val="lowerLetter"/>
-      <w:lvlText w:val="%2."/>
-      <w:lvlJc w:val="left"/>
-      <w:pPr>
-        <w:ind w:left="1474" w:hanging="360"/>
-      </w:pPr>
-    </w:lvl>
-    <w:lvl w:ilvl="2" w:tplc="0409001B" w:tentative="1">
-      <w:start w:val="1"/>
-      <w:numFmt w:val="lowerRoman"/>
-      <w:lvlText w:val="%3."/>
-      <w:lvlJc w:val="right"/>
-      <w:pPr>
-        <w:ind w:left="2194" w:hanging="180"/>
-      </w:pPr>
-    </w:lvl>
-    <w:lvl w:ilvl="3" w:tplc="0409000F" w:tentative="1">
-      <w:start w:val="1"/>
-      <w:numFmt w:val="decimal"/>
-      <w:lvlText w:val="%4."/>
-      <w:lvlJc w:val="left"/>
-      <w:pPr>
-        <w:ind w:left="2914" w:hanging="360"/>
-      </w:pPr>
-    </w:lvl>
-    <w:lvl w:ilvl="4" w:tplc="04090019" w:tentative="1">
-      <w:start w:val="1"/>
-      <w:numFmt w:val="lowerLetter"/>
-      <w:lvlText w:val="%5."/>
-      <w:lvlJc w:val="left"/>
-      <w:pPr>
-        <w:ind w:left="3634" w:hanging="360"/>
-      </w:pPr>
-    </w:lvl>
-    <w:lvl w:ilvl="5" w:tplc="0409001B" w:tentative="1">
-      <w:start w:val="1"/>
-      <w:numFmt w:val="lowerRoman"/>
-      <w:lvlText w:val="%6."/>
-      <w:lvlJc w:val="right"/>
-      <w:pPr>
-        <w:ind w:left="4354" w:hanging="180"/>
-      </w:pPr>
-    </w:lvl>
-    <w:lvl w:ilvl="6" w:tplc="0409000F" w:tentative="1">
-      <w:start w:val="1"/>
-      <w:numFmt w:val="decimal"/>
-      <w:lvlText w:val="%7."/>
-      <w:lvlJc w:val="left"/>
-      <w:pPr>
-        <w:ind w:left="5074" w:hanging="360"/>
-      </w:pPr>
-    </w:lvl>
-    <w:lvl w:ilvl="7" w:tplc="04090019" w:tentative="1">
-      <w:start w:val="1"/>
-      <w:numFmt w:val="lowerLetter"/>
-      <w:lvlText w:val="%8."/>
-      <w:lvlJc w:val="left"/>
-      <w:pPr>
-        <w:ind w:left="5794" w:hanging="360"/>
-      </w:pPr>
-    </w:lvl>
-    <w:lvl w:ilvl="8" w:tplc="0409001B" w:tentative="1">
-      <w:start w:val="1"/>
-      <w:numFmt w:val="lowerRoman"/>
-      <w:lvlText w:val="%9."/>
-      <w:lvlJc w:val="right"/>
-      <w:pPr>
-        <w:ind w:left="6514" w:hanging="180"/>
-      </w:pPr>
-    </w:lvl>
-  </w:abstractNum>
-  <w:abstractNum w:abstractNumId="2" w15:restartNumberingAfterBreak="0">
-    <w:nsid w:val="098B5354"/>
-    <w:multiLevelType w:val="hybridMultilevel"/>
-    <w:tmpl w:val="F9DC0396"/>
-    <w:lvl w:ilvl="0" w:tplc="04090019">
-      <w:start w:val="1"/>
-      <w:numFmt w:val="lowerLetter"/>
-      <w:lvlText w:val="%1."/>
-      <w:lvlJc w:val="left"/>
-      <w:pPr>
-        <w:ind w:left="754" w:hanging="360"/>
-      </w:pPr>
-    </w:lvl>
-    <w:lvl w:ilvl="1" w:tplc="04090019" w:tentative="1">
-      <w:start w:val="1"/>
-      <w:numFmt w:val="lowerLetter"/>
-      <w:lvlText w:val="%2."/>
-      <w:lvlJc w:val="left"/>
-      <w:pPr>
-        <w:ind w:left="1474" w:hanging="360"/>
-      </w:pPr>
-    </w:lvl>
-    <w:lvl w:ilvl="2" w:tplc="0409001B" w:tentative="1">
-      <w:start w:val="1"/>
-      <w:numFmt w:val="lowerRoman"/>
-      <w:lvlText w:val="%3."/>
-      <w:lvlJc w:val="right"/>
-      <w:pPr>
-        <w:ind w:left="2194" w:hanging="180"/>
-      </w:pPr>
-    </w:lvl>
-    <w:lvl w:ilvl="3" w:tplc="0409000F" w:tentative="1">
-      <w:start w:val="1"/>
-      <w:numFmt w:val="decimal"/>
-      <w:lvlText w:val="%4."/>
-      <w:lvlJc w:val="left"/>
-      <w:pPr>
-        <w:ind w:left="2914" w:hanging="360"/>
-      </w:pPr>
-    </w:lvl>
-    <w:lvl w:ilvl="4" w:tplc="04090019" w:tentative="1">
-      <w:start w:val="1"/>
-      <w:numFmt w:val="lowerLetter"/>
-      <w:lvlText w:val="%5."/>
-      <w:lvlJc w:val="left"/>
-      <w:pPr>
-        <w:ind w:left="3634" w:hanging="360"/>
-      </w:pPr>
-    </w:lvl>
-    <w:lvl w:ilvl="5" w:tplc="0409001B" w:tentative="1">
-      <w:start w:val="1"/>
-      <w:numFmt w:val="lowerRoman"/>
-      <w:lvlText w:val="%6."/>
-      <w:lvlJc w:val="right"/>
-      <w:pPr>
-        <w:ind w:left="4354" w:hanging="180"/>
-      </w:pPr>
-    </w:lvl>
-    <w:lvl w:ilvl="6" w:tplc="0409000F" w:tentative="1">
-      <w:start w:val="1"/>
-      <w:numFmt w:val="decimal"/>
-      <w:lvlText w:val="%7."/>
-      <w:lvlJc w:val="left"/>
-      <w:pPr>
-        <w:ind w:left="5074" w:hanging="360"/>
-      </w:pPr>
-    </w:lvl>
-    <w:lvl w:ilvl="7" w:tplc="04090019" w:tentative="1">
-      <w:start w:val="1"/>
-      <w:numFmt w:val="lowerLetter"/>
-      <w:lvlText w:val="%8."/>
-      <w:lvlJc w:val="left"/>
-      <w:pPr>
-        <w:ind w:left="5794" w:hanging="360"/>
-      </w:pPr>
-    </w:lvl>
-    <w:lvl w:ilvl="8" w:tplc="0409001B" w:tentative="1">
-      <w:start w:val="1"/>
-      <w:numFmt w:val="lowerRoman"/>
-      <w:lvlText w:val="%9."/>
-      <w:lvlJc w:val="right"/>
-      <w:pPr>
-        <w:ind w:left="6514" w:hanging="180"/>
-      </w:pPr>
-    </w:lvl>
-  </w:abstractNum>
-  <w:abstractNum w:abstractNumId="3" w15:restartNumberingAfterBreak="0">
     <w:nsid w:val="0E267350"/>
     <w:multiLevelType w:val="multilevel"/>
     <w:tmpl w:val="CE566112"/>
@@ -9498,7 +14037,7 @@
       </w:rPr>
     </w:lvl>
   </w:abstractNum>
-  <w:abstractNum w:abstractNumId="4" w15:restartNumberingAfterBreak="0">
+  <w:abstractNum w:abstractNumId="2" w15:restartNumberingAfterBreak="0">
     <w:nsid w:val="0E5802CA"/>
     <w:multiLevelType w:val="multilevel"/>
     <w:tmpl w:val="7370EA10"/>
@@ -9612,10 +14151,10 @@
       </w:rPr>
     </w:lvl>
   </w:abstractNum>
-  <w:abstractNum w:abstractNumId="5" w15:restartNumberingAfterBreak="0">
+  <w:abstractNum w:abstractNumId="3" w15:restartNumberingAfterBreak="0">
     <w:nsid w:val="10720AF3"/>
     <w:multiLevelType w:val="multilevel"/>
-    <w:tmpl w:val="8B28F16A"/>
+    <w:tmpl w:val="F0A22E0C"/>
     <w:lvl w:ilvl="0">
       <w:start w:val="1"/>
       <w:numFmt w:val="decimal"/>
@@ -9628,6 +14167,642 @@
         <w:ind w:left="720" w:hanging="360"/>
       </w:pPr>
     </w:lvl>
+    <w:lvl w:ilvl="1">
+      <w:numFmt w:val="bullet"/>
+      <w:lvlText w:val="-"/>
+      <w:lvlJc w:val="left"/>
+      <w:pPr>
+        <w:ind w:left="1440" w:hanging="360"/>
+      </w:pPr>
+      <w:rPr>
+        <w:rFonts w:ascii="Times New Roman" w:eastAsiaTheme="minorHAnsi" w:hAnsi="Times New Roman" w:cs="Times New Roman" w:hint="default"/>
+      </w:rPr>
+    </w:lvl>
+    <w:lvl w:ilvl="2" w:tentative="1">
+      <w:start w:val="1"/>
+      <w:numFmt w:val="decimal"/>
+      <w:lvlText w:val="%3."/>
+      <w:lvlJc w:val="left"/>
+      <w:pPr>
+        <w:tabs>
+          <w:tab w:val="num" w:pos="2160"/>
+        </w:tabs>
+        <w:ind w:left="2160" w:hanging="360"/>
+      </w:pPr>
+    </w:lvl>
+    <w:lvl w:ilvl="3" w:tentative="1">
+      <w:start w:val="1"/>
+      <w:numFmt w:val="decimal"/>
+      <w:lvlText w:val="%4."/>
+      <w:lvlJc w:val="left"/>
+      <w:pPr>
+        <w:tabs>
+          <w:tab w:val="num" w:pos="2880"/>
+        </w:tabs>
+        <w:ind w:left="2880" w:hanging="360"/>
+      </w:pPr>
+    </w:lvl>
+    <w:lvl w:ilvl="4" w:tentative="1">
+      <w:start w:val="1"/>
+      <w:numFmt w:val="decimal"/>
+      <w:lvlText w:val="%5."/>
+      <w:lvlJc w:val="left"/>
+      <w:pPr>
+        <w:tabs>
+          <w:tab w:val="num" w:pos="3600"/>
+        </w:tabs>
+        <w:ind w:left="3600" w:hanging="360"/>
+      </w:pPr>
+    </w:lvl>
+    <w:lvl w:ilvl="5" w:tentative="1">
+      <w:start w:val="1"/>
+      <w:numFmt w:val="decimal"/>
+      <w:lvlText w:val="%6."/>
+      <w:lvlJc w:val="left"/>
+      <w:pPr>
+        <w:tabs>
+          <w:tab w:val="num" w:pos="4320"/>
+        </w:tabs>
+        <w:ind w:left="4320" w:hanging="360"/>
+      </w:pPr>
+    </w:lvl>
+    <w:lvl w:ilvl="6" w:tentative="1">
+      <w:start w:val="1"/>
+      <w:numFmt w:val="decimal"/>
+      <w:lvlText w:val="%7."/>
+      <w:lvlJc w:val="left"/>
+      <w:pPr>
+        <w:tabs>
+          <w:tab w:val="num" w:pos="5040"/>
+        </w:tabs>
+        <w:ind w:left="5040" w:hanging="360"/>
+      </w:pPr>
+    </w:lvl>
+    <w:lvl w:ilvl="7" w:tentative="1">
+      <w:start w:val="1"/>
+      <w:numFmt w:val="decimal"/>
+      <w:lvlText w:val="%8."/>
+      <w:lvlJc w:val="left"/>
+      <w:pPr>
+        <w:tabs>
+          <w:tab w:val="num" w:pos="5760"/>
+        </w:tabs>
+        <w:ind w:left="5760" w:hanging="360"/>
+      </w:pPr>
+    </w:lvl>
+    <w:lvl w:ilvl="8" w:tentative="1">
+      <w:start w:val="1"/>
+      <w:numFmt w:val="decimal"/>
+      <w:lvlText w:val="%9."/>
+      <w:lvlJc w:val="left"/>
+      <w:pPr>
+        <w:tabs>
+          <w:tab w:val="num" w:pos="6480"/>
+        </w:tabs>
+        <w:ind w:left="6480" w:hanging="360"/>
+      </w:pPr>
+    </w:lvl>
+  </w:abstractNum>
+  <w:abstractNum w:abstractNumId="4" w15:restartNumberingAfterBreak="0">
+    <w:nsid w:val="147E5998"/>
+    <w:multiLevelType w:val="multilevel"/>
+    <w:tmpl w:val="94B2D482"/>
+    <w:lvl w:ilvl="0">
+      <w:start w:val="1"/>
+      <w:numFmt w:val="decimal"/>
+      <w:pStyle w:val="HeadingSubBab"/>
+      <w:lvlText w:val="%1."/>
+      <w:lvlJc w:val="left"/>
+      <w:pPr>
+        <w:tabs>
+          <w:tab w:val="num" w:pos="567"/>
+        </w:tabs>
+        <w:ind w:left="567" w:hanging="567"/>
+      </w:pPr>
+      <w:rPr>
+        <w:rFonts w:hint="default"/>
+      </w:rPr>
+    </w:lvl>
+    <w:lvl w:ilvl="1">
+      <w:start w:val="1"/>
+      <w:numFmt w:val="lowerLetter"/>
+      <w:lvlText w:val="%2."/>
+      <w:lvlJc w:val="left"/>
+      <w:pPr>
+        <w:ind w:left="1440" w:hanging="360"/>
+      </w:pPr>
+      <w:rPr>
+        <w:rFonts w:hint="default"/>
+      </w:rPr>
+    </w:lvl>
+    <w:lvl w:ilvl="2">
+      <w:start w:val="1"/>
+      <w:numFmt w:val="lowerRoman"/>
+      <w:lvlText w:val="%3."/>
+      <w:lvlJc w:val="right"/>
+      <w:pPr>
+        <w:ind w:left="2160" w:hanging="180"/>
+      </w:pPr>
+      <w:rPr>
+        <w:rFonts w:hint="default"/>
+      </w:rPr>
+    </w:lvl>
+    <w:lvl w:ilvl="3">
+      <w:start w:val="1"/>
+      <w:numFmt w:val="decimal"/>
+      <w:lvlText w:val="%4."/>
+      <w:lvlJc w:val="left"/>
+      <w:pPr>
+        <w:ind w:left="2880" w:hanging="360"/>
+      </w:pPr>
+      <w:rPr>
+        <w:rFonts w:hint="default"/>
+      </w:rPr>
+    </w:lvl>
+    <w:lvl w:ilvl="4">
+      <w:start w:val="1"/>
+      <w:numFmt w:val="lowerLetter"/>
+      <w:lvlText w:val="%5."/>
+      <w:lvlJc w:val="left"/>
+      <w:pPr>
+        <w:ind w:left="3600" w:hanging="360"/>
+      </w:pPr>
+      <w:rPr>
+        <w:rFonts w:hint="default"/>
+      </w:rPr>
+    </w:lvl>
+    <w:lvl w:ilvl="5">
+      <w:start w:val="1"/>
+      <w:numFmt w:val="lowerRoman"/>
+      <w:lvlText w:val="%6."/>
+      <w:lvlJc w:val="right"/>
+      <w:pPr>
+        <w:ind w:left="4320" w:hanging="180"/>
+      </w:pPr>
+      <w:rPr>
+        <w:rFonts w:hint="default"/>
+      </w:rPr>
+    </w:lvl>
+    <w:lvl w:ilvl="6">
+      <w:start w:val="1"/>
+      <w:numFmt w:val="decimal"/>
+      <w:lvlText w:val="%7."/>
+      <w:lvlJc w:val="left"/>
+      <w:pPr>
+        <w:ind w:left="5040" w:hanging="360"/>
+      </w:pPr>
+      <w:rPr>
+        <w:rFonts w:hint="default"/>
+      </w:rPr>
+    </w:lvl>
+    <w:lvl w:ilvl="7">
+      <w:start w:val="1"/>
+      <w:numFmt w:val="lowerLetter"/>
+      <w:lvlText w:val="%8."/>
+      <w:lvlJc w:val="left"/>
+      <w:pPr>
+        <w:ind w:left="5760" w:hanging="360"/>
+      </w:pPr>
+      <w:rPr>
+        <w:rFonts w:hint="default"/>
+      </w:rPr>
+    </w:lvl>
+    <w:lvl w:ilvl="8">
+      <w:start w:val="1"/>
+      <w:numFmt w:val="lowerRoman"/>
+      <w:lvlText w:val="%9."/>
+      <w:lvlJc w:val="right"/>
+      <w:pPr>
+        <w:ind w:left="6480" w:hanging="180"/>
+      </w:pPr>
+      <w:rPr>
+        <w:rFonts w:hint="default"/>
+      </w:rPr>
+    </w:lvl>
+  </w:abstractNum>
+  <w:abstractNum w:abstractNumId="5" w15:restartNumberingAfterBreak="0">
+    <w:nsid w:val="15894D0B"/>
+    <w:multiLevelType w:val="multilevel"/>
+    <w:tmpl w:val="518867F2"/>
+    <w:lvl w:ilvl="0">
+      <w:start w:val="1"/>
+      <w:numFmt w:val="upperLetter"/>
+      <w:lvlText w:val="%1"/>
+      <w:lvlJc w:val="left"/>
+      <w:pPr>
+        <w:ind w:left="432" w:hanging="432"/>
+      </w:pPr>
+      <w:rPr>
+        <w:rFonts w:hint="default"/>
+      </w:rPr>
+    </w:lvl>
+    <w:lvl w:ilvl="1">
+      <w:start w:val="1"/>
+      <w:numFmt w:val="decimal"/>
+      <w:lvlText w:val="%1.%2"/>
+      <w:lvlJc w:val="left"/>
+      <w:pPr>
+        <w:ind w:left="576" w:hanging="576"/>
+      </w:pPr>
+      <w:rPr>
+        <w:rFonts w:hint="default"/>
+      </w:rPr>
+    </w:lvl>
+    <w:lvl w:ilvl="2">
+      <w:start w:val="1"/>
+      <w:numFmt w:val="decimal"/>
+      <w:lvlText w:val="%1.%2.%3"/>
+      <w:lvlJc w:val="left"/>
+      <w:pPr>
+        <w:ind w:left="720" w:hanging="720"/>
+      </w:pPr>
+      <w:rPr>
+        <w:rFonts w:hint="default"/>
+      </w:rPr>
+    </w:lvl>
+    <w:lvl w:ilvl="3">
+      <w:start w:val="1"/>
+      <w:numFmt w:val="decimal"/>
+      <w:lvlText w:val="%1.%2.%3.%4"/>
+      <w:lvlJc w:val="left"/>
+      <w:pPr>
+        <w:ind w:left="864" w:hanging="864"/>
+      </w:pPr>
+      <w:rPr>
+        <w:rFonts w:hint="default"/>
+      </w:rPr>
+    </w:lvl>
+    <w:lvl w:ilvl="4">
+      <w:start w:val="1"/>
+      <w:numFmt w:val="decimal"/>
+      <w:lvlText w:val="%1.%2.%3.%4.%5"/>
+      <w:lvlJc w:val="left"/>
+      <w:pPr>
+        <w:ind w:left="1008" w:hanging="1008"/>
+      </w:pPr>
+      <w:rPr>
+        <w:rFonts w:hint="default"/>
+      </w:rPr>
+    </w:lvl>
+    <w:lvl w:ilvl="5">
+      <w:start w:val="1"/>
+      <w:numFmt w:val="decimal"/>
+      <w:lvlText w:val="%1.%2.%3.%4.%5.%6"/>
+      <w:lvlJc w:val="left"/>
+      <w:pPr>
+        <w:ind w:left="1152" w:hanging="1152"/>
+      </w:pPr>
+      <w:rPr>
+        <w:rFonts w:hint="default"/>
+      </w:rPr>
+    </w:lvl>
+    <w:lvl w:ilvl="6">
+      <w:start w:val="1"/>
+      <w:numFmt w:val="decimal"/>
+      <w:lvlText w:val="%1.%2.%3.%4.%5.%6.%7"/>
+      <w:lvlJc w:val="left"/>
+      <w:pPr>
+        <w:ind w:left="1296" w:hanging="1296"/>
+      </w:pPr>
+      <w:rPr>
+        <w:rFonts w:hint="default"/>
+      </w:rPr>
+    </w:lvl>
+    <w:lvl w:ilvl="7">
+      <w:start w:val="1"/>
+      <w:numFmt w:val="decimal"/>
+      <w:pStyle w:val="Heading8"/>
+      <w:lvlText w:val="%1.%2.%3.%4.%5.%6.%7.%8"/>
+      <w:lvlJc w:val="left"/>
+      <w:pPr>
+        <w:ind w:left="1440" w:hanging="1440"/>
+      </w:pPr>
+      <w:rPr>
+        <w:rFonts w:hint="default"/>
+      </w:rPr>
+    </w:lvl>
+    <w:lvl w:ilvl="8">
+      <w:start w:val="1"/>
+      <w:numFmt w:val="decimal"/>
+      <w:pStyle w:val="Heading9"/>
+      <w:lvlText w:val="%1.%2.%3.%4.%5.%6.%7.%8.%9"/>
+      <w:lvlJc w:val="left"/>
+      <w:pPr>
+        <w:ind w:left="1584" w:hanging="1584"/>
+      </w:pPr>
+      <w:rPr>
+        <w:rFonts w:hint="default"/>
+      </w:rPr>
+    </w:lvl>
+  </w:abstractNum>
+  <w:abstractNum w:abstractNumId="6" w15:restartNumberingAfterBreak="0">
+    <w:nsid w:val="16CB1E36"/>
+    <w:multiLevelType w:val="hybridMultilevel"/>
+    <w:tmpl w:val="1230439E"/>
+    <w:lvl w:ilvl="0" w:tplc="8354BD32">
+      <w:start w:val="1"/>
+      <w:numFmt w:val="decimal"/>
+      <w:pStyle w:val="normalnaskahtips"/>
+      <w:lvlText w:val="%1."/>
+      <w:lvlJc w:val="left"/>
+      <w:pPr>
+        <w:ind w:left="720" w:hanging="360"/>
+      </w:pPr>
+      <w:rPr>
+        <w:color w:val="E36C0A" w:themeColor="accent6" w:themeShade="BF"/>
+      </w:rPr>
+    </w:lvl>
+    <w:lvl w:ilvl="1" w:tplc="04090019" w:tentative="1">
+      <w:start w:val="1"/>
+      <w:numFmt w:val="lowerLetter"/>
+      <w:lvlText w:val="%2."/>
+      <w:lvlJc w:val="left"/>
+      <w:pPr>
+        <w:ind w:left="1440" w:hanging="360"/>
+      </w:pPr>
+    </w:lvl>
+    <w:lvl w:ilvl="2" w:tplc="0409001B" w:tentative="1">
+      <w:start w:val="1"/>
+      <w:numFmt w:val="lowerRoman"/>
+      <w:lvlText w:val="%3."/>
+      <w:lvlJc w:val="right"/>
+      <w:pPr>
+        <w:ind w:left="2160" w:hanging="180"/>
+      </w:pPr>
+    </w:lvl>
+    <w:lvl w:ilvl="3" w:tplc="0409000F" w:tentative="1">
+      <w:start w:val="1"/>
+      <w:numFmt w:val="decimal"/>
+      <w:lvlText w:val="%4."/>
+      <w:lvlJc w:val="left"/>
+      <w:pPr>
+        <w:ind w:left="2880" w:hanging="360"/>
+      </w:pPr>
+    </w:lvl>
+    <w:lvl w:ilvl="4" w:tplc="04090019" w:tentative="1">
+      <w:start w:val="1"/>
+      <w:numFmt w:val="lowerLetter"/>
+      <w:lvlText w:val="%5."/>
+      <w:lvlJc w:val="left"/>
+      <w:pPr>
+        <w:ind w:left="3600" w:hanging="360"/>
+      </w:pPr>
+    </w:lvl>
+    <w:lvl w:ilvl="5" w:tplc="0409001B" w:tentative="1">
+      <w:start w:val="1"/>
+      <w:numFmt w:val="lowerRoman"/>
+      <w:lvlText w:val="%6."/>
+      <w:lvlJc w:val="right"/>
+      <w:pPr>
+        <w:ind w:left="4320" w:hanging="180"/>
+      </w:pPr>
+    </w:lvl>
+    <w:lvl w:ilvl="6" w:tplc="0409000F" w:tentative="1">
+      <w:start w:val="1"/>
+      <w:numFmt w:val="decimal"/>
+      <w:lvlText w:val="%7."/>
+      <w:lvlJc w:val="left"/>
+      <w:pPr>
+        <w:ind w:left="5040" w:hanging="360"/>
+      </w:pPr>
+    </w:lvl>
+    <w:lvl w:ilvl="7" w:tplc="04090019" w:tentative="1">
+      <w:start w:val="1"/>
+      <w:numFmt w:val="lowerLetter"/>
+      <w:lvlText w:val="%8."/>
+      <w:lvlJc w:val="left"/>
+      <w:pPr>
+        <w:ind w:left="5760" w:hanging="360"/>
+      </w:pPr>
+    </w:lvl>
+    <w:lvl w:ilvl="8" w:tplc="0409001B" w:tentative="1">
+      <w:start w:val="1"/>
+      <w:numFmt w:val="lowerRoman"/>
+      <w:lvlText w:val="%9."/>
+      <w:lvlJc w:val="right"/>
+      <w:pPr>
+        <w:ind w:left="6480" w:hanging="180"/>
+      </w:pPr>
+    </w:lvl>
+  </w:abstractNum>
+  <w:abstractNum w:abstractNumId="7" w15:restartNumberingAfterBreak="0">
+    <w:nsid w:val="180A5B0E"/>
+    <w:multiLevelType w:val="multilevel"/>
+    <w:tmpl w:val="98046674"/>
+    <w:lvl w:ilvl="0">
+      <w:start w:val="1"/>
+      <w:numFmt w:val="decimal"/>
+      <w:pStyle w:val="ListNumberParagraf"/>
+      <w:lvlText w:val="%1"/>
+      <w:lvlJc w:val="left"/>
+      <w:pPr>
+        <w:ind w:left="716" w:hanging="432"/>
+      </w:pPr>
+    </w:lvl>
+    <w:lvl w:ilvl="1">
+      <w:start w:val="1"/>
+      <w:numFmt w:val="decimal"/>
+      <w:lvlText w:val="%1.%2"/>
+      <w:lvlJc w:val="left"/>
+      <w:pPr>
+        <w:ind w:left="860" w:hanging="576"/>
+      </w:pPr>
+    </w:lvl>
+    <w:lvl w:ilvl="2">
+      <w:start w:val="1"/>
+      <w:numFmt w:val="decimal"/>
+      <w:lvlText w:val="%1.%2.%3"/>
+      <w:lvlJc w:val="left"/>
+      <w:pPr>
+        <w:ind w:left="1004" w:hanging="720"/>
+      </w:pPr>
+    </w:lvl>
+    <w:lvl w:ilvl="3">
+      <w:start w:val="1"/>
+      <w:numFmt w:val="decimal"/>
+      <w:lvlText w:val="%1.%2.%3.%4"/>
+      <w:lvlJc w:val="left"/>
+      <w:pPr>
+        <w:ind w:left="1148" w:hanging="864"/>
+      </w:pPr>
+    </w:lvl>
+    <w:lvl w:ilvl="4">
+      <w:start w:val="1"/>
+      <w:numFmt w:val="decimal"/>
+      <w:lvlText w:val="%1.%2.%3.%4.%5"/>
+      <w:lvlJc w:val="left"/>
+      <w:pPr>
+        <w:ind w:left="1292" w:hanging="1008"/>
+      </w:pPr>
+    </w:lvl>
+    <w:lvl w:ilvl="5">
+      <w:start w:val="1"/>
+      <w:numFmt w:val="decimal"/>
+      <w:lvlText w:val="%1.%2.%3.%4.%5.%6"/>
+      <w:lvlJc w:val="left"/>
+      <w:pPr>
+        <w:ind w:left="1436" w:hanging="1152"/>
+      </w:pPr>
+    </w:lvl>
+    <w:lvl w:ilvl="6">
+      <w:start w:val="1"/>
+      <w:numFmt w:val="decimal"/>
+      <w:lvlText w:val="%1.%2.%3.%4.%5.%6.%7"/>
+      <w:lvlJc w:val="left"/>
+      <w:pPr>
+        <w:ind w:left="1580" w:hanging="1296"/>
+      </w:pPr>
+    </w:lvl>
+    <w:lvl w:ilvl="7">
+      <w:start w:val="1"/>
+      <w:numFmt w:val="decimal"/>
+      <w:lvlText w:val="%1.%2.%3.%4.%5.%6.%7.%8"/>
+      <w:lvlJc w:val="left"/>
+      <w:pPr>
+        <w:ind w:left="1724" w:hanging="1440"/>
+      </w:pPr>
+    </w:lvl>
+    <w:lvl w:ilvl="8">
+      <w:start w:val="1"/>
+      <w:numFmt w:val="decimal"/>
+      <w:lvlText w:val="%1.%2.%3.%4.%5.%6.%7.%8.%9"/>
+      <w:lvlJc w:val="left"/>
+      <w:pPr>
+        <w:ind w:left="1868" w:hanging="1584"/>
+      </w:pPr>
+    </w:lvl>
+  </w:abstractNum>
+  <w:abstractNum w:abstractNumId="8" w15:restartNumberingAfterBreak="0">
+    <w:nsid w:val="1F0D5FDF"/>
+    <w:multiLevelType w:val="hybridMultilevel"/>
+    <w:tmpl w:val="1B0AA898"/>
+    <w:lvl w:ilvl="0" w:tplc="56E06BDE">
+      <w:start w:val="1"/>
+      <w:numFmt w:val="bullet"/>
+      <w:pStyle w:val="normalpoint"/>
+      <w:lvlText w:val=""/>
+      <w:lvlJc w:val="left"/>
+      <w:pPr>
+        <w:ind w:left="720" w:hanging="360"/>
+      </w:pPr>
+      <w:rPr>
+        <w:rFonts w:ascii="Symbol" w:hAnsi="Symbol" w:hint="default"/>
+      </w:rPr>
+    </w:lvl>
+    <w:lvl w:ilvl="1" w:tplc="04210003" w:tentative="1">
+      <w:start w:val="1"/>
+      <w:numFmt w:val="bullet"/>
+      <w:lvlText w:val="o"/>
+      <w:lvlJc w:val="left"/>
+      <w:pPr>
+        <w:ind w:left="1440" w:hanging="360"/>
+      </w:pPr>
+      <w:rPr>
+        <w:rFonts w:ascii="Courier New" w:hAnsi="Courier New" w:cs="Courier New" w:hint="default"/>
+      </w:rPr>
+    </w:lvl>
+    <w:lvl w:ilvl="2" w:tplc="04210005" w:tentative="1">
+      <w:start w:val="1"/>
+      <w:numFmt w:val="bullet"/>
+      <w:lvlText w:val=""/>
+      <w:lvlJc w:val="left"/>
+      <w:pPr>
+        <w:ind w:left="2160" w:hanging="360"/>
+      </w:pPr>
+      <w:rPr>
+        <w:rFonts w:ascii="Wingdings" w:hAnsi="Wingdings" w:hint="default"/>
+      </w:rPr>
+    </w:lvl>
+    <w:lvl w:ilvl="3" w:tplc="04210001" w:tentative="1">
+      <w:start w:val="1"/>
+      <w:numFmt w:val="bullet"/>
+      <w:lvlText w:val=""/>
+      <w:lvlJc w:val="left"/>
+      <w:pPr>
+        <w:ind w:left="2880" w:hanging="360"/>
+      </w:pPr>
+      <w:rPr>
+        <w:rFonts w:ascii="Symbol" w:hAnsi="Symbol" w:hint="default"/>
+      </w:rPr>
+    </w:lvl>
+    <w:lvl w:ilvl="4" w:tplc="04210003" w:tentative="1">
+      <w:start w:val="1"/>
+      <w:numFmt w:val="bullet"/>
+      <w:lvlText w:val="o"/>
+      <w:lvlJc w:val="left"/>
+      <w:pPr>
+        <w:ind w:left="3600" w:hanging="360"/>
+      </w:pPr>
+      <w:rPr>
+        <w:rFonts w:ascii="Courier New" w:hAnsi="Courier New" w:cs="Courier New" w:hint="default"/>
+      </w:rPr>
+    </w:lvl>
+    <w:lvl w:ilvl="5" w:tplc="04210005" w:tentative="1">
+      <w:start w:val="1"/>
+      <w:numFmt w:val="bullet"/>
+      <w:lvlText w:val=""/>
+      <w:lvlJc w:val="left"/>
+      <w:pPr>
+        <w:ind w:left="4320" w:hanging="360"/>
+      </w:pPr>
+      <w:rPr>
+        <w:rFonts w:ascii="Wingdings" w:hAnsi="Wingdings" w:hint="default"/>
+      </w:rPr>
+    </w:lvl>
+    <w:lvl w:ilvl="6" w:tplc="04210001" w:tentative="1">
+      <w:start w:val="1"/>
+      <w:numFmt w:val="bullet"/>
+      <w:lvlText w:val=""/>
+      <w:lvlJc w:val="left"/>
+      <w:pPr>
+        <w:ind w:left="5040" w:hanging="360"/>
+      </w:pPr>
+      <w:rPr>
+        <w:rFonts w:ascii="Symbol" w:hAnsi="Symbol" w:hint="default"/>
+      </w:rPr>
+    </w:lvl>
+    <w:lvl w:ilvl="7" w:tplc="04210003" w:tentative="1">
+      <w:start w:val="1"/>
+      <w:numFmt w:val="bullet"/>
+      <w:lvlText w:val="o"/>
+      <w:lvlJc w:val="left"/>
+      <w:pPr>
+        <w:ind w:left="5760" w:hanging="360"/>
+      </w:pPr>
+      <w:rPr>
+        <w:rFonts w:ascii="Courier New" w:hAnsi="Courier New" w:cs="Courier New" w:hint="default"/>
+      </w:rPr>
+    </w:lvl>
+    <w:lvl w:ilvl="8" w:tplc="04210005" w:tentative="1">
+      <w:start w:val="1"/>
+      <w:numFmt w:val="bullet"/>
+      <w:lvlText w:val=""/>
+      <w:lvlJc w:val="left"/>
+      <w:pPr>
+        <w:ind w:left="6480" w:hanging="360"/>
+      </w:pPr>
+      <w:rPr>
+        <w:rFonts w:ascii="Wingdings" w:hAnsi="Wingdings" w:hint="default"/>
+      </w:rPr>
+    </w:lvl>
+  </w:abstractNum>
+  <w:abstractNum w:abstractNumId="9" w15:restartNumberingAfterBreak="0">
+    <w:nsid w:val="215C7E8A"/>
+    <w:multiLevelType w:val="multilevel"/>
+    <w:tmpl w:val="3B44F604"/>
+    <w:lvl w:ilvl="0">
+      <w:start w:val="1"/>
+      <w:numFmt w:val="decimal"/>
+      <w:pStyle w:val="normalnomor"/>
+      <w:lvlText w:val="%1."/>
+      <w:lvlJc w:val="left"/>
+      <w:pPr>
+        <w:tabs>
+          <w:tab w:val="num" w:pos="720"/>
+        </w:tabs>
+        <w:ind w:left="720" w:hanging="360"/>
+      </w:pPr>
+    </w:lvl>
     <w:lvl w:ilvl="1" w:tentative="1">
       <w:start w:val="1"/>
       <w:numFmt w:val="decimal"/>
@@ -9725,254 +14900,334 @@
       </w:pPr>
     </w:lvl>
   </w:abstractNum>
-  <w:abstractNum w:abstractNumId="6" w15:restartNumberingAfterBreak="0">
-    <w:nsid w:val="147E5998"/>
-    <w:multiLevelType w:val="multilevel"/>
-    <w:tmpl w:val="94B2D482"/>
-    <w:lvl w:ilvl="0">
-      <w:start w:val="1"/>
-      <w:numFmt w:val="decimal"/>
-      <w:pStyle w:val="HeadingSubBab"/>
+  <w:abstractNum w:abstractNumId="10" w15:restartNumberingAfterBreak="0">
+    <w:nsid w:val="21A73A0A"/>
+    <w:multiLevelType w:val="hybridMultilevel"/>
+    <w:tmpl w:val="3B0CA8CC"/>
+    <w:lvl w:ilvl="0" w:tplc="380EE4B4">
+      <w:start w:val="1"/>
+      <w:numFmt w:val="lowerLetter"/>
+      <w:pStyle w:val="normaltabelpoin-poin"/>
       <w:lvlText w:val="%1."/>
       <w:lvlJc w:val="left"/>
       <w:pPr>
-        <w:tabs>
-          <w:tab w:val="num" w:pos="567"/>
-        </w:tabs>
-        <w:ind w:left="567" w:hanging="567"/>
-      </w:pPr>
-      <w:rPr>
-        <w:rFonts w:hint="default"/>
-      </w:rPr>
-    </w:lvl>
-    <w:lvl w:ilvl="1">
+        <w:ind w:left="360" w:hanging="360"/>
+      </w:pPr>
+    </w:lvl>
+    <w:lvl w:ilvl="1" w:tplc="04090019" w:tentative="1">
       <w:start w:val="1"/>
       <w:numFmt w:val="lowerLetter"/>
       <w:lvlText w:val="%2."/>
       <w:lvlJc w:val="left"/>
       <w:pPr>
-        <w:ind w:left="1440" w:hanging="360"/>
-      </w:pPr>
-      <w:rPr>
-        <w:rFonts w:hint="default"/>
-      </w:rPr>
-    </w:lvl>
-    <w:lvl w:ilvl="2">
+        <w:ind w:left="1080" w:hanging="360"/>
+      </w:pPr>
+    </w:lvl>
+    <w:lvl w:ilvl="2" w:tplc="0409001B" w:tentative="1">
       <w:start w:val="1"/>
       <w:numFmt w:val="lowerRoman"/>
       <w:lvlText w:val="%3."/>
       <w:lvlJc w:val="right"/>
       <w:pPr>
-        <w:ind w:left="2160" w:hanging="180"/>
-      </w:pPr>
-      <w:rPr>
-        <w:rFonts w:hint="default"/>
-      </w:rPr>
-    </w:lvl>
-    <w:lvl w:ilvl="3">
+        <w:ind w:left="1800" w:hanging="180"/>
+      </w:pPr>
+    </w:lvl>
+    <w:lvl w:ilvl="3" w:tplc="0409000F" w:tentative="1">
       <w:start w:val="1"/>
       <w:numFmt w:val="decimal"/>
       <w:lvlText w:val="%4."/>
       <w:lvlJc w:val="left"/>
       <w:pPr>
-        <w:ind w:left="2880" w:hanging="360"/>
-      </w:pPr>
-      <w:rPr>
-        <w:rFonts w:hint="default"/>
-      </w:rPr>
-    </w:lvl>
-    <w:lvl w:ilvl="4">
+        <w:ind w:left="2520" w:hanging="360"/>
+      </w:pPr>
+    </w:lvl>
+    <w:lvl w:ilvl="4" w:tplc="04090019" w:tentative="1">
       <w:start w:val="1"/>
       <w:numFmt w:val="lowerLetter"/>
       <w:lvlText w:val="%5."/>
       <w:lvlJc w:val="left"/>
       <w:pPr>
-        <w:ind w:left="3600" w:hanging="360"/>
-      </w:pPr>
-      <w:rPr>
-        <w:rFonts w:hint="default"/>
-      </w:rPr>
-    </w:lvl>
-    <w:lvl w:ilvl="5">
+        <w:ind w:left="3240" w:hanging="360"/>
+      </w:pPr>
+    </w:lvl>
+    <w:lvl w:ilvl="5" w:tplc="0409001B" w:tentative="1">
       <w:start w:val="1"/>
       <w:numFmt w:val="lowerRoman"/>
       <w:lvlText w:val="%6."/>
       <w:lvlJc w:val="right"/>
       <w:pPr>
-        <w:ind w:left="4320" w:hanging="180"/>
-      </w:pPr>
-      <w:rPr>
-        <w:rFonts w:hint="default"/>
-      </w:rPr>
-    </w:lvl>
-    <w:lvl w:ilvl="6">
+        <w:ind w:left="3960" w:hanging="180"/>
+      </w:pPr>
+    </w:lvl>
+    <w:lvl w:ilvl="6" w:tplc="0409000F" w:tentative="1">
       <w:start w:val="1"/>
       <w:numFmt w:val="decimal"/>
       <w:lvlText w:val="%7."/>
       <w:lvlJc w:val="left"/>
       <w:pPr>
-        <w:ind w:left="5040" w:hanging="360"/>
-      </w:pPr>
-      <w:rPr>
-        <w:rFonts w:hint="default"/>
-      </w:rPr>
-    </w:lvl>
-    <w:lvl w:ilvl="7">
+        <w:ind w:left="4680" w:hanging="360"/>
+      </w:pPr>
+    </w:lvl>
+    <w:lvl w:ilvl="7" w:tplc="04090019" w:tentative="1">
       <w:start w:val="1"/>
       <w:numFmt w:val="lowerLetter"/>
       <w:lvlText w:val="%8."/>
       <w:lvlJc w:val="left"/>
       <w:pPr>
-        <w:ind w:left="5760" w:hanging="360"/>
-      </w:pPr>
-      <w:rPr>
-        <w:rFonts w:hint="default"/>
-      </w:rPr>
-    </w:lvl>
-    <w:lvl w:ilvl="8">
+        <w:ind w:left="5400" w:hanging="360"/>
+      </w:pPr>
+    </w:lvl>
+    <w:lvl w:ilvl="8" w:tplc="0409001B" w:tentative="1">
       <w:start w:val="1"/>
       <w:numFmt w:val="lowerRoman"/>
       <w:lvlText w:val="%9."/>
       <w:lvlJc w:val="right"/>
       <w:pPr>
-        <w:ind w:left="6480" w:hanging="180"/>
-      </w:pPr>
-      <w:rPr>
-        <w:rFonts w:hint="default"/>
-      </w:rPr>
+        <w:ind w:left="6120" w:hanging="180"/>
+      </w:pPr>
     </w:lvl>
   </w:abstractNum>
-  <w:abstractNum w:abstractNumId="7" w15:restartNumberingAfterBreak="0">
-    <w:nsid w:val="15894D0B"/>
-    <w:multiLevelType w:val="multilevel"/>
-    <w:tmpl w:val="518867F2"/>
-    <w:lvl w:ilvl="0">
-      <w:start w:val="1"/>
-      <w:numFmt w:val="upperLetter"/>
-      <w:lvlText w:val="%1"/>
-      <w:lvlJc w:val="left"/>
-      <w:pPr>
-        <w:ind w:left="432" w:hanging="432"/>
-      </w:pPr>
-      <w:rPr>
-        <w:rFonts w:hint="default"/>
-      </w:rPr>
-    </w:lvl>
-    <w:lvl w:ilvl="1">
-      <w:start w:val="1"/>
-      <w:numFmt w:val="decimal"/>
-      <w:lvlText w:val="%1.%2"/>
-      <w:lvlJc w:val="left"/>
-      <w:pPr>
-        <w:ind w:left="576" w:hanging="576"/>
-      </w:pPr>
-      <w:rPr>
-        <w:rFonts w:hint="default"/>
-      </w:rPr>
-    </w:lvl>
-    <w:lvl w:ilvl="2">
-      <w:start w:val="1"/>
-      <w:numFmt w:val="decimal"/>
-      <w:lvlText w:val="%1.%2.%3"/>
-      <w:lvlJc w:val="left"/>
-      <w:pPr>
-        <w:ind w:left="720" w:hanging="720"/>
-      </w:pPr>
-      <w:rPr>
-        <w:rFonts w:hint="default"/>
-      </w:rPr>
-    </w:lvl>
-    <w:lvl w:ilvl="3">
-      <w:start w:val="1"/>
-      <w:numFmt w:val="decimal"/>
-      <w:lvlText w:val="%1.%2.%3.%4"/>
-      <w:lvlJc w:val="left"/>
-      <w:pPr>
-        <w:ind w:left="864" w:hanging="864"/>
-      </w:pPr>
-      <w:rPr>
-        <w:rFonts w:hint="default"/>
-      </w:rPr>
-    </w:lvl>
-    <w:lvl w:ilvl="4">
-      <w:start w:val="1"/>
-      <w:numFmt w:val="decimal"/>
-      <w:lvlText w:val="%1.%2.%3.%4.%5"/>
-      <w:lvlJc w:val="left"/>
-      <w:pPr>
-        <w:ind w:left="1008" w:hanging="1008"/>
-      </w:pPr>
-      <w:rPr>
-        <w:rFonts w:hint="default"/>
-      </w:rPr>
-    </w:lvl>
-    <w:lvl w:ilvl="5">
-      <w:start w:val="1"/>
-      <w:numFmt w:val="decimal"/>
-      <w:lvlText w:val="%1.%2.%3.%4.%5.%6"/>
-      <w:lvlJc w:val="left"/>
-      <w:pPr>
-        <w:ind w:left="1152" w:hanging="1152"/>
-      </w:pPr>
-      <w:rPr>
-        <w:rFonts w:hint="default"/>
-      </w:rPr>
-    </w:lvl>
-    <w:lvl w:ilvl="6">
-      <w:start w:val="1"/>
-      <w:numFmt w:val="decimal"/>
-      <w:lvlText w:val="%1.%2.%3.%4.%5.%6.%7"/>
-      <w:lvlJc w:val="left"/>
-      <w:pPr>
-        <w:ind w:left="1296" w:hanging="1296"/>
-      </w:pPr>
-      <w:rPr>
-        <w:rFonts w:hint="default"/>
-      </w:rPr>
-    </w:lvl>
-    <w:lvl w:ilvl="7">
-      <w:start w:val="1"/>
-      <w:numFmt w:val="decimal"/>
-      <w:pStyle w:val="Heading8"/>
-      <w:lvlText w:val="%1.%2.%3.%4.%5.%6.%7.%8"/>
-      <w:lvlJc w:val="left"/>
-      <w:pPr>
-        <w:ind w:left="1440" w:hanging="1440"/>
-      </w:pPr>
-      <w:rPr>
-        <w:rFonts w:hint="default"/>
-      </w:rPr>
-    </w:lvl>
-    <w:lvl w:ilvl="8">
-      <w:start w:val="1"/>
-      <w:numFmt w:val="decimal"/>
-      <w:pStyle w:val="Heading9"/>
-      <w:lvlText w:val="%1.%2.%3.%4.%5.%6.%7.%8.%9"/>
-      <w:lvlJc w:val="left"/>
-      <w:pPr>
-        <w:ind w:left="1584" w:hanging="1584"/>
-      </w:pPr>
-      <w:rPr>
-        <w:rFonts w:hint="default"/>
+  <w:abstractNum w:abstractNumId="11" w15:restartNumberingAfterBreak="0">
+    <w:nsid w:val="26BF3381"/>
+    <w:multiLevelType w:val="hybridMultilevel"/>
+    <w:tmpl w:val="ECD438CC"/>
+    <w:lvl w:ilvl="0" w:tplc="DB5E5D40">
+      <w:start w:val="1"/>
+      <w:numFmt w:val="bullet"/>
+      <w:pStyle w:val="normalnaskahbullet"/>
+      <w:lvlText w:val="o"/>
+      <w:lvlJc w:val="left"/>
+      <w:pPr>
+        <w:ind w:left="1287" w:hanging="360"/>
+      </w:pPr>
+      <w:rPr>
+        <w:rFonts w:ascii="Courier New" w:hAnsi="Courier New" w:cs="Courier New" w:hint="default"/>
+      </w:rPr>
+    </w:lvl>
+    <w:lvl w:ilvl="1" w:tplc="04210003" w:tentative="1">
+      <w:start w:val="1"/>
+      <w:numFmt w:val="bullet"/>
+      <w:lvlText w:val="o"/>
+      <w:lvlJc w:val="left"/>
+      <w:pPr>
+        <w:ind w:left="2007" w:hanging="360"/>
+      </w:pPr>
+      <w:rPr>
+        <w:rFonts w:ascii="Courier New" w:hAnsi="Courier New" w:cs="Courier New" w:hint="default"/>
+      </w:rPr>
+    </w:lvl>
+    <w:lvl w:ilvl="2" w:tplc="04210005" w:tentative="1">
+      <w:start w:val="1"/>
+      <w:numFmt w:val="bullet"/>
+      <w:lvlText w:val=""/>
+      <w:lvlJc w:val="left"/>
+      <w:pPr>
+        <w:ind w:left="2727" w:hanging="360"/>
+      </w:pPr>
+      <w:rPr>
+        <w:rFonts w:ascii="Wingdings" w:hAnsi="Wingdings" w:hint="default"/>
+      </w:rPr>
+    </w:lvl>
+    <w:lvl w:ilvl="3" w:tplc="04210001" w:tentative="1">
+      <w:start w:val="1"/>
+      <w:numFmt w:val="bullet"/>
+      <w:lvlText w:val=""/>
+      <w:lvlJc w:val="left"/>
+      <w:pPr>
+        <w:ind w:left="3447" w:hanging="360"/>
+      </w:pPr>
+      <w:rPr>
+        <w:rFonts w:ascii="Symbol" w:hAnsi="Symbol" w:hint="default"/>
+      </w:rPr>
+    </w:lvl>
+    <w:lvl w:ilvl="4" w:tplc="04210003" w:tentative="1">
+      <w:start w:val="1"/>
+      <w:numFmt w:val="bullet"/>
+      <w:lvlText w:val="o"/>
+      <w:lvlJc w:val="left"/>
+      <w:pPr>
+        <w:ind w:left="4167" w:hanging="360"/>
+      </w:pPr>
+      <w:rPr>
+        <w:rFonts w:ascii="Courier New" w:hAnsi="Courier New" w:cs="Courier New" w:hint="default"/>
+      </w:rPr>
+    </w:lvl>
+    <w:lvl w:ilvl="5" w:tplc="04210005" w:tentative="1">
+      <w:start w:val="1"/>
+      <w:numFmt w:val="bullet"/>
+      <w:lvlText w:val=""/>
+      <w:lvlJc w:val="left"/>
+      <w:pPr>
+        <w:ind w:left="4887" w:hanging="360"/>
+      </w:pPr>
+      <w:rPr>
+        <w:rFonts w:ascii="Wingdings" w:hAnsi="Wingdings" w:hint="default"/>
+      </w:rPr>
+    </w:lvl>
+    <w:lvl w:ilvl="6" w:tplc="04210001" w:tentative="1">
+      <w:start w:val="1"/>
+      <w:numFmt w:val="bullet"/>
+      <w:lvlText w:val=""/>
+      <w:lvlJc w:val="left"/>
+      <w:pPr>
+        <w:ind w:left="5607" w:hanging="360"/>
+      </w:pPr>
+      <w:rPr>
+        <w:rFonts w:ascii="Symbol" w:hAnsi="Symbol" w:hint="default"/>
+      </w:rPr>
+    </w:lvl>
+    <w:lvl w:ilvl="7" w:tplc="04210003" w:tentative="1">
+      <w:start w:val="1"/>
+      <w:numFmt w:val="bullet"/>
+      <w:lvlText w:val="o"/>
+      <w:lvlJc w:val="left"/>
+      <w:pPr>
+        <w:ind w:left="6327" w:hanging="360"/>
+      </w:pPr>
+      <w:rPr>
+        <w:rFonts w:ascii="Courier New" w:hAnsi="Courier New" w:cs="Courier New" w:hint="default"/>
+      </w:rPr>
+    </w:lvl>
+    <w:lvl w:ilvl="8" w:tplc="04210005" w:tentative="1">
+      <w:start w:val="1"/>
+      <w:numFmt w:val="bullet"/>
+      <w:lvlText w:val=""/>
+      <w:lvlJc w:val="left"/>
+      <w:pPr>
+        <w:ind w:left="7047" w:hanging="360"/>
+      </w:pPr>
+      <w:rPr>
+        <w:rFonts w:ascii="Wingdings" w:hAnsi="Wingdings" w:hint="default"/>
       </w:rPr>
     </w:lvl>
   </w:abstractNum>
-  <w:abstractNum w:abstractNumId="8" w15:restartNumberingAfterBreak="0">
-    <w:nsid w:val="16CB1E36"/>
+  <w:abstractNum w:abstractNumId="12" w15:restartNumberingAfterBreak="0">
+    <w:nsid w:val="27260561"/>
     <w:multiLevelType w:val="hybridMultilevel"/>
-    <w:tmpl w:val="1230439E"/>
-    <w:lvl w:ilvl="0" w:tplc="8354BD32">
-      <w:start w:val="1"/>
-      <w:numFmt w:val="decimal"/>
-      <w:pStyle w:val="normalnaskahtips"/>
+    <w:tmpl w:val="D78A6C94"/>
+    <w:lvl w:ilvl="0" w:tplc="B5DAEF8A">
+      <w:start w:val="1"/>
+      <w:numFmt w:val="bullet"/>
+      <w:pStyle w:val="normalnaskah2"/>
+      <w:lvlText w:val=""/>
+      <w:lvlJc w:val="left"/>
+      <w:pPr>
+        <w:ind w:left="1287" w:hanging="360"/>
+      </w:pPr>
+      <w:rPr>
+        <w:rFonts w:ascii="Symbol" w:hAnsi="Symbol" w:hint="default"/>
+      </w:rPr>
+    </w:lvl>
+    <w:lvl w:ilvl="1" w:tplc="30687CCE" w:tentative="1">
+      <w:start w:val="1"/>
+      <w:numFmt w:val="bullet"/>
+      <w:lvlText w:val="o"/>
+      <w:lvlJc w:val="left"/>
+      <w:pPr>
+        <w:ind w:left="2007" w:hanging="360"/>
+      </w:pPr>
+      <w:rPr>
+        <w:rFonts w:ascii="Courier New" w:hAnsi="Courier New" w:cs="Courier New" w:hint="default"/>
+      </w:rPr>
+    </w:lvl>
+    <w:lvl w:ilvl="2" w:tplc="6AFEE90A" w:tentative="1">
+      <w:start w:val="1"/>
+      <w:numFmt w:val="bullet"/>
+      <w:lvlText w:val=""/>
+      <w:lvlJc w:val="left"/>
+      <w:pPr>
+        <w:ind w:left="2727" w:hanging="360"/>
+      </w:pPr>
+      <w:rPr>
+        <w:rFonts w:ascii="Wingdings" w:hAnsi="Wingdings" w:hint="default"/>
+      </w:rPr>
+    </w:lvl>
+    <w:lvl w:ilvl="3" w:tplc="BDF4CF34" w:tentative="1">
+      <w:start w:val="1"/>
+      <w:numFmt w:val="bullet"/>
+      <w:lvlText w:val=""/>
+      <w:lvlJc w:val="left"/>
+      <w:pPr>
+        <w:ind w:left="3447" w:hanging="360"/>
+      </w:pPr>
+      <w:rPr>
+        <w:rFonts w:ascii="Symbol" w:hAnsi="Symbol" w:hint="default"/>
+      </w:rPr>
+    </w:lvl>
+    <w:lvl w:ilvl="4" w:tplc="900A342E" w:tentative="1">
+      <w:start w:val="1"/>
+      <w:numFmt w:val="bullet"/>
+      <w:lvlText w:val="o"/>
+      <w:lvlJc w:val="left"/>
+      <w:pPr>
+        <w:ind w:left="4167" w:hanging="360"/>
+      </w:pPr>
+      <w:rPr>
+        <w:rFonts w:ascii="Courier New" w:hAnsi="Courier New" w:cs="Courier New" w:hint="default"/>
+      </w:rPr>
+    </w:lvl>
+    <w:lvl w:ilvl="5" w:tplc="266A0796" w:tentative="1">
+      <w:start w:val="1"/>
+      <w:numFmt w:val="bullet"/>
+      <w:lvlText w:val=""/>
+      <w:lvlJc w:val="left"/>
+      <w:pPr>
+        <w:ind w:left="4887" w:hanging="360"/>
+      </w:pPr>
+      <w:rPr>
+        <w:rFonts w:ascii="Wingdings" w:hAnsi="Wingdings" w:hint="default"/>
+      </w:rPr>
+    </w:lvl>
+    <w:lvl w:ilvl="6" w:tplc="4914D7C4" w:tentative="1">
+      <w:start w:val="1"/>
+      <w:numFmt w:val="bullet"/>
+      <w:lvlText w:val=""/>
+      <w:lvlJc w:val="left"/>
+      <w:pPr>
+        <w:ind w:left="5607" w:hanging="360"/>
+      </w:pPr>
+      <w:rPr>
+        <w:rFonts w:ascii="Symbol" w:hAnsi="Symbol" w:hint="default"/>
+      </w:rPr>
+    </w:lvl>
+    <w:lvl w:ilvl="7" w:tplc="FDAC41CC" w:tentative="1">
+      <w:start w:val="1"/>
+      <w:numFmt w:val="bullet"/>
+      <w:lvlText w:val="o"/>
+      <w:lvlJc w:val="left"/>
+      <w:pPr>
+        <w:ind w:left="6327" w:hanging="360"/>
+      </w:pPr>
+      <w:rPr>
+        <w:rFonts w:ascii="Courier New" w:hAnsi="Courier New" w:cs="Courier New" w:hint="default"/>
+      </w:rPr>
+    </w:lvl>
+    <w:lvl w:ilvl="8" w:tplc="A8DC8FAC" w:tentative="1">
+      <w:start w:val="1"/>
+      <w:numFmt w:val="bullet"/>
+      <w:lvlText w:val=""/>
+      <w:lvlJc w:val="left"/>
+      <w:pPr>
+        <w:ind w:left="7047" w:hanging="360"/>
+      </w:pPr>
+      <w:rPr>
+        <w:rFonts w:ascii="Wingdings" w:hAnsi="Wingdings" w:hint="default"/>
+      </w:rPr>
+    </w:lvl>
+  </w:abstractNum>
+  <w:abstractNum w:abstractNumId="13" w15:restartNumberingAfterBreak="0">
+    <w:nsid w:val="282E267C"/>
+    <w:multiLevelType w:val="hybridMultilevel"/>
+    <w:tmpl w:val="76C4CEF6"/>
+    <w:lvl w:ilvl="0" w:tplc="E15401E6">
+      <w:start w:val="1"/>
+      <w:numFmt w:val="lowerLetter"/>
+      <w:pStyle w:val="ListParagrafKunci"/>
       <w:lvlText w:val="%1."/>
       <w:lvlJc w:val="left"/>
       <w:pPr>
-        <w:ind w:left="720" w:hanging="360"/>
-      </w:pPr>
-      <w:rPr>
-        <w:color w:val="E36C0A" w:themeColor="accent6" w:themeShade="BF"/>
-      </w:rPr>
+        <w:ind w:left="1440" w:hanging="360"/>
+      </w:pPr>
     </w:lvl>
     <w:lvl w:ilvl="1" w:tplc="04090019" w:tentative="1">
       <w:start w:val="1"/>
@@ -9980,7 +15235,7 @@
       <w:lvlText w:val="%2."/>
       <w:lvlJc w:val="left"/>
       <w:pPr>
-        <w:ind w:left="1440" w:hanging="360"/>
+        <w:ind w:left="2160" w:hanging="360"/>
       </w:pPr>
     </w:lvl>
     <w:lvl w:ilvl="2" w:tplc="0409001B" w:tentative="1">
@@ -9989,7 +15244,7 @@
       <w:lvlText w:val="%3."/>
       <w:lvlJc w:val="right"/>
       <w:pPr>
-        <w:ind w:left="2160" w:hanging="180"/>
+        <w:ind w:left="2880" w:hanging="180"/>
       </w:pPr>
     </w:lvl>
     <w:lvl w:ilvl="3" w:tplc="0409000F" w:tentative="1">
@@ -9998,7 +15253,7 @@
       <w:lvlText w:val="%4."/>
       <w:lvlJc w:val="left"/>
       <w:pPr>
-        <w:ind w:left="2880" w:hanging="360"/>
+        <w:ind w:left="3600" w:hanging="360"/>
       </w:pPr>
     </w:lvl>
     <w:lvl w:ilvl="4" w:tplc="04090019" w:tentative="1">
@@ -10007,7 +15262,7 @@
       <w:lvlText w:val="%5."/>
       <w:lvlJc w:val="left"/>
       <w:pPr>
-        <w:ind w:left="3600" w:hanging="360"/>
+        <w:ind w:left="4320" w:hanging="360"/>
       </w:pPr>
     </w:lvl>
     <w:lvl w:ilvl="5" w:tplc="0409001B" w:tentative="1">
@@ -10016,7 +15271,7 @@
       <w:lvlText w:val="%6."/>
       <w:lvlJc w:val="right"/>
       <w:pPr>
-        <w:ind w:left="4320" w:hanging="180"/>
+        <w:ind w:left="5040" w:hanging="180"/>
       </w:pPr>
     </w:lvl>
     <w:lvl w:ilvl="6" w:tplc="0409000F" w:tentative="1">
@@ -10025,7 +15280,7 @@
       <w:lvlText w:val="%7."/>
       <w:lvlJc w:val="left"/>
       <w:pPr>
-        <w:ind w:left="5040" w:hanging="360"/>
+        <w:ind w:left="5760" w:hanging="360"/>
       </w:pPr>
     </w:lvl>
     <w:lvl w:ilvl="7" w:tplc="04090019" w:tentative="1">
@@ -10034,7 +15289,7 @@
       <w:lvlText w:val="%8."/>
       <w:lvlJc w:val="left"/>
       <w:pPr>
-        <w:ind w:left="5760" w:hanging="360"/>
+        <w:ind w:left="6480" w:hanging="360"/>
       </w:pPr>
     </w:lvl>
     <w:lvl w:ilvl="8" w:tplc="0409001B" w:tentative="1">
@@ -10043,309 +15298,105 @@
       <w:lvlText w:val="%9."/>
       <w:lvlJc w:val="right"/>
       <w:pPr>
-        <w:ind w:left="6480" w:hanging="180"/>
+        <w:ind w:left="7200" w:hanging="180"/>
       </w:pPr>
     </w:lvl>
   </w:abstractNum>
-  <w:abstractNum w:abstractNumId="9" w15:restartNumberingAfterBreak="0">
-    <w:nsid w:val="180A5B0E"/>
-    <w:multiLevelType w:val="multilevel"/>
-    <w:tmpl w:val="98046674"/>
-    <w:lvl w:ilvl="0">
+  <w:abstractNum w:abstractNumId="14" w15:restartNumberingAfterBreak="0">
+    <w:nsid w:val="292E0544"/>
+    <w:multiLevelType w:val="hybridMultilevel"/>
+    <w:tmpl w:val="7C626062"/>
+    <w:lvl w:ilvl="0" w:tplc="2C22A15E">
       <w:start w:val="1"/>
       <w:numFmt w:val="decimal"/>
-      <w:pStyle w:val="ListNumberParagraf"/>
-      <w:lvlText w:val="%1"/>
-      <w:lvlJc w:val="left"/>
-      <w:pPr>
-        <w:ind w:left="716" w:hanging="432"/>
-      </w:pPr>
-    </w:lvl>
-    <w:lvl w:ilvl="1">
-      <w:start w:val="1"/>
-      <w:numFmt w:val="decimal"/>
-      <w:lvlText w:val="%1.%2"/>
-      <w:lvlJc w:val="left"/>
-      <w:pPr>
-        <w:ind w:left="860" w:hanging="576"/>
-      </w:pPr>
-    </w:lvl>
-    <w:lvl w:ilvl="2">
-      <w:start w:val="1"/>
-      <w:numFmt w:val="decimal"/>
-      <w:lvlText w:val="%1.%2.%3"/>
-      <w:lvlJc w:val="left"/>
-      <w:pPr>
-        <w:ind w:left="1004" w:hanging="720"/>
-      </w:pPr>
-    </w:lvl>
-    <w:lvl w:ilvl="3">
-      <w:start w:val="1"/>
-      <w:numFmt w:val="decimal"/>
-      <w:lvlText w:val="%1.%2.%3.%4"/>
-      <w:lvlJc w:val="left"/>
-      <w:pPr>
-        <w:ind w:left="1148" w:hanging="864"/>
-      </w:pPr>
-    </w:lvl>
-    <w:lvl w:ilvl="4">
-      <w:start w:val="1"/>
-      <w:numFmt w:val="decimal"/>
-      <w:lvlText w:val="%1.%2.%3.%4.%5"/>
-      <w:lvlJc w:val="left"/>
-      <w:pPr>
-        <w:ind w:left="1292" w:hanging="1008"/>
-      </w:pPr>
-    </w:lvl>
-    <w:lvl w:ilvl="5">
-      <w:start w:val="1"/>
-      <w:numFmt w:val="decimal"/>
-      <w:lvlText w:val="%1.%2.%3.%4.%5.%6"/>
-      <w:lvlJc w:val="left"/>
-      <w:pPr>
-        <w:ind w:left="1436" w:hanging="1152"/>
-      </w:pPr>
-    </w:lvl>
-    <w:lvl w:ilvl="6">
-      <w:start w:val="1"/>
-      <w:numFmt w:val="decimal"/>
-      <w:lvlText w:val="%1.%2.%3.%4.%5.%6.%7"/>
-      <w:lvlJc w:val="left"/>
-      <w:pPr>
-        <w:ind w:left="1580" w:hanging="1296"/>
-      </w:pPr>
-    </w:lvl>
-    <w:lvl w:ilvl="7">
-      <w:start w:val="1"/>
-      <w:numFmt w:val="decimal"/>
-      <w:lvlText w:val="%1.%2.%3.%4.%5.%6.%7.%8"/>
-      <w:lvlJc w:val="left"/>
-      <w:pPr>
-        <w:ind w:left="1724" w:hanging="1440"/>
-      </w:pPr>
-    </w:lvl>
-    <w:lvl w:ilvl="8">
-      <w:start w:val="1"/>
-      <w:numFmt w:val="decimal"/>
-      <w:lvlText w:val="%1.%2.%3.%4.%5.%6.%7.%8.%9"/>
-      <w:lvlJc w:val="left"/>
-      <w:pPr>
-        <w:ind w:left="1868" w:hanging="1584"/>
-      </w:pPr>
-    </w:lvl>
-  </w:abstractNum>
-  <w:abstractNum w:abstractNumId="10" w15:restartNumberingAfterBreak="0">
-    <w:nsid w:val="1B664C04"/>
-    <w:multiLevelType w:val="hybridMultilevel"/>
-    <w:tmpl w:val="57663EC8"/>
-    <w:lvl w:ilvl="0" w:tplc="9C5E63E8">
-      <w:start w:val="1"/>
-      <w:numFmt w:val="decimal"/>
+      <w:pStyle w:val="bNormalOutlineMateri"/>
       <w:lvlText w:val="%1."/>
       <w:lvlJc w:val="left"/>
       <w:pPr>
-        <w:ind w:left="394" w:hanging="360"/>
-      </w:pPr>
-      <w:rPr>
-        <w:rFonts w:hint="default"/>
-      </w:rPr>
-    </w:lvl>
-    <w:lvl w:ilvl="1" w:tplc="04090019" w:tentative="1">
+        <w:ind w:left="1080" w:hanging="360"/>
+      </w:pPr>
+    </w:lvl>
+    <w:lvl w:ilvl="1" w:tplc="04210019" w:tentative="1">
       <w:start w:val="1"/>
       <w:numFmt w:val="lowerLetter"/>
       <w:lvlText w:val="%2."/>
       <w:lvlJc w:val="left"/>
       <w:pPr>
-        <w:ind w:left="1114" w:hanging="360"/>
-      </w:pPr>
-    </w:lvl>
-    <w:lvl w:ilvl="2" w:tplc="0409001B" w:tentative="1">
+        <w:ind w:left="1800" w:hanging="360"/>
+      </w:pPr>
+    </w:lvl>
+    <w:lvl w:ilvl="2" w:tplc="0421001B" w:tentative="1">
       <w:start w:val="1"/>
       <w:numFmt w:val="lowerRoman"/>
       <w:lvlText w:val="%3."/>
       <w:lvlJc w:val="right"/>
       <w:pPr>
-        <w:ind w:left="1834" w:hanging="180"/>
-      </w:pPr>
-    </w:lvl>
-    <w:lvl w:ilvl="3" w:tplc="0409000F" w:tentative="1">
+        <w:ind w:left="2520" w:hanging="180"/>
+      </w:pPr>
+    </w:lvl>
+    <w:lvl w:ilvl="3" w:tplc="0421000F" w:tentative="1">
       <w:start w:val="1"/>
       <w:numFmt w:val="decimal"/>
       <w:lvlText w:val="%4."/>
       <w:lvlJc w:val="left"/>
       <w:pPr>
-        <w:ind w:left="2554" w:hanging="360"/>
-      </w:pPr>
-    </w:lvl>
-    <w:lvl w:ilvl="4" w:tplc="04090019" w:tentative="1">
+        <w:ind w:left="3240" w:hanging="360"/>
+      </w:pPr>
+    </w:lvl>
+    <w:lvl w:ilvl="4" w:tplc="04210019" w:tentative="1">
       <w:start w:val="1"/>
       <w:numFmt w:val="lowerLetter"/>
       <w:lvlText w:val="%5."/>
       <w:lvlJc w:val="left"/>
       <w:pPr>
-        <w:ind w:left="3274" w:hanging="360"/>
-      </w:pPr>
-    </w:lvl>
-    <w:lvl w:ilvl="5" w:tplc="0409001B" w:tentative="1">
+        <w:ind w:left="3960" w:hanging="360"/>
+      </w:pPr>
+    </w:lvl>
+    <w:lvl w:ilvl="5" w:tplc="0421001B" w:tentative="1">
       <w:start w:val="1"/>
       <w:numFmt w:val="lowerRoman"/>
       <w:lvlText w:val="%6."/>
       <w:lvlJc w:val="right"/>
       <w:pPr>
-        <w:ind w:left="3994" w:hanging="180"/>
-      </w:pPr>
-    </w:lvl>
-    <w:lvl w:ilvl="6" w:tplc="0409000F" w:tentative="1">
+        <w:ind w:left="4680" w:hanging="180"/>
+      </w:pPr>
+    </w:lvl>
+    <w:lvl w:ilvl="6" w:tplc="0421000F" w:tentative="1">
       <w:start w:val="1"/>
       <w:numFmt w:val="decimal"/>
       <w:lvlText w:val="%7."/>
       <w:lvlJc w:val="left"/>
       <w:pPr>
-        <w:ind w:left="4714" w:hanging="360"/>
-      </w:pPr>
-    </w:lvl>
-    <w:lvl w:ilvl="7" w:tplc="04090019" w:tentative="1">
+        <w:ind w:left="5400" w:hanging="360"/>
+      </w:pPr>
+    </w:lvl>
+    <w:lvl w:ilvl="7" w:tplc="04210019" w:tentative="1">
       <w:start w:val="1"/>
       <w:numFmt w:val="lowerLetter"/>
       <w:lvlText w:val="%8."/>
       <w:lvlJc w:val="left"/>
       <w:pPr>
-        <w:ind w:left="5434" w:hanging="360"/>
-      </w:pPr>
-    </w:lvl>
-    <w:lvl w:ilvl="8" w:tplc="0409001B" w:tentative="1">
+        <w:ind w:left="6120" w:hanging="360"/>
+      </w:pPr>
+    </w:lvl>
+    <w:lvl w:ilvl="8" w:tplc="0421001B" w:tentative="1">
       <w:start w:val="1"/>
       <w:numFmt w:val="lowerRoman"/>
       <w:lvlText w:val="%9."/>
       <w:lvlJc w:val="right"/>
       <w:pPr>
-        <w:ind w:left="6154" w:hanging="180"/>
+        <w:ind w:left="6840" w:hanging="180"/>
       </w:pPr>
     </w:lvl>
   </w:abstractNum>
-  <w:abstractNum w:abstractNumId="11" w15:restartNumberingAfterBreak="0">
-    <w:nsid w:val="1F0D5FDF"/>
-    <w:multiLevelType w:val="hybridMultilevel"/>
-    <w:tmpl w:val="1B0AA898"/>
-    <w:lvl w:ilvl="0" w:tplc="56E06BDE">
-      <w:start w:val="1"/>
-      <w:numFmt w:val="bullet"/>
-      <w:pStyle w:val="normalpoint"/>
-      <w:lvlText w:val=""/>
-      <w:lvlJc w:val="left"/>
-      <w:pPr>
-        <w:ind w:left="720" w:hanging="360"/>
-      </w:pPr>
-      <w:rPr>
-        <w:rFonts w:ascii="Symbol" w:hAnsi="Symbol" w:hint="default"/>
-      </w:rPr>
-    </w:lvl>
-    <w:lvl w:ilvl="1" w:tplc="04210003" w:tentative="1">
-      <w:start w:val="1"/>
-      <w:numFmt w:val="bullet"/>
-      <w:lvlText w:val="o"/>
-      <w:lvlJc w:val="left"/>
-      <w:pPr>
-        <w:ind w:left="1440" w:hanging="360"/>
-      </w:pPr>
-      <w:rPr>
-        <w:rFonts w:ascii="Courier New" w:hAnsi="Courier New" w:cs="Courier New" w:hint="default"/>
-      </w:rPr>
-    </w:lvl>
-    <w:lvl w:ilvl="2" w:tplc="04210005" w:tentative="1">
-      <w:start w:val="1"/>
-      <w:numFmt w:val="bullet"/>
-      <w:lvlText w:val=""/>
-      <w:lvlJc w:val="left"/>
-      <w:pPr>
-        <w:ind w:left="2160" w:hanging="360"/>
-      </w:pPr>
-      <w:rPr>
-        <w:rFonts w:ascii="Wingdings" w:hAnsi="Wingdings" w:hint="default"/>
-      </w:rPr>
-    </w:lvl>
-    <w:lvl w:ilvl="3" w:tplc="04210001" w:tentative="1">
+  <w:abstractNum w:abstractNumId="15" w15:restartNumberingAfterBreak="0">
+    <w:nsid w:val="31EF6106"/>
+    <w:multiLevelType w:val="multilevel"/>
+    <w:tmpl w:val="DA6ACE82"/>
+    <w:lvl w:ilvl="0">
       <w:start w:val="1"/>
       <w:numFmt w:val="bullet"/>
       <w:lvlText w:val=""/>
-      <w:lvlJc w:val="left"/>
-      <w:pPr>
-        <w:ind w:left="2880" w:hanging="360"/>
-      </w:pPr>
-      <w:rPr>
-        <w:rFonts w:ascii="Symbol" w:hAnsi="Symbol" w:hint="default"/>
-      </w:rPr>
-    </w:lvl>
-    <w:lvl w:ilvl="4" w:tplc="04210003" w:tentative="1">
-      <w:start w:val="1"/>
-      <w:numFmt w:val="bullet"/>
-      <w:lvlText w:val="o"/>
-      <w:lvlJc w:val="left"/>
-      <w:pPr>
-        <w:ind w:left="3600" w:hanging="360"/>
-      </w:pPr>
-      <w:rPr>
-        <w:rFonts w:ascii="Courier New" w:hAnsi="Courier New" w:cs="Courier New" w:hint="default"/>
-      </w:rPr>
-    </w:lvl>
-    <w:lvl w:ilvl="5" w:tplc="04210005" w:tentative="1">
-      <w:start w:val="1"/>
-      <w:numFmt w:val="bullet"/>
-      <w:lvlText w:val=""/>
-      <w:lvlJc w:val="left"/>
-      <w:pPr>
-        <w:ind w:left="4320" w:hanging="360"/>
-      </w:pPr>
-      <w:rPr>
-        <w:rFonts w:ascii="Wingdings" w:hAnsi="Wingdings" w:hint="default"/>
-      </w:rPr>
-    </w:lvl>
-    <w:lvl w:ilvl="6" w:tplc="04210001" w:tentative="1">
-      <w:start w:val="1"/>
-      <w:numFmt w:val="bullet"/>
-      <w:lvlText w:val=""/>
-      <w:lvlJc w:val="left"/>
-      <w:pPr>
-        <w:ind w:left="5040" w:hanging="360"/>
-      </w:pPr>
-      <w:rPr>
-        <w:rFonts w:ascii="Symbol" w:hAnsi="Symbol" w:hint="default"/>
-      </w:rPr>
-    </w:lvl>
-    <w:lvl w:ilvl="7" w:tplc="04210003" w:tentative="1">
-      <w:start w:val="1"/>
-      <w:numFmt w:val="bullet"/>
-      <w:lvlText w:val="o"/>
-      <w:lvlJc w:val="left"/>
-      <w:pPr>
-        <w:ind w:left="5760" w:hanging="360"/>
-      </w:pPr>
-      <w:rPr>
-        <w:rFonts w:ascii="Courier New" w:hAnsi="Courier New" w:cs="Courier New" w:hint="default"/>
-      </w:rPr>
-    </w:lvl>
-    <w:lvl w:ilvl="8" w:tplc="04210005" w:tentative="1">
-      <w:start w:val="1"/>
-      <w:numFmt w:val="bullet"/>
-      <w:lvlText w:val=""/>
-      <w:lvlJc w:val="left"/>
-      <w:pPr>
-        <w:ind w:left="6480" w:hanging="360"/>
-      </w:pPr>
-      <w:rPr>
-        <w:rFonts w:ascii="Wingdings" w:hAnsi="Wingdings" w:hint="default"/>
-      </w:rPr>
-    </w:lvl>
-  </w:abstractNum>
-  <w:abstractNum w:abstractNumId="12" w15:restartNumberingAfterBreak="0">
-    <w:nsid w:val="215C7E8A"/>
-    <w:multiLevelType w:val="multilevel"/>
-    <w:tmpl w:val="3B44F604"/>
-    <w:lvl w:ilvl="0">
-      <w:start w:val="1"/>
-      <w:numFmt w:val="decimal"/>
-      <w:pStyle w:val="normalnomor"/>
-      <w:lvlText w:val="%1."/>
       <w:lvlJc w:val="left"/>
       <w:pPr>
         <w:tabs>
@@ -10353,11 +15404,15 @@
         </w:tabs>
         <w:ind w:left="720" w:hanging="360"/>
       </w:pPr>
+      <w:rPr>
+        <w:rFonts w:ascii="Symbol" w:hAnsi="Symbol" w:hint="default"/>
+        <w:sz w:val="20"/>
+      </w:rPr>
     </w:lvl>
     <w:lvl w:ilvl="1" w:tentative="1">
       <w:start w:val="1"/>
-      <w:numFmt w:val="decimal"/>
-      <w:lvlText w:val="%2."/>
+      <w:numFmt w:val="bullet"/>
+      <w:lvlText w:val="o"/>
       <w:lvlJc w:val="left"/>
       <w:pPr>
         <w:tabs>
@@ -10365,11 +15420,15 @@
         </w:tabs>
         <w:ind w:left="1440" w:hanging="360"/>
       </w:pPr>
+      <w:rPr>
+        <w:rFonts w:ascii="Courier New" w:hAnsi="Courier New" w:hint="default"/>
+        <w:sz w:val="20"/>
+      </w:rPr>
     </w:lvl>
     <w:lvl w:ilvl="2" w:tentative="1">
       <w:start w:val="1"/>
-      <w:numFmt w:val="decimal"/>
-      <w:lvlText w:val="%3."/>
+      <w:numFmt w:val="bullet"/>
+      <w:lvlText w:val=""/>
       <w:lvlJc w:val="left"/>
       <w:pPr>
         <w:tabs>
@@ -10377,11 +15436,15 @@
         </w:tabs>
         <w:ind w:left="2160" w:hanging="360"/>
       </w:pPr>
+      <w:rPr>
+        <w:rFonts w:ascii="Wingdings" w:hAnsi="Wingdings" w:hint="default"/>
+        <w:sz w:val="20"/>
+      </w:rPr>
     </w:lvl>
     <w:lvl w:ilvl="3" w:tentative="1">
       <w:start w:val="1"/>
-      <w:numFmt w:val="decimal"/>
-      <w:lvlText w:val="%4."/>
+      <w:numFmt w:val="bullet"/>
+      <w:lvlText w:val=""/>
       <w:lvlJc w:val="left"/>
       <w:pPr>
         <w:tabs>
@@ -10389,11 +15452,15 @@
         </w:tabs>
         <w:ind w:left="2880" w:hanging="360"/>
       </w:pPr>
+      <w:rPr>
+        <w:rFonts w:ascii="Wingdings" w:hAnsi="Wingdings" w:hint="default"/>
+        <w:sz w:val="20"/>
+      </w:rPr>
     </w:lvl>
     <w:lvl w:ilvl="4" w:tentative="1">
       <w:start w:val="1"/>
-      <w:numFmt w:val="decimal"/>
-      <w:lvlText w:val="%5."/>
+      <w:numFmt w:val="bullet"/>
+      <w:lvlText w:val=""/>
       <w:lvlJc w:val="left"/>
       <w:pPr>
         <w:tabs>
@@ -10401,11 +15468,15 @@
         </w:tabs>
         <w:ind w:left="3600" w:hanging="360"/>
       </w:pPr>
+      <w:rPr>
+        <w:rFonts w:ascii="Wingdings" w:hAnsi="Wingdings" w:hint="default"/>
+        <w:sz w:val="20"/>
+      </w:rPr>
     </w:lvl>
     <w:lvl w:ilvl="5" w:tentative="1">
       <w:start w:val="1"/>
-      <w:numFmt w:val="decimal"/>
-      <w:lvlText w:val="%6."/>
+      <w:numFmt w:val="bullet"/>
+      <w:lvlText w:val=""/>
       <w:lvlJc w:val="left"/>
       <w:pPr>
         <w:tabs>
@@ -10413,11 +15484,15 @@
         </w:tabs>
         <w:ind w:left="4320" w:hanging="360"/>
       </w:pPr>
+      <w:rPr>
+        <w:rFonts w:ascii="Wingdings" w:hAnsi="Wingdings" w:hint="default"/>
+        <w:sz w:val="20"/>
+      </w:rPr>
     </w:lvl>
     <w:lvl w:ilvl="6" w:tentative="1">
       <w:start w:val="1"/>
-      <w:numFmt w:val="decimal"/>
-      <w:lvlText w:val="%7."/>
+      <w:numFmt w:val="bullet"/>
+      <w:lvlText w:val=""/>
       <w:lvlJc w:val="left"/>
       <w:pPr>
         <w:tabs>
@@ -10425,11 +15500,15 @@
         </w:tabs>
         <w:ind w:left="5040" w:hanging="360"/>
       </w:pPr>
+      <w:rPr>
+        <w:rFonts w:ascii="Wingdings" w:hAnsi="Wingdings" w:hint="default"/>
+        <w:sz w:val="20"/>
+      </w:rPr>
     </w:lvl>
     <w:lvl w:ilvl="7" w:tentative="1">
       <w:start w:val="1"/>
-      <w:numFmt w:val="decimal"/>
-      <w:lvlText w:val="%8."/>
+      <w:numFmt w:val="bullet"/>
+      <w:lvlText w:val=""/>
       <w:lvlJc w:val="left"/>
       <w:pPr>
         <w:tabs>
@@ -10437,11 +15516,15 @@
         </w:tabs>
         <w:ind w:left="5760" w:hanging="360"/>
       </w:pPr>
+      <w:rPr>
+        <w:rFonts w:ascii="Wingdings" w:hAnsi="Wingdings" w:hint="default"/>
+        <w:sz w:val="20"/>
+      </w:rPr>
     </w:lvl>
     <w:lvl w:ilvl="8" w:tentative="1">
       <w:start w:val="1"/>
-      <w:numFmt w:val="decimal"/>
-      <w:lvlText w:val="%9."/>
+      <w:numFmt w:val="bullet"/>
+      <w:lvlText w:val=""/>
       <w:lvlJc w:val="left"/>
       <w:pPr>
         <w:tabs>
@@ -10449,590 +15532,16 @@
         </w:tabs>
         <w:ind w:left="6480" w:hanging="360"/>
       </w:pPr>
-    </w:lvl>
-  </w:abstractNum>
-  <w:abstractNum w:abstractNumId="13" w15:restartNumberingAfterBreak="0">
-    <w:nsid w:val="21A73A0A"/>
-    <w:multiLevelType w:val="hybridMultilevel"/>
-    <w:tmpl w:val="3B0CA8CC"/>
-    <w:lvl w:ilvl="0" w:tplc="380EE4B4">
-      <w:start w:val="1"/>
-      <w:numFmt w:val="lowerLetter"/>
-      <w:pStyle w:val="normaltabelpoin-poin"/>
-      <w:lvlText w:val="%1."/>
-      <w:lvlJc w:val="left"/>
-      <w:pPr>
-        <w:ind w:left="360" w:hanging="360"/>
-      </w:pPr>
-    </w:lvl>
-    <w:lvl w:ilvl="1" w:tplc="04090019" w:tentative="1">
-      <w:start w:val="1"/>
-      <w:numFmt w:val="lowerLetter"/>
-      <w:lvlText w:val="%2."/>
-      <w:lvlJc w:val="left"/>
-      <w:pPr>
-        <w:ind w:left="1080" w:hanging="360"/>
-      </w:pPr>
-    </w:lvl>
-    <w:lvl w:ilvl="2" w:tplc="0409001B" w:tentative="1">
-      <w:start w:val="1"/>
-      <w:numFmt w:val="lowerRoman"/>
-      <w:lvlText w:val="%3."/>
-      <w:lvlJc w:val="right"/>
-      <w:pPr>
-        <w:ind w:left="1800" w:hanging="180"/>
-      </w:pPr>
-    </w:lvl>
-    <w:lvl w:ilvl="3" w:tplc="0409000F" w:tentative="1">
-      <w:start w:val="1"/>
-      <w:numFmt w:val="decimal"/>
-      <w:lvlText w:val="%4."/>
-      <w:lvlJc w:val="left"/>
-      <w:pPr>
-        <w:ind w:left="2520" w:hanging="360"/>
-      </w:pPr>
-    </w:lvl>
-    <w:lvl w:ilvl="4" w:tplc="04090019" w:tentative="1">
-      <w:start w:val="1"/>
-      <w:numFmt w:val="lowerLetter"/>
-      <w:lvlText w:val="%5."/>
-      <w:lvlJc w:val="left"/>
-      <w:pPr>
-        <w:ind w:left="3240" w:hanging="360"/>
-      </w:pPr>
-    </w:lvl>
-    <w:lvl w:ilvl="5" w:tplc="0409001B" w:tentative="1">
-      <w:start w:val="1"/>
-      <w:numFmt w:val="lowerRoman"/>
-      <w:lvlText w:val="%6."/>
-      <w:lvlJc w:val="right"/>
-      <w:pPr>
-        <w:ind w:left="3960" w:hanging="180"/>
-      </w:pPr>
-    </w:lvl>
-    <w:lvl w:ilvl="6" w:tplc="0409000F" w:tentative="1">
-      <w:start w:val="1"/>
-      <w:numFmt w:val="decimal"/>
-      <w:lvlText w:val="%7."/>
-      <w:lvlJc w:val="left"/>
-      <w:pPr>
-        <w:ind w:left="4680" w:hanging="360"/>
-      </w:pPr>
-    </w:lvl>
-    <w:lvl w:ilvl="7" w:tplc="04090019" w:tentative="1">
-      <w:start w:val="1"/>
-      <w:numFmt w:val="lowerLetter"/>
-      <w:lvlText w:val="%8."/>
-      <w:lvlJc w:val="left"/>
-      <w:pPr>
-        <w:ind w:left="5400" w:hanging="360"/>
-      </w:pPr>
-    </w:lvl>
-    <w:lvl w:ilvl="8" w:tplc="0409001B" w:tentative="1">
-      <w:start w:val="1"/>
-      <w:numFmt w:val="lowerRoman"/>
-      <w:lvlText w:val="%9."/>
-      <w:lvlJc w:val="right"/>
-      <w:pPr>
-        <w:ind w:left="6120" w:hanging="180"/>
-      </w:pPr>
-    </w:lvl>
-  </w:abstractNum>
-  <w:abstractNum w:abstractNumId="14" w15:restartNumberingAfterBreak="0">
-    <w:nsid w:val="26BF3381"/>
-    <w:multiLevelType w:val="hybridMultilevel"/>
-    <w:tmpl w:val="ECD438CC"/>
-    <w:lvl w:ilvl="0" w:tplc="DB5E5D40">
-      <w:start w:val="1"/>
-      <w:numFmt w:val="bullet"/>
-      <w:pStyle w:val="normalnaskahbullet"/>
-      <w:lvlText w:val="o"/>
-      <w:lvlJc w:val="left"/>
-      <w:pPr>
-        <w:ind w:left="1287" w:hanging="360"/>
-      </w:pPr>
-      <w:rPr>
-        <w:rFonts w:ascii="Courier New" w:hAnsi="Courier New" w:cs="Courier New" w:hint="default"/>
-      </w:rPr>
-    </w:lvl>
-    <w:lvl w:ilvl="1" w:tplc="04210003" w:tentative="1">
-      <w:start w:val="1"/>
-      <w:numFmt w:val="bullet"/>
-      <w:lvlText w:val="o"/>
-      <w:lvlJc w:val="left"/>
-      <w:pPr>
-        <w:ind w:left="2007" w:hanging="360"/>
-      </w:pPr>
-      <w:rPr>
-        <w:rFonts w:ascii="Courier New" w:hAnsi="Courier New" w:cs="Courier New" w:hint="default"/>
-      </w:rPr>
-    </w:lvl>
-    <w:lvl w:ilvl="2" w:tplc="04210005" w:tentative="1">
-      <w:start w:val="1"/>
-      <w:numFmt w:val="bullet"/>
-      <w:lvlText w:val=""/>
-      <w:lvlJc w:val="left"/>
-      <w:pPr>
-        <w:ind w:left="2727" w:hanging="360"/>
-      </w:pPr>
       <w:rPr>
         <w:rFonts w:ascii="Wingdings" w:hAnsi="Wingdings" w:hint="default"/>
-      </w:rPr>
-    </w:lvl>
-    <w:lvl w:ilvl="3" w:tplc="04210001" w:tentative="1">
-      <w:start w:val="1"/>
-      <w:numFmt w:val="bullet"/>
-      <w:lvlText w:val=""/>
-      <w:lvlJc w:val="left"/>
-      <w:pPr>
-        <w:ind w:left="3447" w:hanging="360"/>
-      </w:pPr>
-      <w:rPr>
-        <w:rFonts w:ascii="Symbol" w:hAnsi="Symbol" w:hint="default"/>
-      </w:rPr>
-    </w:lvl>
-    <w:lvl w:ilvl="4" w:tplc="04210003" w:tentative="1">
-      <w:start w:val="1"/>
-      <w:numFmt w:val="bullet"/>
-      <w:lvlText w:val="o"/>
-      <w:lvlJc w:val="left"/>
-      <w:pPr>
-        <w:ind w:left="4167" w:hanging="360"/>
-      </w:pPr>
-      <w:rPr>
-        <w:rFonts w:ascii="Courier New" w:hAnsi="Courier New" w:cs="Courier New" w:hint="default"/>
-      </w:rPr>
-    </w:lvl>
-    <w:lvl w:ilvl="5" w:tplc="04210005" w:tentative="1">
-      <w:start w:val="1"/>
-      <w:numFmt w:val="bullet"/>
-      <w:lvlText w:val=""/>
-      <w:lvlJc w:val="left"/>
-      <w:pPr>
-        <w:ind w:left="4887" w:hanging="360"/>
-      </w:pPr>
-      <w:rPr>
-        <w:rFonts w:ascii="Wingdings" w:hAnsi="Wingdings" w:hint="default"/>
-      </w:rPr>
-    </w:lvl>
-    <w:lvl w:ilvl="6" w:tplc="04210001" w:tentative="1">
-      <w:start w:val="1"/>
-      <w:numFmt w:val="bullet"/>
-      <w:lvlText w:val=""/>
-      <w:lvlJc w:val="left"/>
-      <w:pPr>
-        <w:ind w:left="5607" w:hanging="360"/>
-      </w:pPr>
-      <w:rPr>
-        <w:rFonts w:ascii="Symbol" w:hAnsi="Symbol" w:hint="default"/>
-      </w:rPr>
-    </w:lvl>
-    <w:lvl w:ilvl="7" w:tplc="04210003" w:tentative="1">
-      <w:start w:val="1"/>
-      <w:numFmt w:val="bullet"/>
-      <w:lvlText w:val="o"/>
-      <w:lvlJc w:val="left"/>
-      <w:pPr>
-        <w:ind w:left="6327" w:hanging="360"/>
-      </w:pPr>
-      <w:rPr>
-        <w:rFonts w:ascii="Courier New" w:hAnsi="Courier New" w:cs="Courier New" w:hint="default"/>
-      </w:rPr>
-    </w:lvl>
-    <w:lvl w:ilvl="8" w:tplc="04210005" w:tentative="1">
-      <w:start w:val="1"/>
-      <w:numFmt w:val="bullet"/>
-      <w:lvlText w:val=""/>
-      <w:lvlJc w:val="left"/>
-      <w:pPr>
-        <w:ind w:left="7047" w:hanging="360"/>
-      </w:pPr>
-      <w:rPr>
-        <w:rFonts w:ascii="Wingdings" w:hAnsi="Wingdings" w:hint="default"/>
-      </w:rPr>
-    </w:lvl>
-  </w:abstractNum>
-  <w:abstractNum w:abstractNumId="15" w15:restartNumberingAfterBreak="0">
-    <w:nsid w:val="27260561"/>
-    <w:multiLevelType w:val="hybridMultilevel"/>
-    <w:tmpl w:val="D78A6C94"/>
-    <w:lvl w:ilvl="0" w:tplc="B5DAEF8A">
-      <w:start w:val="1"/>
-      <w:numFmt w:val="bullet"/>
-      <w:pStyle w:val="normalnaskah2"/>
-      <w:lvlText w:val=""/>
-      <w:lvlJc w:val="left"/>
-      <w:pPr>
-        <w:ind w:left="1287" w:hanging="360"/>
-      </w:pPr>
-      <w:rPr>
-        <w:rFonts w:ascii="Symbol" w:hAnsi="Symbol" w:hint="default"/>
-      </w:rPr>
-    </w:lvl>
-    <w:lvl w:ilvl="1" w:tplc="30687CCE" w:tentative="1">
-      <w:start w:val="1"/>
-      <w:numFmt w:val="bullet"/>
-      <w:lvlText w:val="o"/>
-      <w:lvlJc w:val="left"/>
-      <w:pPr>
-        <w:ind w:left="2007" w:hanging="360"/>
-      </w:pPr>
-      <w:rPr>
-        <w:rFonts w:ascii="Courier New" w:hAnsi="Courier New" w:cs="Courier New" w:hint="default"/>
-      </w:rPr>
-    </w:lvl>
-    <w:lvl w:ilvl="2" w:tplc="6AFEE90A" w:tentative="1">
-      <w:start w:val="1"/>
-      <w:numFmt w:val="bullet"/>
-      <w:lvlText w:val=""/>
-      <w:lvlJc w:val="left"/>
-      <w:pPr>
-        <w:ind w:left="2727" w:hanging="360"/>
-      </w:pPr>
-      <w:rPr>
-        <w:rFonts w:ascii="Wingdings" w:hAnsi="Wingdings" w:hint="default"/>
-      </w:rPr>
-    </w:lvl>
-    <w:lvl w:ilvl="3" w:tplc="BDF4CF34" w:tentative="1">
-      <w:start w:val="1"/>
-      <w:numFmt w:val="bullet"/>
-      <w:lvlText w:val=""/>
-      <w:lvlJc w:val="left"/>
-      <w:pPr>
-        <w:ind w:left="3447" w:hanging="360"/>
-      </w:pPr>
-      <w:rPr>
-        <w:rFonts w:ascii="Symbol" w:hAnsi="Symbol" w:hint="default"/>
-      </w:rPr>
-    </w:lvl>
-    <w:lvl w:ilvl="4" w:tplc="900A342E" w:tentative="1">
-      <w:start w:val="1"/>
-      <w:numFmt w:val="bullet"/>
-      <w:lvlText w:val="o"/>
-      <w:lvlJc w:val="left"/>
-      <w:pPr>
-        <w:ind w:left="4167" w:hanging="360"/>
-      </w:pPr>
-      <w:rPr>
-        <w:rFonts w:ascii="Courier New" w:hAnsi="Courier New" w:cs="Courier New" w:hint="default"/>
-      </w:rPr>
-    </w:lvl>
-    <w:lvl w:ilvl="5" w:tplc="266A0796" w:tentative="1">
-      <w:start w:val="1"/>
-      <w:numFmt w:val="bullet"/>
-      <w:lvlText w:val=""/>
-      <w:lvlJc w:val="left"/>
-      <w:pPr>
-        <w:ind w:left="4887" w:hanging="360"/>
-      </w:pPr>
-      <w:rPr>
-        <w:rFonts w:ascii="Wingdings" w:hAnsi="Wingdings" w:hint="default"/>
-      </w:rPr>
-    </w:lvl>
-    <w:lvl w:ilvl="6" w:tplc="4914D7C4" w:tentative="1">
-      <w:start w:val="1"/>
-      <w:numFmt w:val="bullet"/>
-      <w:lvlText w:val=""/>
-      <w:lvlJc w:val="left"/>
-      <w:pPr>
-        <w:ind w:left="5607" w:hanging="360"/>
-      </w:pPr>
-      <w:rPr>
-        <w:rFonts w:ascii="Symbol" w:hAnsi="Symbol" w:hint="default"/>
-      </w:rPr>
-    </w:lvl>
-    <w:lvl w:ilvl="7" w:tplc="FDAC41CC" w:tentative="1">
-      <w:start w:val="1"/>
-      <w:numFmt w:val="bullet"/>
-      <w:lvlText w:val="o"/>
-      <w:lvlJc w:val="left"/>
-      <w:pPr>
-        <w:ind w:left="6327" w:hanging="360"/>
-      </w:pPr>
-      <w:rPr>
-        <w:rFonts w:ascii="Courier New" w:hAnsi="Courier New" w:cs="Courier New" w:hint="default"/>
-      </w:rPr>
-    </w:lvl>
-    <w:lvl w:ilvl="8" w:tplc="A8DC8FAC" w:tentative="1">
-      <w:start w:val="1"/>
-      <w:numFmt w:val="bullet"/>
-      <w:lvlText w:val=""/>
-      <w:lvlJc w:val="left"/>
-      <w:pPr>
-        <w:ind w:left="7047" w:hanging="360"/>
-      </w:pPr>
-      <w:rPr>
-        <w:rFonts w:ascii="Wingdings" w:hAnsi="Wingdings" w:hint="default"/>
+        <w:sz w:val="20"/>
       </w:rPr>
     </w:lvl>
   </w:abstractNum>
   <w:abstractNum w:abstractNumId="16" w15:restartNumberingAfterBreak="0">
-    <w:nsid w:val="282E267C"/>
-    <w:multiLevelType w:val="hybridMultilevel"/>
-    <w:tmpl w:val="76C4CEF6"/>
-    <w:lvl w:ilvl="0" w:tplc="E15401E6">
-      <w:start w:val="1"/>
-      <w:numFmt w:val="lowerLetter"/>
-      <w:pStyle w:val="ListParagrafKunci"/>
-      <w:lvlText w:val="%1."/>
-      <w:lvlJc w:val="left"/>
-      <w:pPr>
-        <w:ind w:left="1440" w:hanging="360"/>
-      </w:pPr>
-    </w:lvl>
-    <w:lvl w:ilvl="1" w:tplc="04090019" w:tentative="1">
-      <w:start w:val="1"/>
-      <w:numFmt w:val="lowerLetter"/>
-      <w:lvlText w:val="%2."/>
-      <w:lvlJc w:val="left"/>
-      <w:pPr>
-        <w:ind w:left="2160" w:hanging="360"/>
-      </w:pPr>
-    </w:lvl>
-    <w:lvl w:ilvl="2" w:tplc="0409001B" w:tentative="1">
-      <w:start w:val="1"/>
-      <w:numFmt w:val="lowerRoman"/>
-      <w:lvlText w:val="%3."/>
-      <w:lvlJc w:val="right"/>
-      <w:pPr>
-        <w:ind w:left="2880" w:hanging="180"/>
-      </w:pPr>
-    </w:lvl>
-    <w:lvl w:ilvl="3" w:tplc="0409000F" w:tentative="1">
-      <w:start w:val="1"/>
-      <w:numFmt w:val="decimal"/>
-      <w:lvlText w:val="%4."/>
-      <w:lvlJc w:val="left"/>
-      <w:pPr>
-        <w:ind w:left="3600" w:hanging="360"/>
-      </w:pPr>
-    </w:lvl>
-    <w:lvl w:ilvl="4" w:tplc="04090019" w:tentative="1">
-      <w:start w:val="1"/>
-      <w:numFmt w:val="lowerLetter"/>
-      <w:lvlText w:val="%5."/>
-      <w:lvlJc w:val="left"/>
-      <w:pPr>
-        <w:ind w:left="4320" w:hanging="360"/>
-      </w:pPr>
-    </w:lvl>
-    <w:lvl w:ilvl="5" w:tplc="0409001B" w:tentative="1">
-      <w:start w:val="1"/>
-      <w:numFmt w:val="lowerRoman"/>
-      <w:lvlText w:val="%6."/>
-      <w:lvlJc w:val="right"/>
-      <w:pPr>
-        <w:ind w:left="5040" w:hanging="180"/>
-      </w:pPr>
-    </w:lvl>
-    <w:lvl w:ilvl="6" w:tplc="0409000F" w:tentative="1">
-      <w:start w:val="1"/>
-      <w:numFmt w:val="decimal"/>
-      <w:lvlText w:val="%7."/>
-      <w:lvlJc w:val="left"/>
-      <w:pPr>
-        <w:ind w:left="5760" w:hanging="360"/>
-      </w:pPr>
-    </w:lvl>
-    <w:lvl w:ilvl="7" w:tplc="04090019" w:tentative="1">
-      <w:start w:val="1"/>
-      <w:numFmt w:val="lowerLetter"/>
-      <w:lvlText w:val="%8."/>
-      <w:lvlJc w:val="left"/>
-      <w:pPr>
-        <w:ind w:left="6480" w:hanging="360"/>
-      </w:pPr>
-    </w:lvl>
-    <w:lvl w:ilvl="8" w:tplc="0409001B" w:tentative="1">
-      <w:start w:val="1"/>
-      <w:numFmt w:val="lowerRoman"/>
-      <w:lvlText w:val="%9."/>
-      <w:lvlJc w:val="right"/>
-      <w:pPr>
-        <w:ind w:left="7200" w:hanging="180"/>
-      </w:pPr>
-    </w:lvl>
-  </w:abstractNum>
-  <w:abstractNum w:abstractNumId="17" w15:restartNumberingAfterBreak="0">
-    <w:nsid w:val="292E0544"/>
-    <w:multiLevelType w:val="hybridMultilevel"/>
-    <w:tmpl w:val="7C626062"/>
-    <w:lvl w:ilvl="0" w:tplc="2C22A15E">
-      <w:start w:val="1"/>
-      <w:numFmt w:val="decimal"/>
-      <w:pStyle w:val="bNormalOutlineMateri"/>
-      <w:lvlText w:val="%1."/>
-      <w:lvlJc w:val="left"/>
-      <w:pPr>
-        <w:ind w:left="1080" w:hanging="360"/>
-      </w:pPr>
-    </w:lvl>
-    <w:lvl w:ilvl="1" w:tplc="04210019" w:tentative="1">
-      <w:start w:val="1"/>
-      <w:numFmt w:val="lowerLetter"/>
-      <w:lvlText w:val="%2."/>
-      <w:lvlJc w:val="left"/>
-      <w:pPr>
-        <w:ind w:left="1800" w:hanging="360"/>
-      </w:pPr>
-    </w:lvl>
-    <w:lvl w:ilvl="2" w:tplc="0421001B" w:tentative="1">
-      <w:start w:val="1"/>
-      <w:numFmt w:val="lowerRoman"/>
-      <w:lvlText w:val="%3."/>
-      <w:lvlJc w:val="right"/>
-      <w:pPr>
-        <w:ind w:left="2520" w:hanging="180"/>
-      </w:pPr>
-    </w:lvl>
-    <w:lvl w:ilvl="3" w:tplc="0421000F" w:tentative="1">
-      <w:start w:val="1"/>
-      <w:numFmt w:val="decimal"/>
-      <w:lvlText w:val="%4."/>
-      <w:lvlJc w:val="left"/>
-      <w:pPr>
-        <w:ind w:left="3240" w:hanging="360"/>
-      </w:pPr>
-    </w:lvl>
-    <w:lvl w:ilvl="4" w:tplc="04210019" w:tentative="1">
-      <w:start w:val="1"/>
-      <w:numFmt w:val="lowerLetter"/>
-      <w:lvlText w:val="%5."/>
-      <w:lvlJc w:val="left"/>
-      <w:pPr>
-        <w:ind w:left="3960" w:hanging="360"/>
-      </w:pPr>
-    </w:lvl>
-    <w:lvl w:ilvl="5" w:tplc="0421001B" w:tentative="1">
-      <w:start w:val="1"/>
-      <w:numFmt w:val="lowerRoman"/>
-      <w:lvlText w:val="%6."/>
-      <w:lvlJc w:val="right"/>
-      <w:pPr>
-        <w:ind w:left="4680" w:hanging="180"/>
-      </w:pPr>
-    </w:lvl>
-    <w:lvl w:ilvl="6" w:tplc="0421000F" w:tentative="1">
-      <w:start w:val="1"/>
-      <w:numFmt w:val="decimal"/>
-      <w:lvlText w:val="%7."/>
-      <w:lvlJc w:val="left"/>
-      <w:pPr>
-        <w:ind w:left="5400" w:hanging="360"/>
-      </w:pPr>
-    </w:lvl>
-    <w:lvl w:ilvl="7" w:tplc="04210019" w:tentative="1">
-      <w:start w:val="1"/>
-      <w:numFmt w:val="lowerLetter"/>
-      <w:lvlText w:val="%8."/>
-      <w:lvlJc w:val="left"/>
-      <w:pPr>
-        <w:ind w:left="6120" w:hanging="360"/>
-      </w:pPr>
-    </w:lvl>
-    <w:lvl w:ilvl="8" w:tplc="0421001B" w:tentative="1">
-      <w:start w:val="1"/>
-      <w:numFmt w:val="lowerRoman"/>
-      <w:lvlText w:val="%9."/>
-      <w:lvlJc w:val="right"/>
-      <w:pPr>
-        <w:ind w:left="6840" w:hanging="180"/>
-      </w:pPr>
-    </w:lvl>
-  </w:abstractNum>
-  <w:abstractNum w:abstractNumId="18" w15:restartNumberingAfterBreak="0">
-    <w:nsid w:val="2CE20866"/>
-    <w:multiLevelType w:val="hybridMultilevel"/>
-    <w:tmpl w:val="87EA9044"/>
-    <w:lvl w:ilvl="0" w:tplc="8ACC1AB2">
-      <w:start w:val="1"/>
-      <w:numFmt w:val="decimal"/>
-      <w:lvlText w:val="%1."/>
-      <w:lvlJc w:val="left"/>
-      <w:pPr>
-        <w:ind w:left="394" w:hanging="360"/>
-      </w:pPr>
-      <w:rPr>
-        <w:rFonts w:hint="default"/>
-      </w:rPr>
-    </w:lvl>
-    <w:lvl w:ilvl="1" w:tplc="04090019" w:tentative="1">
-      <w:start w:val="1"/>
-      <w:numFmt w:val="lowerLetter"/>
-      <w:lvlText w:val="%2."/>
-      <w:lvlJc w:val="left"/>
-      <w:pPr>
-        <w:ind w:left="1114" w:hanging="360"/>
-      </w:pPr>
-    </w:lvl>
-    <w:lvl w:ilvl="2" w:tplc="0409001B" w:tentative="1">
-      <w:start w:val="1"/>
-      <w:numFmt w:val="lowerRoman"/>
-      <w:lvlText w:val="%3."/>
-      <w:lvlJc w:val="right"/>
-      <w:pPr>
-        <w:ind w:left="1834" w:hanging="180"/>
-      </w:pPr>
-    </w:lvl>
-    <w:lvl w:ilvl="3" w:tplc="0409000F" w:tentative="1">
-      <w:start w:val="1"/>
-      <w:numFmt w:val="decimal"/>
-      <w:lvlText w:val="%4."/>
-      <w:lvlJc w:val="left"/>
-      <w:pPr>
-        <w:ind w:left="2554" w:hanging="360"/>
-      </w:pPr>
-    </w:lvl>
-    <w:lvl w:ilvl="4" w:tplc="04090019" w:tentative="1">
-      <w:start w:val="1"/>
-      <w:numFmt w:val="lowerLetter"/>
-      <w:lvlText w:val="%5."/>
-      <w:lvlJc w:val="left"/>
-      <w:pPr>
-        <w:ind w:left="3274" w:hanging="360"/>
-      </w:pPr>
-    </w:lvl>
-    <w:lvl w:ilvl="5" w:tplc="0409001B" w:tentative="1">
-      <w:start w:val="1"/>
-      <w:numFmt w:val="lowerRoman"/>
-      <w:lvlText w:val="%6."/>
-      <w:lvlJc w:val="right"/>
-      <w:pPr>
-        <w:ind w:left="3994" w:hanging="180"/>
-      </w:pPr>
-    </w:lvl>
-    <w:lvl w:ilvl="6" w:tplc="0409000F" w:tentative="1">
-      <w:start w:val="1"/>
-      <w:numFmt w:val="decimal"/>
-      <w:lvlText w:val="%7."/>
-      <w:lvlJc w:val="left"/>
-      <w:pPr>
-        <w:ind w:left="4714" w:hanging="360"/>
-      </w:pPr>
-    </w:lvl>
-    <w:lvl w:ilvl="7" w:tplc="04090019" w:tentative="1">
-      <w:start w:val="1"/>
-      <w:numFmt w:val="lowerLetter"/>
-      <w:lvlText w:val="%8."/>
-      <w:lvlJc w:val="left"/>
-      <w:pPr>
-        <w:ind w:left="5434" w:hanging="360"/>
-      </w:pPr>
-    </w:lvl>
-    <w:lvl w:ilvl="8" w:tplc="0409001B" w:tentative="1">
-      <w:start w:val="1"/>
-      <w:numFmt w:val="lowerRoman"/>
-      <w:lvlText w:val="%9."/>
-      <w:lvlJc w:val="right"/>
-      <w:pPr>
-        <w:ind w:left="6154" w:hanging="180"/>
-      </w:pPr>
-    </w:lvl>
-  </w:abstractNum>
-  <w:abstractNum w:abstractNumId="19" w15:restartNumberingAfterBreak="0">
-    <w:nsid w:val="308D3D27"/>
+    <w:nsid w:val="332436E2"/>
     <w:multiLevelType w:val="multilevel"/>
-    <w:tmpl w:val="8D44CA4A"/>
+    <w:tmpl w:val="5D84E470"/>
     <w:lvl w:ilvl="0">
       <w:start w:val="1"/>
       <w:numFmt w:val="decimal"/>
@@ -11142,269 +15651,7 @@
       </w:pPr>
     </w:lvl>
   </w:abstractNum>
-  <w:abstractNum w:abstractNumId="20" w15:restartNumberingAfterBreak="0">
-    <w:nsid w:val="31EF6106"/>
-    <w:multiLevelType w:val="multilevel"/>
-    <w:tmpl w:val="DA6ACE82"/>
-    <w:lvl w:ilvl="0">
-      <w:start w:val="1"/>
-      <w:numFmt w:val="bullet"/>
-      <w:lvlText w:val=""/>
-      <w:lvlJc w:val="left"/>
-      <w:pPr>
-        <w:tabs>
-          <w:tab w:val="num" w:pos="720"/>
-        </w:tabs>
-        <w:ind w:left="720" w:hanging="360"/>
-      </w:pPr>
-      <w:rPr>
-        <w:rFonts w:ascii="Symbol" w:hAnsi="Symbol" w:hint="default"/>
-        <w:sz w:val="20"/>
-      </w:rPr>
-    </w:lvl>
-    <w:lvl w:ilvl="1" w:tentative="1">
-      <w:start w:val="1"/>
-      <w:numFmt w:val="bullet"/>
-      <w:lvlText w:val="o"/>
-      <w:lvlJc w:val="left"/>
-      <w:pPr>
-        <w:tabs>
-          <w:tab w:val="num" w:pos="1440"/>
-        </w:tabs>
-        <w:ind w:left="1440" w:hanging="360"/>
-      </w:pPr>
-      <w:rPr>
-        <w:rFonts w:ascii="Courier New" w:hAnsi="Courier New" w:hint="default"/>
-        <w:sz w:val="20"/>
-      </w:rPr>
-    </w:lvl>
-    <w:lvl w:ilvl="2" w:tentative="1">
-      <w:start w:val="1"/>
-      <w:numFmt w:val="bullet"/>
-      <w:lvlText w:val=""/>
-      <w:lvlJc w:val="left"/>
-      <w:pPr>
-        <w:tabs>
-          <w:tab w:val="num" w:pos="2160"/>
-        </w:tabs>
-        <w:ind w:left="2160" w:hanging="360"/>
-      </w:pPr>
-      <w:rPr>
-        <w:rFonts w:ascii="Wingdings" w:hAnsi="Wingdings" w:hint="default"/>
-        <w:sz w:val="20"/>
-      </w:rPr>
-    </w:lvl>
-    <w:lvl w:ilvl="3" w:tentative="1">
-      <w:start w:val="1"/>
-      <w:numFmt w:val="bullet"/>
-      <w:lvlText w:val=""/>
-      <w:lvlJc w:val="left"/>
-      <w:pPr>
-        <w:tabs>
-          <w:tab w:val="num" w:pos="2880"/>
-        </w:tabs>
-        <w:ind w:left="2880" w:hanging="360"/>
-      </w:pPr>
-      <w:rPr>
-        <w:rFonts w:ascii="Wingdings" w:hAnsi="Wingdings" w:hint="default"/>
-        <w:sz w:val="20"/>
-      </w:rPr>
-    </w:lvl>
-    <w:lvl w:ilvl="4" w:tentative="1">
-      <w:start w:val="1"/>
-      <w:numFmt w:val="bullet"/>
-      <w:lvlText w:val=""/>
-      <w:lvlJc w:val="left"/>
-      <w:pPr>
-        <w:tabs>
-          <w:tab w:val="num" w:pos="3600"/>
-        </w:tabs>
-        <w:ind w:left="3600" w:hanging="360"/>
-      </w:pPr>
-      <w:rPr>
-        <w:rFonts w:ascii="Wingdings" w:hAnsi="Wingdings" w:hint="default"/>
-        <w:sz w:val="20"/>
-      </w:rPr>
-    </w:lvl>
-    <w:lvl w:ilvl="5" w:tentative="1">
-      <w:start w:val="1"/>
-      <w:numFmt w:val="bullet"/>
-      <w:lvlText w:val=""/>
-      <w:lvlJc w:val="left"/>
-      <w:pPr>
-        <w:tabs>
-          <w:tab w:val="num" w:pos="4320"/>
-        </w:tabs>
-        <w:ind w:left="4320" w:hanging="360"/>
-      </w:pPr>
-      <w:rPr>
-        <w:rFonts w:ascii="Wingdings" w:hAnsi="Wingdings" w:hint="default"/>
-        <w:sz w:val="20"/>
-      </w:rPr>
-    </w:lvl>
-    <w:lvl w:ilvl="6" w:tentative="1">
-      <w:start w:val="1"/>
-      <w:numFmt w:val="bullet"/>
-      <w:lvlText w:val=""/>
-      <w:lvlJc w:val="left"/>
-      <w:pPr>
-        <w:tabs>
-          <w:tab w:val="num" w:pos="5040"/>
-        </w:tabs>
-        <w:ind w:left="5040" w:hanging="360"/>
-      </w:pPr>
-      <w:rPr>
-        <w:rFonts w:ascii="Wingdings" w:hAnsi="Wingdings" w:hint="default"/>
-        <w:sz w:val="20"/>
-      </w:rPr>
-    </w:lvl>
-    <w:lvl w:ilvl="7" w:tentative="1">
-      <w:start w:val="1"/>
-      <w:numFmt w:val="bullet"/>
-      <w:lvlText w:val=""/>
-      <w:lvlJc w:val="left"/>
-      <w:pPr>
-        <w:tabs>
-          <w:tab w:val="num" w:pos="5760"/>
-        </w:tabs>
-        <w:ind w:left="5760" w:hanging="360"/>
-      </w:pPr>
-      <w:rPr>
-        <w:rFonts w:ascii="Wingdings" w:hAnsi="Wingdings" w:hint="default"/>
-        <w:sz w:val="20"/>
-      </w:rPr>
-    </w:lvl>
-    <w:lvl w:ilvl="8" w:tentative="1">
-      <w:start w:val="1"/>
-      <w:numFmt w:val="bullet"/>
-      <w:lvlText w:val=""/>
-      <w:lvlJc w:val="left"/>
-      <w:pPr>
-        <w:tabs>
-          <w:tab w:val="num" w:pos="6480"/>
-        </w:tabs>
-        <w:ind w:left="6480" w:hanging="360"/>
-      </w:pPr>
-      <w:rPr>
-        <w:rFonts w:ascii="Wingdings" w:hAnsi="Wingdings" w:hint="default"/>
-        <w:sz w:val="20"/>
-      </w:rPr>
-    </w:lvl>
-  </w:abstractNum>
-  <w:abstractNum w:abstractNumId="21" w15:restartNumberingAfterBreak="0">
-    <w:nsid w:val="332436E2"/>
-    <w:multiLevelType w:val="multilevel"/>
-    <w:tmpl w:val="5D84E470"/>
-    <w:lvl w:ilvl="0">
-      <w:start w:val="1"/>
-      <w:numFmt w:val="decimal"/>
-      <w:lvlText w:val="%1."/>
-      <w:lvlJc w:val="left"/>
-      <w:pPr>
-        <w:tabs>
-          <w:tab w:val="num" w:pos="720"/>
-        </w:tabs>
-        <w:ind w:left="720" w:hanging="360"/>
-      </w:pPr>
-    </w:lvl>
-    <w:lvl w:ilvl="1" w:tentative="1">
-      <w:start w:val="1"/>
-      <w:numFmt w:val="decimal"/>
-      <w:lvlText w:val="%2."/>
-      <w:lvlJc w:val="left"/>
-      <w:pPr>
-        <w:tabs>
-          <w:tab w:val="num" w:pos="1440"/>
-        </w:tabs>
-        <w:ind w:left="1440" w:hanging="360"/>
-      </w:pPr>
-    </w:lvl>
-    <w:lvl w:ilvl="2" w:tentative="1">
-      <w:start w:val="1"/>
-      <w:numFmt w:val="decimal"/>
-      <w:lvlText w:val="%3."/>
-      <w:lvlJc w:val="left"/>
-      <w:pPr>
-        <w:tabs>
-          <w:tab w:val="num" w:pos="2160"/>
-        </w:tabs>
-        <w:ind w:left="2160" w:hanging="360"/>
-      </w:pPr>
-    </w:lvl>
-    <w:lvl w:ilvl="3" w:tentative="1">
-      <w:start w:val="1"/>
-      <w:numFmt w:val="decimal"/>
-      <w:lvlText w:val="%4."/>
-      <w:lvlJc w:val="left"/>
-      <w:pPr>
-        <w:tabs>
-          <w:tab w:val="num" w:pos="2880"/>
-        </w:tabs>
-        <w:ind w:left="2880" w:hanging="360"/>
-      </w:pPr>
-    </w:lvl>
-    <w:lvl w:ilvl="4" w:tentative="1">
-      <w:start w:val="1"/>
-      <w:numFmt w:val="decimal"/>
-      <w:lvlText w:val="%5."/>
-      <w:lvlJc w:val="left"/>
-      <w:pPr>
-        <w:tabs>
-          <w:tab w:val="num" w:pos="3600"/>
-        </w:tabs>
-        <w:ind w:left="3600" w:hanging="360"/>
-      </w:pPr>
-    </w:lvl>
-    <w:lvl w:ilvl="5" w:tentative="1">
-      <w:start w:val="1"/>
-      <w:numFmt w:val="decimal"/>
-      <w:lvlText w:val="%6."/>
-      <w:lvlJc w:val="left"/>
-      <w:pPr>
-        <w:tabs>
-          <w:tab w:val="num" w:pos="4320"/>
-        </w:tabs>
-        <w:ind w:left="4320" w:hanging="360"/>
-      </w:pPr>
-    </w:lvl>
-    <w:lvl w:ilvl="6" w:tentative="1">
-      <w:start w:val="1"/>
-      <w:numFmt w:val="decimal"/>
-      <w:lvlText w:val="%7."/>
-      <w:lvlJc w:val="left"/>
-      <w:pPr>
-        <w:tabs>
-          <w:tab w:val="num" w:pos="5040"/>
-        </w:tabs>
-        <w:ind w:left="5040" w:hanging="360"/>
-      </w:pPr>
-    </w:lvl>
-    <w:lvl w:ilvl="7" w:tentative="1">
-      <w:start w:val="1"/>
-      <w:numFmt w:val="decimal"/>
-      <w:lvlText w:val="%8."/>
-      <w:lvlJc w:val="left"/>
-      <w:pPr>
-        <w:tabs>
-          <w:tab w:val="num" w:pos="5760"/>
-        </w:tabs>
-        <w:ind w:left="5760" w:hanging="360"/>
-      </w:pPr>
-    </w:lvl>
-    <w:lvl w:ilvl="8" w:tentative="1">
-      <w:start w:val="1"/>
-      <w:numFmt w:val="decimal"/>
-      <w:lvlText w:val="%9."/>
-      <w:lvlJc w:val="left"/>
-      <w:pPr>
-        <w:tabs>
-          <w:tab w:val="num" w:pos="6480"/>
-        </w:tabs>
-        <w:ind w:left="6480" w:hanging="360"/>
-      </w:pPr>
-    </w:lvl>
-  </w:abstractNum>
-  <w:abstractNum w:abstractNumId="22" w15:restartNumberingAfterBreak="0">
+  <w:abstractNum w:abstractNumId="17" w15:restartNumberingAfterBreak="0">
     <w:nsid w:val="35140AB8"/>
     <w:multiLevelType w:val="multilevel"/>
     <w:tmpl w:val="8B629A28"/>
@@ -11428,6 +15675,7 @@
         <w:strike w:val="0"/>
         <w:dstrike w:val="0"/>
         <w:vanish w:val="0"/>
+        <w:color w:val="000000"/>
         <w:kern w:val="0"/>
         <w:position w:val="0"/>
         <w:u w:val="none"/>
@@ -11441,11 +15689,6 @@
           <w14:prstDash w14:val="solid"/>
           <w14:bevel/>
         </w14:textOutline>
-        <w14:textFill>
-          <w14:solidFill>
-            <w14:srgbClr w14:val="000000"/>
-          </w14:solidFill>
-        </w14:textFill>
       </w:rPr>
     </w:lvl>
     <w:lvl w:ilvl="1">
@@ -11467,6 +15710,7 @@
         <w:strike w:val="0"/>
         <w:dstrike w:val="0"/>
         <w:vanish w:val="0"/>
+        <w:color w:val="000000"/>
         <w:kern w:val="0"/>
         <w:position w:val="0"/>
         <w:u w:val="none"/>
@@ -11480,11 +15724,6 @@
           <w14:prstDash w14:val="solid"/>
           <w14:bevel/>
         </w14:textOutline>
-        <w14:textFill>
-          <w14:solidFill>
-            <w14:srgbClr w14:val="000000"/>
-          </w14:solidFill>
-        </w14:textFill>
       </w:rPr>
     </w:lvl>
     <w:lvl w:ilvl="2">
@@ -11572,7 +15811,7 @@
       </w:rPr>
     </w:lvl>
   </w:abstractNum>
-  <w:abstractNum w:abstractNumId="23" w15:restartNumberingAfterBreak="0">
+  <w:abstractNum w:abstractNumId="18" w15:restartNumberingAfterBreak="0">
     <w:nsid w:val="3C8F7EFF"/>
     <w:multiLevelType w:val="hybridMultilevel"/>
     <w:tmpl w:val="13505772"/>
@@ -11659,7 +15898,7 @@
       </w:pPr>
     </w:lvl>
   </w:abstractNum>
-  <w:abstractNum w:abstractNumId="24" w15:restartNumberingAfterBreak="0">
+  <w:abstractNum w:abstractNumId="19" w15:restartNumberingAfterBreak="0">
     <w:nsid w:val="3F4621C1"/>
     <w:multiLevelType w:val="hybridMultilevel"/>
     <w:tmpl w:val="BEFEBAF4"/>
@@ -11773,10 +16012,123 @@
       </w:rPr>
     </w:lvl>
   </w:abstractNum>
-  <w:abstractNum w:abstractNumId="25" w15:restartNumberingAfterBreak="0">
-    <w:nsid w:val="457552FD"/>
+  <w:abstractNum w:abstractNumId="20" w15:restartNumberingAfterBreak="0">
+    <w:nsid w:val="4868050E"/>
+    <w:multiLevelType w:val="hybridMultilevel"/>
+    <w:tmpl w:val="0CDCD906"/>
+    <w:lvl w:ilvl="0" w:tplc="3CDAEE6C">
+      <w:numFmt w:val="bullet"/>
+      <w:pStyle w:val="ListParagraph"/>
+      <w:lvlText w:val="•"/>
+      <w:lvlJc w:val="left"/>
+      <w:pPr>
+        <w:ind w:left="644" w:hanging="360"/>
+      </w:pPr>
+      <w:rPr>
+        <w:rFonts w:ascii="Arial" w:eastAsia="Times New Roman" w:hAnsi="Arial" w:cs="Arial" w:hint="default"/>
+      </w:rPr>
+    </w:lvl>
+    <w:lvl w:ilvl="1" w:tplc="04210003">
+      <w:start w:val="1"/>
+      <w:numFmt w:val="bullet"/>
+      <w:lvlText w:val="o"/>
+      <w:lvlJc w:val="left"/>
+      <w:pPr>
+        <w:ind w:left="1364" w:hanging="360"/>
+      </w:pPr>
+      <w:rPr>
+        <w:rFonts w:ascii="Courier New" w:hAnsi="Courier New" w:cs="Courier New" w:hint="default"/>
+      </w:rPr>
+    </w:lvl>
+    <w:lvl w:ilvl="2" w:tplc="04210005" w:tentative="1">
+      <w:start w:val="1"/>
+      <w:numFmt w:val="bullet"/>
+      <w:lvlText w:val=""/>
+      <w:lvlJc w:val="left"/>
+      <w:pPr>
+        <w:ind w:left="2084" w:hanging="360"/>
+      </w:pPr>
+      <w:rPr>
+        <w:rFonts w:ascii="Wingdings" w:hAnsi="Wingdings" w:hint="default"/>
+      </w:rPr>
+    </w:lvl>
+    <w:lvl w:ilvl="3" w:tplc="04210001" w:tentative="1">
+      <w:start w:val="1"/>
+      <w:numFmt w:val="bullet"/>
+      <w:lvlText w:val=""/>
+      <w:lvlJc w:val="left"/>
+      <w:pPr>
+        <w:ind w:left="2804" w:hanging="360"/>
+      </w:pPr>
+      <w:rPr>
+        <w:rFonts w:ascii="Symbol" w:hAnsi="Symbol" w:hint="default"/>
+      </w:rPr>
+    </w:lvl>
+    <w:lvl w:ilvl="4" w:tplc="04210003" w:tentative="1">
+      <w:start w:val="1"/>
+      <w:numFmt w:val="bullet"/>
+      <w:lvlText w:val="o"/>
+      <w:lvlJc w:val="left"/>
+      <w:pPr>
+        <w:ind w:left="3524" w:hanging="360"/>
+      </w:pPr>
+      <w:rPr>
+        <w:rFonts w:ascii="Courier New" w:hAnsi="Courier New" w:cs="Courier New" w:hint="default"/>
+      </w:rPr>
+    </w:lvl>
+    <w:lvl w:ilvl="5" w:tplc="04210005" w:tentative="1">
+      <w:start w:val="1"/>
+      <w:numFmt w:val="bullet"/>
+      <w:lvlText w:val=""/>
+      <w:lvlJc w:val="left"/>
+      <w:pPr>
+        <w:ind w:left="4244" w:hanging="360"/>
+      </w:pPr>
+      <w:rPr>
+        <w:rFonts w:ascii="Wingdings" w:hAnsi="Wingdings" w:hint="default"/>
+      </w:rPr>
+    </w:lvl>
+    <w:lvl w:ilvl="6" w:tplc="04210001" w:tentative="1">
+      <w:start w:val="1"/>
+      <w:numFmt w:val="bullet"/>
+      <w:lvlText w:val=""/>
+      <w:lvlJc w:val="left"/>
+      <w:pPr>
+        <w:ind w:left="4964" w:hanging="360"/>
+      </w:pPr>
+      <w:rPr>
+        <w:rFonts w:ascii="Symbol" w:hAnsi="Symbol" w:hint="default"/>
+      </w:rPr>
+    </w:lvl>
+    <w:lvl w:ilvl="7" w:tplc="04210003" w:tentative="1">
+      <w:start w:val="1"/>
+      <w:numFmt w:val="bullet"/>
+      <w:lvlText w:val="o"/>
+      <w:lvlJc w:val="left"/>
+      <w:pPr>
+        <w:ind w:left="5684" w:hanging="360"/>
+      </w:pPr>
+      <w:rPr>
+        <w:rFonts w:ascii="Courier New" w:hAnsi="Courier New" w:cs="Courier New" w:hint="default"/>
+      </w:rPr>
+    </w:lvl>
+    <w:lvl w:ilvl="8" w:tplc="04210005" w:tentative="1">
+      <w:start w:val="1"/>
+      <w:numFmt w:val="bullet"/>
+      <w:lvlText w:val=""/>
+      <w:lvlJc w:val="left"/>
+      <w:pPr>
+        <w:ind w:left="6404" w:hanging="360"/>
+      </w:pPr>
+      <w:rPr>
+        <w:rFonts w:ascii="Wingdings" w:hAnsi="Wingdings" w:hint="default"/>
+      </w:rPr>
+    </w:lvl>
+  </w:abstractNum>
+  <w:abstractNum w:abstractNumId="21" w15:restartNumberingAfterBreak="0">
+    <w:nsid w:val="49A90EC8"/>
     <w:multiLevelType w:val="multilevel"/>
-    <w:tmpl w:val="ED5A1FEA"/>
+    <w:tmpl w:val="74B264A8"/>
     <w:lvl w:ilvl="0">
       <w:start w:val="1"/>
       <w:numFmt w:val="bullet"/>
@@ -11793,7 +16145,7 @@
         <w:sz w:val="20"/>
       </w:rPr>
     </w:lvl>
-    <w:lvl w:ilvl="1">
+    <w:lvl w:ilvl="1" w:tentative="1">
       <w:start w:val="1"/>
       <w:numFmt w:val="bullet"/>
       <w:lvlText w:val="o"/>
@@ -11809,7 +16161,7 @@
         <w:sz w:val="20"/>
       </w:rPr>
     </w:lvl>
-    <w:lvl w:ilvl="2">
+    <w:lvl w:ilvl="2" w:tentative="1">
       <w:start w:val="1"/>
       <w:numFmt w:val="bullet"/>
       <w:lvlText w:val=""/>
@@ -11922,269 +16274,7 @@
       </w:rPr>
     </w:lvl>
   </w:abstractNum>
-  <w:abstractNum w:abstractNumId="26" w15:restartNumberingAfterBreak="0">
-    <w:nsid w:val="4868050E"/>
-    <w:multiLevelType w:val="hybridMultilevel"/>
-    <w:tmpl w:val="AB405D3C"/>
-    <w:lvl w:ilvl="0" w:tplc="3CDAEE6C">
-      <w:numFmt w:val="bullet"/>
-      <w:pStyle w:val="ListParagraph"/>
-      <w:lvlText w:val="•"/>
-      <w:lvlJc w:val="left"/>
-      <w:pPr>
-        <w:ind w:left="644" w:hanging="360"/>
-      </w:pPr>
-      <w:rPr>
-        <w:rFonts w:ascii="Arial" w:eastAsia="Times New Roman" w:hAnsi="Arial" w:cs="Arial" w:hint="default"/>
-      </w:rPr>
-    </w:lvl>
-    <w:lvl w:ilvl="1" w:tplc="04210003" w:tentative="1">
-      <w:start w:val="1"/>
-      <w:numFmt w:val="bullet"/>
-      <w:lvlText w:val="o"/>
-      <w:lvlJc w:val="left"/>
-      <w:pPr>
-        <w:ind w:left="1364" w:hanging="360"/>
-      </w:pPr>
-      <w:rPr>
-        <w:rFonts w:ascii="Courier New" w:hAnsi="Courier New" w:cs="Courier New" w:hint="default"/>
-      </w:rPr>
-    </w:lvl>
-    <w:lvl w:ilvl="2" w:tplc="04210005" w:tentative="1">
-      <w:start w:val="1"/>
-      <w:numFmt w:val="bullet"/>
-      <w:lvlText w:val=""/>
-      <w:lvlJc w:val="left"/>
-      <w:pPr>
-        <w:ind w:left="2084" w:hanging="360"/>
-      </w:pPr>
-      <w:rPr>
-        <w:rFonts w:ascii="Wingdings" w:hAnsi="Wingdings" w:hint="default"/>
-      </w:rPr>
-    </w:lvl>
-    <w:lvl w:ilvl="3" w:tplc="04210001" w:tentative="1">
-      <w:start w:val="1"/>
-      <w:numFmt w:val="bullet"/>
-      <w:lvlText w:val=""/>
-      <w:lvlJc w:val="left"/>
-      <w:pPr>
-        <w:ind w:left="2804" w:hanging="360"/>
-      </w:pPr>
-      <w:rPr>
-        <w:rFonts w:ascii="Symbol" w:hAnsi="Symbol" w:hint="default"/>
-      </w:rPr>
-    </w:lvl>
-    <w:lvl w:ilvl="4" w:tplc="04210003" w:tentative="1">
-      <w:start w:val="1"/>
-      <w:numFmt w:val="bullet"/>
-      <w:lvlText w:val="o"/>
-      <w:lvlJc w:val="left"/>
-      <w:pPr>
-        <w:ind w:left="3524" w:hanging="360"/>
-      </w:pPr>
-      <w:rPr>
-        <w:rFonts w:ascii="Courier New" w:hAnsi="Courier New" w:cs="Courier New" w:hint="default"/>
-      </w:rPr>
-    </w:lvl>
-    <w:lvl w:ilvl="5" w:tplc="04210005" w:tentative="1">
-      <w:start w:val="1"/>
-      <w:numFmt w:val="bullet"/>
-      <w:lvlText w:val=""/>
-      <w:lvlJc w:val="left"/>
-      <w:pPr>
-        <w:ind w:left="4244" w:hanging="360"/>
-      </w:pPr>
-      <w:rPr>
-        <w:rFonts w:ascii="Wingdings" w:hAnsi="Wingdings" w:hint="default"/>
-      </w:rPr>
-    </w:lvl>
-    <w:lvl w:ilvl="6" w:tplc="04210001" w:tentative="1">
-      <w:start w:val="1"/>
-      <w:numFmt w:val="bullet"/>
-      <w:lvlText w:val=""/>
-      <w:lvlJc w:val="left"/>
-      <w:pPr>
-        <w:ind w:left="4964" w:hanging="360"/>
-      </w:pPr>
-      <w:rPr>
-        <w:rFonts w:ascii="Symbol" w:hAnsi="Symbol" w:hint="default"/>
-      </w:rPr>
-    </w:lvl>
-    <w:lvl w:ilvl="7" w:tplc="04210003" w:tentative="1">
-      <w:start w:val="1"/>
-      <w:numFmt w:val="bullet"/>
-      <w:lvlText w:val="o"/>
-      <w:lvlJc w:val="left"/>
-      <w:pPr>
-        <w:ind w:left="5684" w:hanging="360"/>
-      </w:pPr>
-      <w:rPr>
-        <w:rFonts w:ascii="Courier New" w:hAnsi="Courier New" w:cs="Courier New" w:hint="default"/>
-      </w:rPr>
-    </w:lvl>
-    <w:lvl w:ilvl="8" w:tplc="04210005" w:tentative="1">
-      <w:start w:val="1"/>
-      <w:numFmt w:val="bullet"/>
-      <w:lvlText w:val=""/>
-      <w:lvlJc w:val="left"/>
-      <w:pPr>
-        <w:ind w:left="6404" w:hanging="360"/>
-      </w:pPr>
-      <w:rPr>
-        <w:rFonts w:ascii="Wingdings" w:hAnsi="Wingdings" w:hint="default"/>
-      </w:rPr>
-    </w:lvl>
-  </w:abstractNum>
-  <w:abstractNum w:abstractNumId="27" w15:restartNumberingAfterBreak="0">
-    <w:nsid w:val="49A90EC8"/>
-    <w:multiLevelType w:val="multilevel"/>
-    <w:tmpl w:val="74B264A8"/>
-    <w:lvl w:ilvl="0">
-      <w:start w:val="1"/>
-      <w:numFmt w:val="bullet"/>
-      <w:lvlText w:val=""/>
-      <w:lvlJc w:val="left"/>
-      <w:pPr>
-        <w:tabs>
-          <w:tab w:val="num" w:pos="720"/>
-        </w:tabs>
-        <w:ind w:left="720" w:hanging="360"/>
-      </w:pPr>
-      <w:rPr>
-        <w:rFonts w:ascii="Symbol" w:hAnsi="Symbol" w:hint="default"/>
-        <w:sz w:val="20"/>
-      </w:rPr>
-    </w:lvl>
-    <w:lvl w:ilvl="1" w:tentative="1">
-      <w:start w:val="1"/>
-      <w:numFmt w:val="bullet"/>
-      <w:lvlText w:val="o"/>
-      <w:lvlJc w:val="left"/>
-      <w:pPr>
-        <w:tabs>
-          <w:tab w:val="num" w:pos="1440"/>
-        </w:tabs>
-        <w:ind w:left="1440" w:hanging="360"/>
-      </w:pPr>
-      <w:rPr>
-        <w:rFonts w:ascii="Courier New" w:hAnsi="Courier New" w:hint="default"/>
-        <w:sz w:val="20"/>
-      </w:rPr>
-    </w:lvl>
-    <w:lvl w:ilvl="2" w:tentative="1">
-      <w:start w:val="1"/>
-      <w:numFmt w:val="bullet"/>
-      <w:lvlText w:val=""/>
-      <w:lvlJc w:val="left"/>
-      <w:pPr>
-        <w:tabs>
-          <w:tab w:val="num" w:pos="2160"/>
-        </w:tabs>
-        <w:ind w:left="2160" w:hanging="360"/>
-      </w:pPr>
-      <w:rPr>
-        <w:rFonts w:ascii="Wingdings" w:hAnsi="Wingdings" w:hint="default"/>
-        <w:sz w:val="20"/>
-      </w:rPr>
-    </w:lvl>
-    <w:lvl w:ilvl="3" w:tentative="1">
-      <w:start w:val="1"/>
-      <w:numFmt w:val="bullet"/>
-      <w:lvlText w:val=""/>
-      <w:lvlJc w:val="left"/>
-      <w:pPr>
-        <w:tabs>
-          <w:tab w:val="num" w:pos="2880"/>
-        </w:tabs>
-        <w:ind w:left="2880" w:hanging="360"/>
-      </w:pPr>
-      <w:rPr>
-        <w:rFonts w:ascii="Wingdings" w:hAnsi="Wingdings" w:hint="default"/>
-        <w:sz w:val="20"/>
-      </w:rPr>
-    </w:lvl>
-    <w:lvl w:ilvl="4" w:tentative="1">
-      <w:start w:val="1"/>
-      <w:numFmt w:val="bullet"/>
-      <w:lvlText w:val=""/>
-      <w:lvlJc w:val="left"/>
-      <w:pPr>
-        <w:tabs>
-          <w:tab w:val="num" w:pos="3600"/>
-        </w:tabs>
-        <w:ind w:left="3600" w:hanging="360"/>
-      </w:pPr>
-      <w:rPr>
-        <w:rFonts w:ascii="Wingdings" w:hAnsi="Wingdings" w:hint="default"/>
-        <w:sz w:val="20"/>
-      </w:rPr>
-    </w:lvl>
-    <w:lvl w:ilvl="5" w:tentative="1">
-      <w:start w:val="1"/>
-      <w:numFmt w:val="bullet"/>
-      <w:lvlText w:val=""/>
-      <w:lvlJc w:val="left"/>
-      <w:pPr>
-        <w:tabs>
-          <w:tab w:val="num" w:pos="4320"/>
-        </w:tabs>
-        <w:ind w:left="4320" w:hanging="360"/>
-      </w:pPr>
-      <w:rPr>
-        <w:rFonts w:ascii="Wingdings" w:hAnsi="Wingdings" w:hint="default"/>
-        <w:sz w:val="20"/>
-      </w:rPr>
-    </w:lvl>
-    <w:lvl w:ilvl="6" w:tentative="1">
-      <w:start w:val="1"/>
-      <w:numFmt w:val="bullet"/>
-      <w:lvlText w:val=""/>
-      <w:lvlJc w:val="left"/>
-      <w:pPr>
-        <w:tabs>
-          <w:tab w:val="num" w:pos="5040"/>
-        </w:tabs>
-        <w:ind w:left="5040" w:hanging="360"/>
-      </w:pPr>
-      <w:rPr>
-        <w:rFonts w:ascii="Wingdings" w:hAnsi="Wingdings" w:hint="default"/>
-        <w:sz w:val="20"/>
-      </w:rPr>
-    </w:lvl>
-    <w:lvl w:ilvl="7" w:tentative="1">
-      <w:start w:val="1"/>
-      <w:numFmt w:val="bullet"/>
-      <w:lvlText w:val=""/>
-      <w:lvlJc w:val="left"/>
-      <w:pPr>
-        <w:tabs>
-          <w:tab w:val="num" w:pos="5760"/>
-        </w:tabs>
-        <w:ind w:left="5760" w:hanging="360"/>
-      </w:pPr>
-      <w:rPr>
-        <w:rFonts w:ascii="Wingdings" w:hAnsi="Wingdings" w:hint="default"/>
-        <w:sz w:val="20"/>
-      </w:rPr>
-    </w:lvl>
-    <w:lvl w:ilvl="8" w:tentative="1">
-      <w:start w:val="1"/>
-      <w:numFmt w:val="bullet"/>
-      <w:lvlText w:val=""/>
-      <w:lvlJc w:val="left"/>
-      <w:pPr>
-        <w:tabs>
-          <w:tab w:val="num" w:pos="6480"/>
-        </w:tabs>
-        <w:ind w:left="6480" w:hanging="360"/>
-      </w:pPr>
-      <w:rPr>
-        <w:rFonts w:ascii="Wingdings" w:hAnsi="Wingdings" w:hint="default"/>
-        <w:sz w:val="20"/>
-      </w:rPr>
-    </w:lvl>
-  </w:abstractNum>
-  <w:abstractNum w:abstractNumId="28" w15:restartNumberingAfterBreak="0">
+  <w:abstractNum w:abstractNumId="22" w15:restartNumberingAfterBreak="0">
     <w:nsid w:val="49AB6D92"/>
     <w:multiLevelType w:val="multilevel"/>
     <w:tmpl w:val="5F2EF7CC"/>
@@ -12208,6 +16298,7 @@
         <w:dstrike w:val="0"/>
         <w:noProof w:val="0"/>
         <w:vanish w:val="0"/>
+        <w:color w:val="000000"/>
         <w:kern w:val="0"/>
         <w:position w:val="0"/>
         <w:u w:val="none"/>
@@ -12221,11 +16312,6 @@
           <w14:prstDash w14:val="solid"/>
           <w14:bevel/>
         </w14:textOutline>
-        <w14:textFill>
-          <w14:solidFill>
-            <w14:srgbClr w14:val="000000"/>
-          </w14:solidFill>
-        </w14:textFill>
       </w:rPr>
     </w:lvl>
     <w:lvl w:ilvl="1">
@@ -12248,6 +16334,7 @@
         <w:dstrike w:val="0"/>
         <w:noProof w:val="0"/>
         <w:vanish w:val="0"/>
+        <w:color w:val="000000"/>
         <w:kern w:val="0"/>
         <w:position w:val="0"/>
         <w:u w:val="none"/>
@@ -12261,11 +16348,6 @@
           <w14:prstDash w14:val="solid"/>
           <w14:bevel/>
         </w14:textOutline>
-        <w14:textFill>
-          <w14:solidFill>
-            <w14:srgbClr w14:val="000000"/>
-          </w14:solidFill>
-        </w14:textFill>
       </w:rPr>
     </w:lvl>
     <w:lvl w:ilvl="2">
@@ -12354,7 +16436,7 @@
       </w:rPr>
     </w:lvl>
   </w:abstractNum>
-  <w:abstractNum w:abstractNumId="29" w15:restartNumberingAfterBreak="0">
+  <w:abstractNum w:abstractNumId="23" w15:restartNumberingAfterBreak="0">
     <w:nsid w:val="4A6C4C46"/>
     <w:multiLevelType w:val="multilevel"/>
     <w:tmpl w:val="74AC5474"/>
@@ -12495,7 +16577,7 @@
       </w:rPr>
     </w:lvl>
   </w:abstractNum>
-  <w:abstractNum w:abstractNumId="30" w15:restartNumberingAfterBreak="0">
+  <w:abstractNum w:abstractNumId="24" w15:restartNumberingAfterBreak="0">
     <w:nsid w:val="4D045583"/>
     <w:multiLevelType w:val="hybridMultilevel"/>
     <w:tmpl w:val="54A49338"/>
@@ -12609,7 +16691,7 @@
       </w:rPr>
     </w:lvl>
   </w:abstractNum>
-  <w:abstractNum w:abstractNumId="31" w15:restartNumberingAfterBreak="0">
+  <w:abstractNum w:abstractNumId="25" w15:restartNumberingAfterBreak="0">
     <w:nsid w:val="504C4351"/>
     <w:multiLevelType w:val="multilevel"/>
     <w:tmpl w:val="BB764984"/>
@@ -12724,93 +16806,7 @@
       </w:rPr>
     </w:lvl>
   </w:abstractNum>
-  <w:abstractNum w:abstractNumId="32" w15:restartNumberingAfterBreak="0">
-    <w:nsid w:val="505B09A3"/>
-    <w:multiLevelType w:val="hybridMultilevel"/>
-    <w:tmpl w:val="A70E3E58"/>
-    <w:lvl w:ilvl="0" w:tplc="04090013">
-      <w:start w:val="1"/>
-      <w:numFmt w:val="upperRoman"/>
-      <w:lvlText w:val="%1."/>
-      <w:lvlJc w:val="right"/>
-      <w:pPr>
-        <w:ind w:left="754" w:hanging="360"/>
-      </w:pPr>
-    </w:lvl>
-    <w:lvl w:ilvl="1" w:tplc="04090019" w:tentative="1">
-      <w:start w:val="1"/>
-      <w:numFmt w:val="lowerLetter"/>
-      <w:lvlText w:val="%2."/>
-      <w:lvlJc w:val="left"/>
-      <w:pPr>
-        <w:ind w:left="1474" w:hanging="360"/>
-      </w:pPr>
-    </w:lvl>
-    <w:lvl w:ilvl="2" w:tplc="0409001B" w:tentative="1">
-      <w:start w:val="1"/>
-      <w:numFmt w:val="lowerRoman"/>
-      <w:lvlText w:val="%3."/>
-      <w:lvlJc w:val="right"/>
-      <w:pPr>
-        <w:ind w:left="2194" w:hanging="180"/>
-      </w:pPr>
-    </w:lvl>
-    <w:lvl w:ilvl="3" w:tplc="0409000F" w:tentative="1">
-      <w:start w:val="1"/>
-      <w:numFmt w:val="decimal"/>
-      <w:lvlText w:val="%4."/>
-      <w:lvlJc w:val="left"/>
-      <w:pPr>
-        <w:ind w:left="2914" w:hanging="360"/>
-      </w:pPr>
-    </w:lvl>
-    <w:lvl w:ilvl="4" w:tplc="04090019" w:tentative="1">
-      <w:start w:val="1"/>
-      <w:numFmt w:val="lowerLetter"/>
-      <w:lvlText w:val="%5."/>
-      <w:lvlJc w:val="left"/>
-      <w:pPr>
-        <w:ind w:left="3634" w:hanging="360"/>
-      </w:pPr>
-    </w:lvl>
-    <w:lvl w:ilvl="5" w:tplc="0409001B" w:tentative="1">
-      <w:start w:val="1"/>
-      <w:numFmt w:val="lowerRoman"/>
-      <w:lvlText w:val="%6."/>
-      <w:lvlJc w:val="right"/>
-      <w:pPr>
-        <w:ind w:left="4354" w:hanging="180"/>
-      </w:pPr>
-    </w:lvl>
-    <w:lvl w:ilvl="6" w:tplc="0409000F" w:tentative="1">
-      <w:start w:val="1"/>
-      <w:numFmt w:val="decimal"/>
-      <w:lvlText w:val="%7."/>
-      <w:lvlJc w:val="left"/>
-      <w:pPr>
-        <w:ind w:left="5074" w:hanging="360"/>
-      </w:pPr>
-    </w:lvl>
-    <w:lvl w:ilvl="7" w:tplc="04090019" w:tentative="1">
-      <w:start w:val="1"/>
-      <w:numFmt w:val="lowerLetter"/>
-      <w:lvlText w:val="%8."/>
-      <w:lvlJc w:val="left"/>
-      <w:pPr>
-        <w:ind w:left="5794" w:hanging="360"/>
-      </w:pPr>
-    </w:lvl>
-    <w:lvl w:ilvl="8" w:tplc="0409001B" w:tentative="1">
-      <w:start w:val="1"/>
-      <w:numFmt w:val="lowerRoman"/>
-      <w:lvlText w:val="%9."/>
-      <w:lvlJc w:val="right"/>
-      <w:pPr>
-        <w:ind w:left="6514" w:hanging="180"/>
-      </w:pPr>
-    </w:lvl>
-  </w:abstractNum>
-  <w:abstractNum w:abstractNumId="33" w15:restartNumberingAfterBreak="0">
+  <w:abstractNum w:abstractNumId="26" w15:restartNumberingAfterBreak="0">
     <w:nsid w:val="51C2518C"/>
     <w:multiLevelType w:val="hybridMultilevel"/>
     <w:tmpl w:val="50A09384"/>
@@ -12835,6 +16831,7 @@
         <w:dstrike w:val="0"/>
         <w:noProof w:val="0"/>
         <w:vanish w:val="0"/>
+        <w:color w:val="000000"/>
         <w:spacing w:val="0"/>
         <w:kern w:val="0"/>
         <w:position w:val="0"/>
@@ -12849,11 +16846,6 @@
           <w14:prstDash w14:val="solid"/>
           <w14:bevel/>
         </w14:textOutline>
-        <w14:textFill>
-          <w14:solidFill>
-            <w14:srgbClr w14:val="000000"/>
-          </w14:solidFill>
-        </w14:textFill>
       </w:rPr>
     </w:lvl>
     <w:lvl w:ilvl="1" w:tplc="04210003" w:tentative="1">
@@ -12953,7 +16945,7 @@
       </w:rPr>
     </w:lvl>
   </w:abstractNum>
-  <w:abstractNum w:abstractNumId="34" w15:restartNumberingAfterBreak="0">
+  <w:abstractNum w:abstractNumId="27" w15:restartNumberingAfterBreak="0">
     <w:nsid w:val="5406332D"/>
     <w:multiLevelType w:val="hybridMultilevel"/>
     <w:tmpl w:val="68A8709A"/>
@@ -12977,6 +16969,7 @@
         <w:dstrike w:val="0"/>
         <w:noProof w:val="0"/>
         <w:vanish w:val="0"/>
+        <w:color w:val="000000"/>
         <w:spacing w:val="0"/>
         <w:kern w:val="0"/>
         <w:position w:val="0"/>
@@ -12991,11 +16984,6 @@
           <w14:prstDash w14:val="solid"/>
           <w14:bevel/>
         </w14:textOutline>
-        <w14:textFill>
-          <w14:solidFill>
-            <w14:srgbClr w14:val="000000"/>
-          </w14:solidFill>
-        </w14:textFill>
       </w:rPr>
     </w:lvl>
     <w:lvl w:ilvl="1" w:tplc="1CBCD930">
@@ -13073,14 +17061,14 @@
       </w:pPr>
     </w:lvl>
   </w:abstractNum>
-  <w:abstractNum w:abstractNumId="35" w15:restartNumberingAfterBreak="0">
-    <w:nsid w:val="565D032E"/>
+  <w:abstractNum w:abstractNumId="28" w15:restartNumberingAfterBreak="0">
+    <w:nsid w:val="593A41CF"/>
     <w:multiLevelType w:val="multilevel"/>
-    <w:tmpl w:val="524CB5C2"/>
+    <w:tmpl w:val="F0A22E0C"/>
     <w:lvl w:ilvl="0">
       <w:start w:val="1"/>
-      <w:numFmt w:val="bullet"/>
-      <w:lvlText w:val=""/>
+      <w:numFmt w:val="decimal"/>
+      <w:lvlText w:val="%1."/>
       <w:lvlJc w:val="left"/>
       <w:pPr>
         <w:tabs>
@@ -13088,31 +17076,22 @@
         </w:tabs>
         <w:ind w:left="720" w:hanging="360"/>
       </w:pPr>
-      <w:rPr>
-        <w:rFonts w:ascii="Symbol" w:hAnsi="Symbol" w:hint="default"/>
-        <w:sz w:val="20"/>
-      </w:rPr>
     </w:lvl>
     <w:lvl w:ilvl="1">
-      <w:start w:val="1"/>
       <w:numFmt w:val="bullet"/>
-      <w:lvlText w:val="o"/>
-      <w:lvlJc w:val="left"/>
-      <w:pPr>
-        <w:tabs>
-          <w:tab w:val="num" w:pos="1440"/>
-        </w:tabs>
+      <w:lvlText w:val="-"/>
+      <w:lvlJc w:val="left"/>
+      <w:pPr>
         <w:ind w:left="1440" w:hanging="360"/>
       </w:pPr>
       <w:rPr>
-        <w:rFonts w:ascii="Courier New" w:hAnsi="Courier New" w:hint="default"/>
-        <w:sz w:val="20"/>
-      </w:rPr>
-    </w:lvl>
-    <w:lvl w:ilvl="2" w:tentative="1">
-      <w:start w:val="1"/>
-      <w:numFmt w:val="bullet"/>
-      <w:lvlText w:val=""/>
+        <w:rFonts w:ascii="Times New Roman" w:eastAsiaTheme="minorHAnsi" w:hAnsi="Times New Roman" w:cs="Times New Roman" w:hint="default"/>
+      </w:rPr>
+    </w:lvl>
+    <w:lvl w:ilvl="2">
+      <w:start w:val="1"/>
+      <w:numFmt w:val="decimal"/>
+      <w:lvlText w:val="%3."/>
       <w:lvlJc w:val="left"/>
       <w:pPr>
         <w:tabs>
@@ -13120,15 +17099,11 @@
         </w:tabs>
         <w:ind w:left="2160" w:hanging="360"/>
       </w:pPr>
-      <w:rPr>
-        <w:rFonts w:ascii="Wingdings" w:hAnsi="Wingdings" w:hint="default"/>
-        <w:sz w:val="20"/>
-      </w:rPr>
     </w:lvl>
     <w:lvl w:ilvl="3" w:tentative="1">
       <w:start w:val="1"/>
-      <w:numFmt w:val="bullet"/>
-      <w:lvlText w:val=""/>
+      <w:numFmt w:val="decimal"/>
+      <w:lvlText w:val="%4."/>
       <w:lvlJc w:val="left"/>
       <w:pPr>
         <w:tabs>
@@ -13136,15 +17111,11 @@
         </w:tabs>
         <w:ind w:left="2880" w:hanging="360"/>
       </w:pPr>
-      <w:rPr>
-        <w:rFonts w:ascii="Wingdings" w:hAnsi="Wingdings" w:hint="default"/>
-        <w:sz w:val="20"/>
-      </w:rPr>
     </w:lvl>
     <w:lvl w:ilvl="4" w:tentative="1">
       <w:start w:val="1"/>
-      <w:numFmt w:val="bullet"/>
-      <w:lvlText w:val=""/>
+      <w:numFmt w:val="decimal"/>
+      <w:lvlText w:val="%5."/>
       <w:lvlJc w:val="left"/>
       <w:pPr>
         <w:tabs>
@@ -13152,15 +17123,11 @@
         </w:tabs>
         <w:ind w:left="3600" w:hanging="360"/>
       </w:pPr>
-      <w:rPr>
-        <w:rFonts w:ascii="Wingdings" w:hAnsi="Wingdings" w:hint="default"/>
-        <w:sz w:val="20"/>
-      </w:rPr>
     </w:lvl>
     <w:lvl w:ilvl="5" w:tentative="1">
       <w:start w:val="1"/>
-      <w:numFmt w:val="bullet"/>
-      <w:lvlText w:val=""/>
+      <w:numFmt w:val="decimal"/>
+      <w:lvlText w:val="%6."/>
       <w:lvlJc w:val="left"/>
       <w:pPr>
         <w:tabs>
@@ -13168,15 +17135,11 @@
         </w:tabs>
         <w:ind w:left="4320" w:hanging="360"/>
       </w:pPr>
-      <w:rPr>
-        <w:rFonts w:ascii="Wingdings" w:hAnsi="Wingdings" w:hint="default"/>
-        <w:sz w:val="20"/>
-      </w:rPr>
     </w:lvl>
     <w:lvl w:ilvl="6" w:tentative="1">
       <w:start w:val="1"/>
-      <w:numFmt w:val="bullet"/>
-      <w:lvlText w:val=""/>
+      <w:numFmt w:val="decimal"/>
+      <w:lvlText w:val="%7."/>
       <w:lvlJc w:val="left"/>
       <w:pPr>
         <w:tabs>
@@ -13184,15 +17147,11 @@
         </w:tabs>
         <w:ind w:left="5040" w:hanging="360"/>
       </w:pPr>
-      <w:rPr>
-        <w:rFonts w:ascii="Wingdings" w:hAnsi="Wingdings" w:hint="default"/>
-        <w:sz w:val="20"/>
-      </w:rPr>
     </w:lvl>
     <w:lvl w:ilvl="7" w:tentative="1">
       <w:start w:val="1"/>
-      <w:numFmt w:val="bullet"/>
-      <w:lvlText w:val=""/>
+      <w:numFmt w:val="decimal"/>
+      <w:lvlText w:val="%8."/>
       <w:lvlJc w:val="left"/>
       <w:pPr>
         <w:tabs>
@@ -13200,15 +17159,11 @@
         </w:tabs>
         <w:ind w:left="5760" w:hanging="360"/>
       </w:pPr>
-      <w:rPr>
-        <w:rFonts w:ascii="Wingdings" w:hAnsi="Wingdings" w:hint="default"/>
-        <w:sz w:val="20"/>
-      </w:rPr>
     </w:lvl>
     <w:lvl w:ilvl="8" w:tentative="1">
       <w:start w:val="1"/>
-      <w:numFmt w:val="bullet"/>
-      <w:lvlText w:val=""/>
+      <w:numFmt w:val="decimal"/>
+      <w:lvlText w:val="%9."/>
       <w:lvlJc w:val="left"/>
       <w:pPr>
         <w:tabs>
@@ -13216,126 +17171,9 @@
         </w:tabs>
         <w:ind w:left="6480" w:hanging="360"/>
       </w:pPr>
-      <w:rPr>
-        <w:rFonts w:ascii="Wingdings" w:hAnsi="Wingdings" w:hint="default"/>
-        <w:sz w:val="20"/>
-      </w:rPr>
     </w:lvl>
   </w:abstractNum>
-  <w:abstractNum w:abstractNumId="36" w15:restartNumberingAfterBreak="0">
-    <w:nsid w:val="58FC02E4"/>
-    <w:multiLevelType w:val="multilevel"/>
-    <w:tmpl w:val="20D25C72"/>
-    <w:lvl w:ilvl="0">
-      <w:start w:val="1"/>
-      <w:numFmt w:val="decimal"/>
-      <w:lvlText w:val="%1."/>
-      <w:lvlJc w:val="left"/>
-      <w:pPr>
-        <w:tabs>
-          <w:tab w:val="num" w:pos="720"/>
-        </w:tabs>
-        <w:ind w:left="720" w:hanging="360"/>
-      </w:pPr>
-    </w:lvl>
-    <w:lvl w:ilvl="1" w:tentative="1">
-      <w:start w:val="1"/>
-      <w:numFmt w:val="decimal"/>
-      <w:lvlText w:val="%2."/>
-      <w:lvlJc w:val="left"/>
-      <w:pPr>
-        <w:tabs>
-          <w:tab w:val="num" w:pos="1440"/>
-        </w:tabs>
-        <w:ind w:left="1440" w:hanging="360"/>
-      </w:pPr>
-    </w:lvl>
-    <w:lvl w:ilvl="2" w:tentative="1">
-      <w:start w:val="1"/>
-      <w:numFmt w:val="decimal"/>
-      <w:lvlText w:val="%3."/>
-      <w:lvlJc w:val="left"/>
-      <w:pPr>
-        <w:tabs>
-          <w:tab w:val="num" w:pos="2160"/>
-        </w:tabs>
-        <w:ind w:left="2160" w:hanging="360"/>
-      </w:pPr>
-    </w:lvl>
-    <w:lvl w:ilvl="3" w:tentative="1">
-      <w:start w:val="1"/>
-      <w:numFmt w:val="decimal"/>
-      <w:lvlText w:val="%4."/>
-      <w:lvlJc w:val="left"/>
-      <w:pPr>
-        <w:tabs>
-          <w:tab w:val="num" w:pos="2880"/>
-        </w:tabs>
-        <w:ind w:left="2880" w:hanging="360"/>
-      </w:pPr>
-    </w:lvl>
-    <w:lvl w:ilvl="4" w:tentative="1">
-      <w:start w:val="1"/>
-      <w:numFmt w:val="decimal"/>
-      <w:lvlText w:val="%5."/>
-      <w:lvlJc w:val="left"/>
-      <w:pPr>
-        <w:tabs>
-          <w:tab w:val="num" w:pos="3600"/>
-        </w:tabs>
-        <w:ind w:left="3600" w:hanging="360"/>
-      </w:pPr>
-    </w:lvl>
-    <w:lvl w:ilvl="5" w:tentative="1">
-      <w:start w:val="1"/>
-      <w:numFmt w:val="decimal"/>
-      <w:lvlText w:val="%6."/>
-      <w:lvlJc w:val="left"/>
-      <w:pPr>
-        <w:tabs>
-          <w:tab w:val="num" w:pos="4320"/>
-        </w:tabs>
-        <w:ind w:left="4320" w:hanging="360"/>
-      </w:pPr>
-    </w:lvl>
-    <w:lvl w:ilvl="6" w:tentative="1">
-      <w:start w:val="1"/>
-      <w:numFmt w:val="decimal"/>
-      <w:lvlText w:val="%7."/>
-      <w:lvlJc w:val="left"/>
-      <w:pPr>
-        <w:tabs>
-          <w:tab w:val="num" w:pos="5040"/>
-        </w:tabs>
-        <w:ind w:left="5040" w:hanging="360"/>
-      </w:pPr>
-    </w:lvl>
-    <w:lvl w:ilvl="7" w:tentative="1">
-      <w:start w:val="1"/>
-      <w:numFmt w:val="decimal"/>
-      <w:lvlText w:val="%8."/>
-      <w:lvlJc w:val="left"/>
-      <w:pPr>
-        <w:tabs>
-          <w:tab w:val="num" w:pos="5760"/>
-        </w:tabs>
-        <w:ind w:left="5760" w:hanging="360"/>
-      </w:pPr>
-    </w:lvl>
-    <w:lvl w:ilvl="8" w:tentative="1">
-      <w:start w:val="1"/>
-      <w:numFmt w:val="decimal"/>
-      <w:lvlText w:val="%9."/>
-      <w:lvlJc w:val="left"/>
-      <w:pPr>
-        <w:tabs>
-          <w:tab w:val="num" w:pos="6480"/>
-        </w:tabs>
-        <w:ind w:left="6480" w:hanging="360"/>
-      </w:pPr>
-    </w:lvl>
-  </w:abstractNum>
-  <w:abstractNum w:abstractNumId="37" w15:restartNumberingAfterBreak="0">
+  <w:abstractNum w:abstractNumId="29" w15:restartNumberingAfterBreak="0">
     <w:nsid w:val="598100C4"/>
     <w:multiLevelType w:val="multilevel"/>
     <w:tmpl w:val="0374B72C"/>
@@ -13459,156 +17297,7 @@
       </w:rPr>
     </w:lvl>
   </w:abstractNum>
-  <w:abstractNum w:abstractNumId="38" w15:restartNumberingAfterBreak="0">
-    <w:nsid w:val="5E47026B"/>
-    <w:multiLevelType w:val="multilevel"/>
-    <w:tmpl w:val="C88E8114"/>
-    <w:lvl w:ilvl="0">
-      <w:start w:val="1"/>
-      <w:numFmt w:val="bullet"/>
-      <w:lvlText w:val=""/>
-      <w:lvlJc w:val="left"/>
-      <w:pPr>
-        <w:tabs>
-          <w:tab w:val="num" w:pos="720"/>
-        </w:tabs>
-        <w:ind w:left="720" w:hanging="360"/>
-      </w:pPr>
-      <w:rPr>
-        <w:rFonts w:ascii="Symbol" w:hAnsi="Symbol" w:hint="default"/>
-        <w:sz w:val="20"/>
-      </w:rPr>
-    </w:lvl>
-    <w:lvl w:ilvl="1" w:tentative="1">
-      <w:start w:val="1"/>
-      <w:numFmt w:val="bullet"/>
-      <w:lvlText w:val="o"/>
-      <w:lvlJc w:val="left"/>
-      <w:pPr>
-        <w:tabs>
-          <w:tab w:val="num" w:pos="1440"/>
-        </w:tabs>
-        <w:ind w:left="1440" w:hanging="360"/>
-      </w:pPr>
-      <w:rPr>
-        <w:rFonts w:ascii="Courier New" w:hAnsi="Courier New" w:hint="default"/>
-        <w:sz w:val="20"/>
-      </w:rPr>
-    </w:lvl>
-    <w:lvl w:ilvl="2" w:tentative="1">
-      <w:start w:val="1"/>
-      <w:numFmt w:val="bullet"/>
-      <w:lvlText w:val=""/>
-      <w:lvlJc w:val="left"/>
-      <w:pPr>
-        <w:tabs>
-          <w:tab w:val="num" w:pos="2160"/>
-        </w:tabs>
-        <w:ind w:left="2160" w:hanging="360"/>
-      </w:pPr>
-      <w:rPr>
-        <w:rFonts w:ascii="Wingdings" w:hAnsi="Wingdings" w:hint="default"/>
-        <w:sz w:val="20"/>
-      </w:rPr>
-    </w:lvl>
-    <w:lvl w:ilvl="3" w:tentative="1">
-      <w:start w:val="1"/>
-      <w:numFmt w:val="bullet"/>
-      <w:lvlText w:val=""/>
-      <w:lvlJc w:val="left"/>
-      <w:pPr>
-        <w:tabs>
-          <w:tab w:val="num" w:pos="2880"/>
-        </w:tabs>
-        <w:ind w:left="2880" w:hanging="360"/>
-      </w:pPr>
-      <w:rPr>
-        <w:rFonts w:ascii="Wingdings" w:hAnsi="Wingdings" w:hint="default"/>
-        <w:sz w:val="20"/>
-      </w:rPr>
-    </w:lvl>
-    <w:lvl w:ilvl="4" w:tentative="1">
-      <w:start w:val="1"/>
-      <w:numFmt w:val="bullet"/>
-      <w:lvlText w:val=""/>
-      <w:lvlJc w:val="left"/>
-      <w:pPr>
-        <w:tabs>
-          <w:tab w:val="num" w:pos="3600"/>
-        </w:tabs>
-        <w:ind w:left="3600" w:hanging="360"/>
-      </w:pPr>
-      <w:rPr>
-        <w:rFonts w:ascii="Wingdings" w:hAnsi="Wingdings" w:hint="default"/>
-        <w:sz w:val="20"/>
-      </w:rPr>
-    </w:lvl>
-    <w:lvl w:ilvl="5" w:tentative="1">
-      <w:start w:val="1"/>
-      <w:numFmt w:val="bullet"/>
-      <w:lvlText w:val=""/>
-      <w:lvlJc w:val="left"/>
-      <w:pPr>
-        <w:tabs>
-          <w:tab w:val="num" w:pos="4320"/>
-        </w:tabs>
-        <w:ind w:left="4320" w:hanging="360"/>
-      </w:pPr>
-      <w:rPr>
-        <w:rFonts w:ascii="Wingdings" w:hAnsi="Wingdings" w:hint="default"/>
-        <w:sz w:val="20"/>
-      </w:rPr>
-    </w:lvl>
-    <w:lvl w:ilvl="6" w:tentative="1">
-      <w:start w:val="1"/>
-      <w:numFmt w:val="bullet"/>
-      <w:lvlText w:val=""/>
-      <w:lvlJc w:val="left"/>
-      <w:pPr>
-        <w:tabs>
-          <w:tab w:val="num" w:pos="5040"/>
-        </w:tabs>
-        <w:ind w:left="5040" w:hanging="360"/>
-      </w:pPr>
-      <w:rPr>
-        <w:rFonts w:ascii="Wingdings" w:hAnsi="Wingdings" w:hint="default"/>
-        <w:sz w:val="20"/>
-      </w:rPr>
-    </w:lvl>
-    <w:lvl w:ilvl="7" w:tentative="1">
-      <w:start w:val="1"/>
-      <w:numFmt w:val="bullet"/>
-      <w:lvlText w:val=""/>
-      <w:lvlJc w:val="left"/>
-      <w:pPr>
-        <w:tabs>
-          <w:tab w:val="num" w:pos="5760"/>
-        </w:tabs>
-        <w:ind w:left="5760" w:hanging="360"/>
-      </w:pPr>
-      <w:rPr>
-        <w:rFonts w:ascii="Wingdings" w:hAnsi="Wingdings" w:hint="default"/>
-        <w:sz w:val="20"/>
-      </w:rPr>
-    </w:lvl>
-    <w:lvl w:ilvl="8" w:tentative="1">
-      <w:start w:val="1"/>
-      <w:numFmt w:val="bullet"/>
-      <w:lvlText w:val=""/>
-      <w:lvlJc w:val="left"/>
-      <w:pPr>
-        <w:tabs>
-          <w:tab w:val="num" w:pos="6480"/>
-        </w:tabs>
-        <w:ind w:left="6480" w:hanging="360"/>
-      </w:pPr>
-      <w:rPr>
-        <w:rFonts w:ascii="Wingdings" w:hAnsi="Wingdings" w:hint="default"/>
-        <w:sz w:val="20"/>
-      </w:rPr>
-    </w:lvl>
-  </w:abstractNum>
-  <w:abstractNum w:abstractNumId="39" w15:restartNumberingAfterBreak="0">
+  <w:abstractNum w:abstractNumId="30" w15:restartNumberingAfterBreak="0">
     <w:nsid w:val="696F0FA4"/>
     <w:multiLevelType w:val="multilevel"/>
     <w:tmpl w:val="51C8CB1E"/>
@@ -13722,156 +17411,7 @@
       </w:rPr>
     </w:lvl>
   </w:abstractNum>
-  <w:abstractNum w:abstractNumId="40" w15:restartNumberingAfterBreak="0">
-    <w:nsid w:val="6A811C0E"/>
-    <w:multiLevelType w:val="multilevel"/>
-    <w:tmpl w:val="09E29FBC"/>
-    <w:lvl w:ilvl="0">
-      <w:start w:val="1"/>
-      <w:numFmt w:val="bullet"/>
-      <w:lvlText w:val=""/>
-      <w:lvlJc w:val="left"/>
-      <w:pPr>
-        <w:tabs>
-          <w:tab w:val="num" w:pos="720"/>
-        </w:tabs>
-        <w:ind w:left="720" w:hanging="360"/>
-      </w:pPr>
-      <w:rPr>
-        <w:rFonts w:ascii="Symbol" w:hAnsi="Symbol" w:hint="default"/>
-        <w:sz w:val="20"/>
-      </w:rPr>
-    </w:lvl>
-    <w:lvl w:ilvl="1" w:tentative="1">
-      <w:start w:val="1"/>
-      <w:numFmt w:val="bullet"/>
-      <w:lvlText w:val="o"/>
-      <w:lvlJc w:val="left"/>
-      <w:pPr>
-        <w:tabs>
-          <w:tab w:val="num" w:pos="1440"/>
-        </w:tabs>
-        <w:ind w:left="1440" w:hanging="360"/>
-      </w:pPr>
-      <w:rPr>
-        <w:rFonts w:ascii="Courier New" w:hAnsi="Courier New" w:hint="default"/>
-        <w:sz w:val="20"/>
-      </w:rPr>
-    </w:lvl>
-    <w:lvl w:ilvl="2" w:tentative="1">
-      <w:start w:val="1"/>
-      <w:numFmt w:val="bullet"/>
-      <w:lvlText w:val=""/>
-      <w:lvlJc w:val="left"/>
-      <w:pPr>
-        <w:tabs>
-          <w:tab w:val="num" w:pos="2160"/>
-        </w:tabs>
-        <w:ind w:left="2160" w:hanging="360"/>
-      </w:pPr>
-      <w:rPr>
-        <w:rFonts w:ascii="Wingdings" w:hAnsi="Wingdings" w:hint="default"/>
-        <w:sz w:val="20"/>
-      </w:rPr>
-    </w:lvl>
-    <w:lvl w:ilvl="3" w:tentative="1">
-      <w:start w:val="1"/>
-      <w:numFmt w:val="bullet"/>
-      <w:lvlText w:val=""/>
-      <w:lvlJc w:val="left"/>
-      <w:pPr>
-        <w:tabs>
-          <w:tab w:val="num" w:pos="2880"/>
-        </w:tabs>
-        <w:ind w:left="2880" w:hanging="360"/>
-      </w:pPr>
-      <w:rPr>
-        <w:rFonts w:ascii="Wingdings" w:hAnsi="Wingdings" w:hint="default"/>
-        <w:sz w:val="20"/>
-      </w:rPr>
-    </w:lvl>
-    <w:lvl w:ilvl="4" w:tentative="1">
-      <w:start w:val="1"/>
-      <w:numFmt w:val="bullet"/>
-      <w:lvlText w:val=""/>
-      <w:lvlJc w:val="left"/>
-      <w:pPr>
-        <w:tabs>
-          <w:tab w:val="num" w:pos="3600"/>
-        </w:tabs>
-        <w:ind w:left="3600" w:hanging="360"/>
-      </w:pPr>
-      <w:rPr>
-        <w:rFonts w:ascii="Wingdings" w:hAnsi="Wingdings" w:hint="default"/>
-        <w:sz w:val="20"/>
-      </w:rPr>
-    </w:lvl>
-    <w:lvl w:ilvl="5" w:tentative="1">
-      <w:start w:val="1"/>
-      <w:numFmt w:val="bullet"/>
-      <w:lvlText w:val=""/>
-      <w:lvlJc w:val="left"/>
-      <w:pPr>
-        <w:tabs>
-          <w:tab w:val="num" w:pos="4320"/>
-        </w:tabs>
-        <w:ind w:left="4320" w:hanging="360"/>
-      </w:pPr>
-      <w:rPr>
-        <w:rFonts w:ascii="Wingdings" w:hAnsi="Wingdings" w:hint="default"/>
-        <w:sz w:val="20"/>
-      </w:rPr>
-    </w:lvl>
-    <w:lvl w:ilvl="6" w:tentative="1">
-      <w:start w:val="1"/>
-      <w:numFmt w:val="bullet"/>
-      <w:lvlText w:val=""/>
-      <w:lvlJc w:val="left"/>
-      <w:pPr>
-        <w:tabs>
-          <w:tab w:val="num" w:pos="5040"/>
-        </w:tabs>
-        <w:ind w:left="5040" w:hanging="360"/>
-      </w:pPr>
-      <w:rPr>
-        <w:rFonts w:ascii="Wingdings" w:hAnsi="Wingdings" w:hint="default"/>
-        <w:sz w:val="20"/>
-      </w:rPr>
-    </w:lvl>
-    <w:lvl w:ilvl="7" w:tentative="1">
-      <w:start w:val="1"/>
-      <w:numFmt w:val="bullet"/>
-      <w:lvlText w:val=""/>
-      <w:lvlJc w:val="left"/>
-      <w:pPr>
-        <w:tabs>
-          <w:tab w:val="num" w:pos="5760"/>
-        </w:tabs>
-        <w:ind w:left="5760" w:hanging="360"/>
-      </w:pPr>
-      <w:rPr>
-        <w:rFonts w:ascii="Wingdings" w:hAnsi="Wingdings" w:hint="default"/>
-        <w:sz w:val="20"/>
-      </w:rPr>
-    </w:lvl>
-    <w:lvl w:ilvl="8" w:tentative="1">
-      <w:start w:val="1"/>
-      <w:numFmt w:val="bullet"/>
-      <w:lvlText w:val=""/>
-      <w:lvlJc w:val="left"/>
-      <w:pPr>
-        <w:tabs>
-          <w:tab w:val="num" w:pos="6480"/>
-        </w:tabs>
-        <w:ind w:left="6480" w:hanging="360"/>
-      </w:pPr>
-      <w:rPr>
-        <w:rFonts w:ascii="Wingdings" w:hAnsi="Wingdings" w:hint="default"/>
-        <w:sz w:val="20"/>
-      </w:rPr>
-    </w:lvl>
-  </w:abstractNum>
-  <w:abstractNum w:abstractNumId="41" w15:restartNumberingAfterBreak="0">
+  <w:abstractNum w:abstractNumId="31" w15:restartNumberingAfterBreak="0">
     <w:nsid w:val="6C6656A4"/>
     <w:multiLevelType w:val="hybridMultilevel"/>
     <w:tmpl w:val="8192651E"/>
@@ -13990,7 +17530,7 @@
       </w:pPr>
     </w:lvl>
   </w:abstractNum>
-  <w:abstractNum w:abstractNumId="42" w15:restartNumberingAfterBreak="0">
+  <w:abstractNum w:abstractNumId="32" w15:restartNumberingAfterBreak="0">
     <w:nsid w:val="72B27961"/>
     <w:multiLevelType w:val="hybridMultilevel"/>
     <w:tmpl w:val="B5D2E658"/>
@@ -14103,242 +17643,7 @@
       </w:rPr>
     </w:lvl>
   </w:abstractNum>
-  <w:abstractNum w:abstractNumId="43" w15:restartNumberingAfterBreak="0">
-    <w:nsid w:val="732526D8"/>
-    <w:multiLevelType w:val="hybridMultilevel"/>
-    <w:tmpl w:val="BCD4A5D6"/>
-    <w:lvl w:ilvl="0" w:tplc="04090017">
-      <w:start w:val="1"/>
-      <w:numFmt w:val="lowerLetter"/>
-      <w:lvlText w:val="%1)"/>
-      <w:lvlJc w:val="left"/>
-      <w:pPr>
-        <w:ind w:left="754" w:hanging="360"/>
-      </w:pPr>
-    </w:lvl>
-    <w:lvl w:ilvl="1" w:tplc="04090019" w:tentative="1">
-      <w:start w:val="1"/>
-      <w:numFmt w:val="lowerLetter"/>
-      <w:lvlText w:val="%2."/>
-      <w:lvlJc w:val="left"/>
-      <w:pPr>
-        <w:ind w:left="1474" w:hanging="360"/>
-      </w:pPr>
-    </w:lvl>
-    <w:lvl w:ilvl="2" w:tplc="0409001B" w:tentative="1">
-      <w:start w:val="1"/>
-      <w:numFmt w:val="lowerRoman"/>
-      <w:lvlText w:val="%3."/>
-      <w:lvlJc w:val="right"/>
-      <w:pPr>
-        <w:ind w:left="2194" w:hanging="180"/>
-      </w:pPr>
-    </w:lvl>
-    <w:lvl w:ilvl="3" w:tplc="0409000F" w:tentative="1">
-      <w:start w:val="1"/>
-      <w:numFmt w:val="decimal"/>
-      <w:lvlText w:val="%4."/>
-      <w:lvlJc w:val="left"/>
-      <w:pPr>
-        <w:ind w:left="2914" w:hanging="360"/>
-      </w:pPr>
-    </w:lvl>
-    <w:lvl w:ilvl="4" w:tplc="04090019" w:tentative="1">
-      <w:start w:val="1"/>
-      <w:numFmt w:val="lowerLetter"/>
-      <w:lvlText w:val="%5."/>
-      <w:lvlJc w:val="left"/>
-      <w:pPr>
-        <w:ind w:left="3634" w:hanging="360"/>
-      </w:pPr>
-    </w:lvl>
-    <w:lvl w:ilvl="5" w:tplc="0409001B" w:tentative="1">
-      <w:start w:val="1"/>
-      <w:numFmt w:val="lowerRoman"/>
-      <w:lvlText w:val="%6."/>
-      <w:lvlJc w:val="right"/>
-      <w:pPr>
-        <w:ind w:left="4354" w:hanging="180"/>
-      </w:pPr>
-    </w:lvl>
-    <w:lvl w:ilvl="6" w:tplc="0409000F" w:tentative="1">
-      <w:start w:val="1"/>
-      <w:numFmt w:val="decimal"/>
-      <w:lvlText w:val="%7."/>
-      <w:lvlJc w:val="left"/>
-      <w:pPr>
-        <w:ind w:left="5074" w:hanging="360"/>
-      </w:pPr>
-    </w:lvl>
-    <w:lvl w:ilvl="7" w:tplc="04090019" w:tentative="1">
-      <w:start w:val="1"/>
-      <w:numFmt w:val="lowerLetter"/>
-      <w:lvlText w:val="%8."/>
-      <w:lvlJc w:val="left"/>
-      <w:pPr>
-        <w:ind w:left="5794" w:hanging="360"/>
-      </w:pPr>
-    </w:lvl>
-    <w:lvl w:ilvl="8" w:tplc="0409001B" w:tentative="1">
-      <w:start w:val="1"/>
-      <w:numFmt w:val="lowerRoman"/>
-      <w:lvlText w:val="%9."/>
-      <w:lvlJc w:val="right"/>
-      <w:pPr>
-        <w:ind w:left="6514" w:hanging="180"/>
-      </w:pPr>
-    </w:lvl>
-  </w:abstractNum>
-  <w:abstractNum w:abstractNumId="44" w15:restartNumberingAfterBreak="0">
-    <w:nsid w:val="762C59B8"/>
-    <w:multiLevelType w:val="multilevel"/>
-    <w:tmpl w:val="5C22DD04"/>
-    <w:lvl w:ilvl="0">
-      <w:start w:val="1"/>
-      <w:numFmt w:val="bullet"/>
-      <w:lvlText w:val=""/>
-      <w:lvlJc w:val="left"/>
-      <w:pPr>
-        <w:tabs>
-          <w:tab w:val="num" w:pos="720"/>
-        </w:tabs>
-        <w:ind w:left="720" w:hanging="360"/>
-      </w:pPr>
-      <w:rPr>
-        <w:rFonts w:ascii="Symbol" w:hAnsi="Symbol" w:hint="default"/>
-        <w:sz w:val="20"/>
-      </w:rPr>
-    </w:lvl>
-    <w:lvl w:ilvl="1" w:tentative="1">
-      <w:start w:val="1"/>
-      <w:numFmt w:val="bullet"/>
-      <w:lvlText w:val="o"/>
-      <w:lvlJc w:val="left"/>
-      <w:pPr>
-        <w:tabs>
-          <w:tab w:val="num" w:pos="1440"/>
-        </w:tabs>
-        <w:ind w:left="1440" w:hanging="360"/>
-      </w:pPr>
-      <w:rPr>
-        <w:rFonts w:ascii="Courier New" w:hAnsi="Courier New" w:hint="default"/>
-        <w:sz w:val="20"/>
-      </w:rPr>
-    </w:lvl>
-    <w:lvl w:ilvl="2" w:tentative="1">
-      <w:start w:val="1"/>
-      <w:numFmt w:val="bullet"/>
-      <w:lvlText w:val=""/>
-      <w:lvlJc w:val="left"/>
-      <w:pPr>
-        <w:tabs>
-          <w:tab w:val="num" w:pos="2160"/>
-        </w:tabs>
-        <w:ind w:left="2160" w:hanging="360"/>
-      </w:pPr>
-      <w:rPr>
-        <w:rFonts w:ascii="Wingdings" w:hAnsi="Wingdings" w:hint="default"/>
-        <w:sz w:val="20"/>
-      </w:rPr>
-    </w:lvl>
-    <w:lvl w:ilvl="3" w:tentative="1">
-      <w:start w:val="1"/>
-      <w:numFmt w:val="bullet"/>
-      <w:lvlText w:val=""/>
-      <w:lvlJc w:val="left"/>
-      <w:pPr>
-        <w:tabs>
-          <w:tab w:val="num" w:pos="2880"/>
-        </w:tabs>
-        <w:ind w:left="2880" w:hanging="360"/>
-      </w:pPr>
-      <w:rPr>
-        <w:rFonts w:ascii="Wingdings" w:hAnsi="Wingdings" w:hint="default"/>
-        <w:sz w:val="20"/>
-      </w:rPr>
-    </w:lvl>
-    <w:lvl w:ilvl="4" w:tentative="1">
-      <w:start w:val="1"/>
-      <w:numFmt w:val="bullet"/>
-      <w:lvlText w:val=""/>
-      <w:lvlJc w:val="left"/>
-      <w:pPr>
-        <w:tabs>
-          <w:tab w:val="num" w:pos="3600"/>
-        </w:tabs>
-        <w:ind w:left="3600" w:hanging="360"/>
-      </w:pPr>
-      <w:rPr>
-        <w:rFonts w:ascii="Wingdings" w:hAnsi="Wingdings" w:hint="default"/>
-        <w:sz w:val="20"/>
-      </w:rPr>
-    </w:lvl>
-    <w:lvl w:ilvl="5" w:tentative="1">
-      <w:start w:val="1"/>
-      <w:numFmt w:val="bullet"/>
-      <w:lvlText w:val=""/>
-      <w:lvlJc w:val="left"/>
-      <w:pPr>
-        <w:tabs>
-          <w:tab w:val="num" w:pos="4320"/>
-        </w:tabs>
-        <w:ind w:left="4320" w:hanging="360"/>
-      </w:pPr>
-      <w:rPr>
-        <w:rFonts w:ascii="Wingdings" w:hAnsi="Wingdings" w:hint="default"/>
-        <w:sz w:val="20"/>
-      </w:rPr>
-    </w:lvl>
-    <w:lvl w:ilvl="6" w:tentative="1">
-      <w:start w:val="1"/>
-      <w:numFmt w:val="bullet"/>
-      <w:lvlText w:val=""/>
-      <w:lvlJc w:val="left"/>
-      <w:pPr>
-        <w:tabs>
-          <w:tab w:val="num" w:pos="5040"/>
-        </w:tabs>
-        <w:ind w:left="5040" w:hanging="360"/>
-      </w:pPr>
-      <w:rPr>
-        <w:rFonts w:ascii="Wingdings" w:hAnsi="Wingdings" w:hint="default"/>
-        <w:sz w:val="20"/>
-      </w:rPr>
-    </w:lvl>
-    <w:lvl w:ilvl="7" w:tentative="1">
-      <w:start w:val="1"/>
-      <w:numFmt w:val="bullet"/>
-      <w:lvlText w:val=""/>
-      <w:lvlJc w:val="left"/>
-      <w:pPr>
-        <w:tabs>
-          <w:tab w:val="num" w:pos="5760"/>
-        </w:tabs>
-        <w:ind w:left="5760" w:hanging="360"/>
-      </w:pPr>
-      <w:rPr>
-        <w:rFonts w:ascii="Wingdings" w:hAnsi="Wingdings" w:hint="default"/>
-        <w:sz w:val="20"/>
-      </w:rPr>
-    </w:lvl>
-    <w:lvl w:ilvl="8" w:tentative="1">
-      <w:start w:val="1"/>
-      <w:numFmt w:val="bullet"/>
-      <w:lvlText w:val=""/>
-      <w:lvlJc w:val="left"/>
-      <w:pPr>
-        <w:tabs>
-          <w:tab w:val="num" w:pos="6480"/>
-        </w:tabs>
-        <w:ind w:left="6480" w:hanging="360"/>
-      </w:pPr>
-      <w:rPr>
-        <w:rFonts w:ascii="Wingdings" w:hAnsi="Wingdings" w:hint="default"/>
-        <w:sz w:val="20"/>
-      </w:rPr>
-    </w:lvl>
-  </w:abstractNum>
-  <w:abstractNum w:abstractNumId="45" w15:restartNumberingAfterBreak="0">
+  <w:abstractNum w:abstractNumId="33" w15:restartNumberingAfterBreak="0">
     <w:nsid w:val="780C2602"/>
     <w:multiLevelType w:val="hybridMultilevel"/>
     <w:tmpl w:val="BBAC51F2"/>
@@ -14430,7 +17735,7 @@
       </w:pPr>
     </w:lvl>
   </w:abstractNum>
-  <w:abstractNum w:abstractNumId="46" w15:restartNumberingAfterBreak="0">
+  <w:abstractNum w:abstractNumId="34" w15:restartNumberingAfterBreak="0">
     <w:nsid w:val="78E6593C"/>
     <w:multiLevelType w:val="multilevel"/>
     <w:tmpl w:val="EC1A6772"/>
@@ -14544,7 +17849,7 @@
       </w:rPr>
     </w:lvl>
   </w:abstractNum>
-  <w:abstractNum w:abstractNumId="47" w15:restartNumberingAfterBreak="0">
+  <w:abstractNum w:abstractNumId="35" w15:restartNumberingAfterBreak="0">
     <w:nsid w:val="7A6264BE"/>
     <w:multiLevelType w:val="hybridMultilevel"/>
     <w:tmpl w:val="4C7239DC"/>
@@ -14657,7 +17962,7 @@
       </w:rPr>
     </w:lvl>
   </w:abstractNum>
-  <w:abstractNum w:abstractNumId="48" w15:restartNumberingAfterBreak="0">
+  <w:abstractNum w:abstractNumId="36" w15:restartNumberingAfterBreak="0">
     <w:nsid w:val="7B4B4E3B"/>
     <w:multiLevelType w:val="multilevel"/>
     <w:tmpl w:val="28049700"/>
@@ -14772,7 +18077,7 @@
       </w:rPr>
     </w:lvl>
   </w:abstractNum>
-  <w:abstractNum w:abstractNumId="49" w15:restartNumberingAfterBreak="0">
+  <w:abstractNum w:abstractNumId="37" w15:restartNumberingAfterBreak="0">
     <w:nsid w:val="7BEE1E9F"/>
     <w:multiLevelType w:val="multilevel"/>
     <w:tmpl w:val="21AABBE0"/>
@@ -14797,6 +18102,7 @@
         <w:strike w:val="0"/>
         <w:dstrike w:val="0"/>
         <w:vanish w:val="0"/>
+        <w:color w:val="000000"/>
         <w:spacing w:val="0"/>
         <w:kern w:val="0"/>
         <w:position w:val="0"/>
@@ -14811,11 +18117,6 @@
           <w14:prstDash w14:val="solid"/>
           <w14:bevel/>
         </w14:textOutline>
-        <w14:textFill>
-          <w14:solidFill>
-            <w14:srgbClr w14:val="000000"/>
-          </w14:solidFill>
-        </w14:textFill>
       </w:rPr>
     </w:lvl>
     <w:lvl w:ilvl="1">
@@ -14915,7 +18216,7 @@
       </w:rPr>
     </w:lvl>
   </w:abstractNum>
-  <w:abstractNum w:abstractNumId="50" w15:restartNumberingAfterBreak="0">
+  <w:abstractNum w:abstractNumId="38" w15:restartNumberingAfterBreak="0">
     <w:nsid w:val="7E6D6244"/>
     <w:multiLevelType w:val="multilevel"/>
     <w:tmpl w:val="73E21F2C"/>
@@ -15031,40 +18332,40 @@
     </w:lvl>
   </w:abstractNum>
   <w:num w:numId="1" w16cid:durableId="544485385">
-    <w:abstractNumId w:val="16"/>
+    <w:abstractNumId w:val="13"/>
   </w:num>
   <w:num w:numId="2" w16cid:durableId="1816989954">
-    <w:abstractNumId w:val="12"/>
+    <w:abstractNumId w:val="9"/>
   </w:num>
   <w:num w:numId="3" w16cid:durableId="2032027389">
-    <w:abstractNumId w:val="50"/>
+    <w:abstractNumId w:val="38"/>
   </w:num>
   <w:num w:numId="4" w16cid:durableId="303390381">
-    <w:abstractNumId w:val="11"/>
+    <w:abstractNumId w:val="8"/>
   </w:num>
   <w:num w:numId="5" w16cid:durableId="44643505">
-    <w:abstractNumId w:val="23"/>
+    <w:abstractNumId w:val="18"/>
   </w:num>
   <w:num w:numId="6" w16cid:durableId="423692048">
-    <w:abstractNumId w:val="34"/>
+    <w:abstractNumId w:val="27"/>
     <w:lvlOverride w:ilvl="0">
       <w:startOverride w:val="1"/>
     </w:lvlOverride>
   </w:num>
   <w:num w:numId="7" w16cid:durableId="1158809510">
-    <w:abstractNumId w:val="49"/>
+    <w:abstractNumId w:val="37"/>
   </w:num>
   <w:num w:numId="8" w16cid:durableId="797146339">
-    <w:abstractNumId w:val="45"/>
+    <w:abstractNumId w:val="33"/>
   </w:num>
   <w:num w:numId="9" w16cid:durableId="390077270">
-    <w:abstractNumId w:val="17"/>
+    <w:abstractNumId w:val="14"/>
   </w:num>
   <w:num w:numId="10" w16cid:durableId="1612667980">
-    <w:abstractNumId w:val="31"/>
+    <w:abstractNumId w:val="25"/>
   </w:num>
   <w:num w:numId="11" w16cid:durableId="1112162432">
-    <w:abstractNumId w:val="9"/>
+    <w:abstractNumId w:val="7"/>
     <w:lvlOverride w:ilvl="0">
       <w:startOverride w:val="1"/>
     </w:lvlOverride>
@@ -15094,46 +18395,46 @@
     </w:lvlOverride>
   </w:num>
   <w:num w:numId="12" w16cid:durableId="910191320">
-    <w:abstractNumId w:val="28"/>
+    <w:abstractNumId w:val="22"/>
   </w:num>
   <w:num w:numId="13" w16cid:durableId="567423652">
-    <w:abstractNumId w:val="14"/>
+    <w:abstractNumId w:val="11"/>
   </w:num>
   <w:num w:numId="14" w16cid:durableId="1891380209">
-    <w:abstractNumId w:val="24"/>
+    <w:abstractNumId w:val="19"/>
     <w:lvlOverride w:ilvl="0">
       <w:startOverride w:val="1"/>
     </w:lvlOverride>
   </w:num>
   <w:num w:numId="15" w16cid:durableId="1555047673">
-    <w:abstractNumId w:val="3"/>
+    <w:abstractNumId w:val="1"/>
   </w:num>
   <w:num w:numId="16" w16cid:durableId="1851916641">
-    <w:abstractNumId w:val="37"/>
+    <w:abstractNumId w:val="29"/>
   </w:num>
   <w:num w:numId="17" w16cid:durableId="283124686">
-    <w:abstractNumId w:val="7"/>
+    <w:abstractNumId w:val="5"/>
   </w:num>
   <w:num w:numId="18" w16cid:durableId="1319504679">
-    <w:abstractNumId w:val="26"/>
+    <w:abstractNumId w:val="20"/>
   </w:num>
   <w:num w:numId="19" w16cid:durableId="775713559">
-    <w:abstractNumId w:val="15"/>
+    <w:abstractNumId w:val="12"/>
   </w:num>
   <w:num w:numId="20" w16cid:durableId="1588072294">
-    <w:abstractNumId w:val="6"/>
+    <w:abstractNumId w:val="4"/>
   </w:num>
   <w:num w:numId="21" w16cid:durableId="1189679662">
-    <w:abstractNumId w:val="41"/>
+    <w:abstractNumId w:val="31"/>
   </w:num>
   <w:num w:numId="22" w16cid:durableId="596327886">
-    <w:abstractNumId w:val="29"/>
+    <w:abstractNumId w:val="23"/>
     <w:lvlOverride w:ilvl="0">
       <w:startOverride w:val="1"/>
     </w:lvlOverride>
   </w:num>
   <w:num w:numId="23" w16cid:durableId="173424750">
-    <w:abstractNumId w:val="46"/>
+    <w:abstractNumId w:val="34"/>
     <w:lvlOverride w:ilvl="0">
       <w:startOverride w:val="1"/>
     </w:lvlOverride>
@@ -15163,22 +18464,22 @@
     </w:lvlOverride>
   </w:num>
   <w:num w:numId="24" w16cid:durableId="1160779564">
-    <w:abstractNumId w:val="8"/>
+    <w:abstractNumId w:val="6"/>
   </w:num>
   <w:num w:numId="25" w16cid:durableId="977343496">
     <w:abstractNumId w:val="0"/>
   </w:num>
   <w:num w:numId="26" w16cid:durableId="1425489918">
-    <w:abstractNumId w:val="33"/>
+    <w:abstractNumId w:val="26"/>
     <w:lvlOverride w:ilvl="0">
       <w:startOverride w:val="1"/>
     </w:lvlOverride>
   </w:num>
   <w:num w:numId="27" w16cid:durableId="2020741121">
-    <w:abstractNumId w:val="4"/>
+    <w:abstractNumId w:val="2"/>
   </w:num>
   <w:num w:numId="28" w16cid:durableId="531113305">
-    <w:abstractNumId w:val="22"/>
+    <w:abstractNumId w:val="17"/>
     <w:lvlOverride w:ilvl="0">
       <w:startOverride w:val="1"/>
     </w:lvlOverride>
@@ -15208,75 +18509,39 @@
     </w:lvlOverride>
   </w:num>
   <w:num w:numId="29" w16cid:durableId="1266427787">
+    <w:abstractNumId w:val="24"/>
+  </w:num>
+  <w:num w:numId="30" w16cid:durableId="1646397554">
+    <w:abstractNumId w:val="36"/>
+  </w:num>
+  <w:num w:numId="31" w16cid:durableId="674963319">
+    <w:abstractNumId w:val="10"/>
+  </w:num>
+  <w:num w:numId="32" w16cid:durableId="1542984107">
     <w:abstractNumId w:val="30"/>
   </w:num>
-  <w:num w:numId="30" w16cid:durableId="1646397554">
-    <w:abstractNumId w:val="48"/>
+  <w:num w:numId="33" w16cid:durableId="1185829699">
+    <w:abstractNumId w:val="15"/>
   </w:num>
-  <w:num w:numId="31" w16cid:durableId="674963319">
-    <w:abstractNumId w:val="13"/>
+  <w:num w:numId="34" w16cid:durableId="2025672476">
+    <w:abstractNumId w:val="21"/>
   </w:num>
-  <w:num w:numId="32" w16cid:durableId="1542984107">
-    <w:abstractNumId w:val="39"/>
+  <w:num w:numId="35" w16cid:durableId="272128474">
+    <w:abstractNumId w:val="16"/>
   </w:num>
-  <w:num w:numId="33" w16cid:durableId="396785748">
-    <w:abstractNumId w:val="18"/>
+  <w:num w:numId="36" w16cid:durableId="202211199">
+    <w:abstractNumId w:val="35"/>
   </w:num>
-  <w:num w:numId="34" w16cid:durableId="757478680">
-    <w:abstractNumId w:val="10"/>
+  <w:num w:numId="37" w16cid:durableId="120349411">
+    <w:abstractNumId w:val="3"/>
   </w:num>
-  <w:num w:numId="35" w16cid:durableId="816066933">
-    <w:abstractNumId w:val="1"/>
-  </w:num>
-  <w:num w:numId="36" w16cid:durableId="1622034225">
+  <w:num w:numId="38" w16cid:durableId="620964125">
     <w:abstractNumId w:val="32"/>
   </w:num>
-  <w:num w:numId="37" w16cid:durableId="931863134">
-    <w:abstractNumId w:val="2"/>
+  <w:num w:numId="39" w16cid:durableId="185676364">
+    <w:abstractNumId w:val="28"/>
   </w:num>
-  <w:num w:numId="38" w16cid:durableId="125321124">
-    <w:abstractNumId w:val="43"/>
-  </w:num>
-  <w:num w:numId="39" w16cid:durableId="1211696083">
-    <w:abstractNumId w:val="36"/>
-  </w:num>
-  <w:num w:numId="40" w16cid:durableId="1969237570">
-    <w:abstractNumId w:val="40"/>
-  </w:num>
-  <w:num w:numId="41" w16cid:durableId="154415811">
-    <w:abstractNumId w:val="25"/>
-  </w:num>
-  <w:num w:numId="42" w16cid:durableId="1642424977">
-    <w:abstractNumId w:val="19"/>
-  </w:num>
-  <w:num w:numId="43" w16cid:durableId="1036008978">
-    <w:abstractNumId w:val="44"/>
-  </w:num>
-  <w:num w:numId="44" w16cid:durableId="1560557552">
-    <w:abstractNumId w:val="35"/>
-  </w:num>
-  <w:num w:numId="45" w16cid:durableId="1485469999">
-    <w:abstractNumId w:val="38"/>
-  </w:num>
-  <w:num w:numId="46" w16cid:durableId="1185829699">
-    <w:abstractNumId w:val="20"/>
-  </w:num>
-  <w:num w:numId="47" w16cid:durableId="2025672476">
-    <w:abstractNumId w:val="27"/>
-  </w:num>
-  <w:num w:numId="48" w16cid:durableId="272128474">
-    <w:abstractNumId w:val="21"/>
-  </w:num>
-  <w:num w:numId="49" w16cid:durableId="202211199">
-    <w:abstractNumId w:val="47"/>
-  </w:num>
-  <w:num w:numId="50" w16cid:durableId="120349411">
-    <w:abstractNumId w:val="5"/>
-  </w:num>
-  <w:num w:numId="51" w16cid:durableId="620964125">
-    <w:abstractNumId w:val="42"/>
-  </w:num>
-  <w:numIdMacAtCleanup w:val="32"/>
+  <w:numIdMacAtCleanup w:val="39"/>
 </w:numbering>
 </file>
 
